--- a/04-build/whitepaper.docx
+++ b/04-build/whitepaper.docx
@@ -39,7 +39,7 @@
             <w:pStyle w:val="TOCHeading"/>
           </w:pPr>
           <w:r>
-            <w:t xml:space="preserve">Table of Contents</w:t>
+            <w:t xml:space="preserve">Daftar Isi</w:t>
           </w:r>
         </w:p>
         <w:p>
@@ -7820,7 +7820,7 @@
     </w:p>
     <w:bookmarkEnd w:id="108"/>
     <w:bookmarkEnd w:id="109"/>
-    <w:bookmarkStart w:id="120" w:name="X72f0bc3043fb01d4e760c47cde88016e228f34b"/>
+    <w:bookmarkStart w:id="121" w:name="X72f0bc3043fb01d4e760c47cde88016e228f34b"/>
     <w:p>
       <w:pPr>
         <w:pStyle w:val="Heading1"/>
@@ -8353,21 +8353,29 @@
       </w:r>
     </w:p>
     <w:bookmarkEnd w:id="117"/>
-    <w:bookmarkStart w:id="118" w:name="X6eb5e05cb053bfaf8a17399cd052d73a12a3d67"/>
+    <w:bookmarkStart w:id="118" w:name="X8795c88515e604a2b334dc7fc7f78e3efa6e28b"/>
     <w:p>
       <w:pPr>
         <w:pStyle w:val="Heading2"/>
       </w:pPr>
       <w:r>
-        <w:t xml:space="preserve">Regulator and Audit Support (Privacy-Preserving)</w:t>
-      </w:r>
-    </w:p>
-    <w:p>
-      <w:pPr>
-        <w:pStyle w:val="FirstParagraph"/>
-      </w:pPr>
-      <w:r>
-        <w:t xml:space="preserve">Regulator and auditor support is implemented through:</w:t>
+        <w:t xml:space="preserve">Retention, Access Governance, and Redaction</w:t>
+      </w:r>
+    </w:p>
+    <w:p>
+      <w:pPr>
+        <w:pStyle w:val="FirstParagraph"/>
+      </w:pPr>
+      <w:r>
+        <w:t xml:space="preserve">Privacy compliance and auditability require explicit governance over how long records are kept, who can access them, and how data is minimized when shared across parties and jurisdictions.</w:t>
+      </w:r>
+    </w:p>
+    <w:p>
+      <w:pPr>
+        <w:pStyle w:val="BodyText"/>
+      </w:pPr>
+      <w:r>
+        <w:t xml:space="preserve">Minimum requirements (high-level):</w:t>
       </w:r>
     </w:p>
     <w:p>
@@ -8376,178 +8384,6 @@
         <w:numPr>
           <w:ilvl w:val="0"/>
           <w:numId w:val="1083"/>
-        </w:numPr>
-      </w:pPr>
-      <w:r>
-        <w:t xml:space="preserve">evidence packages that can be generated without exposing personal data on-chain</w:t>
-      </w:r>
-    </w:p>
-    <w:p>
-      <w:pPr>
-        <w:pStyle w:val="Compact"/>
-        <w:numPr>
-          <w:ilvl w:val="0"/>
-          <w:numId w:val="1083"/>
-        </w:numPr>
-      </w:pPr>
-      <w:r>
-        <w:t xml:space="preserve">controlled read-only access to audit logs and reconciliations</w:t>
-      </w:r>
-    </w:p>
-    <w:p>
-      <w:pPr>
-        <w:pStyle w:val="Compact"/>
-        <w:numPr>
-          <w:ilvl w:val="0"/>
-          <w:numId w:val="1083"/>
-        </w:numPr>
-      </w:pPr>
-      <w:r>
-        <w:t xml:space="preserve">redaction and minimization practices for reports shared across jurisdictions</w:t>
-      </w:r>
-    </w:p>
-    <w:bookmarkEnd w:id="118"/>
-    <w:bookmarkStart w:id="119" w:name="cross-border-implications"/>
-    <w:p>
-      <w:pPr>
-        <w:pStyle w:val="Heading2"/>
-      </w:pPr>
-      <w:r>
-        <w:t xml:space="preserve">Cross-Border Implications</w:t>
-      </w:r>
-    </w:p>
-    <w:p>
-      <w:pPr>
-        <w:pStyle w:val="FirstParagraph"/>
-      </w:pPr>
-      <w:r>
-        <w:t xml:space="preserve">Cross-border participation increases privacy risk surface area due to more parties and data flows. The framework mitigates this through:</w:t>
-      </w:r>
-    </w:p>
-    <w:p>
-      <w:pPr>
-        <w:pStyle w:val="Compact"/>
-        <w:numPr>
-          <w:ilvl w:val="0"/>
-          <w:numId w:val="1084"/>
-        </w:numPr>
-      </w:pPr>
-      <w:r>
-        <w:t xml:space="preserve">a strict off-chain personal data boundary</w:t>
-      </w:r>
-    </w:p>
-    <w:p>
-      <w:pPr>
-        <w:pStyle w:val="Compact"/>
-        <w:numPr>
-          <w:ilvl w:val="0"/>
-          <w:numId w:val="1084"/>
-        </w:numPr>
-      </w:pPr>
-      <w:r>
-        <w:t xml:space="preserve">jurisdiction-aware access policies</w:t>
-      </w:r>
-    </w:p>
-    <w:p>
-      <w:pPr>
-        <w:pStyle w:val="Compact"/>
-        <w:numPr>
-          <w:ilvl w:val="0"/>
-          <w:numId w:val="1084"/>
-        </w:numPr>
-      </w:pPr>
-      <w:r>
-        <w:t xml:space="preserve">venue-specific controls and data handling agreements</w:t>
-      </w:r>
-    </w:p>
-    <w:p>
-      <w:pPr>
-        <w:pStyle w:val="FirstParagraph"/>
-      </w:pPr>
-      <w:r>
-        <w:t xml:space="preserve">Residual risk remains and must be managed through governance, audits, and ongoing compliance monitoring.</w:t>
-      </w:r>
-    </w:p>
-    <w:p>
-      <w:pPr>
-        <w:pStyle w:val="BodyText"/>
-      </w:pPr>
-      <w:r>
-        <w:t xml:space="preserve">ewpage</w:t>
-      </w:r>
-    </w:p>
-    <w:bookmarkEnd w:id="119"/>
-    <w:bookmarkEnd w:id="120"/>
-    <w:bookmarkStart w:id="146" w:name="liquidity-engineering"/>
-    <w:p>
-      <w:pPr>
-        <w:pStyle w:val="Heading1"/>
-      </w:pPr>
-      <w:r>
-        <w:t xml:space="preserve">Liquidity Engineering</w:t>
-      </w:r>
-    </w:p>
-    <w:p>
-      <w:pPr>
-        <w:pStyle w:val="FirstParagraph"/>
-      </w:pPr>
-      <w:r>
-        <w:t xml:space="preserve">Reference diagram:</w:t>
-      </w:r>
-      <w:r>
-        <w:t xml:space="preserve"> </w:t>
-      </w:r>
-      <w:r>
-        <w:rPr>
-          <w:rStyle w:val="VerbatimChar"/>
-        </w:rPr>
-        <w:t xml:space="preserve">02-figures/diagrams/liquidity-engineering-map.md</w:t>
-      </w:r>
-      <w:r>
-        <w:t xml:space="preserve">.</w:t>
-      </w:r>
-      <w:r>
-        <w:t xml:space="preserve"> </w:t>
-      </w:r>
-      <w:r>
-        <w:t xml:space="preserve">Related diagram:</w:t>
-      </w:r>
-      <w:r>
-        <w:t xml:space="preserve"> </w:t>
-      </w:r>
-      <w:r>
-        <w:rPr>
-          <w:rStyle w:val="VerbatimChar"/>
-        </w:rPr>
-        <w:t xml:space="preserve">02-figures/diagrams/secondary-market-and-exit-pathways.md</w:t>
-      </w:r>
-      <w:r>
-        <w:t xml:space="preserve">.</w:t>
-      </w:r>
-    </w:p>
-    <w:bookmarkStart w:id="121" w:name="X6621a4422870a40ae8cac5d4a2b99d462390673"/>
-    <w:p>
-      <w:pPr>
-        <w:pStyle w:val="Heading2"/>
-      </w:pPr>
-      <w:r>
-        <w:t xml:space="preserve">Two Liquidity Problems (Distinguish Clearly)</w:t>
-      </w:r>
-    </w:p>
-    <w:p>
-      <w:pPr>
-        <w:pStyle w:val="FirstParagraph"/>
-      </w:pPr>
-      <w:r>
-        <w:t xml:space="preserve">In this program, “liquidity” refers to two distinct requirements that should not be conflated:</w:t>
-      </w:r>
-    </w:p>
-    <w:p>
-      <w:pPr>
-        <w:pStyle w:val="Compact"/>
-        <w:numPr>
-          <w:ilvl w:val="0"/>
-          <w:numId w:val="1085"/>
         </w:numPr>
       </w:pPr>
       <w:r>
@@ -8555,21 +8391,21 @@
           <w:b/>
           <w:bCs/>
         </w:rPr>
-        <w:t xml:space="preserve">Origination / drawdown liquidity:</w:t>
-      </w:r>
-      <w:r>
-        <w:t xml:space="preserve"> </w:t>
-      </w:r>
-      <w:r>
-        <w:t xml:space="preserve">whether borrower funding can be delivered on schedule.</w:t>
-      </w:r>
-    </w:p>
-    <w:p>
-      <w:pPr>
-        <w:pStyle w:val="Compact"/>
-        <w:numPr>
-          <w:ilvl w:val="0"/>
-          <w:numId w:val="1085"/>
+        <w:t xml:space="preserve">Retention schedules:</w:t>
+      </w:r>
+      <w:r>
+        <w:t xml:space="preserve"> </w:t>
+      </w:r>
+      <w:r>
+        <w:t xml:space="preserve">define retention periods for KYC artifacts, screening results, disclosures, audit logs, and evidence packs, aligned to applicable obligations and purpose limitation.</w:t>
+      </w:r>
+    </w:p>
+    <w:p>
+      <w:pPr>
+        <w:pStyle w:val="Compact"/>
+        <w:numPr>
+          <w:ilvl w:val="0"/>
+          <w:numId w:val="1083"/>
         </w:numPr>
       </w:pPr>
       <w:r>
@@ -8577,1003 +8413,255 @@
           <w:b/>
           <w:bCs/>
         </w:rPr>
-        <w:t xml:space="preserve">Investor exit liquidity:</w:t>
-      </w:r>
-      <w:r>
-        <w:t xml:space="preserve"> </w:t>
-      </w:r>
-      <w:r>
-        <w:t xml:space="preserve">whether token holders can sell or redeem their position after issuance.</w:t>
-      </w:r>
-    </w:p>
-    <w:p>
-      <w:pPr>
-        <w:pStyle w:val="FirstParagraph"/>
-      </w:pPr>
-      <w:r>
-        <w:t xml:space="preserve">This whitepaper treats investor exit liquidity as market- and venue-dependent, while origination liquidity can be engineered through primary-market design and operating controls.</w:t>
-      </w:r>
-    </w:p>
-    <w:bookmarkEnd w:id="121"/>
-    <w:bookmarkStart w:id="122" w:name="Xe18564fa9a24ea9a53134b2b22dccb4aa24f016"/>
-    <w:p>
-      <w:pPr>
-        <w:pStyle w:val="Heading2"/>
-      </w:pPr>
-      <w:r>
-        <w:t xml:space="preserve">Principle: Tokenization ≠ Automatic Liquidity</w:t>
-      </w:r>
-    </w:p>
-    <w:p>
-      <w:pPr>
-        <w:pStyle w:val="FirstParagraph"/>
-      </w:pPr>
-      <w:r>
-        <w:t xml:space="preserve">Tokenization can improve transferability and operational efficiency, but it does not automatically create liquidity. Real estate exposures remain subject to:</w:t>
-      </w:r>
-    </w:p>
-    <w:p>
-      <w:pPr>
-        <w:pStyle w:val="Compact"/>
-        <w:numPr>
-          <w:ilvl w:val="0"/>
-          <w:numId w:val="1086"/>
-        </w:numPr>
-      </w:pPr>
-      <w:r>
-        <w:t xml:space="preserve">investor eligibility constraints</w:t>
-      </w:r>
-    </w:p>
-    <w:p>
-      <w:pPr>
-        <w:pStyle w:val="Compact"/>
-        <w:numPr>
-          <w:ilvl w:val="0"/>
-          <w:numId w:val="1086"/>
-        </w:numPr>
-      </w:pPr>
-      <w:r>
-        <w:t xml:space="preserve">selling restrictions and venue requirements</w:t>
-      </w:r>
-    </w:p>
-    <w:p>
-      <w:pPr>
-        <w:pStyle w:val="Compact"/>
-        <w:numPr>
-          <w:ilvl w:val="0"/>
-          <w:numId w:val="1086"/>
-        </w:numPr>
-      </w:pPr>
-      <w:r>
-        <w:t xml:space="preserve">valuation cadence and disclosure obligations</w:t>
-      </w:r>
-    </w:p>
-    <w:p>
-      <w:pPr>
-        <w:pStyle w:val="Compact"/>
-        <w:numPr>
-          <w:ilvl w:val="0"/>
-          <w:numId w:val="1086"/>
-        </w:numPr>
-      </w:pPr>
-      <w:r>
-        <w:t xml:space="preserve">market participant appetite and risk pricing</w:t>
-      </w:r>
-    </w:p>
-    <w:p>
-      <w:pPr>
-        <w:pStyle w:val="FirstParagraph"/>
-      </w:pPr>
-      <w:r>
-        <w:t xml:space="preserve">Liquidity must therefore be engineered through market design, regulated infrastructure, and documented mechanisms that protect investors and support orderly markets.</w:t>
-      </w:r>
-    </w:p>
-    <w:bookmarkEnd w:id="122"/>
-    <w:bookmarkStart w:id="123" w:name="liquidity-objectives"/>
-    <w:p>
-      <w:pPr>
-        <w:pStyle w:val="Heading2"/>
-      </w:pPr>
-      <w:r>
-        <w:t xml:space="preserve">Liquidity Objectives</w:t>
-      </w:r>
-    </w:p>
-    <w:p>
-      <w:pPr>
-        <w:pStyle w:val="Compact"/>
-        <w:numPr>
-          <w:ilvl w:val="0"/>
-          <w:numId w:val="1087"/>
-        </w:numPr>
-      </w:pPr>
-      <w:r>
-        <w:t xml:space="preserve">Provide credible exit pathways aligned with regulatory constraints</w:t>
-      </w:r>
-    </w:p>
-    <w:p>
-      <w:pPr>
-        <w:pStyle w:val="Compact"/>
-        <w:numPr>
-          <w:ilvl w:val="0"/>
-          <w:numId w:val="1087"/>
-        </w:numPr>
-      </w:pPr>
-      <w:r>
-        <w:t xml:space="preserve">Support price discovery with valuation integrity and disclosure discipline</w:t>
-      </w:r>
-    </w:p>
-    <w:p>
-      <w:pPr>
-        <w:pStyle w:val="Compact"/>
-        <w:numPr>
-          <w:ilvl w:val="0"/>
-          <w:numId w:val="1087"/>
-        </w:numPr>
-      </w:pPr>
-      <w:r>
-        <w:t xml:space="preserve">Reduce operational friction in transfers and settlement (where permitted)</w:t>
-      </w:r>
-    </w:p>
-    <w:p>
-      <w:pPr>
-        <w:pStyle w:val="Compact"/>
-        <w:numPr>
-          <w:ilvl w:val="0"/>
-          <w:numId w:val="1087"/>
-        </w:numPr>
-      </w:pPr>
-      <w:r>
-        <w:t xml:space="preserve">Maintain market conduct controls (surveillance, restricted trading where required)</w:t>
-      </w:r>
-    </w:p>
-    <w:bookmarkEnd w:id="123"/>
-    <w:bookmarkStart w:id="127" w:name="market-structure-dual-market-model"/>
-    <w:p>
-      <w:pPr>
-        <w:pStyle w:val="Heading2"/>
-      </w:pPr>
-      <w:r>
-        <w:t xml:space="preserve">Market Structure: Dual-Market Model</w:t>
-      </w:r>
-    </w:p>
-    <w:bookmarkStart w:id="125" w:name="primary-market-issuance"/>
-    <w:p>
-      <w:pPr>
-        <w:pStyle w:val="Heading3"/>
-      </w:pPr>
-      <w:r>
-        <w:t xml:space="preserve">Primary Market (Issuance)</w:t>
-      </w:r>
-    </w:p>
-    <w:p>
-      <w:pPr>
-        <w:pStyle w:val="FirstParagraph"/>
-      </w:pPr>
-      <w:r>
-        <w:t xml:space="preserve">The primary market is executed through regulated distribution channels, with:</w:t>
-      </w:r>
-    </w:p>
-    <w:p>
-      <w:pPr>
-        <w:pStyle w:val="Compact"/>
-        <w:numPr>
-          <w:ilvl w:val="0"/>
-          <w:numId w:val="1088"/>
-        </w:numPr>
-      </w:pPr>
-      <w:r>
-        <w:t xml:space="preserve">off-chain KYC/AML and eligibility checks</w:t>
-      </w:r>
-    </w:p>
-    <w:p>
-      <w:pPr>
-        <w:pStyle w:val="Compact"/>
-        <w:numPr>
-          <w:ilvl w:val="0"/>
-          <w:numId w:val="1088"/>
-        </w:numPr>
-      </w:pPr>
-      <w:r>
-        <w:t xml:space="preserve">documented subscriptions and allocations</w:t>
-      </w:r>
-    </w:p>
-    <w:p>
-      <w:pPr>
-        <w:pStyle w:val="Compact"/>
-        <w:numPr>
-          <w:ilvl w:val="0"/>
-          <w:numId w:val="1088"/>
-        </w:numPr>
-      </w:pPr>
-      <w:r>
-        <w:t xml:space="preserve">controlled on-chain issuance (after approvals)</w:t>
-      </w:r>
-    </w:p>
-    <w:bookmarkStart w:id="124" w:name="Xc2c42e48ea0cbc34b66977b40f86d1707a937fa"/>
-    <w:p>
-      <w:pPr>
-        <w:pStyle w:val="Heading4"/>
-      </w:pPr>
-      <w:r>
-        <w:t xml:space="preserve">Escrow + Close Threshold (Capital-Light Origination Liquidity)</w:t>
-      </w:r>
-    </w:p>
-    <w:p>
-      <w:pPr>
-        <w:pStyle w:val="FirstParagraph"/>
-      </w:pPr>
-      <w:r>
-        <w:t xml:space="preserve">For debt-based offerings, origination liquidity can be engineered without relying on a platform balance sheet by using</w:t>
-      </w:r>
-      <w:r>
-        <w:t xml:space="preserve"> </w:t>
-      </w:r>
+        <w:t xml:space="preserve">Access governance:</w:t>
+      </w:r>
+      <w:r>
+        <w:t xml:space="preserve"> </w:t>
+      </w:r>
+      <w:r>
+        <w:t xml:space="preserve">enforce RBAC, least privilege, and periodic access reviews for personal data and compliance evidence.</w:t>
+      </w:r>
+    </w:p>
+    <w:p>
+      <w:pPr>
+        <w:pStyle w:val="Compact"/>
+        <w:numPr>
+          <w:ilvl w:val="0"/>
+          <w:numId w:val="1083"/>
+        </w:numPr>
+      </w:pPr>
       <w:r>
         <w:rPr>
           <w:b/>
           <w:bCs/>
         </w:rPr>
-        <w:t xml:space="preserve">segregated escrow accounts and defined closing thresholds</w:t>
-      </w:r>
-      <w:r>
-        <w:t xml:space="preserve">:</w:t>
-      </w:r>
-    </w:p>
-    <w:p>
-      <w:pPr>
-        <w:pStyle w:val="Compact"/>
-        <w:numPr>
-          <w:ilvl w:val="0"/>
-          <w:numId w:val="1089"/>
-        </w:numPr>
-      </w:pPr>
-      <w:r>
-        <w:t xml:space="preserve">investor commitments are collected into escrow during the offering window;</w:t>
-      </w:r>
-    </w:p>
-    <w:p>
-      <w:pPr>
-        <w:pStyle w:val="Compact"/>
-        <w:numPr>
-          <w:ilvl w:val="0"/>
-          <w:numId w:val="1089"/>
-        </w:numPr>
-      </w:pPr>
-      <w:r>
-        <w:t xml:space="preserve">closing proceeds only if the raise meets a documented</w:t>
-      </w:r>
-      <w:r>
-        <w:t xml:space="preserve"> </w:t>
-      </w:r>
+        <w:t xml:space="preserve">Redaction and minimization:</w:t>
+      </w:r>
+      <w:r>
+        <w:t xml:space="preserve"> </w:t>
+      </w:r>
+      <w:r>
+        <w:t xml:space="preserve">when providing evidence to auditors, venues, or cross-border partners, share only what is required (redacted where appropriate) and retain a record of what was shared.</w:t>
+      </w:r>
+    </w:p>
+    <w:p>
+      <w:pPr>
+        <w:pStyle w:val="Compact"/>
+        <w:numPr>
+          <w:ilvl w:val="0"/>
+          <w:numId w:val="1083"/>
+        </w:numPr>
+      </w:pPr>
       <w:r>
         <w:rPr>
           <w:b/>
           <w:bCs/>
         </w:rPr>
-        <w:t xml:space="preserve">minimum close</w:t>
-      </w:r>
-      <w:r>
-        <w:t xml:space="preserve"> </w:t>
-      </w:r>
-      <w:r>
-        <w:t xml:space="preserve">(and other conditions precedent, including Indonesian collateral/security documentation steps such as notary/PPAT processes where applicable);</w:t>
-      </w:r>
-    </w:p>
-    <w:p>
-      <w:pPr>
-        <w:pStyle w:val="Compact"/>
-        <w:numPr>
-          <w:ilvl w:val="0"/>
-          <w:numId w:val="1089"/>
-        </w:numPr>
-      </w:pPr>
-      <w:r>
-        <w:t xml:space="preserve">if the threshold is not met, the borrower may accept a partial close (if permitted) or cancel; if cancelled, escrow funds are refunded and the offering is void.</w:t>
-      </w:r>
-    </w:p>
-    <w:p>
-      <w:pPr>
-        <w:pStyle w:val="FirstParagraph"/>
-      </w:pPr>
-      <w:r>
-        <w:t xml:space="preserve">This approach reduces the need for an open-ended backstop and makes funding certainty an explicit contractual outcome, supported by auditable escrow release controls.</w:t>
-      </w:r>
-    </w:p>
-    <w:bookmarkEnd w:id="124"/>
-    <w:bookmarkEnd w:id="125"/>
-    <w:bookmarkStart w:id="126" w:name="secondary-market-trading"/>
-    <w:p>
-      <w:pPr>
-        <w:pStyle w:val="Heading3"/>
-      </w:pPr>
-      <w:r>
-        <w:t xml:space="preserve">Secondary Market (Trading)</w:t>
-      </w:r>
-    </w:p>
-    <w:p>
-      <w:pPr>
-        <w:pStyle w:val="FirstParagraph"/>
-      </w:pPr>
-      <w:r>
-        <w:t xml:space="preserve">Secondary trading is enabled only where permitted, through regulated venues or controlled transfer mechanisms. The architecture supports:</w:t>
-      </w:r>
-    </w:p>
-    <w:p>
-      <w:pPr>
-        <w:pStyle w:val="Compact"/>
-        <w:numPr>
-          <w:ilvl w:val="0"/>
-          <w:numId w:val="1090"/>
-        </w:numPr>
-      </w:pPr>
-      <w:r>
-        <w:t xml:space="preserve">venue integration for onboarding coordination and trading rule enforcement</w:t>
-      </w:r>
-    </w:p>
-    <w:p>
-      <w:pPr>
-        <w:pStyle w:val="Compact"/>
-        <w:numPr>
-          <w:ilvl w:val="0"/>
-          <w:numId w:val="1090"/>
-        </w:numPr>
-      </w:pPr>
-      <w:r>
-        <w:t xml:space="preserve">whitelist enforcement and jurisdiction-aware restrictions</w:t>
-      </w:r>
-    </w:p>
-    <w:p>
-      <w:pPr>
-        <w:pStyle w:val="Compact"/>
-        <w:numPr>
-          <w:ilvl w:val="0"/>
-          <w:numId w:val="1090"/>
-        </w:numPr>
-      </w:pPr>
-      <w:r>
-        <w:t xml:space="preserve">auditable event logs and post-trade reconciliation to the investor registry</w:t>
-      </w:r>
-    </w:p>
-    <w:p>
-      <w:pPr>
-        <w:pStyle w:val="FirstParagraph"/>
-      </w:pPr>
-      <w:r>
-        <w:t xml:space="preserve">Liquidity fragmentation across ASEAN jurisdictions is expected and must be managed through venue-specific controls and rollout sequencing.</w:t>
-      </w:r>
-    </w:p>
-    <w:bookmarkEnd w:id="126"/>
-    <w:bookmarkEnd w:id="127"/>
-    <w:bookmarkStart w:id="133" w:name="Xe21d1fa497f6d742b332545a22a646c3ce9ca64"/>
+        <w:t xml:space="preserve">Cross-border evidence sharing:</w:t>
+      </w:r>
+      <w:r>
+        <w:t xml:space="preserve"> </w:t>
+      </w:r>
+      <w:r>
+        <w:t xml:space="preserve">treat evidence sharing as a governed process with accountability (controller/processor roles), logging, and secure transfer mechanisms.</w:t>
+      </w:r>
+    </w:p>
+    <w:bookmarkEnd w:id="118"/>
+    <w:bookmarkStart w:id="119" w:name="X6eb5e05cb053bfaf8a17399cd052d73a12a3d67"/>
     <w:p>
       <w:pPr>
         <w:pStyle w:val="Heading2"/>
       </w:pPr>
       <w:r>
-        <w:t xml:space="preserve">Secondary Market Design (Regulated, Venue-Specific)</w:t>
-      </w:r>
-    </w:p>
-    <w:bookmarkStart w:id="128" w:name="objectives"/>
-    <w:p>
-      <w:pPr>
-        <w:pStyle w:val="Heading3"/>
-      </w:pPr>
-      <w:r>
-        <w:t xml:space="preserve">Objectives</w:t>
-      </w:r>
-    </w:p>
-    <w:p>
-      <w:pPr>
-        <w:pStyle w:val="FirstParagraph"/>
-      </w:pPr>
-      <w:r>
-        <w:t xml:space="preserve">Secondary trading is designed to provide controlled transferability and price discovery where permitted, while protecting investors and maintaining evidence for audits. It is explicitly not designed as permissionless crypto trading.</w:t>
-      </w:r>
-    </w:p>
-    <w:bookmarkEnd w:id="128"/>
-    <w:bookmarkStart w:id="129" w:name="Xa0ecba64d5ce24815e517466e018e6c6e665018"/>
-    <w:p>
-      <w:pPr>
-        <w:pStyle w:val="Heading3"/>
-      </w:pPr>
-      <w:r>
-        <w:t xml:space="preserve">Venue Strategy (Where Trading Is Permitted)</w:t>
-      </w:r>
-    </w:p>
-    <w:p>
-      <w:pPr>
-        <w:pStyle w:val="FirstParagraph"/>
-      </w:pPr>
-      <w:r>
-        <w:t xml:space="preserve">Secondary trading should occur via regulated venues or regulated channels that can support:</w:t>
-      </w:r>
-    </w:p>
-    <w:p>
-      <w:pPr>
-        <w:pStyle w:val="Compact"/>
-        <w:numPr>
-          <w:ilvl w:val="0"/>
-          <w:numId w:val="1091"/>
-        </w:numPr>
-      </w:pPr>
-      <w:r>
-        <w:t xml:space="preserve">participant onboarding coordination (or reliance on issuer onboarding)</w:t>
-      </w:r>
-    </w:p>
-    <w:p>
-      <w:pPr>
-        <w:pStyle w:val="Compact"/>
-        <w:numPr>
-          <w:ilvl w:val="0"/>
-          <w:numId w:val="1091"/>
-        </w:numPr>
-      </w:pPr>
-      <w:r>
-        <w:t xml:space="preserve">market conduct controls and surveillance expectations</w:t>
-      </w:r>
-    </w:p>
-    <w:p>
-      <w:pPr>
-        <w:pStyle w:val="Compact"/>
-        <w:numPr>
-          <w:ilvl w:val="0"/>
-          <w:numId w:val="1091"/>
-        </w:numPr>
-      </w:pPr>
-      <w:r>
-        <w:t xml:space="preserve">enforcement of selling restrictions and eligibility (jurisdiction-aware)</w:t>
-      </w:r>
-    </w:p>
-    <w:p>
-      <w:pPr>
-        <w:pStyle w:val="Compact"/>
-        <w:numPr>
-          <w:ilvl w:val="0"/>
-          <w:numId w:val="1091"/>
-        </w:numPr>
-      </w:pPr>
-      <w:r>
-        <w:t xml:space="preserve">auditable reporting and evidence retention</w:t>
-      </w:r>
-    </w:p>
-    <w:p>
-      <w:pPr>
-        <w:pStyle w:val="FirstParagraph"/>
-      </w:pPr>
-      <w:r>
-        <w:t xml:space="preserve">Venue access may differ by jurisdiction, investor category, and product model. The program therefore expects fragmentation and treats “listing” as a phased, venue-by-venue decision.</w:t>
-      </w:r>
-    </w:p>
-    <w:bookmarkEnd w:id="129"/>
-    <w:bookmarkStart w:id="130" w:name="X091134cf6d017099e20cbe25c1a5d277cf84caf"/>
-    <w:p>
-      <w:pPr>
-        <w:pStyle w:val="Heading3"/>
-      </w:pPr>
-      <w:r>
-        <w:t xml:space="preserve">Transferability Rules (Beyond Wallet Whitelisting)</w:t>
-      </w:r>
-    </w:p>
-    <w:p>
-      <w:pPr>
-        <w:pStyle w:val="FirstParagraph"/>
-      </w:pPr>
-      <w:r>
-        <w:t xml:space="preserve">Secondary-market transferability typically requires additional constraints beyond wallet whitelisting, such as:</w:t>
-      </w:r>
-    </w:p>
-    <w:p>
-      <w:pPr>
-        <w:pStyle w:val="Compact"/>
-        <w:numPr>
-          <w:ilvl w:val="0"/>
-          <w:numId w:val="1092"/>
-        </w:numPr>
-      </w:pPr>
-      <w:r>
-        <w:t xml:space="preserve">lock-up periods after issuance</w:t>
-      </w:r>
-    </w:p>
-    <w:p>
-      <w:pPr>
-        <w:pStyle w:val="Compact"/>
-        <w:numPr>
-          <w:ilvl w:val="0"/>
-          <w:numId w:val="1092"/>
-        </w:numPr>
-      </w:pPr>
-      <w:r>
-        <w:t xml:space="preserve">resale constraints by investor category (e.g., institutional-only)</w:t>
-      </w:r>
-    </w:p>
-    <w:p>
-      <w:pPr>
-        <w:pStyle w:val="Compact"/>
-        <w:numPr>
-          <w:ilvl w:val="0"/>
-          <w:numId w:val="1092"/>
-        </w:numPr>
-      </w:pPr>
-      <w:r>
-        <w:t xml:space="preserve">venue-only trading requirements for specific jurisdictions</w:t>
-      </w:r>
-    </w:p>
-    <w:p>
-      <w:pPr>
-        <w:pStyle w:val="Compact"/>
-        <w:numPr>
-          <w:ilvl w:val="0"/>
-          <w:numId w:val="1092"/>
-        </w:numPr>
-      </w:pPr>
-      <w:r>
-        <w:t xml:space="preserve">caps or throttles (where retail constraints apply, such as crowdfunding contexts)</w:t>
-      </w:r>
-    </w:p>
-    <w:p>
-      <w:pPr>
-        <w:pStyle w:val="FirstParagraph"/>
-      </w:pPr>
-      <w:r>
-        <w:t xml:space="preserve">These constraints are implemented through policy versioning and auditable transfer decisioning (allowed/blocked with reason).</w:t>
-      </w:r>
-    </w:p>
-    <w:bookmarkEnd w:id="130"/>
-    <w:bookmarkStart w:id="131" w:name="settlement-and-register-integrity"/>
-    <w:p>
-      <w:pPr>
-        <w:pStyle w:val="Heading3"/>
-      </w:pPr>
-      <w:r>
-        <w:t xml:space="preserve">Settlement and Register Integrity</w:t>
-      </w:r>
-    </w:p>
-    <w:p>
-      <w:pPr>
-        <w:pStyle w:val="FirstParagraph"/>
-      </w:pPr>
-      <w:r>
-        <w:t xml:space="preserve">Because the authoritative register is off-chain in a hybrid model, secondary trading requires reconciliation discipline:</w:t>
-      </w:r>
-    </w:p>
-    <w:p>
-      <w:pPr>
-        <w:pStyle w:val="Compact"/>
-        <w:numPr>
-          <w:ilvl w:val="0"/>
-          <w:numId w:val="1093"/>
-        </w:numPr>
-      </w:pPr>
-      <w:r>
-        <w:t xml:space="preserve">on-chain events provide tamper-evident transfer logs</w:t>
-      </w:r>
-    </w:p>
-    <w:p>
-      <w:pPr>
-        <w:pStyle w:val="Compact"/>
-        <w:numPr>
-          <w:ilvl w:val="0"/>
-          <w:numId w:val="1093"/>
-        </w:numPr>
-      </w:pPr>
-      <w:r>
-        <w:t xml:space="preserve">off-chain event store records policy outcomes and evidence references</w:t>
-      </w:r>
-    </w:p>
-    <w:p>
-      <w:pPr>
-        <w:pStyle w:val="Compact"/>
-        <w:numPr>
-          <w:ilvl w:val="0"/>
-          <w:numId w:val="1093"/>
-        </w:numPr>
-      </w:pPr>
-      <w:r>
-        <w:t xml:space="preserve">post-trade reconciliation ties venue reports (where available) to on-chain and off-chain states</w:t>
-      </w:r>
-    </w:p>
-    <w:p>
-      <w:pPr>
-        <w:pStyle w:val="FirstParagraph"/>
-      </w:pPr>
-      <w:r>
-        <w:t xml:space="preserve">The design goal is to prevent “shadow registers” and to ensure that statements, corporate actions, and entitlements are computed from a consistent, auditable record.</w:t>
-      </w:r>
-    </w:p>
-    <w:bookmarkEnd w:id="131"/>
-    <w:bookmarkStart w:id="132" w:name="secondary-market-limitations-explicit"/>
-    <w:p>
-      <w:pPr>
-        <w:pStyle w:val="Heading3"/>
-      </w:pPr>
-      <w:r>
-        <w:t xml:space="preserve">Secondary-Market Limitations (Explicit)</w:t>
-      </w:r>
-    </w:p>
-    <w:p>
-      <w:pPr>
-        <w:pStyle w:val="Compact"/>
-        <w:numPr>
-          <w:ilvl w:val="0"/>
-          <w:numId w:val="1094"/>
-        </w:numPr>
-      </w:pPr>
-      <w:r>
-        <w:t xml:space="preserve">Secondary trading may be unavailable in some jurisdictions or investor categories.</w:t>
-      </w:r>
-    </w:p>
-    <w:p>
-      <w:pPr>
-        <w:pStyle w:val="Compact"/>
-        <w:numPr>
-          <w:ilvl w:val="0"/>
-          <w:numId w:val="1094"/>
-        </w:numPr>
-      </w:pPr>
-      <w:r>
-        <w:t xml:space="preserve">Trading may be restricted to specific regulated venues and onboarding requirements.</w:t>
-      </w:r>
-    </w:p>
-    <w:p>
-      <w:pPr>
-        <w:pStyle w:val="Compact"/>
-        <w:numPr>
-          <w:ilvl w:val="0"/>
-          <w:numId w:val="1094"/>
-        </w:numPr>
-      </w:pPr>
-      <w:r>
-        <w:t xml:space="preserve">Liquidity is not guaranteed; engineered pathways can be paused or constrained under venue rules or stress conditions.</w:t>
-      </w:r>
-    </w:p>
-    <w:bookmarkEnd w:id="132"/>
-    <w:bookmarkEnd w:id="133"/>
-    <w:bookmarkStart w:id="138" w:name="liquidity-tools-engineered-not-implied"/>
+        <w:t xml:space="preserve">Regulator and Audit Support (Privacy-Preserving)</w:t>
+      </w:r>
+    </w:p>
+    <w:p>
+      <w:pPr>
+        <w:pStyle w:val="FirstParagraph"/>
+      </w:pPr>
+      <w:r>
+        <w:t xml:space="preserve">Regulator and auditor support is implemented through:</w:t>
+      </w:r>
+    </w:p>
+    <w:p>
+      <w:pPr>
+        <w:pStyle w:val="Compact"/>
+        <w:numPr>
+          <w:ilvl w:val="0"/>
+          <w:numId w:val="1084"/>
+        </w:numPr>
+      </w:pPr>
+      <w:r>
+        <w:t xml:space="preserve">evidence packages that can be generated without exposing personal data on-chain</w:t>
+      </w:r>
+    </w:p>
+    <w:p>
+      <w:pPr>
+        <w:pStyle w:val="Compact"/>
+        <w:numPr>
+          <w:ilvl w:val="0"/>
+          <w:numId w:val="1084"/>
+        </w:numPr>
+      </w:pPr>
+      <w:r>
+        <w:t xml:space="preserve">controlled read-only access to audit logs and reconciliations</w:t>
+      </w:r>
+    </w:p>
+    <w:p>
+      <w:pPr>
+        <w:pStyle w:val="Compact"/>
+        <w:numPr>
+          <w:ilvl w:val="0"/>
+          <w:numId w:val="1084"/>
+        </w:numPr>
+      </w:pPr>
+      <w:r>
+        <w:t xml:space="preserve">redaction and minimization practices for reports shared across jurisdictions</w:t>
+      </w:r>
+    </w:p>
+    <w:bookmarkEnd w:id="119"/>
+    <w:bookmarkStart w:id="120" w:name="cross-border-implications"/>
     <w:p>
       <w:pPr>
         <w:pStyle w:val="Heading2"/>
       </w:pPr>
       <w:r>
-        <w:t xml:space="preserve">Liquidity Tools (Engineered, Not Implied)</w:t>
-      </w:r>
-    </w:p>
-    <w:bookmarkStart w:id="134" w:name="regulated-exchange-venue-integration"/>
-    <w:p>
-      <w:pPr>
-        <w:pStyle w:val="Heading3"/>
-      </w:pPr>
-      <w:r>
-        <w:t xml:space="preserve">1) Regulated Exchange / Venue Integration</w:t>
-      </w:r>
-    </w:p>
-    <w:p>
-      <w:pPr>
-        <w:pStyle w:val="FirstParagraph"/>
-      </w:pPr>
-      <w:r>
-        <w:t xml:space="preserve">Where feasible, listing on a regulated venue can support:</w:t>
-      </w:r>
-    </w:p>
-    <w:p>
-      <w:pPr>
-        <w:pStyle w:val="Compact"/>
-        <w:numPr>
-          <w:ilvl w:val="0"/>
-          <w:numId w:val="1095"/>
-        </w:numPr>
-      </w:pPr>
-      <w:r>
-        <w:t xml:space="preserve">market surveillance and orderly-market rules</w:t>
-      </w:r>
-    </w:p>
-    <w:p>
-      <w:pPr>
-        <w:pStyle w:val="Compact"/>
-        <w:numPr>
-          <w:ilvl w:val="0"/>
-          <w:numId w:val="1095"/>
-        </w:numPr>
-      </w:pPr>
-      <w:r>
-        <w:t xml:space="preserve">standardized participant onboarding and disclosures</w:t>
-      </w:r>
-    </w:p>
-    <w:p>
-      <w:pPr>
-        <w:pStyle w:val="Compact"/>
-        <w:numPr>
-          <w:ilvl w:val="0"/>
-          <w:numId w:val="1095"/>
-        </w:numPr>
-      </w:pPr>
-      <w:r>
-        <w:t xml:space="preserve">transparent trade reporting</w:t>
-      </w:r>
-    </w:p>
-    <w:p>
-      <w:pPr>
-        <w:pStyle w:val="FirstParagraph"/>
-      </w:pPr>
-      <w:r>
-        <w:t xml:space="preserve">Trading capability (including 24/7 from a technical standpoint) remains subject to venue adoption, participant availability, and local constraints.</w:t>
-      </w:r>
-    </w:p>
-    <w:bookmarkEnd w:id="134"/>
-    <w:bookmarkStart w:id="135" w:name="market-maker-model-optional"/>
-    <w:p>
-      <w:pPr>
-        <w:pStyle w:val="Heading3"/>
-      </w:pPr>
-      <w:r>
-        <w:t xml:space="preserve">2) Market Maker Model (Optional)</w:t>
-      </w:r>
-    </w:p>
-    <w:p>
-      <w:pPr>
-        <w:pStyle w:val="FirstParagraph"/>
-      </w:pPr>
-      <w:r>
-        <w:t xml:space="preserve">Market makers can support tighter spreads and continuous quotes, subject to:</w:t>
-      </w:r>
-    </w:p>
-    <w:p>
-      <w:pPr>
-        <w:pStyle w:val="Compact"/>
-        <w:numPr>
-          <w:ilvl w:val="0"/>
-          <w:numId w:val="1096"/>
-        </w:numPr>
-      </w:pPr>
-      <w:r>
-        <w:t xml:space="preserve">venue rules and supervision</w:t>
-      </w:r>
-    </w:p>
-    <w:p>
-      <w:pPr>
-        <w:pStyle w:val="Compact"/>
-        <w:numPr>
-          <w:ilvl w:val="0"/>
-          <w:numId w:val="1096"/>
-        </w:numPr>
-      </w:pPr>
-      <w:r>
-        <w:t xml:space="preserve">documented agreements and conflict-of-interest management</w:t>
-      </w:r>
-    </w:p>
-    <w:p>
-      <w:pPr>
-        <w:pStyle w:val="Compact"/>
-        <w:numPr>
-          <w:ilvl w:val="0"/>
-          <w:numId w:val="1096"/>
-        </w:numPr>
-      </w:pPr>
-      <w:r>
-        <w:t xml:space="preserve">disclosure of the market making model and its limitations</w:t>
-      </w:r>
-    </w:p>
-    <w:p>
-      <w:pPr>
-        <w:pStyle w:val="FirstParagraph"/>
-      </w:pPr>
-      <w:r>
-        <w:t xml:space="preserve">Market making does not guarantee liquidity and may be reduced or withdrawn under stressed conditions.</w:t>
-      </w:r>
-    </w:p>
-    <w:bookmarkEnd w:id="135"/>
-    <w:bookmarkStart w:id="136" w:name="pricing-integrity-and-nav-reference"/>
-    <w:p>
-      <w:pPr>
-        <w:pStyle w:val="Heading3"/>
-      </w:pPr>
-      <w:r>
-        <w:t xml:space="preserve">3) Pricing Integrity and NAV Reference</w:t>
-      </w:r>
-    </w:p>
-    <w:p>
-      <w:pPr>
-        <w:pStyle w:val="FirstParagraph"/>
-      </w:pPr>
-      <w:r>
-        <w:t xml:space="preserve">Pricing integrity is supported through:</w:t>
-      </w:r>
-    </w:p>
-    <w:p>
-      <w:pPr>
-        <w:pStyle w:val="Compact"/>
-        <w:numPr>
-          <w:ilvl w:val="0"/>
-          <w:numId w:val="1097"/>
-        </w:numPr>
-      </w:pPr>
-      <w:r>
-        <w:t xml:space="preserve">independent valuation inputs and periodic updates</w:t>
-      </w:r>
-    </w:p>
-    <w:p>
-      <w:pPr>
-        <w:pStyle w:val="Compact"/>
-        <w:numPr>
-          <w:ilvl w:val="0"/>
-          <w:numId w:val="1097"/>
-        </w:numPr>
-      </w:pPr>
-      <w:r>
-        <w:t xml:space="preserve">clear NAV methodology and reporting cadence</w:t>
-      </w:r>
-    </w:p>
-    <w:p>
-      <w:pPr>
-        <w:pStyle w:val="Compact"/>
-        <w:numPr>
-          <w:ilvl w:val="0"/>
-          <w:numId w:val="1097"/>
-        </w:numPr>
-      </w:pPr>
-      <w:r>
-        <w:t xml:space="preserve">governance over data sources and updates</w:t>
-      </w:r>
-    </w:p>
-    <w:p>
-      <w:pPr>
-        <w:pStyle w:val="FirstParagraph"/>
-      </w:pPr>
-      <w:r>
-        <w:t xml:space="preserve">NAV reference data can support:</w:t>
-      </w:r>
-    </w:p>
-    <w:p>
-      <w:pPr>
-        <w:pStyle w:val="Compact"/>
-        <w:numPr>
-          <w:ilvl w:val="0"/>
-          <w:numId w:val="1098"/>
-        </w:numPr>
-      </w:pPr>
-      <w:r>
-        <w:t xml:space="preserve">investor reporting and transparency</w:t>
-      </w:r>
-    </w:p>
-    <w:p>
-      <w:pPr>
-        <w:pStyle w:val="Compact"/>
-        <w:numPr>
-          <w:ilvl w:val="0"/>
-          <w:numId w:val="1098"/>
-        </w:numPr>
-      </w:pPr>
-      <w:r>
-        <w:t xml:space="preserve">redemption pricing (if offered)</w:t>
-      </w:r>
-    </w:p>
-    <w:p>
-      <w:pPr>
-        <w:pStyle w:val="Compact"/>
-        <w:numPr>
-          <w:ilvl w:val="0"/>
-          <w:numId w:val="1098"/>
-        </w:numPr>
-      </w:pPr>
-      <w:r>
-        <w:t xml:space="preserve">limits and controls during abnormal market conditions</w:t>
-      </w:r>
-    </w:p>
-    <w:bookmarkEnd w:id="136"/>
-    <w:bookmarkStart w:id="137" w:name="Xee2773925ecc0a77d17be8c4c8d08f50be2bf9b"/>
-    <w:p>
-      <w:pPr>
-        <w:pStyle w:val="Heading3"/>
-      </w:pPr>
-      <w:r>
-        <w:t xml:space="preserve">4) Redemption Mechanisms and Liquidity Windows</w:t>
-      </w:r>
-    </w:p>
-    <w:p>
-      <w:pPr>
-        <w:pStyle w:val="FirstParagraph"/>
-      </w:pPr>
-      <w:r>
-        <w:t xml:space="preserve">If the structure offers redemption or buyback, it should be documented with:</w:t>
-      </w:r>
-    </w:p>
-    <w:p>
-      <w:pPr>
-        <w:pStyle w:val="Compact"/>
-        <w:numPr>
-          <w:ilvl w:val="0"/>
-          <w:numId w:val="1099"/>
-        </w:numPr>
-      </w:pPr>
-      <w:r>
-        <w:t xml:space="preserve">eligibility and timing (e.g., periodic windows)</w:t>
-      </w:r>
-    </w:p>
-    <w:p>
-      <w:pPr>
-        <w:pStyle w:val="Compact"/>
-        <w:numPr>
-          <w:ilvl w:val="0"/>
-          <w:numId w:val="1099"/>
-        </w:numPr>
-      </w:pPr>
-      <w:r>
-        <w:t xml:space="preserve">pricing references and haircut policies (if applicable)</w:t>
-      </w:r>
-    </w:p>
-    <w:p>
-      <w:pPr>
-        <w:pStyle w:val="Compact"/>
-        <w:numPr>
-          <w:ilvl w:val="0"/>
-          <w:numId w:val="1099"/>
-        </w:numPr>
-      </w:pPr>
-      <w:r>
-        <w:t xml:space="preserve">limits (gates) and suspension triggers under stress</w:t>
-      </w:r>
-    </w:p>
-    <w:p>
-      <w:pPr>
-        <w:pStyle w:val="Compact"/>
-        <w:numPr>
-          <w:ilvl w:val="0"/>
-          <w:numId w:val="1099"/>
-        </w:numPr>
-      </w:pPr>
-      <w:r>
-        <w:t xml:space="preserve">funding sources for redemptions and associated risks</w:t>
-      </w:r>
-    </w:p>
-    <w:p>
-      <w:pPr>
-        <w:pStyle w:val="FirstParagraph"/>
-      </w:pPr>
-      <w:r>
-        <w:t xml:space="preserve">Redemption mechanisms provide structured exit pathways but require careful governance to avoid adverse selection and liquidity mismatch.</w:t>
-      </w:r>
-    </w:p>
-    <w:bookmarkEnd w:id="137"/>
-    <w:bookmarkEnd w:id="138"/>
-    <w:bookmarkStart w:id="142" w:name="Xd2a120fe1fe81d2aafbd3d7b5691bd6db31ca6f"/>
+        <w:t xml:space="preserve">Cross-Border Implications</w:t>
+      </w:r>
+    </w:p>
+    <w:p>
+      <w:pPr>
+        <w:pStyle w:val="FirstParagraph"/>
+      </w:pPr>
+      <w:r>
+        <w:t xml:space="preserve">Cross-border participation increases privacy risk surface area due to more parties and data flows. The framework mitigates this through:</w:t>
+      </w:r>
+    </w:p>
+    <w:p>
+      <w:pPr>
+        <w:pStyle w:val="Compact"/>
+        <w:numPr>
+          <w:ilvl w:val="0"/>
+          <w:numId w:val="1085"/>
+        </w:numPr>
+      </w:pPr>
+      <w:r>
+        <w:t xml:space="preserve">a strict off-chain personal data boundary</w:t>
+      </w:r>
+    </w:p>
+    <w:p>
+      <w:pPr>
+        <w:pStyle w:val="Compact"/>
+        <w:numPr>
+          <w:ilvl w:val="0"/>
+          <w:numId w:val="1085"/>
+        </w:numPr>
+      </w:pPr>
+      <w:r>
+        <w:t xml:space="preserve">jurisdiction-aware access policies</w:t>
+      </w:r>
+    </w:p>
+    <w:p>
+      <w:pPr>
+        <w:pStyle w:val="Compact"/>
+        <w:numPr>
+          <w:ilvl w:val="0"/>
+          <w:numId w:val="1085"/>
+        </w:numPr>
+      </w:pPr>
+      <w:r>
+        <w:t xml:space="preserve">venue-specific controls and data handling agreements</w:t>
+      </w:r>
+    </w:p>
+    <w:p>
+      <w:pPr>
+        <w:pStyle w:val="FirstParagraph"/>
+      </w:pPr>
+      <w:r>
+        <w:t xml:space="preserve">Residual risk remains and must be managed through governance, audits, and ongoing compliance monitoring.</w:t>
+      </w:r>
+    </w:p>
+    <w:p>
+      <w:pPr>
+        <w:pStyle w:val="BodyText"/>
+      </w:pPr>
+      <w:r>
+        <w:t xml:space="preserve">ewpage</w:t>
+      </w:r>
+    </w:p>
+    <w:bookmarkEnd w:id="120"/>
+    <w:bookmarkEnd w:id="121"/>
+    <w:bookmarkStart w:id="147" w:name="liquidity-engineering"/>
+    <w:p>
+      <w:pPr>
+        <w:pStyle w:val="Heading1"/>
+      </w:pPr>
+      <w:r>
+        <w:t xml:space="preserve">Liquidity Engineering</w:t>
+      </w:r>
+    </w:p>
+    <w:p>
+      <w:pPr>
+        <w:pStyle w:val="FirstParagraph"/>
+      </w:pPr>
+      <w:r>
+        <w:t xml:space="preserve">Reference diagram:</w:t>
+      </w:r>
+      <w:r>
+        <w:t xml:space="preserve"> </w:t>
+      </w:r>
+      <w:r>
+        <w:rPr>
+          <w:rStyle w:val="VerbatimChar"/>
+        </w:rPr>
+        <w:t xml:space="preserve">02-figures/diagrams/liquidity-engineering-map.md</w:t>
+      </w:r>
+      <w:r>
+        <w:t xml:space="preserve">.</w:t>
+      </w:r>
+      <w:r>
+        <w:t xml:space="preserve"> </w:t>
+      </w:r>
+      <w:r>
+        <w:t xml:space="preserve">Related diagram:</w:t>
+      </w:r>
+      <w:r>
+        <w:t xml:space="preserve"> </w:t>
+      </w:r>
+      <w:r>
+        <w:rPr>
+          <w:rStyle w:val="VerbatimChar"/>
+        </w:rPr>
+        <w:t xml:space="preserve">02-figures/diagrams/secondary-market-and-exit-pathways.md</w:t>
+      </w:r>
+      <w:r>
+        <w:t xml:space="preserve">.</w:t>
+      </w:r>
+    </w:p>
+    <w:bookmarkStart w:id="122" w:name="X6621a4422870a40ae8cac5d4a2b99d462390673"/>
     <w:p>
       <w:pPr>
         <w:pStyle w:val="Heading2"/>
       </w:pPr>
       <w:r>
-        <w:t xml:space="preserve">Exit Pathways (Investor Exits and Program Wind-Down)</w:t>
-      </w:r>
-    </w:p>
-    <w:p>
-      <w:pPr>
-        <w:pStyle w:val="FirstParagraph"/>
-      </w:pPr>
-      <w:r>
-        <w:t xml:space="preserve">Exit planning is a core investor protection requirement. This framework distinguishes between (i) investor exits during the life of the exposure and (ii) end-of-life outcomes driven by the product terms.</w:t>
-      </w:r>
-    </w:p>
-    <w:bookmarkStart w:id="139" w:name="investor-exit-pathways-during-life"/>
-    <w:p>
-      <w:pPr>
-        <w:pStyle w:val="Heading3"/>
-      </w:pPr>
-      <w:r>
-        <w:t xml:space="preserve">Investor Exit Pathways (During Life)</w:t>
-      </w:r>
-    </w:p>
-    <w:p>
-      <w:pPr>
-        <w:pStyle w:val="FirstParagraph"/>
-      </w:pPr>
-      <w:r>
-        <w:t xml:space="preserve">Where permitted and documented, investors may exit through:</w:t>
-      </w:r>
-    </w:p>
-    <w:p>
-      <w:pPr>
-        <w:pStyle w:val="Compact"/>
-        <w:numPr>
-          <w:ilvl w:val="0"/>
-          <w:numId w:val="1100"/>
+        <w:t xml:space="preserve">Two Liquidity Problems (Distinguish Clearly)</w:t>
+      </w:r>
+    </w:p>
+    <w:p>
+      <w:pPr>
+        <w:pStyle w:val="FirstParagraph"/>
+      </w:pPr>
+      <w:r>
+        <w:t xml:space="preserve">In this program, “liquidity” refers to two distinct requirements that should not be conflated:</w:t>
+      </w:r>
+    </w:p>
+    <w:p>
+      <w:pPr>
+        <w:pStyle w:val="Compact"/>
+        <w:numPr>
+          <w:ilvl w:val="0"/>
+          <w:numId w:val="1086"/>
         </w:numPr>
       </w:pPr>
       <w:r>
@@ -9581,21 +8669,21 @@
           <w:b/>
           <w:bCs/>
         </w:rPr>
-        <w:t xml:space="preserve">secondary sale on a regulated venue:</w:t>
-      </w:r>
-      <w:r>
-        <w:t xml:space="preserve"> </w:t>
-      </w:r>
-      <w:r>
-        <w:t xml:space="preserve">subject to eligibility and selling restrictions</w:t>
-      </w:r>
-    </w:p>
-    <w:p>
-      <w:pPr>
-        <w:pStyle w:val="Compact"/>
-        <w:numPr>
-          <w:ilvl w:val="0"/>
-          <w:numId w:val="1100"/>
+        <w:t xml:space="preserve">Origination / drawdown liquidity:</w:t>
+      </w:r>
+      <w:r>
+        <w:t xml:space="preserve"> </w:t>
+      </w:r>
+      <w:r>
+        <w:t xml:space="preserve">whether borrower funding can be delivered on schedule.</w:t>
+      </w:r>
+    </w:p>
+    <w:p>
+      <w:pPr>
+        <w:pStyle w:val="Compact"/>
+        <w:numPr>
+          <w:ilvl w:val="0"/>
+          <w:numId w:val="1086"/>
         </w:numPr>
       </w:pPr>
       <w:r>
@@ -9603,83 +8691,995 @@
           <w:b/>
           <w:bCs/>
         </w:rPr>
-        <w:t xml:space="preserve">controlled off-venue transfers:</w:t>
-      </w:r>
-      <w:r>
-        <w:t xml:space="preserve"> </w:t>
-      </w:r>
-      <w:r>
-        <w:t xml:space="preserve">only between eligible, whitelisted wallets with evidence retention</w:t>
-      </w:r>
-    </w:p>
-    <w:p>
-      <w:pPr>
-        <w:pStyle w:val="Compact"/>
-        <w:numPr>
-          <w:ilvl w:val="0"/>
-          <w:numId w:val="1100"/>
-        </w:numPr>
-      </w:pPr>
+        <w:t xml:space="preserve">Investor exit liquidity:</w:t>
+      </w:r>
+      <w:r>
+        <w:t xml:space="preserve"> </w:t>
+      </w:r>
+      <w:r>
+        <w:t xml:space="preserve">whether token holders can sell or redeem their position after issuance.</w:t>
+      </w:r>
+    </w:p>
+    <w:p>
+      <w:pPr>
+        <w:pStyle w:val="FirstParagraph"/>
+      </w:pPr>
+      <w:r>
+        <w:t xml:space="preserve">This whitepaper treats investor exit liquidity as market- and venue-dependent, while origination liquidity can be engineered through primary-market design and operating controls.</w:t>
+      </w:r>
+    </w:p>
+    <w:bookmarkEnd w:id="122"/>
+    <w:bookmarkStart w:id="123" w:name="Xe18564fa9a24ea9a53134b2b22dccb4aa24f016"/>
+    <w:p>
+      <w:pPr>
+        <w:pStyle w:val="Heading2"/>
+      </w:pPr>
+      <w:r>
+        <w:t xml:space="preserve">Principle: Tokenization ≠ Automatic Liquidity</w:t>
+      </w:r>
+    </w:p>
+    <w:p>
+      <w:pPr>
+        <w:pStyle w:val="FirstParagraph"/>
+      </w:pPr>
+      <w:r>
+        <w:t xml:space="preserve">Tokenization can improve transferability and operational efficiency, but it does not automatically create liquidity. Real estate exposures remain subject to:</w:t>
+      </w:r>
+    </w:p>
+    <w:p>
+      <w:pPr>
+        <w:pStyle w:val="Compact"/>
+        <w:numPr>
+          <w:ilvl w:val="0"/>
+          <w:numId w:val="1087"/>
+        </w:numPr>
+      </w:pPr>
+      <w:r>
+        <w:t xml:space="preserve">investor eligibility constraints</w:t>
+      </w:r>
+    </w:p>
+    <w:p>
+      <w:pPr>
+        <w:pStyle w:val="Compact"/>
+        <w:numPr>
+          <w:ilvl w:val="0"/>
+          <w:numId w:val="1087"/>
+        </w:numPr>
+      </w:pPr>
+      <w:r>
+        <w:t xml:space="preserve">selling restrictions and venue requirements</w:t>
+      </w:r>
+    </w:p>
+    <w:p>
+      <w:pPr>
+        <w:pStyle w:val="Compact"/>
+        <w:numPr>
+          <w:ilvl w:val="0"/>
+          <w:numId w:val="1087"/>
+        </w:numPr>
+      </w:pPr>
+      <w:r>
+        <w:t xml:space="preserve">valuation cadence and disclosure obligations</w:t>
+      </w:r>
+    </w:p>
+    <w:p>
+      <w:pPr>
+        <w:pStyle w:val="Compact"/>
+        <w:numPr>
+          <w:ilvl w:val="0"/>
+          <w:numId w:val="1087"/>
+        </w:numPr>
+      </w:pPr>
+      <w:r>
+        <w:t xml:space="preserve">market participant appetite and risk pricing</w:t>
+      </w:r>
+    </w:p>
+    <w:p>
+      <w:pPr>
+        <w:pStyle w:val="FirstParagraph"/>
+      </w:pPr>
+      <w:r>
+        <w:t xml:space="preserve">Liquidity must therefore be engineered through market design, regulated infrastructure, and documented mechanisms that protect investors and support orderly markets.</w:t>
+      </w:r>
+    </w:p>
+    <w:bookmarkEnd w:id="123"/>
+    <w:bookmarkStart w:id="124" w:name="liquidity-objectives"/>
+    <w:p>
+      <w:pPr>
+        <w:pStyle w:val="Heading2"/>
+      </w:pPr>
+      <w:r>
+        <w:t xml:space="preserve">Liquidity Objectives</w:t>
+      </w:r>
+    </w:p>
+    <w:p>
+      <w:pPr>
+        <w:pStyle w:val="Compact"/>
+        <w:numPr>
+          <w:ilvl w:val="0"/>
+          <w:numId w:val="1088"/>
+        </w:numPr>
+      </w:pPr>
+      <w:r>
+        <w:t xml:space="preserve">Provide credible exit pathways aligned with regulatory constraints</w:t>
+      </w:r>
+    </w:p>
+    <w:p>
+      <w:pPr>
+        <w:pStyle w:val="Compact"/>
+        <w:numPr>
+          <w:ilvl w:val="0"/>
+          <w:numId w:val="1088"/>
+        </w:numPr>
+      </w:pPr>
+      <w:r>
+        <w:t xml:space="preserve">Support price discovery with valuation integrity and disclosure discipline</w:t>
+      </w:r>
+    </w:p>
+    <w:p>
+      <w:pPr>
+        <w:pStyle w:val="Compact"/>
+        <w:numPr>
+          <w:ilvl w:val="0"/>
+          <w:numId w:val="1088"/>
+        </w:numPr>
+      </w:pPr>
+      <w:r>
+        <w:t xml:space="preserve">Reduce operational friction in transfers and settlement (where permitted)</w:t>
+      </w:r>
+    </w:p>
+    <w:p>
+      <w:pPr>
+        <w:pStyle w:val="Compact"/>
+        <w:numPr>
+          <w:ilvl w:val="0"/>
+          <w:numId w:val="1088"/>
+        </w:numPr>
+      </w:pPr>
+      <w:r>
+        <w:t xml:space="preserve">Maintain market conduct controls (surveillance, restricted trading where required)</w:t>
+      </w:r>
+    </w:p>
+    <w:bookmarkEnd w:id="124"/>
+    <w:bookmarkStart w:id="128" w:name="market-structure-dual-market-model"/>
+    <w:p>
+      <w:pPr>
+        <w:pStyle w:val="Heading2"/>
+      </w:pPr>
+      <w:r>
+        <w:t xml:space="preserve">Market Structure: Dual-Market Model</w:t>
+      </w:r>
+    </w:p>
+    <w:bookmarkStart w:id="126" w:name="primary-market-issuance"/>
+    <w:p>
+      <w:pPr>
+        <w:pStyle w:val="Heading3"/>
+      </w:pPr>
+      <w:r>
+        <w:t xml:space="preserve">Primary Market (Issuance)</w:t>
+      </w:r>
+    </w:p>
+    <w:p>
+      <w:pPr>
+        <w:pStyle w:val="FirstParagraph"/>
+      </w:pPr>
+      <w:r>
+        <w:t xml:space="preserve">The primary market is executed through regulated distribution channels, with:</w:t>
+      </w:r>
+    </w:p>
+    <w:p>
+      <w:pPr>
+        <w:pStyle w:val="Compact"/>
+        <w:numPr>
+          <w:ilvl w:val="0"/>
+          <w:numId w:val="1089"/>
+        </w:numPr>
+      </w:pPr>
+      <w:r>
+        <w:t xml:space="preserve">off-chain KYC/AML and eligibility checks</w:t>
+      </w:r>
+    </w:p>
+    <w:p>
+      <w:pPr>
+        <w:pStyle w:val="Compact"/>
+        <w:numPr>
+          <w:ilvl w:val="0"/>
+          <w:numId w:val="1089"/>
+        </w:numPr>
+      </w:pPr>
+      <w:r>
+        <w:t xml:space="preserve">documented subscriptions and allocations</w:t>
+      </w:r>
+    </w:p>
+    <w:p>
+      <w:pPr>
+        <w:pStyle w:val="Compact"/>
+        <w:numPr>
+          <w:ilvl w:val="0"/>
+          <w:numId w:val="1089"/>
+        </w:numPr>
+      </w:pPr>
+      <w:r>
+        <w:t xml:space="preserve">controlled on-chain issuance (after approvals)</w:t>
+      </w:r>
+    </w:p>
+    <w:bookmarkStart w:id="125" w:name="Xc2c42e48ea0cbc34b66977b40f86d1707a937fa"/>
+    <w:p>
+      <w:pPr>
+        <w:pStyle w:val="Heading4"/>
+      </w:pPr>
+      <w:r>
+        <w:t xml:space="preserve">Escrow + Close Threshold (Capital-Light Origination Liquidity)</w:t>
+      </w:r>
+    </w:p>
+    <w:p>
+      <w:pPr>
+        <w:pStyle w:val="FirstParagraph"/>
+      </w:pPr>
+      <w:r>
+        <w:t xml:space="preserve">For debt-based offerings, origination liquidity can be engineered without relying on a platform balance sheet by using</w:t>
+      </w:r>
+      <w:r>
+        <w:t xml:space="preserve"> </w:t>
+      </w:r>
       <w:r>
         <w:rPr>
           <w:b/>
           <w:bCs/>
         </w:rPr>
-        <w:t xml:space="preserve">redemption windows / buyback programs (if offered):</w:t>
-      </w:r>
-      <w:r>
-        <w:t xml:space="preserve"> </w:t>
-      </w:r>
-      <w:r>
-        <w:t xml:space="preserve">governed terms, gates, and disclosures</w:t>
-      </w:r>
-    </w:p>
-    <w:p>
-      <w:pPr>
-        <w:pStyle w:val="FirstParagraph"/>
-      </w:pPr>
-      <w:r>
-        <w:t xml:space="preserve">The offering documents must state clearly which exit pathways are available for each product model and jurisdiction, and what limitations apply.</w:t>
-      </w:r>
-    </w:p>
-    <w:bookmarkEnd w:id="139"/>
-    <w:bookmarkStart w:id="140" w:name="end-of-life-outcomes-term-driven"/>
-    <w:p>
-      <w:pPr>
-        <w:pStyle w:val="Heading3"/>
-      </w:pPr>
-      <w:r>
-        <w:t xml:space="preserve">End-of-Life Outcomes (Term-Driven)</w:t>
-      </w:r>
-    </w:p>
-    <w:p>
-      <w:pPr>
-        <w:pStyle w:val="FirstParagraph"/>
-      </w:pPr>
-      <w:r>
-        <w:t xml:space="preserve">End-of-life outcomes depend on the model:</w:t>
-      </w:r>
-    </w:p>
-    <w:p>
-      <w:pPr>
-        <w:pStyle w:val="Compact"/>
-        <w:numPr>
-          <w:ilvl w:val="0"/>
-          <w:numId w:val="1101"/>
-        </w:numPr>
-      </w:pPr>
+        <w:t xml:space="preserve">segregated escrow accounts and defined closing thresholds</w:t>
+      </w:r>
+      <w:r>
+        <w:t xml:space="preserve">:</w:t>
+      </w:r>
+    </w:p>
+    <w:p>
+      <w:pPr>
+        <w:pStyle w:val="Compact"/>
+        <w:numPr>
+          <w:ilvl w:val="0"/>
+          <w:numId w:val="1090"/>
+        </w:numPr>
+      </w:pPr>
+      <w:r>
+        <w:t xml:space="preserve">investor commitments are collected into escrow during the offering window;</w:t>
+      </w:r>
+    </w:p>
+    <w:p>
+      <w:pPr>
+        <w:pStyle w:val="Compact"/>
+        <w:numPr>
+          <w:ilvl w:val="0"/>
+          <w:numId w:val="1090"/>
+        </w:numPr>
+      </w:pPr>
+      <w:r>
+        <w:t xml:space="preserve">closing proceeds only if the raise meets a documented</w:t>
+      </w:r>
+      <w:r>
+        <w:t xml:space="preserve"> </w:t>
+      </w:r>
       <w:r>
         <w:rPr>
           <w:b/>
           <w:bCs/>
         </w:rPr>
-        <w:t xml:space="preserve">Debt-like instruments:</w:t>
-      </w:r>
-      <w:r>
-        <w:t xml:space="preserve"> </w:t>
-      </w:r>
-      <w:r>
-        <w:t xml:space="preserve">repayment at maturity and/or scheduled amortization under the repayment waterfall; default handling is governed by servicing and enforcement procedures.</w:t>
+        <w:t xml:space="preserve">minimum close</w:t>
+      </w:r>
+      <w:r>
+        <w:t xml:space="preserve"> </w:t>
+      </w:r>
+      <w:r>
+        <w:t xml:space="preserve">(and other conditions precedent, including Indonesian collateral/security documentation steps such as notary/PPAT processes where applicable);</w:t>
+      </w:r>
+    </w:p>
+    <w:p>
+      <w:pPr>
+        <w:pStyle w:val="Compact"/>
+        <w:numPr>
+          <w:ilvl w:val="0"/>
+          <w:numId w:val="1090"/>
+        </w:numPr>
+      </w:pPr>
+      <w:r>
+        <w:t xml:space="preserve">if the threshold is not met, the borrower may accept a partial close (if permitted) or cancel; if cancelled, escrow funds are refunded and the offering is void.</w:t>
+      </w:r>
+    </w:p>
+    <w:p>
+      <w:pPr>
+        <w:pStyle w:val="FirstParagraph"/>
+      </w:pPr>
+      <w:r>
+        <w:t xml:space="preserve">This approach reduces the need for an open-ended backstop and makes funding certainty an explicit contractual outcome, supported by auditable escrow release controls.</w:t>
+      </w:r>
+    </w:p>
+    <w:bookmarkEnd w:id="125"/>
+    <w:bookmarkEnd w:id="126"/>
+    <w:bookmarkStart w:id="127" w:name="secondary-market-trading"/>
+    <w:p>
+      <w:pPr>
+        <w:pStyle w:val="Heading3"/>
+      </w:pPr>
+      <w:r>
+        <w:t xml:space="preserve">Secondary Market (Trading)</w:t>
+      </w:r>
+    </w:p>
+    <w:p>
+      <w:pPr>
+        <w:pStyle w:val="FirstParagraph"/>
+      </w:pPr>
+      <w:r>
+        <w:t xml:space="preserve">Secondary trading is enabled only where permitted, through regulated venues or controlled transfer mechanisms. The architecture supports:</w:t>
+      </w:r>
+    </w:p>
+    <w:p>
+      <w:pPr>
+        <w:pStyle w:val="Compact"/>
+        <w:numPr>
+          <w:ilvl w:val="0"/>
+          <w:numId w:val="1091"/>
+        </w:numPr>
+      </w:pPr>
+      <w:r>
+        <w:t xml:space="preserve">venue integration for onboarding coordination and trading rule enforcement</w:t>
+      </w:r>
+    </w:p>
+    <w:p>
+      <w:pPr>
+        <w:pStyle w:val="Compact"/>
+        <w:numPr>
+          <w:ilvl w:val="0"/>
+          <w:numId w:val="1091"/>
+        </w:numPr>
+      </w:pPr>
+      <w:r>
+        <w:t xml:space="preserve">whitelist enforcement and jurisdiction-aware restrictions</w:t>
+      </w:r>
+    </w:p>
+    <w:p>
+      <w:pPr>
+        <w:pStyle w:val="Compact"/>
+        <w:numPr>
+          <w:ilvl w:val="0"/>
+          <w:numId w:val="1091"/>
+        </w:numPr>
+      </w:pPr>
+      <w:r>
+        <w:t xml:space="preserve">auditable event logs and post-trade reconciliation to the investor registry</w:t>
+      </w:r>
+    </w:p>
+    <w:p>
+      <w:pPr>
+        <w:pStyle w:val="FirstParagraph"/>
+      </w:pPr>
+      <w:r>
+        <w:t xml:space="preserve">Liquidity fragmentation across ASEAN jurisdictions is expected and must be managed through venue-specific controls and rollout sequencing.</w:t>
+      </w:r>
+    </w:p>
+    <w:bookmarkEnd w:id="127"/>
+    <w:bookmarkEnd w:id="128"/>
+    <w:bookmarkStart w:id="134" w:name="Xe21d1fa497f6d742b332545a22a646c3ce9ca64"/>
+    <w:p>
+      <w:pPr>
+        <w:pStyle w:val="Heading2"/>
+      </w:pPr>
+      <w:r>
+        <w:t xml:space="preserve">Secondary Market Design (Regulated, Venue-Specific)</w:t>
+      </w:r>
+    </w:p>
+    <w:bookmarkStart w:id="129" w:name="objectives"/>
+    <w:p>
+      <w:pPr>
+        <w:pStyle w:val="Heading3"/>
+      </w:pPr>
+      <w:r>
+        <w:t xml:space="preserve">Objectives</w:t>
+      </w:r>
+    </w:p>
+    <w:p>
+      <w:pPr>
+        <w:pStyle w:val="FirstParagraph"/>
+      </w:pPr>
+      <w:r>
+        <w:t xml:space="preserve">Secondary trading is designed to provide controlled transferability and price discovery where permitted, while protecting investors and maintaining evidence for audits. It is explicitly not designed as permissionless crypto trading.</w:t>
+      </w:r>
+    </w:p>
+    <w:bookmarkEnd w:id="129"/>
+    <w:bookmarkStart w:id="130" w:name="Xa0ecba64d5ce24815e517466e018e6c6e665018"/>
+    <w:p>
+      <w:pPr>
+        <w:pStyle w:val="Heading3"/>
+      </w:pPr>
+      <w:r>
+        <w:t xml:space="preserve">Venue Strategy (Where Trading Is Permitted)</w:t>
+      </w:r>
+    </w:p>
+    <w:p>
+      <w:pPr>
+        <w:pStyle w:val="FirstParagraph"/>
+      </w:pPr>
+      <w:r>
+        <w:t xml:space="preserve">Secondary trading should occur via regulated venues or regulated channels that can support:</w:t>
+      </w:r>
+    </w:p>
+    <w:p>
+      <w:pPr>
+        <w:pStyle w:val="Compact"/>
+        <w:numPr>
+          <w:ilvl w:val="0"/>
+          <w:numId w:val="1092"/>
+        </w:numPr>
+      </w:pPr>
+      <w:r>
+        <w:t xml:space="preserve">participant onboarding coordination (or reliance on issuer onboarding)</w:t>
+      </w:r>
+    </w:p>
+    <w:p>
+      <w:pPr>
+        <w:pStyle w:val="Compact"/>
+        <w:numPr>
+          <w:ilvl w:val="0"/>
+          <w:numId w:val="1092"/>
+        </w:numPr>
+      </w:pPr>
+      <w:r>
+        <w:t xml:space="preserve">market conduct controls and surveillance expectations</w:t>
+      </w:r>
+    </w:p>
+    <w:p>
+      <w:pPr>
+        <w:pStyle w:val="Compact"/>
+        <w:numPr>
+          <w:ilvl w:val="0"/>
+          <w:numId w:val="1092"/>
+        </w:numPr>
+      </w:pPr>
+      <w:r>
+        <w:t xml:space="preserve">enforcement of selling restrictions and eligibility (jurisdiction-aware)</w:t>
+      </w:r>
+    </w:p>
+    <w:p>
+      <w:pPr>
+        <w:pStyle w:val="Compact"/>
+        <w:numPr>
+          <w:ilvl w:val="0"/>
+          <w:numId w:val="1092"/>
+        </w:numPr>
+      </w:pPr>
+      <w:r>
+        <w:t xml:space="preserve">auditable reporting and evidence retention</w:t>
+      </w:r>
+    </w:p>
+    <w:p>
+      <w:pPr>
+        <w:pStyle w:val="FirstParagraph"/>
+      </w:pPr>
+      <w:r>
+        <w:t xml:space="preserve">Venue access may differ by jurisdiction, investor category, and product model. The program therefore expects fragmentation and treats “listing” as a phased, venue-by-venue decision.</w:t>
+      </w:r>
+    </w:p>
+    <w:bookmarkEnd w:id="130"/>
+    <w:bookmarkStart w:id="131" w:name="X091134cf6d017099e20cbe25c1a5d277cf84caf"/>
+    <w:p>
+      <w:pPr>
+        <w:pStyle w:val="Heading3"/>
+      </w:pPr>
+      <w:r>
+        <w:t xml:space="preserve">Transferability Rules (Beyond Wallet Whitelisting)</w:t>
+      </w:r>
+    </w:p>
+    <w:p>
+      <w:pPr>
+        <w:pStyle w:val="FirstParagraph"/>
+      </w:pPr>
+      <w:r>
+        <w:t xml:space="preserve">Secondary-market transferability typically requires additional constraints beyond wallet whitelisting, such as:</w:t>
+      </w:r>
+    </w:p>
+    <w:p>
+      <w:pPr>
+        <w:pStyle w:val="Compact"/>
+        <w:numPr>
+          <w:ilvl w:val="0"/>
+          <w:numId w:val="1093"/>
+        </w:numPr>
+      </w:pPr>
+      <w:r>
+        <w:t xml:space="preserve">lock-up periods after issuance</w:t>
+      </w:r>
+    </w:p>
+    <w:p>
+      <w:pPr>
+        <w:pStyle w:val="Compact"/>
+        <w:numPr>
+          <w:ilvl w:val="0"/>
+          <w:numId w:val="1093"/>
+        </w:numPr>
+      </w:pPr>
+      <w:r>
+        <w:t xml:space="preserve">resale constraints by investor category (e.g., institutional-only)</w:t>
+      </w:r>
+    </w:p>
+    <w:p>
+      <w:pPr>
+        <w:pStyle w:val="Compact"/>
+        <w:numPr>
+          <w:ilvl w:val="0"/>
+          <w:numId w:val="1093"/>
+        </w:numPr>
+      </w:pPr>
+      <w:r>
+        <w:t xml:space="preserve">venue-only trading requirements for specific jurisdictions</w:t>
+      </w:r>
+    </w:p>
+    <w:p>
+      <w:pPr>
+        <w:pStyle w:val="Compact"/>
+        <w:numPr>
+          <w:ilvl w:val="0"/>
+          <w:numId w:val="1093"/>
+        </w:numPr>
+      </w:pPr>
+      <w:r>
+        <w:t xml:space="preserve">caps or throttles (where retail constraints apply, such as crowdfunding contexts)</w:t>
+      </w:r>
+    </w:p>
+    <w:p>
+      <w:pPr>
+        <w:pStyle w:val="FirstParagraph"/>
+      </w:pPr>
+      <w:r>
+        <w:t xml:space="preserve">These constraints are implemented through policy versioning and auditable transfer decisioning (allowed/blocked with reason).</w:t>
+      </w:r>
+    </w:p>
+    <w:bookmarkEnd w:id="131"/>
+    <w:bookmarkStart w:id="132" w:name="settlement-and-register-integrity"/>
+    <w:p>
+      <w:pPr>
+        <w:pStyle w:val="Heading3"/>
+      </w:pPr>
+      <w:r>
+        <w:t xml:space="preserve">Settlement and Register Integrity</w:t>
+      </w:r>
+    </w:p>
+    <w:p>
+      <w:pPr>
+        <w:pStyle w:val="FirstParagraph"/>
+      </w:pPr>
+      <w:r>
+        <w:t xml:space="preserve">Because the authoritative register is off-chain in a hybrid model, secondary trading requires reconciliation discipline:</w:t>
+      </w:r>
+    </w:p>
+    <w:p>
+      <w:pPr>
+        <w:pStyle w:val="Compact"/>
+        <w:numPr>
+          <w:ilvl w:val="0"/>
+          <w:numId w:val="1094"/>
+        </w:numPr>
+      </w:pPr>
+      <w:r>
+        <w:t xml:space="preserve">on-chain events provide tamper-evident transfer logs</w:t>
+      </w:r>
+    </w:p>
+    <w:p>
+      <w:pPr>
+        <w:pStyle w:val="Compact"/>
+        <w:numPr>
+          <w:ilvl w:val="0"/>
+          <w:numId w:val="1094"/>
+        </w:numPr>
+      </w:pPr>
+      <w:r>
+        <w:t xml:space="preserve">off-chain event store records policy outcomes and evidence references</w:t>
+      </w:r>
+    </w:p>
+    <w:p>
+      <w:pPr>
+        <w:pStyle w:val="Compact"/>
+        <w:numPr>
+          <w:ilvl w:val="0"/>
+          <w:numId w:val="1094"/>
+        </w:numPr>
+      </w:pPr>
+      <w:r>
+        <w:t xml:space="preserve">post-trade reconciliation ties venue reports (where available) to on-chain and off-chain states</w:t>
+      </w:r>
+    </w:p>
+    <w:p>
+      <w:pPr>
+        <w:pStyle w:val="FirstParagraph"/>
+      </w:pPr>
+      <w:r>
+        <w:t xml:space="preserve">The design goal is to prevent “shadow registers” and to ensure that statements, corporate actions, and entitlements are computed from a consistent, auditable record.</w:t>
+      </w:r>
+    </w:p>
+    <w:bookmarkEnd w:id="132"/>
+    <w:bookmarkStart w:id="133" w:name="secondary-market-limitations-explicit"/>
+    <w:p>
+      <w:pPr>
+        <w:pStyle w:val="Heading3"/>
+      </w:pPr>
+      <w:r>
+        <w:t xml:space="preserve">Secondary-Market Limitations (Explicit)</w:t>
+      </w:r>
+    </w:p>
+    <w:p>
+      <w:pPr>
+        <w:pStyle w:val="Compact"/>
+        <w:numPr>
+          <w:ilvl w:val="0"/>
+          <w:numId w:val="1095"/>
+        </w:numPr>
+      </w:pPr>
+      <w:r>
+        <w:t xml:space="preserve">Secondary trading may be unavailable in some jurisdictions or investor categories.</w:t>
+      </w:r>
+    </w:p>
+    <w:p>
+      <w:pPr>
+        <w:pStyle w:val="Compact"/>
+        <w:numPr>
+          <w:ilvl w:val="0"/>
+          <w:numId w:val="1095"/>
+        </w:numPr>
+      </w:pPr>
+      <w:r>
+        <w:t xml:space="preserve">Trading may be restricted to specific regulated venues and onboarding requirements.</w:t>
+      </w:r>
+    </w:p>
+    <w:p>
+      <w:pPr>
+        <w:pStyle w:val="Compact"/>
+        <w:numPr>
+          <w:ilvl w:val="0"/>
+          <w:numId w:val="1095"/>
+        </w:numPr>
+      </w:pPr>
+      <w:r>
+        <w:t xml:space="preserve">Liquidity is not guaranteed; engineered pathways can be paused or constrained under venue rules or stress conditions.</w:t>
+      </w:r>
+    </w:p>
+    <w:bookmarkEnd w:id="133"/>
+    <w:bookmarkEnd w:id="134"/>
+    <w:bookmarkStart w:id="139" w:name="liquidity-tools-engineered-not-implied"/>
+    <w:p>
+      <w:pPr>
+        <w:pStyle w:val="Heading2"/>
+      </w:pPr>
+      <w:r>
+        <w:t xml:space="preserve">Liquidity Tools (Engineered, Not Implied)</w:t>
+      </w:r>
+    </w:p>
+    <w:bookmarkStart w:id="135" w:name="regulated-exchange-venue-integration"/>
+    <w:p>
+      <w:pPr>
+        <w:pStyle w:val="Heading3"/>
+      </w:pPr>
+      <w:r>
+        <w:t xml:space="preserve">1) Regulated Exchange / Venue Integration</w:t>
+      </w:r>
+    </w:p>
+    <w:p>
+      <w:pPr>
+        <w:pStyle w:val="FirstParagraph"/>
+      </w:pPr>
+      <w:r>
+        <w:t xml:space="preserve">Where feasible, listing on a regulated venue can support:</w:t>
+      </w:r>
+    </w:p>
+    <w:p>
+      <w:pPr>
+        <w:pStyle w:val="Compact"/>
+        <w:numPr>
+          <w:ilvl w:val="0"/>
+          <w:numId w:val="1096"/>
+        </w:numPr>
+      </w:pPr>
+      <w:r>
+        <w:t xml:space="preserve">market surveillance and orderly-market rules</w:t>
+      </w:r>
+    </w:p>
+    <w:p>
+      <w:pPr>
+        <w:pStyle w:val="Compact"/>
+        <w:numPr>
+          <w:ilvl w:val="0"/>
+          <w:numId w:val="1096"/>
+        </w:numPr>
+      </w:pPr>
+      <w:r>
+        <w:t xml:space="preserve">standardized participant onboarding and disclosures</w:t>
+      </w:r>
+    </w:p>
+    <w:p>
+      <w:pPr>
+        <w:pStyle w:val="Compact"/>
+        <w:numPr>
+          <w:ilvl w:val="0"/>
+          <w:numId w:val="1096"/>
+        </w:numPr>
+      </w:pPr>
+      <w:r>
+        <w:t xml:space="preserve">transparent trade reporting</w:t>
+      </w:r>
+    </w:p>
+    <w:p>
+      <w:pPr>
+        <w:pStyle w:val="FirstParagraph"/>
+      </w:pPr>
+      <w:r>
+        <w:t xml:space="preserve">Trading capability (including 24/7 from a technical standpoint) remains subject to venue adoption, participant availability, and local constraints.</w:t>
+      </w:r>
+    </w:p>
+    <w:bookmarkEnd w:id="135"/>
+    <w:bookmarkStart w:id="136" w:name="market-maker-model-optional"/>
+    <w:p>
+      <w:pPr>
+        <w:pStyle w:val="Heading3"/>
+      </w:pPr>
+      <w:r>
+        <w:t xml:space="preserve">2) Market Maker Model (Optional)</w:t>
+      </w:r>
+    </w:p>
+    <w:p>
+      <w:pPr>
+        <w:pStyle w:val="FirstParagraph"/>
+      </w:pPr>
+      <w:r>
+        <w:t xml:space="preserve">Market makers can support tighter spreads and continuous quotes, subject to:</w:t>
+      </w:r>
+    </w:p>
+    <w:p>
+      <w:pPr>
+        <w:pStyle w:val="Compact"/>
+        <w:numPr>
+          <w:ilvl w:val="0"/>
+          <w:numId w:val="1097"/>
+        </w:numPr>
+      </w:pPr>
+      <w:r>
+        <w:t xml:space="preserve">venue rules and supervision</w:t>
+      </w:r>
+    </w:p>
+    <w:p>
+      <w:pPr>
+        <w:pStyle w:val="Compact"/>
+        <w:numPr>
+          <w:ilvl w:val="0"/>
+          <w:numId w:val="1097"/>
+        </w:numPr>
+      </w:pPr>
+      <w:r>
+        <w:t xml:space="preserve">documented agreements and conflict-of-interest management</w:t>
+      </w:r>
+    </w:p>
+    <w:p>
+      <w:pPr>
+        <w:pStyle w:val="Compact"/>
+        <w:numPr>
+          <w:ilvl w:val="0"/>
+          <w:numId w:val="1097"/>
+        </w:numPr>
+      </w:pPr>
+      <w:r>
+        <w:t xml:space="preserve">disclosure of the market making model and its limitations</w:t>
+      </w:r>
+    </w:p>
+    <w:p>
+      <w:pPr>
+        <w:pStyle w:val="FirstParagraph"/>
+      </w:pPr>
+      <w:r>
+        <w:t xml:space="preserve">Market making does not guarantee liquidity and may be reduced or withdrawn under stressed conditions.</w:t>
+      </w:r>
+    </w:p>
+    <w:bookmarkEnd w:id="136"/>
+    <w:bookmarkStart w:id="137" w:name="pricing-integrity-and-nav-reference"/>
+    <w:p>
+      <w:pPr>
+        <w:pStyle w:val="Heading3"/>
+      </w:pPr>
+      <w:r>
+        <w:t xml:space="preserve">3) Pricing Integrity and NAV Reference</w:t>
+      </w:r>
+    </w:p>
+    <w:p>
+      <w:pPr>
+        <w:pStyle w:val="FirstParagraph"/>
+      </w:pPr>
+      <w:r>
+        <w:t xml:space="preserve">Pricing integrity is supported through:</w:t>
+      </w:r>
+    </w:p>
+    <w:p>
+      <w:pPr>
+        <w:pStyle w:val="Compact"/>
+        <w:numPr>
+          <w:ilvl w:val="0"/>
+          <w:numId w:val="1098"/>
+        </w:numPr>
+      </w:pPr>
+      <w:r>
+        <w:t xml:space="preserve">independent valuation inputs and periodic updates</w:t>
+      </w:r>
+    </w:p>
+    <w:p>
+      <w:pPr>
+        <w:pStyle w:val="Compact"/>
+        <w:numPr>
+          <w:ilvl w:val="0"/>
+          <w:numId w:val="1098"/>
+        </w:numPr>
+      </w:pPr>
+      <w:r>
+        <w:t xml:space="preserve">clear NAV methodology and reporting cadence</w:t>
+      </w:r>
+    </w:p>
+    <w:p>
+      <w:pPr>
+        <w:pStyle w:val="Compact"/>
+        <w:numPr>
+          <w:ilvl w:val="0"/>
+          <w:numId w:val="1098"/>
+        </w:numPr>
+      </w:pPr>
+      <w:r>
+        <w:t xml:space="preserve">governance over data sources and updates</w:t>
+      </w:r>
+    </w:p>
+    <w:p>
+      <w:pPr>
+        <w:pStyle w:val="FirstParagraph"/>
+      </w:pPr>
+      <w:r>
+        <w:t xml:space="preserve">NAV reference data can support:</w:t>
+      </w:r>
+    </w:p>
+    <w:p>
+      <w:pPr>
+        <w:pStyle w:val="Compact"/>
+        <w:numPr>
+          <w:ilvl w:val="0"/>
+          <w:numId w:val="1099"/>
+        </w:numPr>
+      </w:pPr>
+      <w:r>
+        <w:t xml:space="preserve">investor reporting and transparency</w:t>
+      </w:r>
+    </w:p>
+    <w:p>
+      <w:pPr>
+        <w:pStyle w:val="Compact"/>
+        <w:numPr>
+          <w:ilvl w:val="0"/>
+          <w:numId w:val="1099"/>
+        </w:numPr>
+      </w:pPr>
+      <w:r>
+        <w:t xml:space="preserve">redemption pricing (if offered)</w:t>
+      </w:r>
+    </w:p>
+    <w:p>
+      <w:pPr>
+        <w:pStyle w:val="Compact"/>
+        <w:numPr>
+          <w:ilvl w:val="0"/>
+          <w:numId w:val="1099"/>
+        </w:numPr>
+      </w:pPr>
+      <w:r>
+        <w:t xml:space="preserve">limits and controls during abnormal market conditions</w:t>
+      </w:r>
+    </w:p>
+    <w:bookmarkEnd w:id="137"/>
+    <w:bookmarkStart w:id="138" w:name="Xee2773925ecc0a77d17be8c4c8d08f50be2bf9b"/>
+    <w:p>
+      <w:pPr>
+        <w:pStyle w:val="Heading3"/>
+      </w:pPr>
+      <w:r>
+        <w:t xml:space="preserve">4) Redemption Mechanisms and Liquidity Windows</w:t>
+      </w:r>
+    </w:p>
+    <w:p>
+      <w:pPr>
+        <w:pStyle w:val="FirstParagraph"/>
+      </w:pPr>
+      <w:r>
+        <w:t xml:space="preserve">If the structure offers redemption or buyback, it should be documented with:</w:t>
+      </w:r>
+    </w:p>
+    <w:p>
+      <w:pPr>
+        <w:pStyle w:val="Compact"/>
+        <w:numPr>
+          <w:ilvl w:val="0"/>
+          <w:numId w:val="1100"/>
+        </w:numPr>
+      </w:pPr>
+      <w:r>
+        <w:t xml:space="preserve">eligibility and timing (e.g., periodic windows)</w:t>
+      </w:r>
+    </w:p>
+    <w:p>
+      <w:pPr>
+        <w:pStyle w:val="Compact"/>
+        <w:numPr>
+          <w:ilvl w:val="0"/>
+          <w:numId w:val="1100"/>
+        </w:numPr>
+      </w:pPr>
+      <w:r>
+        <w:t xml:space="preserve">pricing references and haircut policies (if applicable)</w:t>
+      </w:r>
+    </w:p>
+    <w:p>
+      <w:pPr>
+        <w:pStyle w:val="Compact"/>
+        <w:numPr>
+          <w:ilvl w:val="0"/>
+          <w:numId w:val="1100"/>
+        </w:numPr>
+      </w:pPr>
+      <w:r>
+        <w:t xml:space="preserve">limits (gates) and suspension triggers under stress</w:t>
+      </w:r>
+    </w:p>
+    <w:p>
+      <w:pPr>
+        <w:pStyle w:val="Compact"/>
+        <w:numPr>
+          <w:ilvl w:val="0"/>
+          <w:numId w:val="1100"/>
+        </w:numPr>
+      </w:pPr>
+      <w:r>
+        <w:t xml:space="preserve">funding sources for redemptions and associated risks</w:t>
+      </w:r>
+    </w:p>
+    <w:p>
+      <w:pPr>
+        <w:pStyle w:val="FirstParagraph"/>
+      </w:pPr>
+      <w:r>
+        <w:t xml:space="preserve">Redemption mechanisms provide structured exit pathways but require careful governance to avoid adverse selection and liquidity mismatch.</w:t>
+      </w:r>
+    </w:p>
+    <w:bookmarkEnd w:id="138"/>
+    <w:bookmarkEnd w:id="139"/>
+    <w:bookmarkStart w:id="143" w:name="Xd2a120fe1fe81d2aafbd3d7b5691bd6db31ca6f"/>
+    <w:p>
+      <w:pPr>
+        <w:pStyle w:val="Heading2"/>
+      </w:pPr>
+      <w:r>
+        <w:t xml:space="preserve">Exit Pathways (Investor Exits and Program Wind-Down)</w:t>
+      </w:r>
+    </w:p>
+    <w:p>
+      <w:pPr>
+        <w:pStyle w:val="FirstParagraph"/>
+      </w:pPr>
+      <w:r>
+        <w:t xml:space="preserve">Exit planning is a core investor protection requirement. This framework distinguishes between (i) investor exits during the life of the exposure and (ii) end-of-life outcomes driven by the product terms.</w:t>
+      </w:r>
+    </w:p>
+    <w:bookmarkStart w:id="140" w:name="investor-exit-pathways-during-life"/>
+    <w:p>
+      <w:pPr>
+        <w:pStyle w:val="Heading3"/>
+      </w:pPr>
+      <w:r>
+        <w:t xml:space="preserve">Investor Exit Pathways (During Life)</w:t>
+      </w:r>
+    </w:p>
+    <w:p>
+      <w:pPr>
+        <w:pStyle w:val="FirstParagraph"/>
+      </w:pPr>
+      <w:r>
+        <w:t xml:space="preserve">Where permitted and documented, investors may exit through:</w:t>
       </w:r>
     </w:p>
     <w:p>
@@ -9695,13 +9695,13 @@
           <w:b/>
           <w:bCs/>
         </w:rPr>
-        <w:t xml:space="preserve">Profit participation (REIT-like):</w:t>
-      </w:r>
-      <w:r>
-        <w:t xml:space="preserve"> </w:t>
-      </w:r>
-      <w:r>
-        <w:t xml:space="preserve">continued participation until a defined termination event, asset sale, or fund/vehicle wind-up under the wrapper rules.</w:t>
+        <w:t xml:space="preserve">secondary sale on a regulated venue:</w:t>
+      </w:r>
+      <w:r>
+        <w:t xml:space="preserve"> </w:t>
+      </w:r>
+      <w:r>
+        <w:t xml:space="preserve">subject to eligibility and selling restrictions</w:t>
       </w:r>
     </w:p>
     <w:p>
@@ -9717,13 +9717,13 @@
           <w:b/>
           <w:bCs/>
         </w:rPr>
-        <w:t xml:space="preserve">Sukuk structures:</w:t>
-      </w:r>
-      <w:r>
-        <w:t xml:space="preserve"> </w:t>
-      </w:r>
-      <w:r>
-        <w:t xml:space="preserve">termination and cash flow outcomes per structure documentation and supervisory governance.</w:t>
+        <w:t xml:space="preserve">controlled off-venue transfers:</w:t>
+      </w:r>
+      <w:r>
+        <w:t xml:space="preserve"> </w:t>
+      </w:r>
+      <w:r>
+        <w:t xml:space="preserve">only between eligible, whitelisted wallets with evidence retention</w:t>
       </w:r>
     </w:p>
     <w:p>
@@ -9739,31 +9739,39 @@
           <w:b/>
           <w:bCs/>
         </w:rPr>
-        <w:t xml:space="preserve">Crowdfunding:</w:t>
-      </w:r>
-      <w:r>
-        <w:t xml:space="preserve"> </w:t>
-      </w:r>
-      <w:r>
-        <w:t xml:space="preserve">outcomes per documented terms, caps, and investor protections (often more constrained for secondary exits).</w:t>
+        <w:t xml:space="preserve">redemption windows / buyback programs (if offered):</w:t>
+      </w:r>
+      <w:r>
+        <w:t xml:space="preserve"> </w:t>
+      </w:r>
+      <w:r>
+        <w:t xml:space="preserve">governed terms, gates, and disclosures</w:t>
+      </w:r>
+    </w:p>
+    <w:p>
+      <w:pPr>
+        <w:pStyle w:val="FirstParagraph"/>
+      </w:pPr>
+      <w:r>
+        <w:t xml:space="preserve">The offering documents must state clearly which exit pathways are available for each product model and jurisdiction, and what limitations apply.</w:t>
       </w:r>
     </w:p>
     <w:bookmarkEnd w:id="140"/>
-    <w:bookmarkStart w:id="141" w:name="orderly-wind-down-program-level"/>
+    <w:bookmarkStart w:id="141" w:name="end-of-life-outcomes-term-driven"/>
     <w:p>
       <w:pPr>
         <w:pStyle w:val="Heading3"/>
       </w:pPr>
       <w:r>
-        <w:t xml:space="preserve">Orderly Wind-Down (Program-Level)</w:t>
-      </w:r>
-    </w:p>
-    <w:p>
-      <w:pPr>
-        <w:pStyle w:val="FirstParagraph"/>
-      </w:pPr>
-      <w:r>
-        <w:t xml:space="preserve">The program should define a wind-down approach that preserves investor rights and auditability, including:</w:t>
+        <w:t xml:space="preserve">End-of-Life Outcomes (Term-Driven)</w:t>
+      </w:r>
+    </w:p>
+    <w:p>
+      <w:pPr>
+        <w:pStyle w:val="FirstParagraph"/>
+      </w:pPr>
+      <w:r>
+        <w:t xml:space="preserve">End-of-life outcomes depend on the model:</w:t>
       </w:r>
     </w:p>
     <w:p>
@@ -9774,264 +9782,370 @@
           <w:numId w:val="1102"/>
         </w:numPr>
       </w:pPr>
-      <w:r>
-        <w:t xml:space="preserve">continuity of the investor registry and statements (including transfer agent responsibilities)</w:t>
-      </w:r>
-    </w:p>
-    <w:p>
-      <w:pPr>
-        <w:pStyle w:val="Compact"/>
-        <w:numPr>
-          <w:ilvl w:val="0"/>
-          <w:numId w:val="1102"/>
-        </w:numPr>
-      </w:pPr>
-      <w:r>
-        <w:t xml:space="preserve">continuity of servicing and corporate actions (distributions, notices) or orderly cessation per terms</w:t>
-      </w:r>
-    </w:p>
-    <w:p>
-      <w:pPr>
-        <w:pStyle w:val="Compact"/>
-        <w:numPr>
-          <w:ilvl w:val="0"/>
-          <w:numId w:val="1102"/>
-        </w:numPr>
-      </w:pPr>
-      <w:r>
-        <w:t xml:space="preserve">custody and key management handover procedures (where applicable)</w:t>
-      </w:r>
-    </w:p>
-    <w:p>
-      <w:pPr>
-        <w:pStyle w:val="Compact"/>
-        <w:numPr>
-          <w:ilvl w:val="0"/>
-          <w:numId w:val="1102"/>
-        </w:numPr>
-      </w:pPr>
-      <w:r>
-        <w:t xml:space="preserve">preservation of evidence packs and audit logs for required retention periods</w:t>
-      </w:r>
-    </w:p>
-    <w:p>
-      <w:pPr>
-        <w:pStyle w:val="FirstParagraph"/>
-      </w:pPr>
-      <w:r>
-        <w:t xml:space="preserve">Wind-down planning is especially important for multi-vehicle scaling, where issuer vehicles may terminate at different times.</w:t>
-      </w:r>
-    </w:p>
-    <w:bookmarkEnd w:id="141"/>
-    <w:bookmarkEnd w:id="142"/>
-    <w:bookmarkStart w:id="143" w:name="Xf5e76e3a6a797a27c01069ea44fd8e85a3f4fc0"/>
-    <w:p>
-      <w:pPr>
-        <w:pStyle w:val="Heading2"/>
-      </w:pPr>
-      <w:r>
-        <w:t xml:space="preserve">Monitoring and Control Metrics (Illustrative)</w:t>
-      </w:r>
-    </w:p>
-    <w:p>
-      <w:pPr>
-        <w:pStyle w:val="FirstParagraph"/>
-      </w:pPr>
-      <w:r>
-        <w:t xml:space="preserve">Liquidity engineering requires ongoing monitoring, such as:</w:t>
-      </w:r>
-    </w:p>
-    <w:p>
-      <w:pPr>
-        <w:pStyle w:val="Compact"/>
-        <w:numPr>
-          <w:ilvl w:val="0"/>
-          <w:numId w:val="1103"/>
-        </w:numPr>
-      </w:pPr>
-      <w:r>
-        <w:t xml:space="preserve">order book depth and spread metrics (per venue)</w:t>
-      </w:r>
-    </w:p>
-    <w:p>
-      <w:pPr>
-        <w:pStyle w:val="Compact"/>
-        <w:numPr>
-          <w:ilvl w:val="0"/>
-          <w:numId w:val="1103"/>
-        </w:numPr>
-      </w:pPr>
-      <w:r>
-        <w:t xml:space="preserve">turnover ratio and concentration indicators</w:t>
-      </w:r>
-    </w:p>
-    <w:p>
-      <w:pPr>
-        <w:pStyle w:val="Compact"/>
-        <w:numPr>
-          <w:ilvl w:val="0"/>
-          <w:numId w:val="1103"/>
-        </w:numPr>
-      </w:pPr>
-      <w:r>
-        <w:t xml:space="preserve">price vs. NAV deviations and volatility thresholds</w:t>
-      </w:r>
-    </w:p>
-    <w:p>
-      <w:pPr>
-        <w:pStyle w:val="Compact"/>
-        <w:numPr>
-          <w:ilvl w:val="0"/>
-          <w:numId w:val="1103"/>
-        </w:numPr>
-      </w:pPr>
-      <w:r>
-        <w:t xml:space="preserve">redemption request volumes and gating usage (if applicable)</w:t>
-      </w:r>
-    </w:p>
-    <w:p>
-      <w:pPr>
-        <w:pStyle w:val="Compact"/>
-        <w:numPr>
-          <w:ilvl w:val="0"/>
-          <w:numId w:val="1103"/>
-        </w:numPr>
-      </w:pPr>
-      <w:r>
-        <w:t xml:space="preserve">cross-venue fragmentation indicators</w:t>
-      </w:r>
-    </w:p>
-    <w:bookmarkEnd w:id="143"/>
-    <w:bookmarkStart w:id="144" w:name="regulatory-alignment"/>
-    <w:p>
-      <w:pPr>
-        <w:pStyle w:val="Heading2"/>
-      </w:pPr>
-      <w:r>
-        <w:t xml:space="preserve">Regulatory Alignment</w:t>
-      </w:r>
-    </w:p>
-    <w:p>
-      <w:pPr>
-        <w:pStyle w:val="FirstParagraph"/>
-      </w:pPr>
-      <w:r>
-        <w:t xml:space="preserve">Liquidity mechanisms must be aligned to:</w:t>
-      </w:r>
-    </w:p>
-    <w:p>
-      <w:pPr>
-        <w:pStyle w:val="Compact"/>
-        <w:numPr>
-          <w:ilvl w:val="0"/>
-          <w:numId w:val="1104"/>
-        </w:numPr>
-      </w:pPr>
-      <w:r>
-        <w:t xml:space="preserve">market conduct and surveillance expectations (where trading occurs)</w:t>
-      </w:r>
-    </w:p>
-    <w:p>
-      <w:pPr>
-        <w:pStyle w:val="Compact"/>
-        <w:numPr>
-          <w:ilvl w:val="0"/>
-          <w:numId w:val="1104"/>
-        </w:numPr>
-      </w:pPr>
-      <w:r>
-        <w:t xml:space="preserve">disclosure standards (risk, pricing integrity, conflicts of interest)</w:t>
-      </w:r>
-    </w:p>
-    <w:p>
-      <w:pPr>
-        <w:pStyle w:val="Compact"/>
-        <w:numPr>
-          <w:ilvl w:val="0"/>
-          <w:numId w:val="1104"/>
-        </w:numPr>
-      </w:pPr>
-      <w:r>
-        <w:t xml:space="preserve">investor protection rules (eligibility, marketing constraints)</w:t>
-      </w:r>
-    </w:p>
-    <w:p>
-      <w:pPr>
-        <w:pStyle w:val="FirstParagraph"/>
-      </w:pPr>
-      <w:r>
-        <w:t xml:space="preserve">The framework is designed to support regulator engagement by providing transparent controls, auditable processes, and documented limitations (including explicit non-guarantee of liquidity).</w:t>
-      </w:r>
-    </w:p>
-    <w:bookmarkEnd w:id="144"/>
-    <w:bookmarkStart w:id="145" w:name="X719c24ee37645d9ac904d1f302e782eb135bf3a"/>
-    <w:p>
-      <w:pPr>
-        <w:pStyle w:val="Heading2"/>
-      </w:pPr>
-      <w:r>
-        <w:t xml:space="preserve">Cross-Border Implications (ASEAN Minimum)</w:t>
-      </w:r>
-    </w:p>
-    <w:p>
-      <w:pPr>
-        <w:pStyle w:val="FirstParagraph"/>
-      </w:pPr>
-      <w:r>
-        <w:t xml:space="preserve">Cross-border liquidity is structurally constrained by:</w:t>
-      </w:r>
-    </w:p>
-    <w:p>
-      <w:pPr>
-        <w:pStyle w:val="Compact"/>
-        <w:numPr>
-          <w:ilvl w:val="0"/>
-          <w:numId w:val="1105"/>
-        </w:numPr>
-      </w:pPr>
-      <w:r>
-        <w:t xml:space="preserve">different investor eligibility rules by jurisdiction</w:t>
-      </w:r>
-    </w:p>
-    <w:p>
-      <w:pPr>
-        <w:pStyle w:val="Compact"/>
-        <w:numPr>
-          <w:ilvl w:val="0"/>
-          <w:numId w:val="1105"/>
-        </w:numPr>
-      </w:pPr>
-      <w:r>
-        <w:t xml:space="preserve">venue access differences across ASEAN markets</w:t>
-      </w:r>
-    </w:p>
-    <w:p>
-      <w:pPr>
-        <w:pStyle w:val="Compact"/>
-        <w:numPr>
-          <w:ilvl w:val="0"/>
-          <w:numId w:val="1105"/>
-        </w:numPr>
-      </w:pPr>
-      <w:r>
-        <w:t xml:space="preserve">data protection and reporting requirements</w:t>
-      </w:r>
-    </w:p>
-    <w:p>
-      <w:pPr>
-        <w:pStyle w:val="FirstParagraph"/>
-      </w:pPr>
-      <w:r>
-        <w:t xml:space="preserve">As a result, liquidity is expected to be</w:t>
-      </w:r>
-      <w:r>
-        <w:t xml:space="preserve"> </w:t>
-      </w:r>
       <w:r>
         <w:rPr>
           <w:b/>
           <w:bCs/>
         </w:rPr>
+        <w:t xml:space="preserve">Debt-like instruments:</w:t>
+      </w:r>
+      <w:r>
+        <w:t xml:space="preserve"> </w:t>
+      </w:r>
+      <w:r>
+        <w:t xml:space="preserve">repayment at maturity and/or scheduled amortization under the repayment waterfall; default handling is governed by servicing and enforcement procedures.</w:t>
+      </w:r>
+    </w:p>
+    <w:p>
+      <w:pPr>
+        <w:pStyle w:val="Compact"/>
+        <w:numPr>
+          <w:ilvl w:val="0"/>
+          <w:numId w:val="1102"/>
+        </w:numPr>
+      </w:pPr>
+      <w:r>
+        <w:rPr>
+          <w:b/>
+          <w:bCs/>
+        </w:rPr>
+        <w:t xml:space="preserve">Profit participation (REIT-like):</w:t>
+      </w:r>
+      <w:r>
+        <w:t xml:space="preserve"> </w:t>
+      </w:r>
+      <w:r>
+        <w:t xml:space="preserve">continued participation until a defined termination event, asset sale, or fund/vehicle wind-up under the wrapper rules.</w:t>
+      </w:r>
+    </w:p>
+    <w:p>
+      <w:pPr>
+        <w:pStyle w:val="Compact"/>
+        <w:numPr>
+          <w:ilvl w:val="0"/>
+          <w:numId w:val="1102"/>
+        </w:numPr>
+      </w:pPr>
+      <w:r>
+        <w:rPr>
+          <w:b/>
+          <w:bCs/>
+        </w:rPr>
+        <w:t xml:space="preserve">Sukuk structures:</w:t>
+      </w:r>
+      <w:r>
+        <w:t xml:space="preserve"> </w:t>
+      </w:r>
+      <w:r>
+        <w:t xml:space="preserve">termination and cash flow outcomes per structure documentation and supervisory governance.</w:t>
+      </w:r>
+    </w:p>
+    <w:p>
+      <w:pPr>
+        <w:pStyle w:val="Compact"/>
+        <w:numPr>
+          <w:ilvl w:val="0"/>
+          <w:numId w:val="1102"/>
+        </w:numPr>
+      </w:pPr>
+      <w:r>
+        <w:rPr>
+          <w:b/>
+          <w:bCs/>
+        </w:rPr>
+        <w:t xml:space="preserve">Crowdfunding:</w:t>
+      </w:r>
+      <w:r>
+        <w:t xml:space="preserve"> </w:t>
+      </w:r>
+      <w:r>
+        <w:t xml:space="preserve">outcomes per documented terms, caps, and investor protections (often more constrained for secondary exits).</w:t>
+      </w:r>
+    </w:p>
+    <w:bookmarkEnd w:id="141"/>
+    <w:bookmarkStart w:id="142" w:name="orderly-wind-down-program-level"/>
+    <w:p>
+      <w:pPr>
+        <w:pStyle w:val="Heading3"/>
+      </w:pPr>
+      <w:r>
+        <w:t xml:space="preserve">Orderly Wind-Down (Program-Level)</w:t>
+      </w:r>
+    </w:p>
+    <w:p>
+      <w:pPr>
+        <w:pStyle w:val="FirstParagraph"/>
+      </w:pPr>
+      <w:r>
+        <w:t xml:space="preserve">The program should define a wind-down approach that preserves investor rights and auditability, including:</w:t>
+      </w:r>
+    </w:p>
+    <w:p>
+      <w:pPr>
+        <w:pStyle w:val="Compact"/>
+        <w:numPr>
+          <w:ilvl w:val="0"/>
+          <w:numId w:val="1103"/>
+        </w:numPr>
+      </w:pPr>
+      <w:r>
+        <w:t xml:space="preserve">continuity of the investor registry and statements (including transfer agent responsibilities)</w:t>
+      </w:r>
+    </w:p>
+    <w:p>
+      <w:pPr>
+        <w:pStyle w:val="Compact"/>
+        <w:numPr>
+          <w:ilvl w:val="0"/>
+          <w:numId w:val="1103"/>
+        </w:numPr>
+      </w:pPr>
+      <w:r>
+        <w:t xml:space="preserve">continuity of servicing and corporate actions (distributions, notices) or orderly cessation per terms</w:t>
+      </w:r>
+    </w:p>
+    <w:p>
+      <w:pPr>
+        <w:pStyle w:val="Compact"/>
+        <w:numPr>
+          <w:ilvl w:val="0"/>
+          <w:numId w:val="1103"/>
+        </w:numPr>
+      </w:pPr>
+      <w:r>
+        <w:t xml:space="preserve">custody and key management handover procedures (where applicable)</w:t>
+      </w:r>
+    </w:p>
+    <w:p>
+      <w:pPr>
+        <w:pStyle w:val="Compact"/>
+        <w:numPr>
+          <w:ilvl w:val="0"/>
+          <w:numId w:val="1103"/>
+        </w:numPr>
+      </w:pPr>
+      <w:r>
+        <w:t xml:space="preserve">preservation of evidence packs and audit logs for required retention periods</w:t>
+      </w:r>
+    </w:p>
+    <w:p>
+      <w:pPr>
+        <w:pStyle w:val="FirstParagraph"/>
+      </w:pPr>
+      <w:r>
+        <w:t xml:space="preserve">Wind-down planning is especially important for multi-vehicle scaling, where issuer vehicles may terminate at different times.</w:t>
+      </w:r>
+    </w:p>
+    <w:bookmarkEnd w:id="142"/>
+    <w:bookmarkEnd w:id="143"/>
+    <w:bookmarkStart w:id="144" w:name="Xf5e76e3a6a797a27c01069ea44fd8e85a3f4fc0"/>
+    <w:p>
+      <w:pPr>
+        <w:pStyle w:val="Heading2"/>
+      </w:pPr>
+      <w:r>
+        <w:t xml:space="preserve">Monitoring and Control Metrics (Illustrative)</w:t>
+      </w:r>
+    </w:p>
+    <w:p>
+      <w:pPr>
+        <w:pStyle w:val="FirstParagraph"/>
+      </w:pPr>
+      <w:r>
+        <w:t xml:space="preserve">Liquidity engineering requires ongoing monitoring, such as:</w:t>
+      </w:r>
+    </w:p>
+    <w:p>
+      <w:pPr>
+        <w:pStyle w:val="Compact"/>
+        <w:numPr>
+          <w:ilvl w:val="0"/>
+          <w:numId w:val="1104"/>
+        </w:numPr>
+      </w:pPr>
+      <w:r>
+        <w:t xml:space="preserve">order book depth and spread metrics (per venue)</w:t>
+      </w:r>
+    </w:p>
+    <w:p>
+      <w:pPr>
+        <w:pStyle w:val="Compact"/>
+        <w:numPr>
+          <w:ilvl w:val="0"/>
+          <w:numId w:val="1104"/>
+        </w:numPr>
+      </w:pPr>
+      <w:r>
+        <w:t xml:space="preserve">turnover ratio and concentration indicators</w:t>
+      </w:r>
+    </w:p>
+    <w:p>
+      <w:pPr>
+        <w:pStyle w:val="Compact"/>
+        <w:numPr>
+          <w:ilvl w:val="0"/>
+          <w:numId w:val="1104"/>
+        </w:numPr>
+      </w:pPr>
+      <w:r>
+        <w:t xml:space="preserve">price vs. NAV deviations and volatility thresholds</w:t>
+      </w:r>
+    </w:p>
+    <w:p>
+      <w:pPr>
+        <w:pStyle w:val="Compact"/>
+        <w:numPr>
+          <w:ilvl w:val="0"/>
+          <w:numId w:val="1104"/>
+        </w:numPr>
+      </w:pPr>
+      <w:r>
+        <w:t xml:space="preserve">redemption request volumes and gating usage (if applicable)</w:t>
+      </w:r>
+    </w:p>
+    <w:p>
+      <w:pPr>
+        <w:pStyle w:val="Compact"/>
+        <w:numPr>
+          <w:ilvl w:val="0"/>
+          <w:numId w:val="1104"/>
+        </w:numPr>
+      </w:pPr>
+      <w:r>
+        <w:t xml:space="preserve">cross-venue fragmentation indicators</w:t>
+      </w:r>
+    </w:p>
+    <w:bookmarkEnd w:id="144"/>
+    <w:bookmarkStart w:id="145" w:name="regulatory-alignment"/>
+    <w:p>
+      <w:pPr>
+        <w:pStyle w:val="Heading2"/>
+      </w:pPr>
+      <w:r>
+        <w:t xml:space="preserve">Regulatory Alignment</w:t>
+      </w:r>
+    </w:p>
+    <w:p>
+      <w:pPr>
+        <w:pStyle w:val="FirstParagraph"/>
+      </w:pPr>
+      <w:r>
+        <w:t xml:space="preserve">Liquidity mechanisms must be aligned to:</w:t>
+      </w:r>
+    </w:p>
+    <w:p>
+      <w:pPr>
+        <w:pStyle w:val="Compact"/>
+        <w:numPr>
+          <w:ilvl w:val="0"/>
+          <w:numId w:val="1105"/>
+        </w:numPr>
+      </w:pPr>
+      <w:r>
+        <w:t xml:space="preserve">market conduct and surveillance expectations (where trading occurs)</w:t>
+      </w:r>
+    </w:p>
+    <w:p>
+      <w:pPr>
+        <w:pStyle w:val="Compact"/>
+        <w:numPr>
+          <w:ilvl w:val="0"/>
+          <w:numId w:val="1105"/>
+        </w:numPr>
+      </w:pPr>
+      <w:r>
+        <w:t xml:space="preserve">disclosure standards (risk, pricing integrity, conflicts of interest)</w:t>
+      </w:r>
+    </w:p>
+    <w:p>
+      <w:pPr>
+        <w:pStyle w:val="Compact"/>
+        <w:numPr>
+          <w:ilvl w:val="0"/>
+          <w:numId w:val="1105"/>
+        </w:numPr>
+      </w:pPr>
+      <w:r>
+        <w:t xml:space="preserve">investor protection rules (eligibility, marketing constraints)</w:t>
+      </w:r>
+    </w:p>
+    <w:p>
+      <w:pPr>
+        <w:pStyle w:val="FirstParagraph"/>
+      </w:pPr>
+      <w:r>
+        <w:t xml:space="preserve">The framework is designed to support regulator engagement by providing transparent controls, auditable processes, and documented limitations (including explicit non-guarantee of liquidity).</w:t>
+      </w:r>
+    </w:p>
+    <w:bookmarkEnd w:id="145"/>
+    <w:bookmarkStart w:id="146" w:name="X719c24ee37645d9ac904d1f302e782eb135bf3a"/>
+    <w:p>
+      <w:pPr>
+        <w:pStyle w:val="Heading2"/>
+      </w:pPr>
+      <w:r>
+        <w:t xml:space="preserve">Cross-Border Implications (ASEAN Minimum)</w:t>
+      </w:r>
+    </w:p>
+    <w:p>
+      <w:pPr>
+        <w:pStyle w:val="FirstParagraph"/>
+      </w:pPr>
+      <w:r>
+        <w:t xml:space="preserve">Cross-border liquidity is structurally constrained by:</w:t>
+      </w:r>
+    </w:p>
+    <w:p>
+      <w:pPr>
+        <w:pStyle w:val="Compact"/>
+        <w:numPr>
+          <w:ilvl w:val="0"/>
+          <w:numId w:val="1106"/>
+        </w:numPr>
+      </w:pPr>
+      <w:r>
+        <w:t xml:space="preserve">different investor eligibility rules by jurisdiction</w:t>
+      </w:r>
+    </w:p>
+    <w:p>
+      <w:pPr>
+        <w:pStyle w:val="Compact"/>
+        <w:numPr>
+          <w:ilvl w:val="0"/>
+          <w:numId w:val="1106"/>
+        </w:numPr>
+      </w:pPr>
+      <w:r>
+        <w:t xml:space="preserve">venue access differences across ASEAN markets</w:t>
+      </w:r>
+    </w:p>
+    <w:p>
+      <w:pPr>
+        <w:pStyle w:val="Compact"/>
+        <w:numPr>
+          <w:ilvl w:val="0"/>
+          <w:numId w:val="1106"/>
+        </w:numPr>
+      </w:pPr>
+      <w:r>
+        <w:t xml:space="preserve">data protection and reporting requirements</w:t>
+      </w:r>
+    </w:p>
+    <w:p>
+      <w:pPr>
+        <w:pStyle w:val="FirstParagraph"/>
+      </w:pPr>
+      <w:r>
+        <w:t xml:space="preserve">As a result, liquidity is expected to be</w:t>
+      </w:r>
+      <w:r>
+        <w:t xml:space="preserve"> </w:t>
+      </w:r>
+      <w:r>
+        <w:rPr>
+          <w:b/>
+          <w:bCs/>
+        </w:rPr>
         <w:t xml:space="preserve">fragmented</w:t>
       </w:r>
       <w:r>
@@ -10049,9 +10163,9 @@
         <w:t xml:space="preserve">ewpage</w:t>
       </w:r>
     </w:p>
-    <w:bookmarkEnd w:id="145"/>
     <w:bookmarkEnd w:id="146"/>
-    <w:bookmarkStart w:id="177" w:name="Xc6e7155be1e2502c8577776d3834264b6b400f6"/>
+    <w:bookmarkEnd w:id="147"/>
+    <w:bookmarkStart w:id="178" w:name="Xc6e7155be1e2502c8577776d3834264b6b400f6"/>
     <w:p>
       <w:pPr>
         <w:pStyle w:val="Heading1"/>
@@ -10060,7 +10174,7 @@
         <w:t xml:space="preserve">Funding Models (Debt, Profit Participation, Sukuk, Crowdfunding)</w:t>
       </w:r>
     </w:p>
-    <w:bookmarkStart w:id="147" w:name="purpose"/>
+    <w:bookmarkStart w:id="148" w:name="purpose"/>
     <w:p>
       <w:pPr>
         <w:pStyle w:val="Heading2"/>
@@ -10082,7 +10196,7 @@
         <w:pStyle w:val="Compact"/>
         <w:numPr>
           <w:ilvl w:val="0"/>
-          <w:numId w:val="1106"/>
+          <w:numId w:val="1107"/>
         </w:numPr>
       </w:pPr>
       <w:r>
@@ -10094,7 +10208,7 @@
         <w:pStyle w:val="Compact"/>
         <w:numPr>
           <w:ilvl w:val="0"/>
-          <w:numId w:val="1106"/>
+          <w:numId w:val="1107"/>
         </w:numPr>
       </w:pPr>
       <w:r>
@@ -10106,7 +10220,7 @@
         <w:pStyle w:val="Compact"/>
         <w:numPr>
           <w:ilvl w:val="0"/>
-          <w:numId w:val="1106"/>
+          <w:numId w:val="1107"/>
         </w:numPr>
       </w:pPr>
       <w:r>
@@ -10121,8 +10235,8 @@
         <w:t xml:space="preserve">Each model must be documented and categorized with appropriate disclosures and governance. The framework is not intended to blur regulatory categories; it is intended to support regulated implementation.</w:t>
       </w:r>
     </w:p>
-    <w:bookmarkEnd w:id="147"/>
-    <w:bookmarkStart w:id="148" w:name="X53329f756f46163aaf104fbb9b57353c5ead22c"/>
+    <w:bookmarkEnd w:id="148"/>
+    <w:bookmarkStart w:id="149" w:name="X53329f756f46163aaf104fbb9b57353c5ead22c"/>
     <w:p>
       <w:pPr>
         <w:pStyle w:val="Heading2"/>
@@ -10439,7 +10553,7 @@
         <w:pStyle w:val="Compact"/>
         <w:numPr>
           <w:ilvl w:val="0"/>
-          <w:numId w:val="1107"/>
+          <w:numId w:val="1108"/>
         </w:numPr>
       </w:pPr>
       <w:r>
@@ -10451,7 +10565,7 @@
         <w:pStyle w:val="Compact"/>
         <w:numPr>
           <w:ilvl w:val="0"/>
-          <w:numId w:val="1107"/>
+          <w:numId w:val="1108"/>
         </w:numPr>
       </w:pPr>
       <w:r>
@@ -10463,7 +10577,7 @@
         <w:pStyle w:val="Compact"/>
         <w:numPr>
           <w:ilvl w:val="0"/>
-          <w:numId w:val="1107"/>
+          <w:numId w:val="1108"/>
         </w:numPr>
       </w:pPr>
       <w:r>
@@ -10475,15 +10589,15 @@
         <w:pStyle w:val="Compact"/>
         <w:numPr>
           <w:ilvl w:val="0"/>
-          <w:numId w:val="1107"/>
+          <w:numId w:val="1108"/>
         </w:numPr>
       </w:pPr>
       <w:r>
         <w:t xml:space="preserve">auditability, evidence packs, and governance approvals</w:t>
       </w:r>
     </w:p>
-    <w:bookmarkEnd w:id="148"/>
-    <w:bookmarkStart w:id="149" w:name="comparative-overview-illustrative"/>
+    <w:bookmarkEnd w:id="149"/>
+    <w:bookmarkStart w:id="150" w:name="comparative-overview-illustrative"/>
     <w:p>
       <w:pPr>
         <w:pStyle w:val="Heading2"/>
@@ -10795,8 +10909,8 @@
         </w:tc>
       </w:tr>
     </w:tbl>
-    <w:bookmarkEnd w:id="149"/>
-    <w:bookmarkStart w:id="154" w:name="Xa02e8964752b0b200c9ddf5fa2278aee22369e6"/>
+    <w:bookmarkEnd w:id="150"/>
+    <w:bookmarkStart w:id="155" w:name="Xa02e8964752b0b200c9ddf5fa2278aee22369e6"/>
     <w:p>
       <w:pPr>
         <w:pStyle w:val="Heading2"/>
@@ -10829,7 +10943,7 @@
         <w:t xml:space="preserve">tied to the economic-rights instrument (debt-like repayments, profit participation distributions, sukuk participation returns, or crowdfunding entitlements). It does not refer to speculative token price mechanics.</w:t>
       </w:r>
     </w:p>
-    <w:bookmarkStart w:id="150" w:name="fee-stack-illustrative-wrapper-dependent"/>
+    <w:bookmarkStart w:id="151" w:name="fee-stack-illustrative-wrapper-dependent"/>
     <w:p>
       <w:pPr>
         <w:pStyle w:val="Heading3"/>
@@ -10851,7 +10965,7 @@
         <w:pStyle w:val="Compact"/>
         <w:numPr>
           <w:ilvl w:val="0"/>
-          <w:numId w:val="1108"/>
+          <w:numId w:val="1109"/>
         </w:numPr>
       </w:pPr>
       <w:r>
@@ -10873,7 +10987,7 @@
         <w:pStyle w:val="Compact"/>
         <w:numPr>
           <w:ilvl w:val="0"/>
-          <w:numId w:val="1108"/>
+          <w:numId w:val="1109"/>
         </w:numPr>
       </w:pPr>
       <w:r>
@@ -10895,7 +11009,7 @@
         <w:pStyle w:val="Compact"/>
         <w:numPr>
           <w:ilvl w:val="0"/>
-          <w:numId w:val="1108"/>
+          <w:numId w:val="1109"/>
         </w:numPr>
       </w:pPr>
       <w:r>
@@ -10917,7 +11031,7 @@
         <w:pStyle w:val="Compact"/>
         <w:numPr>
           <w:ilvl w:val="0"/>
-          <w:numId w:val="1108"/>
+          <w:numId w:val="1109"/>
         </w:numPr>
       </w:pPr>
       <w:r>
@@ -10939,7 +11053,7 @@
         <w:pStyle w:val="Compact"/>
         <w:numPr>
           <w:ilvl w:val="0"/>
-          <w:numId w:val="1108"/>
+          <w:numId w:val="1109"/>
         </w:numPr>
       </w:pPr>
       <w:r>
@@ -10961,7 +11075,7 @@
         <w:pStyle w:val="Compact"/>
         <w:numPr>
           <w:ilvl w:val="0"/>
-          <w:numId w:val="1108"/>
+          <w:numId w:val="1109"/>
         </w:numPr>
       </w:pPr>
       <w:r>
@@ -10983,7 +11097,7 @@
         <w:pStyle w:val="Compact"/>
         <w:numPr>
           <w:ilvl w:val="0"/>
-          <w:numId w:val="1108"/>
+          <w:numId w:val="1109"/>
         </w:numPr>
       </w:pPr>
       <w:r>
@@ -11005,7 +11119,7 @@
         <w:pStyle w:val="Compact"/>
         <w:numPr>
           <w:ilvl w:val="0"/>
-          <w:numId w:val="1108"/>
+          <w:numId w:val="1109"/>
         </w:numPr>
       </w:pPr>
       <w:r>
@@ -11030,8 +11144,8 @@
         <w:t xml:space="preserve">Fee disclosures should include the payer (borrower vs investor vs issuer), timing, calculation basis, and any caps.</w:t>
       </w:r>
     </w:p>
-    <w:bookmarkEnd w:id="150"/>
-    <w:bookmarkStart w:id="151" w:name="cash-flow-waterfall-high-level"/>
+    <w:bookmarkEnd w:id="151"/>
+    <w:bookmarkStart w:id="152" w:name="cash-flow-waterfall-high-level"/>
     <w:p>
       <w:pPr>
         <w:pStyle w:val="Heading3"/>
@@ -11053,7 +11167,7 @@
         <w:pStyle w:val="Compact"/>
         <w:numPr>
           <w:ilvl w:val="0"/>
-          <w:numId w:val="1109"/>
+          <w:numId w:val="1110"/>
         </w:numPr>
       </w:pPr>
       <w:r>
@@ -11065,7 +11179,7 @@
         <w:pStyle w:val="Compact"/>
         <w:numPr>
           <w:ilvl w:val="0"/>
-          <w:numId w:val="1109"/>
+          <w:numId w:val="1110"/>
         </w:numPr>
       </w:pPr>
       <w:r>
@@ -11077,7 +11191,7 @@
         <w:pStyle w:val="Compact"/>
         <w:numPr>
           <w:ilvl w:val="0"/>
-          <w:numId w:val="1109"/>
+          <w:numId w:val="1110"/>
         </w:numPr>
       </w:pPr>
       <w:r>
@@ -11089,15 +11203,15 @@
         <w:pStyle w:val="Compact"/>
         <w:numPr>
           <w:ilvl w:val="0"/>
-          <w:numId w:val="1109"/>
+          <w:numId w:val="1110"/>
         </w:numPr>
       </w:pPr>
       <w:r>
         <w:t xml:space="preserve">net amounts available for investor entitlements</w:t>
       </w:r>
     </w:p>
-    <w:bookmarkEnd w:id="151"/>
-    <w:bookmarkStart w:id="152" w:name="Xd75ec5231e9f46682d33b16d97267b92648d966"/>
+    <w:bookmarkEnd w:id="152"/>
+    <w:bookmarkStart w:id="153" w:name="Xd75ec5231e9f46682d33b16d97267b92648d966"/>
     <w:p>
       <w:pPr>
         <w:pStyle w:val="Heading3"/>
@@ -11119,7 +11233,7 @@
         <w:pStyle w:val="Compact"/>
         <w:numPr>
           <w:ilvl w:val="0"/>
-          <w:numId w:val="1110"/>
+          <w:numId w:val="1111"/>
         </w:numPr>
       </w:pPr>
       <w:r>
@@ -11141,7 +11255,7 @@
         <w:pStyle w:val="Compact"/>
         <w:numPr>
           <w:ilvl w:val="0"/>
-          <w:numId w:val="1110"/>
+          <w:numId w:val="1111"/>
         </w:numPr>
       </w:pPr>
       <w:r>
@@ -11166,8 +11280,8 @@
         <w:t xml:space="preserve">This program avoids “hidden token fees”. Any transfer fees, protocol fees, or operator fees must be documented and disclosed.</w:t>
       </w:r>
     </w:p>
-    <w:bookmarkEnd w:id="152"/>
-    <w:bookmarkStart w:id="153" w:name="X575eed8e4ed8b33a2e118e5dc49d258c7f86ca9"/>
+    <w:bookmarkEnd w:id="153"/>
+    <w:bookmarkStart w:id="154" w:name="X575eed8e4ed8b33a2e118e5dc49d258c7f86ca9"/>
     <w:p>
       <w:pPr>
         <w:pStyle w:val="Heading3"/>
@@ -11189,7 +11303,7 @@
         <w:pStyle w:val="Compact"/>
         <w:numPr>
           <w:ilvl w:val="0"/>
-          <w:numId w:val="1111"/>
+          <w:numId w:val="1112"/>
         </w:numPr>
       </w:pPr>
       <w:r>
@@ -11201,7 +11315,7 @@
         <w:pStyle w:val="Compact"/>
         <w:numPr>
           <w:ilvl w:val="0"/>
-          <w:numId w:val="1111"/>
+          <w:numId w:val="1112"/>
         </w:numPr>
       </w:pPr>
       <w:r>
@@ -11213,16 +11327,16 @@
         <w:pStyle w:val="Compact"/>
         <w:numPr>
           <w:ilvl w:val="0"/>
-          <w:numId w:val="1111"/>
+          <w:numId w:val="1112"/>
         </w:numPr>
       </w:pPr>
       <w:r>
         <w:t xml:space="preserve">how fees are set and reviewed</w:t>
       </w:r>
     </w:p>
-    <w:bookmarkEnd w:id="153"/>
     <w:bookmarkEnd w:id="154"/>
-    <w:bookmarkStart w:id="160" w:name="debt-model-fixed-income-style"/>
+    <w:bookmarkEnd w:id="155"/>
+    <w:bookmarkStart w:id="161" w:name="debt-model-fixed-income-style"/>
     <w:p>
       <w:pPr>
         <w:pStyle w:val="Heading2"/>
@@ -11231,7 +11345,7 @@
         <w:t xml:space="preserve">1) Debt Model (Fixed-Income Style)</w:t>
       </w:r>
     </w:p>
-    <w:bookmarkStart w:id="155" w:name="problem-addressed"/>
+    <w:bookmarkStart w:id="156" w:name="problem-addressed"/>
     <w:p>
       <w:pPr>
         <w:pStyle w:val="Heading3"/>
@@ -11248,8 +11362,8 @@
         <w:t xml:space="preserve">Debt financing for real estate requires efficient servicing, clear investor registers, and transparent credit monitoring—especially when distributed cross-border.</w:t>
       </w:r>
     </w:p>
-    <w:bookmarkEnd w:id="155"/>
-    <w:bookmarkStart w:id="156" w:name="structural-solution"/>
+    <w:bookmarkEnd w:id="156"/>
+    <w:bookmarkStart w:id="157" w:name="structural-solution"/>
     <w:p>
       <w:pPr>
         <w:pStyle w:val="Heading3"/>
@@ -11271,7 +11385,7 @@
         <w:pStyle w:val="Compact"/>
         <w:numPr>
           <w:ilvl w:val="0"/>
-          <w:numId w:val="1112"/>
+          <w:numId w:val="1113"/>
         </w:numPr>
       </w:pPr>
       <w:r>
@@ -11283,7 +11397,7 @@
         <w:pStyle w:val="Compact"/>
         <w:numPr>
           <w:ilvl w:val="0"/>
-          <w:numId w:val="1112"/>
+          <w:numId w:val="1113"/>
         </w:numPr>
       </w:pPr>
       <w:r>
@@ -11295,7 +11409,7 @@
         <w:pStyle w:val="Compact"/>
         <w:numPr>
           <w:ilvl w:val="0"/>
-          <w:numId w:val="1112"/>
+          <w:numId w:val="1113"/>
         </w:numPr>
       </w:pPr>
       <w:r>
@@ -11307,15 +11421,15 @@
         <w:pStyle w:val="Compact"/>
         <w:numPr>
           <w:ilvl w:val="0"/>
-          <w:numId w:val="1112"/>
+          <w:numId w:val="1113"/>
         </w:numPr>
       </w:pPr>
       <w:r>
         <w:t xml:space="preserve">event logging for payment dates, notices, and covenant-related actions</w:t>
       </w:r>
     </w:p>
-    <w:bookmarkEnd w:id="156"/>
-    <w:bookmarkStart w:id="157" w:name="X8159acd1d50fdbb69cd97c1a50fd765244a89f6"/>
+    <w:bookmarkEnd w:id="157"/>
+    <w:bookmarkStart w:id="158" w:name="X8159acd1d50fdbb69cd97c1a50fd765244a89f6"/>
     <w:p>
       <w:pPr>
         <w:pStyle w:val="Heading3"/>
@@ -11350,7 +11464,7 @@
         <w:pStyle w:val="Compact"/>
         <w:numPr>
           <w:ilvl w:val="0"/>
-          <w:numId w:val="1113"/>
+          <w:numId w:val="1114"/>
         </w:numPr>
       </w:pPr>
       <w:r>
@@ -11362,7 +11476,7 @@
         <w:pStyle w:val="Compact"/>
         <w:numPr>
           <w:ilvl w:val="0"/>
-          <w:numId w:val="1113"/>
+          <w:numId w:val="1114"/>
         </w:numPr>
       </w:pPr>
       <w:r>
@@ -11374,7 +11488,7 @@
         <w:pStyle w:val="Compact"/>
         <w:numPr>
           <w:ilvl w:val="0"/>
-          <w:numId w:val="1113"/>
+          <w:numId w:val="1114"/>
         </w:numPr>
       </w:pPr>
       <w:r>
@@ -11399,7 +11513,7 @@
         <w:pStyle w:val="Compact"/>
         <w:numPr>
           <w:ilvl w:val="0"/>
-          <w:numId w:val="1113"/>
+          <w:numId w:val="1114"/>
         </w:numPr>
       </w:pPr>
       <w:r>
@@ -11411,7 +11525,7 @@
         <w:pStyle w:val="Compact"/>
         <w:numPr>
           <w:ilvl w:val="1"/>
-          <w:numId w:val="1114"/>
+          <w:numId w:val="1115"/>
         </w:numPr>
       </w:pPr>
       <w:r>
@@ -11439,7 +11553,7 @@
         <w:pStyle w:val="Compact"/>
         <w:numPr>
           <w:ilvl w:val="1"/>
-          <w:numId w:val="1114"/>
+          <w:numId w:val="1115"/>
         </w:numPr>
       </w:pPr>
       <w:r>
@@ -11467,7 +11581,7 @@
         <w:pStyle w:val="Compact"/>
         <w:numPr>
           <w:ilvl w:val="0"/>
-          <w:numId w:val="1113"/>
+          <w:numId w:val="1114"/>
         </w:numPr>
       </w:pPr>
       <w:r>
@@ -11479,7 +11593,7 @@
         <w:pStyle w:val="Compact"/>
         <w:numPr>
           <w:ilvl w:val="0"/>
-          <w:numId w:val="1113"/>
+          <w:numId w:val="1114"/>
         </w:numPr>
       </w:pPr>
       <w:r>
@@ -11510,8 +11624,8 @@
         <w:t xml:space="preserve">through disciplined closing mechanics rather than through an open-ended platform backstop. It should be disclosed explicitly as best-efforts, with clear cancellation and refund rules.</w:t>
       </w:r>
     </w:p>
-    <w:bookmarkEnd w:id="157"/>
-    <w:bookmarkStart w:id="158" w:name="regulatory-alignment-1"/>
+    <w:bookmarkEnd w:id="158"/>
+    <w:bookmarkStart w:id="159" w:name="regulatory-alignment-1"/>
     <w:p>
       <w:pPr>
         <w:pStyle w:val="Heading3"/>
@@ -11525,7 +11639,7 @@
         <w:pStyle w:val="Compact"/>
         <w:numPr>
           <w:ilvl w:val="0"/>
-          <w:numId w:val="1115"/>
+          <w:numId w:val="1116"/>
         </w:numPr>
       </w:pPr>
       <w:r>
@@ -11537,7 +11651,7 @@
         <w:pStyle w:val="Compact"/>
         <w:numPr>
           <w:ilvl w:val="0"/>
-          <w:numId w:val="1115"/>
+          <w:numId w:val="1116"/>
         </w:numPr>
       </w:pPr>
       <w:r>
@@ -11549,15 +11663,15 @@
         <w:pStyle w:val="Compact"/>
         <w:numPr>
           <w:ilvl w:val="0"/>
-          <w:numId w:val="1115"/>
+          <w:numId w:val="1116"/>
         </w:numPr>
       </w:pPr>
       <w:r>
         <w:t xml:space="preserve">ensure servicing and reporting obligations are met</w:t>
       </w:r>
     </w:p>
-    <w:bookmarkEnd w:id="158"/>
-    <w:bookmarkStart w:id="159" w:name="cross-border-implications-1"/>
+    <w:bookmarkEnd w:id="159"/>
+    <w:bookmarkStart w:id="160" w:name="cross-border-implications-1"/>
     <w:p>
       <w:pPr>
         <w:pStyle w:val="Heading3"/>
@@ -11574,9 +11688,9 @@
         <w:t xml:space="preserve">Debt tokens distributed across ASEAN require jurisdiction-aware selling restrictions and venue controls; secondary trading may be limited to eligible categories depending on the jurisdiction and venue.</w:t>
       </w:r>
     </w:p>
-    <w:bookmarkEnd w:id="159"/>
     <w:bookmarkEnd w:id="160"/>
-    <w:bookmarkStart w:id="165" w:name="Xbf6c613e4f024ef73dbb3e00b4535bc40262e56"/>
+    <w:bookmarkEnd w:id="161"/>
+    <w:bookmarkStart w:id="166" w:name="Xbf6c613e4f024ef73dbb3e00b4535bc40262e56"/>
     <w:p>
       <w:pPr>
         <w:pStyle w:val="Heading2"/>
@@ -11585,7 +11699,7 @@
         <w:t xml:space="preserve">2) Profit Participation Model (REIT-like Economic Rights)</w:t>
       </w:r>
     </w:p>
-    <w:bookmarkStart w:id="161" w:name="problem-addressed-1"/>
+    <w:bookmarkStart w:id="162" w:name="problem-addressed-1"/>
     <w:p>
       <w:pPr>
         <w:pStyle w:val="Heading3"/>
@@ -11602,8 +11716,8 @@
         <w:t xml:space="preserve">Profit participation requires consistent reporting, valuation integrity, and governance—often difficult to administer across many investors and jurisdictions.</w:t>
       </w:r>
     </w:p>
-    <w:bookmarkEnd w:id="161"/>
-    <w:bookmarkStart w:id="162" w:name="structural-solution-1"/>
+    <w:bookmarkEnd w:id="162"/>
+    <w:bookmarkStart w:id="163" w:name="structural-solution-1"/>
     <w:p>
       <w:pPr>
         <w:pStyle w:val="Heading3"/>
@@ -11625,7 +11739,7 @@
         <w:pStyle w:val="Compact"/>
         <w:numPr>
           <w:ilvl w:val="0"/>
-          <w:numId w:val="1116"/>
+          <w:numId w:val="1117"/>
         </w:numPr>
       </w:pPr>
       <w:r>
@@ -11637,7 +11751,7 @@
         <w:pStyle w:val="Compact"/>
         <w:numPr>
           <w:ilvl w:val="0"/>
-          <w:numId w:val="1116"/>
+          <w:numId w:val="1117"/>
         </w:numPr>
       </w:pPr>
       <w:r>
@@ -11649,15 +11763,15 @@
         <w:pStyle w:val="Compact"/>
         <w:numPr>
           <w:ilvl w:val="0"/>
-          <w:numId w:val="1116"/>
+          <w:numId w:val="1117"/>
         </w:numPr>
       </w:pPr>
       <w:r>
         <w:t xml:space="preserve">corporate action governance and auditable approvals</w:t>
       </w:r>
     </w:p>
-    <w:bookmarkEnd w:id="162"/>
-    <w:bookmarkStart w:id="163" w:name="regulatory-alignment-2"/>
+    <w:bookmarkEnd w:id="163"/>
+    <w:bookmarkStart w:id="164" w:name="regulatory-alignment-2"/>
     <w:p>
       <w:pPr>
         <w:pStyle w:val="Heading3"/>
@@ -11671,7 +11785,7 @@
         <w:pStyle w:val="Compact"/>
         <w:numPr>
           <w:ilvl w:val="0"/>
-          <w:numId w:val="1117"/>
+          <w:numId w:val="1118"/>
         </w:numPr>
       </w:pPr>
       <w:r>
@@ -11683,7 +11797,7 @@
         <w:pStyle w:val="Compact"/>
         <w:numPr>
           <w:ilvl w:val="0"/>
-          <w:numId w:val="1117"/>
+          <w:numId w:val="1118"/>
         </w:numPr>
       </w:pPr>
       <w:r>
@@ -11695,15 +11809,15 @@
         <w:pStyle w:val="Compact"/>
         <w:numPr>
           <w:ilvl w:val="0"/>
-          <w:numId w:val="1117"/>
+          <w:numId w:val="1118"/>
         </w:numPr>
       </w:pPr>
       <w:r>
         <w:t xml:space="preserve">periodic reporting and valuation governance</w:t>
       </w:r>
     </w:p>
-    <w:bookmarkEnd w:id="163"/>
-    <w:bookmarkStart w:id="164" w:name="cross-border-implications-2"/>
+    <w:bookmarkEnd w:id="164"/>
+    <w:bookmarkStart w:id="165" w:name="cross-border-implications-2"/>
     <w:p>
       <w:pPr>
         <w:pStyle w:val="Heading3"/>
@@ -11720,9 +11834,9 @@
         <w:t xml:space="preserve">Profit-participation structures may face stricter distribution constraints in some ASEAN jurisdictions (including collective investment style considerations depending on the wrapper). Whitelists and distributor controls are required, and liquidity is expected to fragment by venue and jurisdiction.</w:t>
       </w:r>
     </w:p>
-    <w:bookmarkEnd w:id="164"/>
     <w:bookmarkEnd w:id="165"/>
-    <w:bookmarkStart w:id="170" w:name="X459f6e51b21d8bae8755f6af57c13241624c837"/>
+    <w:bookmarkEnd w:id="166"/>
+    <w:bookmarkStart w:id="171" w:name="X459f6e51b21d8bae8755f6af57c13241624c837"/>
     <w:p>
       <w:pPr>
         <w:pStyle w:val="Heading2"/>
@@ -11731,7 +11845,7 @@
         <w:t xml:space="preserve">3) Sukuk Model (Shariah-Aligned, Asset-Backed Participation)</w:t>
       </w:r>
     </w:p>
-    <w:bookmarkStart w:id="166" w:name="problem-addressed-2"/>
+    <w:bookmarkStart w:id="167" w:name="problem-addressed-2"/>
     <w:p>
       <w:pPr>
         <w:pStyle w:val="Heading3"/>
@@ -11748,8 +11862,8 @@
         <w:t xml:space="preserve">Shariah-aligned real estate financing requires asset-backing, governance, and ongoing Shariah compliance evidence, while maintaining regulated investor protections.</w:t>
       </w:r>
     </w:p>
-    <w:bookmarkEnd w:id="166"/>
-    <w:bookmarkStart w:id="167" w:name="structural-solution-2"/>
+    <w:bookmarkEnd w:id="167"/>
+    <w:bookmarkStart w:id="168" w:name="structural-solution-2"/>
     <w:p>
       <w:pPr>
         <w:pStyle w:val="Heading3"/>
@@ -11771,7 +11885,7 @@
         <w:pStyle w:val="Compact"/>
         <w:numPr>
           <w:ilvl w:val="0"/>
-          <w:numId w:val="1118"/>
+          <w:numId w:val="1119"/>
         </w:numPr>
       </w:pPr>
       <w:r>
@@ -11783,7 +11897,7 @@
         <w:pStyle w:val="Compact"/>
         <w:numPr>
           <w:ilvl w:val="0"/>
-          <w:numId w:val="1118"/>
+          <w:numId w:val="1119"/>
         </w:numPr>
       </w:pPr>
       <w:r>
@@ -11795,15 +11909,15 @@
         <w:pStyle w:val="Compact"/>
         <w:numPr>
           <w:ilvl w:val="0"/>
-          <w:numId w:val="1118"/>
+          <w:numId w:val="1119"/>
         </w:numPr>
       </w:pPr>
       <w:r>
         <w:t xml:space="preserve">governance workflows supporting Shariah oversight evidence and reporting</w:t>
       </w:r>
     </w:p>
-    <w:bookmarkEnd w:id="167"/>
-    <w:bookmarkStart w:id="168" w:name="regulatory-alignment-3"/>
+    <w:bookmarkEnd w:id="168"/>
+    <w:bookmarkStart w:id="169" w:name="regulatory-alignment-3"/>
     <w:p>
       <w:pPr>
         <w:pStyle w:val="Heading3"/>
@@ -11817,7 +11931,7 @@
         <w:pStyle w:val="Compact"/>
         <w:numPr>
           <w:ilvl w:val="0"/>
-          <w:numId w:val="1119"/>
+          <w:numId w:val="1120"/>
         </w:numPr>
       </w:pPr>
       <w:r>
@@ -11829,7 +11943,7 @@
         <w:pStyle w:val="Compact"/>
         <w:numPr>
           <w:ilvl w:val="0"/>
-          <w:numId w:val="1119"/>
+          <w:numId w:val="1120"/>
         </w:numPr>
       </w:pPr>
       <w:r>
@@ -11841,15 +11955,15 @@
         <w:pStyle w:val="Compact"/>
         <w:numPr>
           <w:ilvl w:val="0"/>
-          <w:numId w:val="1119"/>
+          <w:numId w:val="1120"/>
         </w:numPr>
       </w:pPr>
       <w:r>
         <w:t xml:space="preserve">operational controls to ensure proceeds and cash flows remain within disclosed parameters</w:t>
       </w:r>
     </w:p>
-    <w:bookmarkEnd w:id="168"/>
-    <w:bookmarkStart w:id="169" w:name="cross-border-implications-3"/>
+    <w:bookmarkEnd w:id="169"/>
+    <w:bookmarkStart w:id="170" w:name="cross-border-implications-3"/>
     <w:p>
       <w:pPr>
         <w:pStyle w:val="Heading3"/>
@@ -11866,9 +11980,9 @@
         <w:t xml:space="preserve">Shariah products may have differentiated investor demand across ASEAN and may require jurisdiction-specific disclosures and approvals. Venue selection and distributor capability are material.</w:t>
       </w:r>
     </w:p>
-    <w:bookmarkEnd w:id="169"/>
     <w:bookmarkEnd w:id="170"/>
-    <w:bookmarkStart w:id="175" w:name="crowdfunding-model-capped-participation"/>
+    <w:bookmarkEnd w:id="171"/>
+    <w:bookmarkStart w:id="176" w:name="crowdfunding-model-capped-participation"/>
     <w:p>
       <w:pPr>
         <w:pStyle w:val="Heading2"/>
@@ -11877,7 +11991,7 @@
         <w:t xml:space="preserve">4) Crowdfunding Model (Capped Participation)</w:t>
       </w:r>
     </w:p>
-    <w:bookmarkStart w:id="171" w:name="problem-addressed-3"/>
+    <w:bookmarkStart w:id="172" w:name="problem-addressed-3"/>
     <w:p>
       <w:pPr>
         <w:pStyle w:val="Heading3"/>
@@ -11894,8 +12008,8 @@
         <w:t xml:space="preserve">Crowdfunding can broaden participation but requires strict caps, investor protections, suitability controls, and transparent reporting.</w:t>
       </w:r>
     </w:p>
-    <w:bookmarkEnd w:id="171"/>
-    <w:bookmarkStart w:id="172" w:name="structural-solution-3"/>
+    <w:bookmarkEnd w:id="172"/>
+    <w:bookmarkStart w:id="173" w:name="structural-solution-3"/>
     <w:p>
       <w:pPr>
         <w:pStyle w:val="Heading3"/>
@@ -11917,7 +12031,7 @@
         <w:pStyle w:val="Compact"/>
         <w:numPr>
           <w:ilvl w:val="0"/>
-          <w:numId w:val="1120"/>
+          <w:numId w:val="1121"/>
         </w:numPr>
       </w:pPr>
       <w:r>
@@ -11929,7 +12043,7 @@
         <w:pStyle w:val="Compact"/>
         <w:numPr>
           <w:ilvl w:val="0"/>
-          <w:numId w:val="1120"/>
+          <w:numId w:val="1121"/>
         </w:numPr>
       </w:pPr>
       <w:r>
@@ -11941,15 +12055,15 @@
         <w:pStyle w:val="Compact"/>
         <w:numPr>
           <w:ilvl w:val="0"/>
-          <w:numId w:val="1120"/>
+          <w:numId w:val="1121"/>
         </w:numPr>
       </w:pPr>
       <w:r>
         <w:t xml:space="preserve">restrictions on transfers and resale consistent with crowdfunding constraints</w:t>
       </w:r>
     </w:p>
-    <w:bookmarkEnd w:id="172"/>
-    <w:bookmarkStart w:id="173" w:name="regulatory-alignment-4"/>
+    <w:bookmarkEnd w:id="173"/>
+    <w:bookmarkStart w:id="174" w:name="regulatory-alignment-4"/>
     <w:p>
       <w:pPr>
         <w:pStyle w:val="Heading3"/>
@@ -11963,7 +12077,7 @@
         <w:pStyle w:val="Compact"/>
         <w:numPr>
           <w:ilvl w:val="0"/>
-          <w:numId w:val="1121"/>
+          <w:numId w:val="1122"/>
         </w:numPr>
       </w:pPr>
       <w:r>
@@ -11975,15 +12089,15 @@
         <w:pStyle w:val="Compact"/>
         <w:numPr>
           <w:ilvl w:val="0"/>
-          <w:numId w:val="1121"/>
+          <w:numId w:val="1122"/>
         </w:numPr>
       </w:pPr>
       <w:r>
         <w:t xml:space="preserve">emphasize investor protection: risk disclosures, cap enforcement, reporting cadence</w:t>
       </w:r>
     </w:p>
-    <w:bookmarkEnd w:id="173"/>
-    <w:bookmarkStart w:id="174" w:name="cross-border-implications-4"/>
+    <w:bookmarkEnd w:id="174"/>
+    <w:bookmarkStart w:id="175" w:name="cross-border-implications-4"/>
     <w:p>
       <w:pPr>
         <w:pStyle w:val="Heading3"/>
@@ -12000,9 +12114,9 @@
         <w:t xml:space="preserve">Cross-border crowdfunding is likely to be more constrained than institutional offerings. The framework assumes conservative eligibility, distributor controls, and jurisdiction-specific rollout.</w:t>
       </w:r>
     </w:p>
-    <w:bookmarkEnd w:id="174"/>
     <w:bookmarkEnd w:id="175"/>
-    <w:bookmarkStart w:id="176" w:name="X6810fe4ebacdcf3330dc5bf1c89f985a89cc961"/>
+    <w:bookmarkEnd w:id="176"/>
+    <w:bookmarkStart w:id="177" w:name="X6810fe4ebacdcf3330dc5bf1c89f985a89cc961"/>
     <w:p>
       <w:pPr>
         <w:pStyle w:val="Heading2"/>
@@ -12024,7 +12138,7 @@
         <w:pStyle w:val="Compact"/>
         <w:numPr>
           <w:ilvl w:val="0"/>
-          <w:numId w:val="1122"/>
+          <w:numId w:val="1123"/>
         </w:numPr>
       </w:pPr>
       <w:r>
@@ -12036,7 +12150,7 @@
         <w:pStyle w:val="Compact"/>
         <w:numPr>
           <w:ilvl w:val="0"/>
-          <w:numId w:val="1122"/>
+          <w:numId w:val="1123"/>
         </w:numPr>
       </w:pPr>
       <w:r>
@@ -12048,7 +12162,7 @@
         <w:pStyle w:val="Compact"/>
         <w:numPr>
           <w:ilvl w:val="0"/>
-          <w:numId w:val="1122"/>
+          <w:numId w:val="1123"/>
         </w:numPr>
       </w:pPr>
       <w:r>
@@ -12060,7 +12174,7 @@
         <w:pStyle w:val="Compact"/>
         <w:numPr>
           <w:ilvl w:val="0"/>
-          <w:numId w:val="1122"/>
+          <w:numId w:val="1123"/>
         </w:numPr>
       </w:pPr>
       <w:r>
@@ -12083,9 +12197,9 @@
         <w:t xml:space="preserve">ewpage</w:t>
       </w:r>
     </w:p>
-    <w:bookmarkEnd w:id="176"/>
     <w:bookmarkEnd w:id="177"/>
-    <w:bookmarkStart w:id="189" w:name="X804ae68be81e0681b6b9e45c8729c91b5934c0b"/>
+    <w:bookmarkEnd w:id="178"/>
+    <w:bookmarkStart w:id="190" w:name="X804ae68be81e0681b6b9e45c8729c91b5934c0b"/>
     <w:p>
       <w:pPr>
         <w:pStyle w:val="Heading1"/>
@@ -12094,7 +12208,7 @@
         <w:t xml:space="preserve">Shariah Considerations (Sukuk and Shariah-Aligned Offerings)</w:t>
       </w:r>
     </w:p>
-    <w:bookmarkStart w:id="178" w:name="purpose-1"/>
+    <w:bookmarkStart w:id="179" w:name="purpose-1"/>
     <w:p>
       <w:pPr>
         <w:pStyle w:val="Heading2"/>
@@ -12111,8 +12225,8 @@
         <w:t xml:space="preserve">This section outlines how Shariah-aligned funding (including sukuk structures) can be supported within the same compliance-by-design framework, without diluting regulatory controls or investor protections. The discussion is operational and structural; Shariah opinions must be provided by qualified Shariah supervisory oversight.</w:t>
       </w:r>
     </w:p>
-    <w:bookmarkEnd w:id="178"/>
-    <w:bookmarkStart w:id="179" w:name="X1106d2eabe8e66f2b29e0819c0a43d88498cb3b"/>
+    <w:bookmarkEnd w:id="179"/>
+    <w:bookmarkStart w:id="180" w:name="X1106d2eabe8e66f2b29e0819c0a43d88498cb3b"/>
     <w:p>
       <w:pPr>
         <w:pStyle w:val="Heading2"/>
@@ -12153,8 +12267,8 @@
         <w:t xml:space="preserve">When introduced, Shariah-aligned products should reuse the same hybrid compliance architecture and evidence model, while adding Shariah-specific governance, documentation, and monitoring requirements.</w:t>
       </w:r>
     </w:p>
-    <w:bookmarkEnd w:id="179"/>
-    <w:bookmarkStart w:id="180" w:name="Xf9545076f5ddc92ae4a7981f96dbcd607e7152c"/>
+    <w:bookmarkEnd w:id="180"/>
+    <w:bookmarkStart w:id="181" w:name="Xf9545076f5ddc92ae4a7981f96dbcd607e7152c"/>
     <w:p>
       <w:pPr>
         <w:pStyle w:val="Heading2"/>
@@ -12168,7 +12282,7 @@
         <w:pStyle w:val="Compact"/>
         <w:numPr>
           <w:ilvl w:val="0"/>
-          <w:numId w:val="1123"/>
+          <w:numId w:val="1124"/>
         </w:numPr>
       </w:pPr>
       <w:r>
@@ -12180,7 +12294,7 @@
         <w:pStyle w:val="Compact"/>
         <w:numPr>
           <w:ilvl w:val="0"/>
-          <w:numId w:val="1123"/>
+          <w:numId w:val="1124"/>
         </w:numPr>
       </w:pPr>
       <w:r>
@@ -12192,7 +12306,7 @@
         <w:pStyle w:val="Compact"/>
         <w:numPr>
           <w:ilvl w:val="0"/>
-          <w:numId w:val="1123"/>
+          <w:numId w:val="1124"/>
         </w:numPr>
       </w:pPr>
       <w:r>
@@ -12204,15 +12318,15 @@
         <w:pStyle w:val="Compact"/>
         <w:numPr>
           <w:ilvl w:val="0"/>
-          <w:numId w:val="1123"/>
+          <w:numId w:val="1124"/>
         </w:numPr>
       </w:pPr>
       <w:r>
         <w:t xml:space="preserve">Preserve the legal boundary: token represents economic rights only; Indonesian underlying asset jurisdiction remains unchanged.</w:t>
       </w:r>
     </w:p>
-    <w:bookmarkEnd w:id="180"/>
-    <w:bookmarkStart w:id="181" w:name="Xd15301297c4bee553ada627622859bbfa07ef87"/>
+    <w:bookmarkEnd w:id="181"/>
+    <w:bookmarkStart w:id="182" w:name="Xd15301297c4bee553ada627622859bbfa07ef87"/>
     <w:p>
       <w:pPr>
         <w:pStyle w:val="Heading2"/>
@@ -12234,7 +12348,7 @@
         <w:pStyle w:val="Compact"/>
         <w:numPr>
           <w:ilvl w:val="0"/>
-          <w:numId w:val="1124"/>
+          <w:numId w:val="1125"/>
         </w:numPr>
       </w:pPr>
       <w:r>
@@ -12246,7 +12360,7 @@
         <w:pStyle w:val="Compact"/>
         <w:numPr>
           <w:ilvl w:val="0"/>
-          <w:numId w:val="1124"/>
+          <w:numId w:val="1125"/>
         </w:numPr>
       </w:pPr>
       <w:r>
@@ -12258,15 +12372,15 @@
         <w:pStyle w:val="Compact"/>
         <w:numPr>
           <w:ilvl w:val="0"/>
-          <w:numId w:val="1124"/>
+          <w:numId w:val="1125"/>
         </w:numPr>
       </w:pPr>
       <w:r>
         <w:t xml:space="preserve">auditable corporate actions for distributions and notices</w:t>
       </w:r>
     </w:p>
-    <w:bookmarkEnd w:id="181"/>
-    <w:bookmarkStart w:id="184" w:name="illustrative-sukuk-types-not-exhaustive"/>
+    <w:bookmarkEnd w:id="182"/>
+    <w:bookmarkStart w:id="185" w:name="illustrative-sukuk-types-not-exhaustive"/>
     <w:p>
       <w:pPr>
         <w:pStyle w:val="Heading2"/>
@@ -12275,7 +12389,7 @@
         <w:t xml:space="preserve">Illustrative Sukuk Types (Not Exhaustive)</w:t>
       </w:r>
     </w:p>
-    <w:bookmarkStart w:id="182" w:name="sukuk-ijarah-lease-based"/>
+    <w:bookmarkStart w:id="183" w:name="sukuk-ijarah-lease-based"/>
     <w:p>
       <w:pPr>
         <w:pStyle w:val="Heading3"/>
@@ -12319,7 +12433,7 @@
         <w:pStyle w:val="Compact"/>
         <w:numPr>
           <w:ilvl w:val="0"/>
-          <w:numId w:val="1125"/>
+          <w:numId w:val="1126"/>
         </w:numPr>
       </w:pPr>
       <w:r>
@@ -12331,7 +12445,7 @@
         <w:pStyle w:val="Compact"/>
         <w:numPr>
           <w:ilvl w:val="0"/>
-          <w:numId w:val="1125"/>
+          <w:numId w:val="1126"/>
         </w:numPr>
       </w:pPr>
       <w:r>
@@ -12343,7 +12457,7 @@
         <w:pStyle w:val="Compact"/>
         <w:numPr>
           <w:ilvl w:val="0"/>
-          <w:numId w:val="1125"/>
+          <w:numId w:val="1126"/>
         </w:numPr>
       </w:pPr>
       <w:r>
@@ -12386,8 +12500,8 @@
         <w:t xml:space="preserve">Shariah investor demand may vary across ASEAN; jurisdiction-specific approvals and disclosures are expected.</w:t>
       </w:r>
     </w:p>
-    <w:bookmarkEnd w:id="182"/>
-    <w:bookmarkStart w:id="183" w:name="other-sukuk-variants-high-level"/>
+    <w:bookmarkEnd w:id="183"/>
+    <w:bookmarkStart w:id="184" w:name="other-sukuk-variants-high-level"/>
     <w:p>
       <w:pPr>
         <w:pStyle w:val="Heading3"/>
@@ -12409,7 +12523,7 @@
         <w:pStyle w:val="Compact"/>
         <w:numPr>
           <w:ilvl w:val="0"/>
-          <w:numId w:val="1126"/>
+          <w:numId w:val="1127"/>
         </w:numPr>
       </w:pPr>
       <w:r>
@@ -12421,7 +12535,7 @@
         <w:pStyle w:val="Compact"/>
         <w:numPr>
           <w:ilvl w:val="0"/>
-          <w:numId w:val="1126"/>
+          <w:numId w:val="1127"/>
         </w:numPr>
       </w:pPr>
       <w:r>
@@ -12433,16 +12547,16 @@
         <w:pStyle w:val="Compact"/>
         <w:numPr>
           <w:ilvl w:val="0"/>
-          <w:numId w:val="1126"/>
+          <w:numId w:val="1127"/>
         </w:numPr>
       </w:pPr>
       <w:r>
         <w:t xml:space="preserve">supervisory oversight and periodic compliance confirmation</w:t>
       </w:r>
     </w:p>
-    <w:bookmarkEnd w:id="183"/>
     <w:bookmarkEnd w:id="184"/>
-    <w:bookmarkStart w:id="186" w:name="shariah-governance-and-oversight"/>
+    <w:bookmarkEnd w:id="185"/>
+    <w:bookmarkStart w:id="187" w:name="shariah-governance-and-oversight"/>
     <w:p>
       <w:pPr>
         <w:pStyle w:val="Heading2"/>
@@ -12464,7 +12578,7 @@
         <w:pStyle w:val="Compact"/>
         <w:numPr>
           <w:ilvl w:val="0"/>
-          <w:numId w:val="1127"/>
+          <w:numId w:val="1128"/>
         </w:numPr>
       </w:pPr>
       <w:r>
@@ -12476,7 +12590,7 @@
         <w:pStyle w:val="Compact"/>
         <w:numPr>
           <w:ilvl w:val="0"/>
-          <w:numId w:val="1127"/>
+          <w:numId w:val="1128"/>
         </w:numPr>
       </w:pPr>
       <w:r>
@@ -12488,7 +12602,7 @@
         <w:pStyle w:val="Compact"/>
         <w:numPr>
           <w:ilvl w:val="0"/>
-          <w:numId w:val="1127"/>
+          <w:numId w:val="1128"/>
         </w:numPr>
       </w:pPr>
       <w:r>
@@ -12508,7 +12622,7 @@
         <w:pStyle w:val="Compact"/>
         <w:numPr>
           <w:ilvl w:val="0"/>
-          <w:numId w:val="1128"/>
+          <w:numId w:val="1129"/>
         </w:numPr>
       </w:pPr>
       <w:r>
@@ -12520,7 +12634,7 @@
         <w:pStyle w:val="Compact"/>
         <w:numPr>
           <w:ilvl w:val="0"/>
-          <w:numId w:val="1128"/>
+          <w:numId w:val="1129"/>
         </w:numPr>
       </w:pPr>
       <w:r>
@@ -12532,14 +12646,14 @@
         <w:pStyle w:val="Compact"/>
         <w:numPr>
           <w:ilvl w:val="0"/>
-          <w:numId w:val="1128"/>
+          <w:numId w:val="1129"/>
         </w:numPr>
       </w:pPr>
       <w:r>
         <w:t xml:space="preserve">distribution event logs linked to documentation references</w:t>
       </w:r>
     </w:p>
-    <w:bookmarkStart w:id="185" w:name="Xb3263dc4432d0a0ac75f245def4b4ea8ac9b433"/>
+    <w:bookmarkStart w:id="186" w:name="Xb3263dc4432d0a0ac75f245def4b4ea8ac9b433"/>
     <w:p>
       <w:pPr>
         <w:pStyle w:val="Heading3"/>
@@ -12561,7 +12675,7 @@
         <w:pStyle w:val="Compact"/>
         <w:numPr>
           <w:ilvl w:val="0"/>
-          <w:numId w:val="1129"/>
+          <w:numId w:val="1130"/>
         </w:numPr>
       </w:pPr>
       <w:r>
@@ -12573,7 +12687,7 @@
         <w:pStyle w:val="Compact"/>
         <w:numPr>
           <w:ilvl w:val="0"/>
-          <w:numId w:val="1129"/>
+          <w:numId w:val="1130"/>
         </w:numPr>
       </w:pPr>
       <w:r>
@@ -12585,7 +12699,7 @@
         <w:pStyle w:val="Compact"/>
         <w:numPr>
           <w:ilvl w:val="0"/>
-          <w:numId w:val="1129"/>
+          <w:numId w:val="1130"/>
         </w:numPr>
       </w:pPr>
       <w:r>
@@ -12597,16 +12711,16 @@
         <w:pStyle w:val="Compact"/>
         <w:numPr>
           <w:ilvl w:val="0"/>
-          <w:numId w:val="1129"/>
+          <w:numId w:val="1130"/>
         </w:numPr>
       </w:pPr>
       <w:r>
         <w:t xml:space="preserve">evidence retention for periodic Shariah compliance confirmations</w:t>
       </w:r>
     </w:p>
-    <w:bookmarkEnd w:id="185"/>
     <w:bookmarkEnd w:id="186"/>
-    <w:bookmarkStart w:id="187" w:name="compliance-by-design-alignment"/>
+    <w:bookmarkEnd w:id="187"/>
+    <w:bookmarkStart w:id="188" w:name="compliance-by-design-alignment"/>
     <w:p>
       <w:pPr>
         <w:pStyle w:val="Heading2"/>
@@ -12628,7 +12742,7 @@
         <w:pStyle w:val="Compact"/>
         <w:numPr>
           <w:ilvl w:val="0"/>
-          <w:numId w:val="1130"/>
+          <w:numId w:val="1131"/>
         </w:numPr>
       </w:pPr>
       <w:r>
@@ -12640,7 +12754,7 @@
         <w:pStyle w:val="Compact"/>
         <w:numPr>
           <w:ilvl w:val="0"/>
-          <w:numId w:val="1130"/>
+          <w:numId w:val="1131"/>
         </w:numPr>
       </w:pPr>
       <w:r>
@@ -12652,7 +12766,7 @@
         <w:pStyle w:val="Compact"/>
         <w:numPr>
           <w:ilvl w:val="0"/>
-          <w:numId w:val="1130"/>
+          <w:numId w:val="1131"/>
         </w:numPr>
       </w:pPr>
       <w:r>
@@ -12667,8 +12781,8 @@
         <w:t xml:space="preserve">Tokenization is not used to bypass regulation; it is used to improve administration and auditability within regulated constraints.</w:t>
       </w:r>
     </w:p>
-    <w:bookmarkEnd w:id="187"/>
-    <w:bookmarkStart w:id="188" w:name="liquidity-considerations"/>
+    <w:bookmarkEnd w:id="188"/>
+    <w:bookmarkStart w:id="189" w:name="liquidity-considerations"/>
     <w:p>
       <w:pPr>
         <w:pStyle w:val="Heading2"/>
@@ -12690,7 +12804,7 @@
         <w:pStyle w:val="Compact"/>
         <w:numPr>
           <w:ilvl w:val="0"/>
-          <w:numId w:val="1131"/>
+          <w:numId w:val="1132"/>
         </w:numPr>
       </w:pPr>
       <w:r>
@@ -12702,7 +12816,7 @@
         <w:pStyle w:val="Compact"/>
         <w:numPr>
           <w:ilvl w:val="0"/>
-          <w:numId w:val="1131"/>
+          <w:numId w:val="1132"/>
         </w:numPr>
       </w:pPr>
       <w:r>
@@ -12714,7 +12828,7 @@
         <w:pStyle w:val="Compact"/>
         <w:numPr>
           <w:ilvl w:val="0"/>
-          <w:numId w:val="1131"/>
+          <w:numId w:val="1132"/>
         </w:numPr>
       </w:pPr>
       <w:r>
@@ -12737,9 +12851,9 @@
         <w:t xml:space="preserve">ewpage</w:t>
       </w:r>
     </w:p>
-    <w:bookmarkEnd w:id="188"/>
     <w:bookmarkEnd w:id="189"/>
-    <w:bookmarkStart w:id="211" w:name="risks-and-mitigations"/>
+    <w:bookmarkEnd w:id="190"/>
+    <w:bookmarkStart w:id="214" w:name="risks-and-mitigations"/>
     <w:p>
       <w:pPr>
         <w:pStyle w:val="Heading1"/>
@@ -12748,7 +12862,7 @@
         <w:t xml:space="preserve">Risks and Mitigations</w:t>
       </w:r>
     </w:p>
-    <w:bookmarkStart w:id="190" w:name="purpose-2"/>
+    <w:bookmarkStart w:id="191" w:name="purpose-2"/>
     <w:p>
       <w:pPr>
         <w:pStyle w:val="Heading2"/>
@@ -12765,8 +12879,8 @@
         <w:t xml:space="preserve">This section identifies key risks in an ASEAN-minimum real estate tokenization program with Indonesian underlying assets and economic-rights-only tokens, and outlines mitigations consistent with a regulatory-aligned operating model. It does not claim that risks can be eliminated; it describes how they can be managed and evidenced.</w:t>
       </w:r>
     </w:p>
-    <w:bookmarkEnd w:id="190"/>
-    <w:bookmarkStart w:id="193" w:name="legal-and-regulatory-risks"/>
+    <w:bookmarkEnd w:id="191"/>
+    <w:bookmarkStart w:id="195" w:name="legal-and-regulatory-risks"/>
     <w:p>
       <w:pPr>
         <w:pStyle w:val="Heading2"/>
@@ -12775,7 +12889,7 @@
         <w:t xml:space="preserve">1) Legal and Regulatory Risks</w:t>
       </w:r>
     </w:p>
-    <w:bookmarkStart w:id="191" w:name="Xef7c57e7af5a87c77b9b2a753d83d2f60b7bfed"/>
+    <w:bookmarkStart w:id="192" w:name="Xef7c57e7af5a87c77b9b2a753d83d2f60b7bfed"/>
     <w:p>
       <w:pPr>
         <w:pStyle w:val="Heading3"/>
@@ -12805,7 +12919,7 @@
         <w:pStyle w:val="Compact"/>
         <w:numPr>
           <w:ilvl w:val="0"/>
-          <w:numId w:val="1132"/>
+          <w:numId w:val="1133"/>
         </w:numPr>
       </w:pPr>
       <w:r>
@@ -12817,7 +12931,7 @@
         <w:pStyle w:val="Compact"/>
         <w:numPr>
           <w:ilvl w:val="0"/>
-          <w:numId w:val="1132"/>
+          <w:numId w:val="1133"/>
         </w:numPr>
       </w:pPr>
       <w:r>
@@ -12829,7 +12943,7 @@
         <w:pStyle w:val="Compact"/>
         <w:numPr>
           <w:ilvl w:val="0"/>
-          <w:numId w:val="1132"/>
+          <w:numId w:val="1133"/>
         </w:numPr>
       </w:pPr>
       <w:r>
@@ -12841,15 +12955,15 @@
         <w:pStyle w:val="Compact"/>
         <w:numPr>
           <w:ilvl w:val="0"/>
-          <w:numId w:val="1132"/>
+          <w:numId w:val="1133"/>
         </w:numPr>
       </w:pPr>
       <w:r>
         <w:t xml:space="preserve">ongoing regulator engagement supported by evidence packages</w:t>
       </w:r>
     </w:p>
-    <w:bookmarkEnd w:id="191"/>
-    <w:bookmarkStart w:id="192" w:name="risk-perception-of-regulatory-arbitrage"/>
+    <w:bookmarkEnd w:id="192"/>
+    <w:bookmarkStart w:id="193" w:name="risk-perception-of-regulatory-arbitrage"/>
     <w:p>
       <w:pPr>
         <w:pStyle w:val="Heading3"/>
@@ -12879,7 +12993,7 @@
         <w:pStyle w:val="Compact"/>
         <w:numPr>
           <w:ilvl w:val="0"/>
-          <w:numId w:val="1133"/>
+          <w:numId w:val="1134"/>
         </w:numPr>
       </w:pPr>
       <w:r>
@@ -12891,7 +13005,7 @@
         <w:pStyle w:val="Compact"/>
         <w:numPr>
           <w:ilvl w:val="0"/>
-          <w:numId w:val="1133"/>
+          <w:numId w:val="1134"/>
         </w:numPr>
       </w:pPr>
       <w:r>
@@ -12903,16 +13017,90 @@
         <w:pStyle w:val="Compact"/>
         <w:numPr>
           <w:ilvl w:val="0"/>
-          <w:numId w:val="1133"/>
+          <w:numId w:val="1134"/>
         </w:numPr>
       </w:pPr>
       <w:r>
         <w:t xml:space="preserve">auditable transfer restrictions and compliance logs</w:t>
       </w:r>
     </w:p>
-    <w:bookmarkEnd w:id="192"/>
     <w:bookmarkEnd w:id="193"/>
-    <w:bookmarkStart w:id="197" w:name="market-and-liquidity-risks"/>
+    <w:bookmarkStart w:id="194" w:name="Xa80620bef26df710a036ac44b810cc5e89cfd30"/>
+    <w:p>
+      <w:pPr>
+        <w:pStyle w:val="Heading3"/>
+      </w:pPr>
+      <w:r>
+        <w:t xml:space="preserve">Risk: Retail mis-selling and investor protection failures (Indonesia-first pilot)</w:t>
+      </w:r>
+    </w:p>
+    <w:p>
+      <w:pPr>
+        <w:pStyle w:val="FirstParagraph"/>
+      </w:pPr>
+      <w:r>
+        <w:t xml:space="preserve">Retail participation increases sensitivity to marketing practices, suitability controls, and complaint handling. If investor protections are not designed and evidenced, the program risks consumer harm, disputes, and regulatory action.</w:t>
+      </w:r>
+    </w:p>
+    <w:p>
+      <w:pPr>
+        <w:pStyle w:val="BodyText"/>
+      </w:pPr>
+      <w:r>
+        <w:t xml:space="preserve">Mitigations:</w:t>
+      </w:r>
+    </w:p>
+    <w:p>
+      <w:pPr>
+        <w:pStyle w:val="Compact"/>
+        <w:numPr>
+          <w:ilvl w:val="0"/>
+          <w:numId w:val="1135"/>
+        </w:numPr>
+      </w:pPr>
+      <w:r>
+        <w:t xml:space="preserve">suitability/appropriateness workflows and clear eligibility categories</w:t>
+      </w:r>
+    </w:p>
+    <w:p>
+      <w:pPr>
+        <w:pStyle w:val="Compact"/>
+        <w:numPr>
+          <w:ilvl w:val="0"/>
+          <w:numId w:val="1135"/>
+        </w:numPr>
+      </w:pPr>
+      <w:r>
+        <w:t xml:space="preserve">conservative retail caps (identity-centric) and strong disclosures (including liquidity limits and exit pathways)</w:t>
+      </w:r>
+    </w:p>
+    <w:p>
+      <w:pPr>
+        <w:pStyle w:val="Compact"/>
+        <w:numPr>
+          <w:ilvl w:val="0"/>
+          <w:numId w:val="1135"/>
+        </w:numPr>
+      </w:pPr>
+      <w:r>
+        <w:t xml:space="preserve">marketing controls and evidence retention (what was communicated, when, and to whom)</w:t>
+      </w:r>
+    </w:p>
+    <w:p>
+      <w:pPr>
+        <w:pStyle w:val="Compact"/>
+        <w:numPr>
+          <w:ilvl w:val="0"/>
+          <w:numId w:val="1135"/>
+        </w:numPr>
+      </w:pPr>
+      <w:r>
+        <w:t xml:space="preserve">complaint handling and dispute workflows with time-bound SLAs and governance oversight</w:t>
+      </w:r>
+    </w:p>
+    <w:bookmarkEnd w:id="194"/>
+    <w:bookmarkEnd w:id="195"/>
+    <w:bookmarkStart w:id="199" w:name="market-and-liquidity-risks"/>
     <w:p>
       <w:pPr>
         <w:pStyle w:val="Heading2"/>
@@ -12921,7 +13109,7 @@
         <w:t xml:space="preserve">2) Market and Liquidity Risks</w:t>
       </w:r>
     </w:p>
-    <w:bookmarkStart w:id="194" w:name="risk-illiquidity-and-fragmented-markets"/>
+    <w:bookmarkStart w:id="196" w:name="risk-illiquidity-and-fragmented-markets"/>
     <w:p>
       <w:pPr>
         <w:pStyle w:val="Heading3"/>
@@ -12951,7 +13139,7 @@
         <w:pStyle w:val="Compact"/>
         <w:numPr>
           <w:ilvl w:val="0"/>
-          <w:numId w:val="1134"/>
+          <w:numId w:val="1136"/>
         </w:numPr>
       </w:pPr>
       <w:r>
@@ -12963,7 +13151,7 @@
         <w:pStyle w:val="Compact"/>
         <w:numPr>
           <w:ilvl w:val="0"/>
-          <w:numId w:val="1134"/>
+          <w:numId w:val="1136"/>
         </w:numPr>
       </w:pPr>
       <w:r>
@@ -12975,7 +13163,7 @@
         <w:pStyle w:val="Compact"/>
         <w:numPr>
           <w:ilvl w:val="0"/>
-          <w:numId w:val="1134"/>
+          <w:numId w:val="1136"/>
         </w:numPr>
       </w:pPr>
       <w:r>
@@ -12987,7 +13175,7 @@
         <w:pStyle w:val="Compact"/>
         <w:numPr>
           <w:ilvl w:val="0"/>
-          <w:numId w:val="1134"/>
+          <w:numId w:val="1136"/>
         </w:numPr>
       </w:pPr>
       <w:r>
@@ -12999,15 +13187,15 @@
         <w:pStyle w:val="Compact"/>
         <w:numPr>
           <w:ilvl w:val="0"/>
-          <w:numId w:val="1134"/>
+          <w:numId w:val="1136"/>
         </w:numPr>
       </w:pPr>
       <w:r>
         <w:t xml:space="preserve">explicit exit-pathway disclosures per product model (secondary trading limits, maturity/termination outcomes, and any redemption windows)</w:t>
       </w:r>
     </w:p>
-    <w:bookmarkEnd w:id="194"/>
-    <w:bookmarkStart w:id="195" w:name="X68d9c0334a608b77461e1a07202d83612294dfb"/>
+    <w:bookmarkEnd w:id="196"/>
+    <w:bookmarkStart w:id="197" w:name="X68d9c0334a608b77461e1a07202d83612294dfb"/>
     <w:p>
       <w:pPr>
         <w:pStyle w:val="Heading3"/>
@@ -13037,7 +13225,7 @@
         <w:pStyle w:val="Compact"/>
         <w:numPr>
           <w:ilvl w:val="0"/>
-          <w:numId w:val="1135"/>
+          <w:numId w:val="1137"/>
         </w:numPr>
       </w:pPr>
       <w:r>
@@ -13065,7 +13253,7 @@
         <w:pStyle w:val="Compact"/>
         <w:numPr>
           <w:ilvl w:val="0"/>
-          <w:numId w:val="1135"/>
+          <w:numId w:val="1137"/>
         </w:numPr>
       </w:pPr>
       <w:r>
@@ -13077,7 +13265,7 @@
         <w:pStyle w:val="Compact"/>
         <w:numPr>
           <w:ilvl w:val="0"/>
-          <w:numId w:val="1135"/>
+          <w:numId w:val="1137"/>
         </w:numPr>
       </w:pPr>
       <w:r>
@@ -13089,15 +13277,15 @@
         <w:pStyle w:val="Compact"/>
         <w:numPr>
           <w:ilvl w:val="0"/>
-          <w:numId w:val="1135"/>
+          <w:numId w:val="1137"/>
         </w:numPr>
       </w:pPr>
       <w:r>
         <w:t xml:space="preserve">maintain auditable evidence of commitments, allocations, and close outcomes</w:t>
       </w:r>
     </w:p>
-    <w:bookmarkEnd w:id="195"/>
-    <w:bookmarkStart w:id="196" w:name="Xc30a55c3d472f81fdb7d9382fcb06a8e6c9f1f0"/>
+    <w:bookmarkEnd w:id="197"/>
+    <w:bookmarkStart w:id="198" w:name="Xc30a55c3d472f81fdb7d9382fcb06a8e6c9f1f0"/>
     <w:p>
       <w:pPr>
         <w:pStyle w:val="Heading3"/>
@@ -13127,7 +13315,7 @@
         <w:pStyle w:val="Compact"/>
         <w:numPr>
           <w:ilvl w:val="0"/>
-          <w:numId w:val="1136"/>
+          <w:numId w:val="1138"/>
         </w:numPr>
       </w:pPr>
       <w:r>
@@ -13139,7 +13327,7 @@
         <w:pStyle w:val="Compact"/>
         <w:numPr>
           <w:ilvl w:val="0"/>
-          <w:numId w:val="1136"/>
+          <w:numId w:val="1138"/>
         </w:numPr>
       </w:pPr>
       <w:r>
@@ -13151,16 +13339,16 @@
         <w:pStyle w:val="Compact"/>
         <w:numPr>
           <w:ilvl w:val="0"/>
-          <w:numId w:val="1136"/>
+          <w:numId w:val="1138"/>
         </w:numPr>
       </w:pPr>
       <w:r>
         <w:t xml:space="preserve">volatility controls or trading halts aligned to venue rules (where applicable)</w:t>
       </w:r>
     </w:p>
-    <w:bookmarkEnd w:id="196"/>
-    <w:bookmarkEnd w:id="197"/>
-    <w:bookmarkStart w:id="202" w:name="operational-risks"/>
+    <w:bookmarkEnd w:id="198"/>
+    <w:bookmarkEnd w:id="199"/>
+    <w:bookmarkStart w:id="205" w:name="operational-risks"/>
     <w:p>
       <w:pPr>
         <w:pStyle w:val="Heading2"/>
@@ -13169,7 +13357,7 @@
         <w:t xml:space="preserve">3) Operational Risks</w:t>
       </w:r>
     </w:p>
-    <w:bookmarkStart w:id="198" w:name="X46f48e26c39b644fa524924411c2475acce6314"/>
+    <w:bookmarkStart w:id="200" w:name="X46f48e26c39b644fa524924411c2475acce6314"/>
     <w:p>
       <w:pPr>
         <w:pStyle w:val="Heading3"/>
@@ -13199,7 +13387,7 @@
         <w:pStyle w:val="Compact"/>
         <w:numPr>
           <w:ilvl w:val="0"/>
-          <w:numId w:val="1137"/>
+          <w:numId w:val="1139"/>
         </w:numPr>
       </w:pPr>
       <w:r>
@@ -13211,7 +13399,7 @@
         <w:pStyle w:val="Compact"/>
         <w:numPr>
           <w:ilvl w:val="0"/>
-          <w:numId w:val="1137"/>
+          <w:numId w:val="1139"/>
         </w:numPr>
       </w:pPr>
       <w:r>
@@ -13223,15 +13411,15 @@
         <w:pStyle w:val="Compact"/>
         <w:numPr>
           <w:ilvl w:val="0"/>
-          <w:numId w:val="1137"/>
+          <w:numId w:val="1139"/>
         </w:numPr>
       </w:pPr>
       <w:r>
         <w:t xml:space="preserve">independent audits of operational controls</w:t>
       </w:r>
     </w:p>
-    <w:bookmarkEnd w:id="198"/>
-    <w:bookmarkStart w:id="199" w:name="X814dfd05e2fa6d06acc8a7d38ec2052eb0211b7"/>
+    <w:bookmarkEnd w:id="200"/>
+    <w:bookmarkStart w:id="201" w:name="X814dfd05e2fa6d06acc8a7d38ec2052eb0211b7"/>
     <w:p>
       <w:pPr>
         <w:pStyle w:val="Heading3"/>
@@ -13261,7 +13449,7 @@
         <w:pStyle w:val="Compact"/>
         <w:numPr>
           <w:ilvl w:val="0"/>
-          <w:numId w:val="1138"/>
+          <w:numId w:val="1140"/>
         </w:numPr>
       </w:pPr>
       <w:r>
@@ -13273,7 +13461,7 @@
         <w:pStyle w:val="Compact"/>
         <w:numPr>
           <w:ilvl w:val="0"/>
-          <w:numId w:val="1138"/>
+          <w:numId w:val="1140"/>
         </w:numPr>
       </w:pPr>
       <w:r>
@@ -13285,7 +13473,7 @@
         <w:pStyle w:val="Compact"/>
         <w:numPr>
           <w:ilvl w:val="0"/>
-          <w:numId w:val="1138"/>
+          <w:numId w:val="1140"/>
         </w:numPr>
       </w:pPr>
       <w:r>
@@ -13297,15 +13485,15 @@
         <w:pStyle w:val="Compact"/>
         <w:numPr>
           <w:ilvl w:val="0"/>
-          <w:numId w:val="1138"/>
+          <w:numId w:val="1140"/>
         </w:numPr>
       </w:pPr>
       <w:r>
         <w:t xml:space="preserve">periodic independent assurance (operational controls, privacy/security readiness, smart contract reviews)</w:t>
       </w:r>
     </w:p>
-    <w:bookmarkEnd w:id="199"/>
-    <w:bookmarkStart w:id="200" w:name="risk-servicing-and-payment-errors"/>
+    <w:bookmarkEnd w:id="201"/>
+    <w:bookmarkStart w:id="202" w:name="risk-servicing-and-payment-errors"/>
     <w:p>
       <w:pPr>
         <w:pStyle w:val="Heading3"/>
@@ -13335,7 +13523,7 @@
         <w:pStyle w:val="Compact"/>
         <w:numPr>
           <w:ilvl w:val="0"/>
-          <w:numId w:val="1139"/>
+          <w:numId w:val="1141"/>
         </w:numPr>
       </w:pPr>
       <w:r>
@@ -13347,7 +13535,7 @@
         <w:pStyle w:val="Compact"/>
         <w:numPr>
           <w:ilvl w:val="0"/>
-          <w:numId w:val="1139"/>
+          <w:numId w:val="1141"/>
         </w:numPr>
       </w:pPr>
       <w:r>
@@ -13359,20 +13547,94 @@
         <w:pStyle w:val="Compact"/>
         <w:numPr>
           <w:ilvl w:val="0"/>
-          <w:numId w:val="1139"/>
+          <w:numId w:val="1141"/>
         </w:numPr>
       </w:pPr>
       <w:r>
         <w:t xml:space="preserve">exception handling and post-event reporting</w:t>
       </w:r>
     </w:p>
-    <w:bookmarkEnd w:id="200"/>
-    <w:bookmarkStart w:id="201" w:name="X94913bb45b3ba827cc1410f59b21d409dc75aab"/>
+    <w:bookmarkEnd w:id="202"/>
+    <w:bookmarkStart w:id="203" w:name="Xd07757ef2847aedc3e0ed783285bcabd462b757"/>
     <w:p>
       <w:pPr>
         <w:pStyle w:val="Heading3"/>
       </w:pPr>
       <w:r>
+        <w:t xml:space="preserve">Risk: Default handling and enforcement ambiguity (later-stage requirement)</w:t>
+      </w:r>
+    </w:p>
+    <w:p>
+      <w:pPr>
+        <w:pStyle w:val="FirstParagraph"/>
+      </w:pPr>
+      <w:r>
+        <w:t xml:space="preserve">If the program expands into products with credit/default exposure (especially debt-like instruments), unclear default triggers and enforcement procedures can create disputes, delays, and investor harm.</w:t>
+      </w:r>
+    </w:p>
+    <w:p>
+      <w:pPr>
+        <w:pStyle w:val="BodyText"/>
+      </w:pPr>
+      <w:r>
+        <w:t xml:space="preserve">Mitigations:</w:t>
+      </w:r>
+    </w:p>
+    <w:p>
+      <w:pPr>
+        <w:pStyle w:val="Compact"/>
+        <w:numPr>
+          <w:ilvl w:val="0"/>
+          <w:numId w:val="1142"/>
+        </w:numPr>
+      </w:pPr>
+      <w:r>
+        <w:t xml:space="preserve">document default triggers, standstill rules (if any), and investor communication timelines in the wrapper documentation</w:t>
+      </w:r>
+    </w:p>
+    <w:p>
+      <w:pPr>
+        <w:pStyle w:val="Compact"/>
+        <w:numPr>
+          <w:ilvl w:val="0"/>
+          <w:numId w:val="1142"/>
+        </w:numPr>
+      </w:pPr>
+      <w:r>
+        <w:t xml:space="preserve">define enforcement decision rights and governance (who can initiate, approve, and execute actions)</w:t>
+      </w:r>
+    </w:p>
+    <w:p>
+      <w:pPr>
+        <w:pStyle w:val="Compact"/>
+        <w:numPr>
+          <w:ilvl w:val="0"/>
+          <w:numId w:val="1142"/>
+        </w:numPr>
+      </w:pPr>
+      <w:r>
+        <w:t xml:space="preserve">define asset disposition process under Indonesian law (e.g., sale/auction processes as applicable) and how proceeds flow through the recovery waterfall</w:t>
+      </w:r>
+    </w:p>
+    <w:p>
+      <w:pPr>
+        <w:pStyle w:val="Compact"/>
+        <w:numPr>
+          <w:ilvl w:val="0"/>
+          <w:numId w:val="1142"/>
+        </w:numPr>
+      </w:pPr>
+      <w:r>
+        <w:t xml:space="preserve">retain complete evidence packs for default events (servicer reports, notices, approvals, asset sale evidence, and recovery calculations)</w:t>
+      </w:r>
+    </w:p>
+    <w:bookmarkEnd w:id="203"/>
+    <w:bookmarkStart w:id="204" w:name="X94913bb45b3ba827cc1410f59b21d409dc75aab"/>
+    <w:p>
+      <w:pPr>
+        <w:pStyle w:val="Heading3"/>
+      </w:pPr>
+      <w:r>
         <w:t xml:space="preserve">Risk: Escrow operational and settlement failures</w:t>
       </w:r>
     </w:p>
@@ -13397,7 +13659,7 @@
         <w:pStyle w:val="Compact"/>
         <w:numPr>
           <w:ilvl w:val="0"/>
-          <w:numId w:val="1140"/>
+          <w:numId w:val="1143"/>
         </w:numPr>
       </w:pPr>
       <w:r>
@@ -13409,7 +13671,7 @@
         <w:pStyle w:val="Compact"/>
         <w:numPr>
           <w:ilvl w:val="0"/>
-          <w:numId w:val="1140"/>
+          <w:numId w:val="1143"/>
         </w:numPr>
       </w:pPr>
       <w:r>
@@ -13421,7 +13683,7 @@
         <w:pStyle w:val="Compact"/>
         <w:numPr>
           <w:ilvl w:val="0"/>
-          <w:numId w:val="1140"/>
+          <w:numId w:val="1143"/>
         </w:numPr>
       </w:pPr>
       <w:r>
@@ -13433,171 +13695,171 @@
         <w:pStyle w:val="Compact"/>
         <w:numPr>
           <w:ilvl w:val="0"/>
-          <w:numId w:val="1140"/>
+          <w:numId w:val="1143"/>
         </w:numPr>
       </w:pPr>
       <w:r>
         <w:t xml:space="preserve">dispute resolution process and evidence retention (subscription logs, notices, approvals)</w:t>
-      </w:r>
-    </w:p>
-    <w:bookmarkEnd w:id="201"/>
-    <w:bookmarkEnd w:id="202"/>
-    <w:bookmarkStart w:id="205" w:name="technology-and-security-risks"/>
-    <w:p>
-      <w:pPr>
-        <w:pStyle w:val="Heading2"/>
-      </w:pPr>
-      <w:r>
-        <w:t xml:space="preserve">4) Technology and Security Risks</w:t>
-      </w:r>
-    </w:p>
-    <w:bookmarkStart w:id="203" w:name="risk-smart-contract-vulnerabilities"/>
-    <w:p>
-      <w:pPr>
-        <w:pStyle w:val="Heading3"/>
-      </w:pPr>
-      <w:r>
-        <w:t xml:space="preserve">Risk: Smart contract vulnerabilities</w:t>
-      </w:r>
-    </w:p>
-    <w:p>
-      <w:pPr>
-        <w:pStyle w:val="FirstParagraph"/>
-      </w:pPr>
-      <w:r>
-        <w:t xml:space="preserve">On-chain components may contain defects that cause loss or unauthorized transfers.</w:t>
-      </w:r>
-    </w:p>
-    <w:p>
-      <w:pPr>
-        <w:pStyle w:val="BodyText"/>
-      </w:pPr>
-      <w:r>
-        <w:t xml:space="preserve">Mitigations:</w:t>
-      </w:r>
-    </w:p>
-    <w:p>
-      <w:pPr>
-        <w:pStyle w:val="Compact"/>
-        <w:numPr>
-          <w:ilvl w:val="0"/>
-          <w:numId w:val="1141"/>
-        </w:numPr>
-      </w:pPr>
-      <w:r>
-        <w:t xml:space="preserve">formal development lifecycle and security reviews</w:t>
-      </w:r>
-    </w:p>
-    <w:p>
-      <w:pPr>
-        <w:pStyle w:val="Compact"/>
-        <w:numPr>
-          <w:ilvl w:val="0"/>
-          <w:numId w:val="1141"/>
-        </w:numPr>
-      </w:pPr>
-      <w:r>
-        <w:t xml:space="preserve">independent smart contract audit before production</w:t>
-      </w:r>
-    </w:p>
-    <w:p>
-      <w:pPr>
-        <w:pStyle w:val="Compact"/>
-        <w:numPr>
-          <w:ilvl w:val="0"/>
-          <w:numId w:val="1141"/>
-        </w:numPr>
-      </w:pPr>
-      <w:r>
-        <w:t xml:space="preserve">limited and well-governed upgrade paths (if any), disclosed upfront</w:t>
-      </w:r>
-    </w:p>
-    <w:p>
-      <w:pPr>
-        <w:pStyle w:val="Compact"/>
-        <w:numPr>
-          <w:ilvl w:val="0"/>
-          <w:numId w:val="1141"/>
-        </w:numPr>
-      </w:pPr>
-      <w:r>
-        <w:t xml:space="preserve">emergency controls (freeze/hold) under strict governance and logging</w:t>
-      </w:r>
-    </w:p>
-    <w:bookmarkEnd w:id="203"/>
-    <w:bookmarkStart w:id="204" w:name="risk-key-management-compromise"/>
-    <w:p>
-      <w:pPr>
-        <w:pStyle w:val="Heading3"/>
-      </w:pPr>
-      <w:r>
-        <w:t xml:space="preserve">Risk: Key management compromise</w:t>
-      </w:r>
-    </w:p>
-    <w:p>
-      <w:pPr>
-        <w:pStyle w:val="FirstParagraph"/>
-      </w:pPr>
-      <w:r>
-        <w:t xml:space="preserve">Compromise of admin keys can lead to unauthorized actions.</w:t>
-      </w:r>
-    </w:p>
-    <w:p>
-      <w:pPr>
-        <w:pStyle w:val="BodyText"/>
-      </w:pPr>
-      <w:r>
-        <w:t xml:space="preserve">Mitigations:</w:t>
-      </w:r>
-    </w:p>
-    <w:p>
-      <w:pPr>
-        <w:pStyle w:val="Compact"/>
-        <w:numPr>
-          <w:ilvl w:val="0"/>
-          <w:numId w:val="1142"/>
-        </w:numPr>
-      </w:pPr>
-      <w:r>
-        <w:t xml:space="preserve">strong key management (HSM or equivalent where appropriate)</w:t>
-      </w:r>
-    </w:p>
-    <w:p>
-      <w:pPr>
-        <w:pStyle w:val="Compact"/>
-        <w:numPr>
-          <w:ilvl w:val="0"/>
-          <w:numId w:val="1142"/>
-        </w:numPr>
-      </w:pPr>
-      <w:r>
-        <w:t xml:space="preserve">multi-party authorization for privileged actions</w:t>
-      </w:r>
-    </w:p>
-    <w:p>
-      <w:pPr>
-        <w:pStyle w:val="Compact"/>
-        <w:numPr>
-          <w:ilvl w:val="0"/>
-          <w:numId w:val="1142"/>
-        </w:numPr>
-      </w:pPr>
-      <w:r>
-        <w:t xml:space="preserve">access reviews, logging, and incident response playbooks</w:t>
       </w:r>
     </w:p>
     <w:bookmarkEnd w:id="204"/>
     <w:bookmarkEnd w:id="205"/>
-    <w:bookmarkStart w:id="207" w:name="privacy-and-data-protection-risks"/>
+    <w:bookmarkStart w:id="208" w:name="technology-and-security-risks"/>
     <w:p>
       <w:pPr>
         <w:pStyle w:val="Heading2"/>
       </w:pPr>
       <w:r>
+        <w:t xml:space="preserve">4) Technology and Security Risks</w:t>
+      </w:r>
+    </w:p>
+    <w:bookmarkStart w:id="206" w:name="risk-smart-contract-vulnerabilities"/>
+    <w:p>
+      <w:pPr>
+        <w:pStyle w:val="Heading3"/>
+      </w:pPr>
+      <w:r>
+        <w:t xml:space="preserve">Risk: Smart contract vulnerabilities</w:t>
+      </w:r>
+    </w:p>
+    <w:p>
+      <w:pPr>
+        <w:pStyle w:val="FirstParagraph"/>
+      </w:pPr>
+      <w:r>
+        <w:t xml:space="preserve">On-chain components may contain defects that cause loss or unauthorized transfers.</w:t>
+      </w:r>
+    </w:p>
+    <w:p>
+      <w:pPr>
+        <w:pStyle w:val="BodyText"/>
+      </w:pPr>
+      <w:r>
+        <w:t xml:space="preserve">Mitigations:</w:t>
+      </w:r>
+    </w:p>
+    <w:p>
+      <w:pPr>
+        <w:pStyle w:val="Compact"/>
+        <w:numPr>
+          <w:ilvl w:val="0"/>
+          <w:numId w:val="1144"/>
+        </w:numPr>
+      </w:pPr>
+      <w:r>
+        <w:t xml:space="preserve">formal development lifecycle and security reviews</w:t>
+      </w:r>
+    </w:p>
+    <w:p>
+      <w:pPr>
+        <w:pStyle w:val="Compact"/>
+        <w:numPr>
+          <w:ilvl w:val="0"/>
+          <w:numId w:val="1144"/>
+        </w:numPr>
+      </w:pPr>
+      <w:r>
+        <w:t xml:space="preserve">independent smart contract audit before production</w:t>
+      </w:r>
+    </w:p>
+    <w:p>
+      <w:pPr>
+        <w:pStyle w:val="Compact"/>
+        <w:numPr>
+          <w:ilvl w:val="0"/>
+          <w:numId w:val="1144"/>
+        </w:numPr>
+      </w:pPr>
+      <w:r>
+        <w:t xml:space="preserve">limited and well-governed upgrade paths (if any), disclosed upfront</w:t>
+      </w:r>
+    </w:p>
+    <w:p>
+      <w:pPr>
+        <w:pStyle w:val="Compact"/>
+        <w:numPr>
+          <w:ilvl w:val="0"/>
+          <w:numId w:val="1144"/>
+        </w:numPr>
+      </w:pPr>
+      <w:r>
+        <w:t xml:space="preserve">emergency controls (freeze/hold) under strict governance and logging</w:t>
+      </w:r>
+    </w:p>
+    <w:bookmarkEnd w:id="206"/>
+    <w:bookmarkStart w:id="207" w:name="risk-key-management-compromise"/>
+    <w:p>
+      <w:pPr>
+        <w:pStyle w:val="Heading3"/>
+      </w:pPr>
+      <w:r>
+        <w:t xml:space="preserve">Risk: Key management compromise</w:t>
+      </w:r>
+    </w:p>
+    <w:p>
+      <w:pPr>
+        <w:pStyle w:val="FirstParagraph"/>
+      </w:pPr>
+      <w:r>
+        <w:t xml:space="preserve">Compromise of admin keys can lead to unauthorized actions.</w:t>
+      </w:r>
+    </w:p>
+    <w:p>
+      <w:pPr>
+        <w:pStyle w:val="BodyText"/>
+      </w:pPr>
+      <w:r>
+        <w:t xml:space="preserve">Mitigations:</w:t>
+      </w:r>
+    </w:p>
+    <w:p>
+      <w:pPr>
+        <w:pStyle w:val="Compact"/>
+        <w:numPr>
+          <w:ilvl w:val="0"/>
+          <w:numId w:val="1145"/>
+        </w:numPr>
+      </w:pPr>
+      <w:r>
+        <w:t xml:space="preserve">strong key management (HSM or equivalent where appropriate)</w:t>
+      </w:r>
+    </w:p>
+    <w:p>
+      <w:pPr>
+        <w:pStyle w:val="Compact"/>
+        <w:numPr>
+          <w:ilvl w:val="0"/>
+          <w:numId w:val="1145"/>
+        </w:numPr>
+      </w:pPr>
+      <w:r>
+        <w:t xml:space="preserve">multi-party authorization for privileged actions</w:t>
+      </w:r>
+    </w:p>
+    <w:p>
+      <w:pPr>
+        <w:pStyle w:val="Compact"/>
+        <w:numPr>
+          <w:ilvl w:val="0"/>
+          <w:numId w:val="1145"/>
+        </w:numPr>
+      </w:pPr>
+      <w:r>
+        <w:t xml:space="preserve">access reviews, logging, and incident response playbooks</w:t>
+      </w:r>
+    </w:p>
+    <w:bookmarkEnd w:id="207"/>
+    <w:bookmarkEnd w:id="208"/>
+    <w:bookmarkStart w:id="210" w:name="privacy-and-data-protection-risks"/>
+    <w:p>
+      <w:pPr>
+        <w:pStyle w:val="Heading2"/>
+      </w:pPr>
+      <w:r>
         <w:t xml:space="preserve">5) Privacy and Data Protection Risks</w:t>
       </w:r>
     </w:p>
-    <w:bookmarkStart w:id="206" w:name="X7281e125a7f64bc3f900b7540d3538863792834"/>
+    <w:bookmarkStart w:id="209" w:name="X7281e125a7f64bc3f900b7540d3538863792834"/>
     <w:p>
       <w:pPr>
         <w:pStyle w:val="Heading3"/>
@@ -13627,7 +13889,7 @@
         <w:pStyle w:val="Compact"/>
         <w:numPr>
           <w:ilvl w:val="0"/>
-          <w:numId w:val="1143"/>
+          <w:numId w:val="1146"/>
         </w:numPr>
       </w:pPr>
       <w:r>
@@ -13639,7 +13901,7 @@
         <w:pStyle w:val="Compact"/>
         <w:numPr>
           <w:ilvl w:val="0"/>
-          <w:numId w:val="1143"/>
+          <w:numId w:val="1146"/>
         </w:numPr>
       </w:pPr>
       <w:r>
@@ -13651,7 +13913,7 @@
         <w:pStyle w:val="Compact"/>
         <w:numPr>
           <w:ilvl w:val="0"/>
-          <w:numId w:val="1143"/>
+          <w:numId w:val="1146"/>
         </w:numPr>
       </w:pPr>
       <w:r>
@@ -13663,16 +13925,16 @@
         <w:pStyle w:val="Compact"/>
         <w:numPr>
           <w:ilvl w:val="0"/>
-          <w:numId w:val="1143"/>
+          <w:numId w:val="1146"/>
         </w:numPr>
       </w:pPr>
       <w:r>
         <w:t xml:space="preserve">incident response and breach notification procedures aligned to UU PDP / PDPA</w:t>
       </w:r>
     </w:p>
-    <w:bookmarkEnd w:id="206"/>
-    <w:bookmarkEnd w:id="207"/>
-    <w:bookmarkStart w:id="209" w:name="X2c83cf1c2b8f06c0785ca6e9c4e47fd813f626d"/>
+    <w:bookmarkEnd w:id="209"/>
+    <w:bookmarkEnd w:id="210"/>
+    <w:bookmarkStart w:id="212" w:name="X2c83cf1c2b8f06c0785ca6e9c4e47fd813f626d"/>
     <w:p>
       <w:pPr>
         <w:pStyle w:val="Heading2"/>
@@ -13681,7 +13943,7 @@
         <w:t xml:space="preserve">6) Governance and Conflict-of-Interest Risks</w:t>
       </w:r>
     </w:p>
-    <w:bookmarkStart w:id="208" w:name="Xb647c6757f9bd1c843111f08ebe104e83211a51"/>
+    <w:bookmarkStart w:id="211" w:name="Xb647c6757f9bd1c843111f08ebe104e83211a51"/>
     <w:p>
       <w:pPr>
         <w:pStyle w:val="Heading3"/>
@@ -13711,7 +13973,7 @@
         <w:pStyle w:val="Compact"/>
         <w:numPr>
           <w:ilvl w:val="0"/>
-          <w:numId w:val="1144"/>
+          <w:numId w:val="1147"/>
         </w:numPr>
       </w:pPr>
       <w:r>
@@ -13723,7 +13985,7 @@
         <w:pStyle w:val="Compact"/>
         <w:numPr>
           <w:ilvl w:val="0"/>
-          <w:numId w:val="1144"/>
+          <w:numId w:val="1147"/>
         </w:numPr>
       </w:pPr>
       <w:r>
@@ -13735,16 +13997,16 @@
         <w:pStyle w:val="Compact"/>
         <w:numPr>
           <w:ilvl w:val="0"/>
-          <w:numId w:val="1144"/>
+          <w:numId w:val="1147"/>
         </w:numPr>
       </w:pPr>
       <w:r>
         <w:t xml:space="preserve">audit trails for corporate actions and material decisions</w:t>
       </w:r>
     </w:p>
-    <w:bookmarkEnd w:id="208"/>
-    <w:bookmarkEnd w:id="209"/>
-    <w:bookmarkStart w:id="210" w:name="Xfaadec087b1d166dde5a3790660cbab631b3521"/>
+    <w:bookmarkEnd w:id="211"/>
+    <w:bookmarkEnd w:id="212"/>
+    <w:bookmarkStart w:id="213" w:name="Xfaadec087b1d166dde5a3790660cbab631b3521"/>
     <w:p>
       <w:pPr>
         <w:pStyle w:val="Heading2"/>
@@ -13766,7 +14028,7 @@
         <w:pStyle w:val="Compact"/>
         <w:numPr>
           <w:ilvl w:val="0"/>
-          <w:numId w:val="1145"/>
+          <w:numId w:val="1148"/>
         </w:numPr>
       </w:pPr>
       <w:r>
@@ -13778,7 +14040,7 @@
         <w:pStyle w:val="Compact"/>
         <w:numPr>
           <w:ilvl w:val="0"/>
-          <w:numId w:val="1145"/>
+          <w:numId w:val="1148"/>
         </w:numPr>
       </w:pPr>
       <w:r>
@@ -13790,7 +14052,7 @@
         <w:pStyle w:val="Compact"/>
         <w:numPr>
           <w:ilvl w:val="0"/>
-          <w:numId w:val="1145"/>
+          <w:numId w:val="1148"/>
         </w:numPr>
       </w:pPr>
       <w:r>
@@ -13802,7 +14064,7 @@
         <w:pStyle w:val="Compact"/>
         <w:numPr>
           <w:ilvl w:val="0"/>
-          <w:numId w:val="1145"/>
+          <w:numId w:val="1148"/>
         </w:numPr>
       </w:pPr>
       <w:r>
@@ -13825,9 +14087,9 @@
         <w:t xml:space="preserve">ewpage</w:t>
       </w:r>
     </w:p>
-    <w:bookmarkEnd w:id="210"/>
-    <w:bookmarkEnd w:id="211"/>
-    <w:bookmarkStart w:id="222" w:name="roadmap-and-sandbox-strategy"/>
+    <w:bookmarkEnd w:id="213"/>
+    <w:bookmarkEnd w:id="214"/>
+    <w:bookmarkStart w:id="226" w:name="roadmap-and-sandbox-strategy"/>
     <w:p>
       <w:pPr>
         <w:pStyle w:val="Heading1"/>
@@ -13836,7 +14098,7 @@
         <w:t xml:space="preserve">Roadmap and Sandbox Strategy</w:t>
       </w:r>
     </w:p>
-    <w:bookmarkStart w:id="212" w:name="objective-2"/>
+    <w:bookmarkStart w:id="215" w:name="objective-2"/>
     <w:p>
       <w:pPr>
         <w:pStyle w:val="Heading2"/>
@@ -13853,8 +14115,8 @@
         <w:t xml:space="preserve">This roadmap proposes a phased implementation approach for an ASEAN-minimum tokenization program with Indonesian underlying assets. The approach is designed to support regulator engagement, operational readiness, and controlled expansion without assuming immediate multi-jurisdiction approvals or unified liquidity.</w:t>
       </w:r>
     </w:p>
-    <w:bookmarkEnd w:id="212"/>
-    <w:bookmarkStart w:id="213" w:name="guiding-approach"/>
+    <w:bookmarkEnd w:id="215"/>
+    <w:bookmarkStart w:id="216" w:name="guiding-approach"/>
     <w:p>
       <w:pPr>
         <w:pStyle w:val="Heading2"/>
@@ -13868,7 +14130,7 @@
         <w:pStyle w:val="Compact"/>
         <w:numPr>
           <w:ilvl w:val="0"/>
-          <w:numId w:val="1146"/>
+          <w:numId w:val="1149"/>
         </w:numPr>
       </w:pPr>
       <w:r>
@@ -13880,7 +14142,7 @@
         <w:pStyle w:val="Compact"/>
         <w:numPr>
           <w:ilvl w:val="0"/>
-          <w:numId w:val="1146"/>
+          <w:numId w:val="1149"/>
         </w:numPr>
       </w:pPr>
       <w:r>
@@ -13892,7 +14154,7 @@
         <w:pStyle w:val="Compact"/>
         <w:numPr>
           <w:ilvl w:val="0"/>
-          <w:numId w:val="1146"/>
+          <w:numId w:val="1149"/>
         </w:numPr>
       </w:pPr>
       <w:r>
@@ -13904,15 +14166,15 @@
         <w:pStyle w:val="Compact"/>
         <w:numPr>
           <w:ilvl w:val="0"/>
-          <w:numId w:val="1146"/>
+          <w:numId w:val="1149"/>
         </w:numPr>
       </w:pPr>
       <w:r>
         <w:t xml:space="preserve">Engineer liquidity through venue strategy and governance; do not rely on implied liquidity.</w:t>
       </w:r>
     </w:p>
-    <w:bookmarkEnd w:id="213"/>
-    <w:bookmarkStart w:id="214" w:name="X352ddad26d8df6cc7d2c7995f429e42096ef56f"/>
+    <w:bookmarkEnd w:id="216"/>
+    <w:bookmarkStart w:id="217" w:name="X352ddad26d8df6cc7d2c7995f429e42096ef56f"/>
     <w:p>
       <w:pPr>
         <w:pStyle w:val="Heading2"/>
@@ -13934,7 +14196,7 @@
         <w:pStyle w:val="Compact"/>
         <w:numPr>
           <w:ilvl w:val="0"/>
-          <w:numId w:val="1147"/>
+          <w:numId w:val="1150"/>
         </w:numPr>
       </w:pPr>
       <w:r>
@@ -13946,7 +14208,7 @@
         <w:pStyle w:val="Compact"/>
         <w:numPr>
           <w:ilvl w:val="0"/>
-          <w:numId w:val="1147"/>
+          <w:numId w:val="1150"/>
         </w:numPr>
       </w:pPr>
       <w:r>
@@ -13958,7 +14220,7 @@
         <w:pStyle w:val="Compact"/>
         <w:numPr>
           <w:ilvl w:val="0"/>
-          <w:numId w:val="1147"/>
+          <w:numId w:val="1150"/>
         </w:numPr>
       </w:pPr>
       <w:r>
@@ -13970,7 +14232,7 @@
         <w:pStyle w:val="Compact"/>
         <w:numPr>
           <w:ilvl w:val="0"/>
-          <w:numId w:val="1147"/>
+          <w:numId w:val="1150"/>
         </w:numPr>
       </w:pPr>
       <w:r>
@@ -13982,7 +14244,7 @@
         <w:pStyle w:val="Compact"/>
         <w:numPr>
           <w:ilvl w:val="0"/>
-          <w:numId w:val="1147"/>
+          <w:numId w:val="1150"/>
         </w:numPr>
       </w:pPr>
       <w:r>
@@ -14002,7 +14264,7 @@
         <w:pStyle w:val="Compact"/>
         <w:numPr>
           <w:ilvl w:val="0"/>
-          <w:numId w:val="1148"/>
+          <w:numId w:val="1151"/>
         </w:numPr>
       </w:pPr>
       <w:r>
@@ -14014,7 +14276,7 @@
         <w:pStyle w:val="Compact"/>
         <w:numPr>
           <w:ilvl w:val="0"/>
-          <w:numId w:val="1148"/>
+          <w:numId w:val="1151"/>
         </w:numPr>
       </w:pPr>
       <w:r>
@@ -14026,15 +14288,15 @@
         <w:pStyle w:val="Compact"/>
         <w:numPr>
           <w:ilvl w:val="0"/>
-          <w:numId w:val="1148"/>
+          <w:numId w:val="1151"/>
         </w:numPr>
       </w:pPr>
       <w:r>
         <w:t xml:space="preserve">operating model and accountability (controller/processor roles) defined</w:t>
       </w:r>
     </w:p>
-    <w:bookmarkEnd w:id="214"/>
-    <w:bookmarkStart w:id="215" w:name="Xb59b756b62c9da2462c4a620cdf4e6c5400d4e1"/>
+    <w:bookmarkEnd w:id="217"/>
+    <w:bookmarkStart w:id="218" w:name="Xb59b756b62c9da2462c4a620cdf4e6c5400d4e1"/>
     <w:p>
       <w:pPr>
         <w:pStyle w:val="Heading2"/>
@@ -14056,7 +14318,7 @@
         <w:pStyle w:val="Compact"/>
         <w:numPr>
           <w:ilvl w:val="0"/>
-          <w:numId w:val="1149"/>
+          <w:numId w:val="1152"/>
         </w:numPr>
       </w:pPr>
       <w:r>
@@ -14068,7 +14330,7 @@
         <w:pStyle w:val="Compact"/>
         <w:numPr>
           <w:ilvl w:val="0"/>
-          <w:numId w:val="1149"/>
+          <w:numId w:val="1152"/>
         </w:numPr>
       </w:pPr>
       <w:r>
@@ -14080,7 +14342,7 @@
         <w:pStyle w:val="Compact"/>
         <w:numPr>
           <w:ilvl w:val="0"/>
-          <w:numId w:val="1149"/>
+          <w:numId w:val="1152"/>
         </w:numPr>
       </w:pPr>
       <w:r>
@@ -14092,7 +14354,7 @@
         <w:pStyle w:val="Compact"/>
         <w:numPr>
           <w:ilvl w:val="0"/>
-          <w:numId w:val="1149"/>
+          <w:numId w:val="1152"/>
         </w:numPr>
       </w:pPr>
       <w:r>
@@ -14104,7 +14366,7 @@
         <w:pStyle w:val="Compact"/>
         <w:numPr>
           <w:ilvl w:val="0"/>
-          <w:numId w:val="1149"/>
+          <w:numId w:val="1152"/>
         </w:numPr>
       </w:pPr>
       <w:r>
@@ -14124,7 +14386,7 @@
         <w:pStyle w:val="Compact"/>
         <w:numPr>
           <w:ilvl w:val="0"/>
-          <w:numId w:val="1150"/>
+          <w:numId w:val="1153"/>
         </w:numPr>
       </w:pPr>
       <w:r>
@@ -14136,7 +14398,7 @@
         <w:pStyle w:val="Compact"/>
         <w:numPr>
           <w:ilvl w:val="0"/>
-          <w:numId w:val="1150"/>
+          <w:numId w:val="1153"/>
         </w:numPr>
       </w:pPr>
       <w:r>
@@ -14148,15 +14410,15 @@
         <w:pStyle w:val="Compact"/>
         <w:numPr>
           <w:ilvl w:val="0"/>
-          <w:numId w:val="1150"/>
+          <w:numId w:val="1153"/>
         </w:numPr>
       </w:pPr>
       <w:r>
         <w:t xml:space="preserve">incident response playbooks and access controls validated</w:t>
       </w:r>
     </w:p>
-    <w:bookmarkEnd w:id="215"/>
-    <w:bookmarkStart w:id="216" w:name="phase-2-pilot-issuance-limited-scope"/>
+    <w:bookmarkEnd w:id="218"/>
+    <w:bookmarkStart w:id="219" w:name="phase-2-pilot-issuance-limited-scope"/>
     <w:p>
       <w:pPr>
         <w:pStyle w:val="Heading2"/>
@@ -14178,7 +14440,7 @@
         <w:pStyle w:val="Compact"/>
         <w:numPr>
           <w:ilvl w:val="0"/>
-          <w:numId w:val="1151"/>
+          <w:numId w:val="1154"/>
         </w:numPr>
       </w:pPr>
       <w:r>
@@ -14206,7 +14468,7 @@
         <w:pStyle w:val="Compact"/>
         <w:numPr>
           <w:ilvl w:val="0"/>
-          <w:numId w:val="1151"/>
+          <w:numId w:val="1154"/>
         </w:numPr>
       </w:pPr>
       <w:r>
@@ -14234,7 +14496,7 @@
         <w:pStyle w:val="Compact"/>
         <w:numPr>
           <w:ilvl w:val="0"/>
-          <w:numId w:val="1151"/>
+          <w:numId w:val="1154"/>
         </w:numPr>
       </w:pPr>
       <w:r>
@@ -14246,7 +14508,7 @@
         <w:pStyle w:val="Compact"/>
         <w:numPr>
           <w:ilvl w:val="0"/>
-          <w:numId w:val="1151"/>
+          <w:numId w:val="1154"/>
         </w:numPr>
       </w:pPr>
       <w:r>
@@ -14258,7 +14520,7 @@
         <w:pStyle w:val="Compact"/>
         <w:numPr>
           <w:ilvl w:val="0"/>
-          <w:numId w:val="1151"/>
+          <w:numId w:val="1154"/>
         </w:numPr>
       </w:pPr>
       <w:r>
@@ -14270,7 +14532,7 @@
         <w:pStyle w:val="Compact"/>
         <w:numPr>
           <w:ilvl w:val="0"/>
-          <w:numId w:val="1151"/>
+          <w:numId w:val="1154"/>
         </w:numPr>
       </w:pPr>
       <w:r>
@@ -14290,7 +14552,7 @@
         <w:pStyle w:val="Compact"/>
         <w:numPr>
           <w:ilvl w:val="0"/>
-          <w:numId w:val="1152"/>
+          <w:numId w:val="1155"/>
         </w:numPr>
       </w:pPr>
       <w:r>
@@ -14302,7 +14564,7 @@
         <w:pStyle w:val="Compact"/>
         <w:numPr>
           <w:ilvl w:val="0"/>
-          <w:numId w:val="1152"/>
+          <w:numId w:val="1155"/>
         </w:numPr>
       </w:pPr>
       <w:r>
@@ -14314,7 +14576,7 @@
         <w:pStyle w:val="Compact"/>
         <w:numPr>
           <w:ilvl w:val="0"/>
-          <w:numId w:val="1152"/>
+          <w:numId w:val="1155"/>
         </w:numPr>
       </w:pPr>
       <w:r>
@@ -14326,15 +14588,15 @@
         <w:pStyle w:val="Compact"/>
         <w:numPr>
           <w:ilvl w:val="0"/>
-          <w:numId w:val="1152"/>
+          <w:numId w:val="1155"/>
         </w:numPr>
       </w:pPr>
       <w:r>
         <w:t xml:space="preserve">repeatable orchestration runbooks that can be applied to additional vehicles without weakening controls</w:t>
       </w:r>
     </w:p>
-    <w:bookmarkEnd w:id="216"/>
-    <w:bookmarkStart w:id="217" w:name="X567daf6ae30006cfb681d48e4d08785c3689456"/>
+    <w:bookmarkEnd w:id="219"/>
+    <w:bookmarkStart w:id="220" w:name="X567daf6ae30006cfb681d48e4d08785c3689456"/>
     <w:p>
       <w:pPr>
         <w:pStyle w:val="Heading2"/>
@@ -14356,7 +14618,7 @@
         <w:pStyle w:val="Compact"/>
         <w:numPr>
           <w:ilvl w:val="0"/>
-          <w:numId w:val="1153"/>
+          <w:numId w:val="1156"/>
         </w:numPr>
       </w:pPr>
       <w:r>
@@ -14368,7 +14630,7 @@
         <w:pStyle w:val="Compact"/>
         <w:numPr>
           <w:ilvl w:val="0"/>
-          <w:numId w:val="1153"/>
+          <w:numId w:val="1156"/>
         </w:numPr>
       </w:pPr>
       <w:r>
@@ -14380,7 +14642,7 @@
         <w:pStyle w:val="Compact"/>
         <w:numPr>
           <w:ilvl w:val="0"/>
-          <w:numId w:val="1153"/>
+          <w:numId w:val="1156"/>
         </w:numPr>
       </w:pPr>
       <w:r>
@@ -14392,7 +14654,7 @@
         <w:pStyle w:val="Compact"/>
         <w:numPr>
           <w:ilvl w:val="0"/>
-          <w:numId w:val="1153"/>
+          <w:numId w:val="1156"/>
         </w:numPr>
       </w:pPr>
       <w:r>
@@ -14404,7 +14666,7 @@
         <w:pStyle w:val="Compact"/>
         <w:numPr>
           <w:ilvl w:val="0"/>
-          <w:numId w:val="1153"/>
+          <w:numId w:val="1156"/>
         </w:numPr>
       </w:pPr>
       <w:r>
@@ -14440,7 +14702,7 @@
         <w:pStyle w:val="Compact"/>
         <w:numPr>
           <w:ilvl w:val="0"/>
-          <w:numId w:val="1154"/>
+          <w:numId w:val="1157"/>
         </w:numPr>
       </w:pPr>
       <w:r>
@@ -14452,7 +14714,7 @@
         <w:pStyle w:val="Compact"/>
         <w:numPr>
           <w:ilvl w:val="0"/>
-          <w:numId w:val="1154"/>
+          <w:numId w:val="1157"/>
         </w:numPr>
       </w:pPr>
       <w:r>
@@ -14464,15 +14726,15 @@
         <w:pStyle w:val="Compact"/>
         <w:numPr>
           <w:ilvl w:val="0"/>
-          <w:numId w:val="1154"/>
+          <w:numId w:val="1157"/>
         </w:numPr>
       </w:pPr>
       <w:r>
         <w:t xml:space="preserve">regulator feedback incorporated into control plane updates</w:t>
       </w:r>
     </w:p>
-    <w:bookmarkEnd w:id="217"/>
-    <w:bookmarkStart w:id="218" w:name="Xc586df418f8b806b18f1e073f936e66482b49a5"/>
+    <w:bookmarkEnd w:id="220"/>
+    <w:bookmarkStart w:id="221" w:name="Xc586df418f8b806b18f1e073f936e66482b49a5"/>
     <w:p>
       <w:pPr>
         <w:pStyle w:val="Heading2"/>
@@ -14494,7 +14756,7 @@
         <w:pStyle w:val="Compact"/>
         <w:numPr>
           <w:ilvl w:val="0"/>
-          <w:numId w:val="1155"/>
+          <w:numId w:val="1158"/>
         </w:numPr>
       </w:pPr>
       <w:r>
@@ -14506,7 +14768,7 @@
         <w:pStyle w:val="Compact"/>
         <w:numPr>
           <w:ilvl w:val="0"/>
-          <w:numId w:val="1155"/>
+          <w:numId w:val="1158"/>
         </w:numPr>
       </w:pPr>
       <w:r>
@@ -14518,7 +14780,7 @@
         <w:pStyle w:val="Compact"/>
         <w:numPr>
           <w:ilvl w:val="0"/>
-          <w:numId w:val="1155"/>
+          <w:numId w:val="1158"/>
         </w:numPr>
       </w:pPr>
       <w:r>
@@ -14530,7 +14792,7 @@
         <w:pStyle w:val="Compact"/>
         <w:numPr>
           <w:ilvl w:val="0"/>
-          <w:numId w:val="1155"/>
+          <w:numId w:val="1158"/>
         </w:numPr>
       </w:pPr>
       <w:r>
@@ -14550,7 +14812,7 @@
         <w:pStyle w:val="Compact"/>
         <w:numPr>
           <w:ilvl w:val="0"/>
-          <w:numId w:val="1156"/>
+          <w:numId w:val="1159"/>
         </w:numPr>
       </w:pPr>
       <w:r>
@@ -14562,7 +14824,7 @@
         <w:pStyle w:val="Compact"/>
         <w:numPr>
           <w:ilvl w:val="0"/>
-          <w:numId w:val="1156"/>
+          <w:numId w:val="1159"/>
         </w:numPr>
       </w:pPr>
       <w:r>
@@ -14574,15 +14836,15 @@
         <w:pStyle w:val="Compact"/>
         <w:numPr>
           <w:ilvl w:val="0"/>
-          <w:numId w:val="1156"/>
+          <w:numId w:val="1159"/>
         </w:numPr>
       </w:pPr>
       <w:r>
         <w:t xml:space="preserve">controlled handling of liquidity fragmentation across venues</w:t>
       </w:r>
     </w:p>
-    <w:bookmarkEnd w:id="218"/>
-    <w:bookmarkStart w:id="219" w:name="sandbox-strategy-where-applicable"/>
+    <w:bookmarkEnd w:id="221"/>
+    <w:bookmarkStart w:id="222" w:name="sandbox-strategy-where-applicable"/>
     <w:p>
       <w:pPr>
         <w:pStyle w:val="Heading2"/>
@@ -14604,7 +14866,7 @@
         <w:pStyle w:val="Compact"/>
         <w:numPr>
           <w:ilvl w:val="0"/>
-          <w:numId w:val="1157"/>
+          <w:numId w:val="1160"/>
         </w:numPr>
       </w:pPr>
       <w:r>
@@ -14616,7 +14878,7 @@
         <w:pStyle w:val="Compact"/>
         <w:numPr>
           <w:ilvl w:val="0"/>
-          <w:numId w:val="1157"/>
+          <w:numId w:val="1160"/>
         </w:numPr>
       </w:pPr>
       <w:r>
@@ -14628,7 +14890,7 @@
         <w:pStyle w:val="Compact"/>
         <w:numPr>
           <w:ilvl w:val="0"/>
-          <w:numId w:val="1157"/>
+          <w:numId w:val="1160"/>
         </w:numPr>
       </w:pPr>
       <w:r>
@@ -14643,8 +14905,8 @@
         <w:t xml:space="preserve">Sandbox is treated as a validation pathway, not as a substitute for licensing or full compliance obligations.</w:t>
       </w:r>
     </w:p>
-    <w:bookmarkEnd w:id="219"/>
-    <w:bookmarkStart w:id="220" w:name="cross-border-implications-5"/>
+    <w:bookmarkEnd w:id="222"/>
+    <w:bookmarkStart w:id="223" w:name="cross-border-implications-5"/>
     <w:p>
       <w:pPr>
         <w:pStyle w:val="Heading2"/>
@@ -14666,7 +14928,7 @@
         <w:pStyle w:val="Compact"/>
         <w:numPr>
           <w:ilvl w:val="0"/>
-          <w:numId w:val="1158"/>
+          <w:numId w:val="1161"/>
         </w:numPr>
       </w:pPr>
       <w:r>
@@ -14678,7 +14940,7 @@
         <w:pStyle w:val="Compact"/>
         <w:numPr>
           <w:ilvl w:val="0"/>
-          <w:numId w:val="1158"/>
+          <w:numId w:val="1161"/>
         </w:numPr>
       </w:pPr>
       <w:r>
@@ -14690,7 +14952,7 @@
         <w:pStyle w:val="Compact"/>
         <w:numPr>
           <w:ilvl w:val="0"/>
-          <w:numId w:val="1158"/>
+          <w:numId w:val="1161"/>
         </w:numPr>
       </w:pPr>
       <w:r>
@@ -14705,8 +14967,8 @@
         <w:t xml:space="preserve">The roadmap therefore prioritizes a strong control plane and staged expansion over rapid scaling.</w:t>
       </w:r>
     </w:p>
-    <w:bookmarkEnd w:id="220"/>
-    <w:bookmarkStart w:id="221" w:name="X72f5d61b99a4ec55587388608d8744d8a75bd3a"/>
+    <w:bookmarkEnd w:id="223"/>
+    <w:bookmarkStart w:id="224" w:name="X72f5d61b99a4ec55587388608d8744d8a75bd3a"/>
     <w:p>
       <w:pPr>
         <w:pStyle w:val="Heading2"/>
@@ -14728,7 +14990,7 @@
         <w:pStyle w:val="Compact"/>
         <w:numPr>
           <w:ilvl w:val="0"/>
-          <w:numId w:val="1159"/>
+          <w:numId w:val="1162"/>
         </w:numPr>
       </w:pPr>
       <w:r>
@@ -14740,7 +15002,7 @@
         <w:pStyle w:val="Compact"/>
         <w:numPr>
           <w:ilvl w:val="0"/>
-          <w:numId w:val="1159"/>
+          <w:numId w:val="1162"/>
         </w:numPr>
       </w:pPr>
       <w:r>
@@ -14752,13 +15014,79 @@
         <w:pStyle w:val="Compact"/>
         <w:numPr>
           <w:ilvl w:val="0"/>
-          <w:numId w:val="1159"/>
+          <w:numId w:val="1162"/>
         </w:numPr>
       </w:pPr>
       <w:r>
         <w:t xml:space="preserve">venue/distributor alignment for Shariah product distribution where applicable</w:t>
       </w:r>
     </w:p>
+    <w:bookmarkEnd w:id="224"/>
+    <w:bookmarkStart w:id="225" w:name="X3683891a33b7f164f8d3db1e9f32b2499509cef"/>
+    <w:p>
+      <w:pPr>
+        <w:pStyle w:val="Heading2"/>
+      </w:pPr>
+      <w:r>
+        <w:t xml:space="preserve">Optional Phase — Default Handling and Enforcement (Later Stage)</w:t>
+      </w:r>
+    </w:p>
+    <w:p>
+      <w:pPr>
+        <w:pStyle w:val="FirstParagraph"/>
+      </w:pPr>
+      <w:r>
+        <w:t xml:space="preserve">As the program expands into credit-bearing products and larger retail participation, default handling and enforcement procedures should be formalized and tested as a later stage. This phase adds:</w:t>
+      </w:r>
+    </w:p>
+    <w:p>
+      <w:pPr>
+        <w:pStyle w:val="Compact"/>
+        <w:numPr>
+          <w:ilvl w:val="0"/>
+          <w:numId w:val="1163"/>
+        </w:numPr>
+      </w:pPr>
+      <w:r>
+        <w:t xml:space="preserve">documented default triggers, standstill (if any), and communication timelines</w:t>
+      </w:r>
+    </w:p>
+    <w:p>
+      <w:pPr>
+        <w:pStyle w:val="Compact"/>
+        <w:numPr>
+          <w:ilvl w:val="0"/>
+          <w:numId w:val="1163"/>
+        </w:numPr>
+      </w:pPr>
+      <w:r>
+        <w:t xml:space="preserve">enforcement governance (decision rights, approvals, and evidence requirements)</w:t>
+      </w:r>
+    </w:p>
+    <w:p>
+      <w:pPr>
+        <w:pStyle w:val="Compact"/>
+        <w:numPr>
+          <w:ilvl w:val="0"/>
+          <w:numId w:val="1163"/>
+        </w:numPr>
+      </w:pPr>
+      <w:r>
+        <w:t xml:space="preserve">asset disposition and recovery waterfall procedures consistent with Indonesian law and the chosen wrapper</w:t>
+      </w:r>
+    </w:p>
+    <w:p>
+      <w:pPr>
+        <w:pStyle w:val="Compact"/>
+        <w:numPr>
+          <w:ilvl w:val="0"/>
+          <w:numId w:val="1163"/>
+        </w:numPr>
+      </w:pPr>
+      <w:r>
+        <w:t xml:space="preserve">operational runbooks and evidence pack templates for default events and recoveries</w:t>
+      </w:r>
+    </w:p>
     <w:p>
       <w:pPr>
         <w:pStyle w:val="FirstParagraph"/>
@@ -14767,9 +15095,9 @@
         <w:t xml:space="preserve">ewpage</w:t>
       </w:r>
     </w:p>
-    <w:bookmarkEnd w:id="221"/>
-    <w:bookmarkEnd w:id="222"/>
-    <w:bookmarkStart w:id="229" w:name="appendix-illustrative"/>
+    <w:bookmarkEnd w:id="225"/>
+    <w:bookmarkEnd w:id="226"/>
+    <w:bookmarkStart w:id="233" w:name="appendix-illustrative"/>
     <w:p>
       <w:pPr>
         <w:pStyle w:val="Heading1"/>
@@ -14778,7 +15106,7 @@
         <w:t xml:space="preserve">Appendix (Illustrative)</w:t>
       </w:r>
     </w:p>
-    <w:bookmarkStart w:id="223" w:name="Xccbca257d82b28ddd3ee96a15ddf2fbd2bb19dc"/>
+    <w:bookmarkStart w:id="227" w:name="Xccbca257d82b28ddd3ee96a15ddf2fbd2bb19dc"/>
     <w:p>
       <w:pPr>
         <w:pStyle w:val="Heading2"/>
@@ -15126,8 +15454,8 @@
         </w:tc>
       </w:tr>
     </w:tbl>
-    <w:bookmarkEnd w:id="223"/>
-    <w:bookmarkStart w:id="224" w:name="X1ee86daa9303a3f1482786a9eb9fef982e45298"/>
+    <w:bookmarkEnd w:id="227"/>
+    <w:bookmarkStart w:id="228" w:name="X1ee86daa9303a3f1482786a9eb9fef982e45298"/>
     <w:p>
       <w:pPr>
         <w:pStyle w:val="Heading2"/>
@@ -15141,7 +15469,7 @@
         <w:pStyle w:val="Compact"/>
         <w:numPr>
           <w:ilvl w:val="0"/>
-          <w:numId w:val="1160"/>
+          <w:numId w:val="1164"/>
         </w:numPr>
       </w:pPr>
       <w:r>
@@ -15153,7 +15481,7 @@
         <w:pStyle w:val="Compact"/>
         <w:numPr>
           <w:ilvl w:val="0"/>
-          <w:numId w:val="1160"/>
+          <w:numId w:val="1164"/>
         </w:numPr>
       </w:pPr>
       <w:r>
@@ -15165,7 +15493,7 @@
         <w:pStyle w:val="Compact"/>
         <w:numPr>
           <w:ilvl w:val="0"/>
-          <w:numId w:val="1160"/>
+          <w:numId w:val="1164"/>
         </w:numPr>
       </w:pPr>
       <w:r>
@@ -15177,7 +15505,7 @@
         <w:pStyle w:val="Compact"/>
         <w:numPr>
           <w:ilvl w:val="0"/>
-          <w:numId w:val="1160"/>
+          <w:numId w:val="1164"/>
         </w:numPr>
       </w:pPr>
       <w:r>
@@ -15189,7 +15517,7 @@
         <w:pStyle w:val="Compact"/>
         <w:numPr>
           <w:ilvl w:val="0"/>
-          <w:numId w:val="1160"/>
+          <w:numId w:val="1164"/>
         </w:numPr>
       </w:pPr>
       <w:r>
@@ -15201,7 +15529,7 @@
         <w:pStyle w:val="Compact"/>
         <w:numPr>
           <w:ilvl w:val="0"/>
-          <w:numId w:val="1160"/>
+          <w:numId w:val="1164"/>
         </w:numPr>
       </w:pPr>
       <w:r>
@@ -15213,15 +15541,15 @@
         <w:pStyle w:val="Compact"/>
         <w:numPr>
           <w:ilvl w:val="0"/>
-          <w:numId w:val="1160"/>
+          <w:numId w:val="1164"/>
         </w:numPr>
       </w:pPr>
       <w:r>
         <w:t xml:space="preserve">enforcement action: freeze/hold applied/removed (hybrid, governed)</w:t>
       </w:r>
     </w:p>
-    <w:bookmarkEnd w:id="224"/>
-    <w:bookmarkStart w:id="225" w:name="c.-disclosure-checklist-illustrative"/>
+    <w:bookmarkEnd w:id="228"/>
+    <w:bookmarkStart w:id="229" w:name="c.-disclosure-checklist-illustrative"/>
     <w:p>
       <w:pPr>
         <w:pStyle w:val="Heading2"/>
@@ -15235,7 +15563,7 @@
         <w:pStyle w:val="Compact"/>
         <w:numPr>
           <w:ilvl w:val="0"/>
-          <w:numId w:val="1161"/>
+          <w:numId w:val="1165"/>
         </w:numPr>
       </w:pPr>
       <w:r>
@@ -15247,7 +15575,7 @@
         <w:pStyle w:val="Compact"/>
         <w:numPr>
           <w:ilvl w:val="0"/>
-          <w:numId w:val="1161"/>
+          <w:numId w:val="1165"/>
         </w:numPr>
       </w:pPr>
       <w:r>
@@ -15259,7 +15587,7 @@
         <w:pStyle w:val="Compact"/>
         <w:numPr>
           <w:ilvl w:val="0"/>
-          <w:numId w:val="1161"/>
+          <w:numId w:val="1165"/>
         </w:numPr>
       </w:pPr>
       <w:r>
@@ -15271,7 +15599,7 @@
         <w:pStyle w:val="Compact"/>
         <w:numPr>
           <w:ilvl w:val="0"/>
-          <w:numId w:val="1161"/>
+          <w:numId w:val="1165"/>
         </w:numPr>
       </w:pPr>
       <w:r>
@@ -15283,7 +15611,7 @@
         <w:pStyle w:val="Compact"/>
         <w:numPr>
           <w:ilvl w:val="0"/>
-          <w:numId w:val="1161"/>
+          <w:numId w:val="1165"/>
         </w:numPr>
       </w:pPr>
       <w:r>
@@ -15295,7 +15623,7 @@
         <w:pStyle w:val="Compact"/>
         <w:numPr>
           <w:ilvl w:val="0"/>
-          <w:numId w:val="1161"/>
+          <w:numId w:val="1165"/>
         </w:numPr>
       </w:pPr>
       <w:r>
@@ -15307,7 +15635,7 @@
         <w:pStyle w:val="Compact"/>
         <w:numPr>
           <w:ilvl w:val="0"/>
-          <w:numId w:val="1161"/>
+          <w:numId w:val="1165"/>
         </w:numPr>
       </w:pPr>
       <w:r>
@@ -15319,7 +15647,7 @@
         <w:pStyle w:val="Compact"/>
         <w:numPr>
           <w:ilvl w:val="0"/>
-          <w:numId w:val="1161"/>
+          <w:numId w:val="1165"/>
         </w:numPr>
       </w:pPr>
       <w:r>
@@ -15331,7 +15659,7 @@
         <w:pStyle w:val="Compact"/>
         <w:numPr>
           <w:ilvl w:val="0"/>
-          <w:numId w:val="1161"/>
+          <w:numId w:val="1165"/>
         </w:numPr>
       </w:pPr>
       <w:r>
@@ -15343,15 +15671,39 @@
         <w:pStyle w:val="Compact"/>
         <w:numPr>
           <w:ilvl w:val="0"/>
-          <w:numId w:val="1161"/>
+          <w:numId w:val="1165"/>
         </w:numPr>
       </w:pPr>
       <w:r>
         <w:t xml:space="preserve">privacy notice and data handling summary (UU PDP / PDPA alignment)</w:t>
       </w:r>
     </w:p>
-    <w:bookmarkEnd w:id="225"/>
-    <w:bookmarkStart w:id="226" w:name="d.-references-and-sources"/>
+    <w:p>
+      <w:pPr>
+        <w:pStyle w:val="Compact"/>
+        <w:numPr>
+          <w:ilvl w:val="0"/>
+          <w:numId w:val="1165"/>
+        </w:numPr>
+      </w:pPr>
+      <w:r>
+        <w:t xml:space="preserve">retail investor protection disclosures (where retail is permitted): suitability/appropriateness approach, caps, complaints/dispute process, and exit-pathway limitations</w:t>
+      </w:r>
+    </w:p>
+    <w:p>
+      <w:pPr>
+        <w:pStyle w:val="Compact"/>
+        <w:numPr>
+          <w:ilvl w:val="0"/>
+          <w:numId w:val="1165"/>
+        </w:numPr>
+      </w:pPr>
+      <w:r>
+        <w:t xml:space="preserve">default and enforcement disclosures (for credit-bearing products): trigger definitions, servicing/enforcement governance, and recovery waterfall summary</w:t>
+      </w:r>
+    </w:p>
+    <w:bookmarkEnd w:id="229"/>
+    <w:bookmarkStart w:id="230" w:name="d.-references-and-sources"/>
     <w:p>
       <w:pPr>
         <w:pStyle w:val="Heading2"/>
@@ -15383,8 +15735,8 @@
         <w:t xml:space="preserve">for a working list of source categories and placeholders.</w:t>
       </w:r>
     </w:p>
-    <w:bookmarkEnd w:id="226"/>
-    <w:bookmarkStart w:id="227" w:name="e.-design-diagrams-and-mapping-tables"/>
+    <w:bookmarkEnd w:id="230"/>
+    <w:bookmarkStart w:id="231" w:name="e.-design-diagrams-and-mapping-tables"/>
     <w:p>
       <w:pPr>
         <w:pStyle w:val="Heading2"/>
@@ -15398,7 +15750,7 @@
         <w:pStyle w:val="Compact"/>
         <w:numPr>
           <w:ilvl w:val="0"/>
-          <w:numId w:val="1162"/>
+          <w:numId w:val="1166"/>
         </w:numPr>
       </w:pPr>
       <w:r>
@@ -15419,7 +15771,7 @@
         <w:pStyle w:val="Compact"/>
         <w:numPr>
           <w:ilvl w:val="0"/>
-          <w:numId w:val="1162"/>
+          <w:numId w:val="1166"/>
         </w:numPr>
       </w:pPr>
       <w:r>
@@ -15440,7 +15792,7 @@
         <w:pStyle w:val="Compact"/>
         <w:numPr>
           <w:ilvl w:val="0"/>
-          <w:numId w:val="1162"/>
+          <w:numId w:val="1166"/>
         </w:numPr>
       </w:pPr>
       <w:r>
@@ -15461,7 +15813,7 @@
         <w:pStyle w:val="Compact"/>
         <w:numPr>
           <w:ilvl w:val="0"/>
-          <w:numId w:val="1162"/>
+          <w:numId w:val="1166"/>
         </w:numPr>
       </w:pPr>
       <w:r>
@@ -15482,7 +15834,7 @@
         <w:pStyle w:val="Compact"/>
         <w:numPr>
           <w:ilvl w:val="0"/>
-          <w:numId w:val="1162"/>
+          <w:numId w:val="1166"/>
         </w:numPr>
       </w:pPr>
       <w:r>
@@ -15503,7 +15855,7 @@
         <w:pStyle w:val="Compact"/>
         <w:numPr>
           <w:ilvl w:val="0"/>
-          <w:numId w:val="1162"/>
+          <w:numId w:val="1166"/>
         </w:numPr>
       </w:pPr>
       <w:r>
@@ -15524,7 +15876,7 @@
         <w:pStyle w:val="Compact"/>
         <w:numPr>
           <w:ilvl w:val="0"/>
-          <w:numId w:val="1162"/>
+          <w:numId w:val="1166"/>
         </w:numPr>
       </w:pPr>
       <w:r>
@@ -15545,7 +15897,7 @@
         <w:pStyle w:val="Compact"/>
         <w:numPr>
           <w:ilvl w:val="0"/>
-          <w:numId w:val="1162"/>
+          <w:numId w:val="1166"/>
         </w:numPr>
       </w:pPr>
       <w:r>
@@ -15566,7 +15918,7 @@
         <w:pStyle w:val="Compact"/>
         <w:numPr>
           <w:ilvl w:val="0"/>
-          <w:numId w:val="1162"/>
+          <w:numId w:val="1166"/>
         </w:numPr>
       </w:pPr>
       <w:r>
@@ -15587,7 +15939,7 @@
         <w:pStyle w:val="Compact"/>
         <w:numPr>
           <w:ilvl w:val="0"/>
-          <w:numId w:val="1162"/>
+          <w:numId w:val="1166"/>
         </w:numPr>
       </w:pPr>
       <w:r>
@@ -15608,7 +15960,7 @@
         <w:pStyle w:val="Compact"/>
         <w:numPr>
           <w:ilvl w:val="0"/>
-          <w:numId w:val="1162"/>
+          <w:numId w:val="1166"/>
         </w:numPr>
       </w:pPr>
       <w:r>
@@ -15629,7 +15981,7 @@
         <w:pStyle w:val="Compact"/>
         <w:numPr>
           <w:ilvl w:val="0"/>
-          <w:numId w:val="1162"/>
+          <w:numId w:val="1166"/>
         </w:numPr>
       </w:pPr>
       <w:r>
@@ -15645,8 +15997,8 @@
         <w:t xml:space="preserve">02-figures/tables/audit-monitoring-metrics.md</w:t>
       </w:r>
     </w:p>
-    <w:bookmarkEnd w:id="227"/>
-    <w:bookmarkStart w:id="228" w:name="f.-technical-annex"/>
+    <w:bookmarkEnd w:id="231"/>
+    <w:bookmarkStart w:id="232" w:name="f.-technical-annex"/>
     <w:p>
       <w:pPr>
         <w:pStyle w:val="Heading2"/>
@@ -15686,9 +16038,9 @@
         <w:t xml:space="preserve">ewpage</w:t>
       </w:r>
     </w:p>
-    <w:bookmarkEnd w:id="228"/>
-    <w:bookmarkEnd w:id="229"/>
-    <w:bookmarkStart w:id="284" w:name="X596fc520b220e88759dd166181810e62dca740b"/>
+    <w:bookmarkEnd w:id="232"/>
+    <w:bookmarkEnd w:id="233"/>
+    <w:bookmarkStart w:id="292" w:name="X596fc520b220e88759dd166181810e62dca740b"/>
     <w:p>
       <w:pPr>
         <w:pStyle w:val="Heading1"/>
@@ -15697,7 +16049,7 @@
         <w:t xml:space="preserve">Technical Annex (Implementation Specification – Working Draft)</w:t>
       </w:r>
     </w:p>
-    <w:bookmarkStart w:id="230" w:name="purpose-and-audience"/>
+    <w:bookmarkStart w:id="234" w:name="purpose-and-audience"/>
     <w:p>
       <w:pPr>
         <w:pStyle w:val="Heading2"/>
@@ -15727,7 +16079,7 @@
         <w:pStyle w:val="Compact"/>
         <w:numPr>
           <w:ilvl w:val="0"/>
-          <w:numId w:val="1163"/>
+          <w:numId w:val="1167"/>
         </w:numPr>
       </w:pPr>
       <w:r>
@@ -15739,7 +16091,7 @@
         <w:pStyle w:val="Compact"/>
         <w:numPr>
           <w:ilvl w:val="0"/>
-          <w:numId w:val="1163"/>
+          <w:numId w:val="1167"/>
         </w:numPr>
       </w:pPr>
       <w:r>
@@ -15751,7 +16103,7 @@
         <w:pStyle w:val="Compact"/>
         <w:numPr>
           <w:ilvl w:val="0"/>
-          <w:numId w:val="1163"/>
+          <w:numId w:val="1167"/>
         </w:numPr>
       </w:pPr>
       <w:r>
@@ -15763,15 +16115,15 @@
         <w:pStyle w:val="Compact"/>
         <w:numPr>
           <w:ilvl w:val="0"/>
-          <w:numId w:val="1163"/>
+          <w:numId w:val="1167"/>
         </w:numPr>
       </w:pPr>
       <w:r>
         <w:t xml:space="preserve">Architecture: hybrid on-chain/off-chain, regulated channels, no permissionless markets</w:t>
       </w:r>
     </w:p>
-    <w:bookmarkEnd w:id="230"/>
-    <w:bookmarkStart w:id="231" w:name="system-overview-hybrid-architecture"/>
+    <w:bookmarkEnd w:id="234"/>
+    <w:bookmarkStart w:id="235" w:name="system-overview-hybrid-architecture"/>
     <w:p>
       <w:pPr>
         <w:pStyle w:val="Heading2"/>
@@ -15793,7 +16145,7 @@
         <w:pStyle w:val="Compact"/>
         <w:numPr>
           <w:ilvl w:val="0"/>
-          <w:numId w:val="1164"/>
+          <w:numId w:val="1168"/>
         </w:numPr>
       </w:pPr>
       <w:r>
@@ -15808,7 +16160,7 @@
         <w:pStyle w:val="Compact"/>
         <w:numPr>
           <w:ilvl w:val="0"/>
-          <w:numId w:val="1164"/>
+          <w:numId w:val="1168"/>
         </w:numPr>
       </w:pPr>
       <w:r>
@@ -15823,7 +16175,7 @@
         <w:pStyle w:val="Compact"/>
         <w:numPr>
           <w:ilvl w:val="0"/>
-          <w:numId w:val="1164"/>
+          <w:numId w:val="1168"/>
         </w:numPr>
       </w:pPr>
       <w:r>
@@ -15838,7 +16190,7 @@
         <w:pStyle w:val="Compact"/>
         <w:numPr>
           <w:ilvl w:val="0"/>
-          <w:numId w:val="1164"/>
+          <w:numId w:val="1168"/>
         </w:numPr>
       </w:pPr>
       <w:r>
@@ -15853,7 +16205,7 @@
         <w:pStyle w:val="Compact"/>
         <w:numPr>
           <w:ilvl w:val="0"/>
-          <w:numId w:val="1164"/>
+          <w:numId w:val="1168"/>
         </w:numPr>
       </w:pPr>
       <w:r>
@@ -15876,7 +16228,7 @@
         <w:pStyle w:val="Compact"/>
         <w:numPr>
           <w:ilvl w:val="0"/>
-          <w:numId w:val="1165"/>
+          <w:numId w:val="1169"/>
         </w:numPr>
       </w:pPr>
       <w:r>
@@ -15898,7 +16250,7 @@
         <w:pStyle w:val="Compact"/>
         <w:numPr>
           <w:ilvl w:val="0"/>
-          <w:numId w:val="1165"/>
+          <w:numId w:val="1169"/>
         </w:numPr>
       </w:pPr>
       <w:r>
@@ -15923,8 +16275,8 @@
         <w:t xml:space="preserve">The authoritative compliance decisions occur off-chain and are evidenced through append-only logs. On-chain components provide controlled execution and immutable event trails.</w:t>
       </w:r>
     </w:p>
-    <w:bookmarkEnd w:id="231"/>
-    <w:bookmarkStart w:id="235" w:name="Xc9fd72ba467f53e12e46c127dc77ed59cfc32c1"/>
+    <w:bookmarkEnd w:id="235"/>
+    <w:bookmarkStart w:id="239" w:name="Xc9fd72ba467f53e12e46c127dc77ed59cfc32c1"/>
     <w:p>
       <w:pPr>
         <w:pStyle w:val="Heading2"/>
@@ -15957,7 +16309,7 @@
         <w:t xml:space="preserve">is recommended to achieve deterministic reconstructions and auditability at scale.</w:t>
       </w:r>
     </w:p>
-    <w:bookmarkStart w:id="232" w:name="event-store-system-of-record"/>
+    <w:bookmarkStart w:id="236" w:name="event-store-system-of-record"/>
     <w:p>
       <w:pPr>
         <w:pStyle w:val="Heading3"/>
@@ -15979,7 +16331,7 @@
         <w:pStyle w:val="Compact"/>
         <w:numPr>
           <w:ilvl w:val="0"/>
-          <w:numId w:val="1166"/>
+          <w:numId w:val="1170"/>
         </w:numPr>
       </w:pPr>
       <w:r>
@@ -15991,7 +16343,7 @@
         <w:pStyle w:val="Compact"/>
         <w:numPr>
           <w:ilvl w:val="0"/>
-          <w:numId w:val="1166"/>
+          <w:numId w:val="1170"/>
         </w:numPr>
       </w:pPr>
       <w:r>
@@ -16003,7 +16355,7 @@
         <w:pStyle w:val="Compact"/>
         <w:numPr>
           <w:ilvl w:val="0"/>
-          <w:numId w:val="1166"/>
+          <w:numId w:val="1170"/>
         </w:numPr>
       </w:pPr>
       <w:r>
@@ -16015,15 +16367,15 @@
         <w:pStyle w:val="Compact"/>
         <w:numPr>
           <w:ilvl w:val="0"/>
-          <w:numId w:val="1166"/>
+          <w:numId w:val="1170"/>
         </w:numPr>
       </w:pPr>
       <w:r>
         <w:t xml:space="preserve">Strong integrity: write-once semantics (or equivalent controls), hashing of event streams, and tamper detection.</w:t>
       </w:r>
     </w:p>
-    <w:bookmarkEnd w:id="232"/>
-    <w:bookmarkStart w:id="233" w:name="projections-read-models"/>
+    <w:bookmarkEnd w:id="236"/>
+    <w:bookmarkStart w:id="237" w:name="projections-read-models"/>
     <w:p>
       <w:pPr>
         <w:pStyle w:val="Heading3"/>
@@ -16045,7 +16397,7 @@
         <w:pStyle w:val="Compact"/>
         <w:numPr>
           <w:ilvl w:val="0"/>
-          <w:numId w:val="1167"/>
+          <w:numId w:val="1171"/>
         </w:numPr>
       </w:pPr>
       <w:r>
@@ -16057,7 +16409,7 @@
         <w:pStyle w:val="Compact"/>
         <w:numPr>
           <w:ilvl w:val="0"/>
-          <w:numId w:val="1167"/>
+          <w:numId w:val="1171"/>
         </w:numPr>
       </w:pPr>
       <w:r>
@@ -16069,7 +16421,7 @@
         <w:pStyle w:val="Compact"/>
         <w:numPr>
           <w:ilvl w:val="0"/>
-          <w:numId w:val="1167"/>
+          <w:numId w:val="1171"/>
         </w:numPr>
       </w:pPr>
       <w:r>
@@ -16081,7 +16433,7 @@
         <w:pStyle w:val="Compact"/>
         <w:numPr>
           <w:ilvl w:val="0"/>
-          <w:numId w:val="1167"/>
+          <w:numId w:val="1171"/>
         </w:numPr>
       </w:pPr>
       <w:r>
@@ -16093,15 +16445,15 @@
         <w:pStyle w:val="Compact"/>
         <w:numPr>
           <w:ilvl w:val="0"/>
-          <w:numId w:val="1167"/>
+          <w:numId w:val="1171"/>
         </w:numPr>
       </w:pPr>
       <w:r>
         <w:t xml:space="preserve">evidence pack indices (what evidence exists for an issuance/transfer/corporate action)</w:t>
       </w:r>
     </w:p>
-    <w:bookmarkEnd w:id="233"/>
-    <w:bookmarkStart w:id="234" w:name="minimum-event-types-illustrative"/>
+    <w:bookmarkEnd w:id="237"/>
+    <w:bookmarkStart w:id="238" w:name="minimum-event-types-illustrative"/>
     <w:p>
       <w:pPr>
         <w:pStyle w:val="Heading3"/>
@@ -16123,7 +16475,7 @@
         <w:pStyle w:val="Compact"/>
         <w:numPr>
           <w:ilvl w:val="0"/>
-          <w:numId w:val="1168"/>
+          <w:numId w:val="1172"/>
         </w:numPr>
       </w:pPr>
       <w:r>
@@ -16186,7 +16538,7 @@
         <w:pStyle w:val="Compact"/>
         <w:numPr>
           <w:ilvl w:val="0"/>
-          <w:numId w:val="1168"/>
+          <w:numId w:val="1172"/>
         </w:numPr>
       </w:pPr>
       <w:r>
@@ -16213,7 +16565,7 @@
         <w:pStyle w:val="Compact"/>
         <w:numPr>
           <w:ilvl w:val="0"/>
-          <w:numId w:val="1168"/>
+          <w:numId w:val="1172"/>
         </w:numPr>
       </w:pPr>
       <w:r>
@@ -16248,7 +16600,7 @@
         <w:pStyle w:val="Compact"/>
         <w:numPr>
           <w:ilvl w:val="0"/>
-          <w:numId w:val="1169"/>
+          <w:numId w:val="1173"/>
         </w:numPr>
       </w:pPr>
       <w:r>
@@ -16287,7 +16639,7 @@
         <w:pStyle w:val="Compact"/>
         <w:numPr>
           <w:ilvl w:val="0"/>
-          <w:numId w:val="1169"/>
+          <w:numId w:val="1173"/>
         </w:numPr>
       </w:pPr>
       <w:r>
@@ -16322,7 +16674,7 @@
         <w:pStyle w:val="Compact"/>
         <w:numPr>
           <w:ilvl w:val="0"/>
-          <w:numId w:val="1170"/>
+          <w:numId w:val="1174"/>
         </w:numPr>
       </w:pPr>
       <w:r>
@@ -16373,7 +16725,7 @@
         <w:pStyle w:val="Compact"/>
         <w:numPr>
           <w:ilvl w:val="0"/>
-          <w:numId w:val="1170"/>
+          <w:numId w:val="1174"/>
         </w:numPr>
       </w:pPr>
       <w:r>
@@ -16420,7 +16772,7 @@
         <w:pStyle w:val="Compact"/>
         <w:numPr>
           <w:ilvl w:val="0"/>
-          <w:numId w:val="1171"/>
+          <w:numId w:val="1175"/>
         </w:numPr>
       </w:pPr>
       <w:r>
@@ -16447,7 +16799,7 @@
         <w:pStyle w:val="Compact"/>
         <w:numPr>
           <w:ilvl w:val="0"/>
-          <w:numId w:val="1171"/>
+          <w:numId w:val="1175"/>
         </w:numPr>
       </w:pPr>
       <w:r>
@@ -16486,7 +16838,7 @@
         <w:pStyle w:val="Compact"/>
         <w:numPr>
           <w:ilvl w:val="0"/>
-          <w:numId w:val="1171"/>
+          <w:numId w:val="1175"/>
         </w:numPr>
       </w:pPr>
       <w:r>
@@ -16513,7 +16865,7 @@
         <w:pStyle w:val="Compact"/>
         <w:numPr>
           <w:ilvl w:val="0"/>
-          <w:numId w:val="1171"/>
+          <w:numId w:val="1175"/>
         </w:numPr>
       </w:pPr>
       <w:r>
@@ -16548,7 +16900,7 @@
         <w:pStyle w:val="Compact"/>
         <w:numPr>
           <w:ilvl w:val="0"/>
-          <w:numId w:val="1172"/>
+          <w:numId w:val="1176"/>
         </w:numPr>
       </w:pPr>
       <w:r>
@@ -16587,7 +16939,7 @@
         <w:pStyle w:val="Compact"/>
         <w:numPr>
           <w:ilvl w:val="0"/>
-          <w:numId w:val="1172"/>
+          <w:numId w:val="1176"/>
         </w:numPr>
       </w:pPr>
       <w:r>
@@ -16629,7 +16981,7 @@
         <w:pStyle w:val="Compact"/>
         <w:numPr>
           <w:ilvl w:val="0"/>
-          <w:numId w:val="1172"/>
+          <w:numId w:val="1176"/>
         </w:numPr>
       </w:pPr>
       <w:r>
@@ -16668,7 +17020,7 @@
         <w:pStyle w:val="Compact"/>
         <w:numPr>
           <w:ilvl w:val="0"/>
-          <w:numId w:val="1172"/>
+          <w:numId w:val="1176"/>
         </w:numPr>
       </w:pPr>
       <w:r>
@@ -16688,192 +17040,216 @@
           <w:rStyle w:val="VerbatimChar"/>
         </w:rPr>
         <w:t xml:space="preserve">ENFORCEMENT_HOLD_REMOVED</w:t>
-      </w:r>
-    </w:p>
-    <w:bookmarkEnd w:id="234"/>
-    <w:bookmarkEnd w:id="235"/>
-    <w:bookmarkStart w:id="239" w:name="Xb2907adde0f0ac170dcb38310d30d630d77bd99"/>
-    <w:p>
-      <w:pPr>
-        <w:pStyle w:val="Heading2"/>
-      </w:pPr>
-      <w:r>
-        <w:t xml:space="preserve">Identity, KYC/AML, and Eligibility Integration</w:t>
-      </w:r>
-    </w:p>
-    <w:bookmarkStart w:id="236" w:name="principles"/>
-    <w:p>
-      <w:pPr>
-        <w:pStyle w:val="Heading3"/>
-      </w:pPr>
-      <w:r>
-        <w:t xml:space="preserve">Principles</w:t>
-      </w:r>
-    </w:p>
-    <w:p>
-      <w:pPr>
-        <w:pStyle w:val="Compact"/>
-        <w:numPr>
-          <w:ilvl w:val="0"/>
-          <w:numId w:val="1173"/>
-        </w:numPr>
-      </w:pPr>
-      <w:r>
-        <w:t xml:space="preserve">KYC/AML is off-chain; personal data is not stored on-chain.</w:t>
-      </w:r>
-    </w:p>
-    <w:p>
-      <w:pPr>
-        <w:pStyle w:val="Compact"/>
-        <w:numPr>
-          <w:ilvl w:val="0"/>
-          <w:numId w:val="1173"/>
-        </w:numPr>
-      </w:pPr>
-      <w:r>
-        <w:t xml:space="preserve">Compliance decisions must be attributable and auditable (who approved, when, under what policy).</w:t>
-      </w:r>
-    </w:p>
-    <w:p>
-      <w:pPr>
-        <w:pStyle w:val="Compact"/>
-        <w:numPr>
-          <w:ilvl w:val="0"/>
-          <w:numId w:val="1173"/>
-        </w:numPr>
-      </w:pPr>
-      <w:r>
-        <w:t xml:space="preserve">Eligibility is identity-centric; wallet addresses are bound to verified identities.</w:t>
-      </w:r>
-    </w:p>
-    <w:bookmarkEnd w:id="236"/>
-    <w:bookmarkStart w:id="237" w:name="X082dd0be743d3face6237691d4bf185b09cabf9"/>
-    <w:p>
-      <w:pPr>
-        <w:pStyle w:val="Heading3"/>
-      </w:pPr>
-      <w:r>
-        <w:t xml:space="preserve">Indonesia-First Retail Pilot (Parameterization)</w:t>
-      </w:r>
-    </w:p>
-    <w:p>
-      <w:pPr>
-        <w:pStyle w:val="FirstParagraph"/>
-      </w:pPr>
-      <w:r>
-        <w:t xml:space="preserve">For an Indonesia-first pilot with early retail adoption (where permitted), the implementation should parameterize:</w:t>
-      </w:r>
-    </w:p>
-    <w:p>
-      <w:pPr>
-        <w:pStyle w:val="Compact"/>
-        <w:numPr>
-          <w:ilvl w:val="0"/>
-          <w:numId w:val="1174"/>
-        </w:numPr>
-      </w:pPr>
-      <w:r>
-        <w:t xml:space="preserve">investor categories (institutional vs eligible retail vs capped retail, as applicable)</w:t>
-      </w:r>
-    </w:p>
-    <w:p>
-      <w:pPr>
-        <w:pStyle w:val="Compact"/>
-        <w:numPr>
-          <w:ilvl w:val="0"/>
-          <w:numId w:val="1174"/>
-        </w:numPr>
-      </w:pPr>
-      <w:r>
-        <w:t xml:space="preserve">retail caps and suitability/appropriateness controls (policy-driven; enforced off-chain and reflected on-chain via restrictions)</w:t>
-      </w:r>
-    </w:p>
-    <w:p>
-      <w:pPr>
-        <w:pStyle w:val="Compact"/>
-        <w:numPr>
-          <w:ilvl w:val="0"/>
-          <w:numId w:val="1174"/>
-        </w:numPr>
-      </w:pPr>
-      <w:r>
-        <w:t xml:space="preserve">disclosure acknowledgement requirements and refresh cadence</w:t>
-      </w:r>
-    </w:p>
-    <w:p>
-      <w:pPr>
-        <w:pStyle w:val="Compact"/>
-        <w:numPr>
-          <w:ilvl w:val="0"/>
-          <w:numId w:val="1174"/>
-        </w:numPr>
-      </w:pPr>
-      <w:r>
-        <w:t xml:space="preserve">restrictions for re-sale/transfer (lock-ups, venue-only rules if used)</w:t>
-      </w:r>
-    </w:p>
-    <w:p>
-      <w:pPr>
-        <w:pStyle w:val="FirstParagraph"/>
-      </w:pPr>
-      <w:r>
-        <w:t xml:space="preserve">Retail configurations should be treated as conservative defaults and require explicit governance approvals for any expansion of eligibility or caps.</w:t>
-      </w:r>
-    </w:p>
-    <w:bookmarkEnd w:id="237"/>
-    <w:bookmarkStart w:id="238" w:name="integration-requirements-non-exhaustive"/>
-    <w:p>
-      <w:pPr>
-        <w:pStyle w:val="Heading3"/>
-      </w:pPr>
-      <w:r>
-        <w:t xml:space="preserve">Integration Requirements (Non-Exhaustive)</w:t>
-      </w:r>
-    </w:p>
-    <w:p>
-      <w:pPr>
-        <w:pStyle w:val="Compact"/>
-        <w:numPr>
-          <w:ilvl w:val="0"/>
-          <w:numId w:val="1175"/>
-        </w:numPr>
-      </w:pPr>
-      <w:r>
-        <w:t xml:space="preserve">Provider interface for verification outcomes and screening signals.</w:t>
-      </w:r>
-    </w:p>
-    <w:p>
-      <w:pPr>
-        <w:pStyle w:val="Compact"/>
-        <w:numPr>
-          <w:ilvl w:val="0"/>
-          <w:numId w:val="1175"/>
-        </w:numPr>
-      </w:pPr>
-      <w:r>
-        <w:t xml:space="preserve">Standardized identity record model (pseudonymous investor ID, not PII as primary key).</w:t>
-      </w:r>
-    </w:p>
-    <w:p>
-      <w:pPr>
-        <w:pStyle w:val="Compact"/>
-        <w:numPr>
-          <w:ilvl w:val="0"/>
-          <w:numId w:val="1175"/>
-        </w:numPr>
-      </w:pPr>
-      <w:r>
-        <w:t xml:space="preserve">Support periodic refresh workflows and revocation flows that update whitelist privileges.</w:t>
       </w:r>
     </w:p>
     <w:bookmarkEnd w:id="238"/>
     <w:bookmarkEnd w:id="239"/>
-    <w:bookmarkStart w:id="243" w:name="wallet-model-adoption-vs.-control"/>
+    <w:bookmarkStart w:id="243" w:name="Xb2907adde0f0ac170dcb38310d30d630d77bd99"/>
     <w:p>
       <w:pPr>
         <w:pStyle w:val="Heading2"/>
       </w:pPr>
       <w:r>
+        <w:t xml:space="preserve">Identity, KYC/AML, and Eligibility Integration</w:t>
+      </w:r>
+    </w:p>
+    <w:bookmarkStart w:id="240" w:name="principles"/>
+    <w:p>
+      <w:pPr>
+        <w:pStyle w:val="Heading3"/>
+      </w:pPr>
+      <w:r>
+        <w:t xml:space="preserve">Principles</w:t>
+      </w:r>
+    </w:p>
+    <w:p>
+      <w:pPr>
+        <w:pStyle w:val="Compact"/>
+        <w:numPr>
+          <w:ilvl w:val="0"/>
+          <w:numId w:val="1177"/>
+        </w:numPr>
+      </w:pPr>
+      <w:r>
+        <w:t xml:space="preserve">KYC/AML is off-chain; personal data is not stored on-chain.</w:t>
+      </w:r>
+    </w:p>
+    <w:p>
+      <w:pPr>
+        <w:pStyle w:val="Compact"/>
+        <w:numPr>
+          <w:ilvl w:val="0"/>
+          <w:numId w:val="1177"/>
+        </w:numPr>
+      </w:pPr>
+      <w:r>
+        <w:t xml:space="preserve">Compliance decisions must be attributable and auditable (who approved, when, under what policy).</w:t>
+      </w:r>
+    </w:p>
+    <w:p>
+      <w:pPr>
+        <w:pStyle w:val="Compact"/>
+        <w:numPr>
+          <w:ilvl w:val="0"/>
+          <w:numId w:val="1177"/>
+        </w:numPr>
+      </w:pPr>
+      <w:r>
+        <w:t xml:space="preserve">Eligibility is identity-centric; wallet addresses are bound to verified identities.</w:t>
+      </w:r>
+    </w:p>
+    <w:bookmarkEnd w:id="240"/>
+    <w:bookmarkStart w:id="241" w:name="X082dd0be743d3face6237691d4bf185b09cabf9"/>
+    <w:p>
+      <w:pPr>
+        <w:pStyle w:val="Heading3"/>
+      </w:pPr>
+      <w:r>
+        <w:t xml:space="preserve">Indonesia-First Retail Pilot (Parameterization)</w:t>
+      </w:r>
+    </w:p>
+    <w:p>
+      <w:pPr>
+        <w:pStyle w:val="FirstParagraph"/>
+      </w:pPr>
+      <w:r>
+        <w:t xml:space="preserve">For an Indonesia-first pilot with early retail adoption (where permitted), the implementation should parameterize:</w:t>
+      </w:r>
+    </w:p>
+    <w:p>
+      <w:pPr>
+        <w:pStyle w:val="Compact"/>
+        <w:numPr>
+          <w:ilvl w:val="0"/>
+          <w:numId w:val="1178"/>
+        </w:numPr>
+      </w:pPr>
+      <w:r>
+        <w:t xml:space="preserve">investor categories (institutional vs eligible retail vs capped retail, as applicable)</w:t>
+      </w:r>
+    </w:p>
+    <w:p>
+      <w:pPr>
+        <w:pStyle w:val="Compact"/>
+        <w:numPr>
+          <w:ilvl w:val="0"/>
+          <w:numId w:val="1178"/>
+        </w:numPr>
+      </w:pPr>
+      <w:r>
+        <w:t xml:space="preserve">retail caps and suitability/appropriateness controls (policy-driven; enforced off-chain and reflected on-chain via restrictions)</w:t>
+      </w:r>
+    </w:p>
+    <w:p>
+      <w:pPr>
+        <w:pStyle w:val="Compact"/>
+        <w:numPr>
+          <w:ilvl w:val="0"/>
+          <w:numId w:val="1178"/>
+        </w:numPr>
+      </w:pPr>
+      <w:r>
+        <w:t xml:space="preserve">disclosure acknowledgement requirements and refresh cadence</w:t>
+      </w:r>
+    </w:p>
+    <w:p>
+      <w:pPr>
+        <w:pStyle w:val="Compact"/>
+        <w:numPr>
+          <w:ilvl w:val="0"/>
+          <w:numId w:val="1178"/>
+        </w:numPr>
+      </w:pPr>
+      <w:r>
+        <w:t xml:space="preserve">restrictions for re-sale/transfer (lock-ups, venue-only rules if used)</w:t>
+      </w:r>
+    </w:p>
+    <w:p>
+      <w:pPr>
+        <w:pStyle w:val="Compact"/>
+        <w:numPr>
+          <w:ilvl w:val="0"/>
+          <w:numId w:val="1178"/>
+        </w:numPr>
+      </w:pPr>
+      <w:r>
+        <w:t xml:space="preserve">complaint and dispute workflows (intake, time-bound SLAs, evidence requirements)</w:t>
+      </w:r>
+    </w:p>
+    <w:p>
+      <w:pPr>
+        <w:pStyle w:val="Compact"/>
+        <w:numPr>
+          <w:ilvl w:val="0"/>
+          <w:numId w:val="1178"/>
+        </w:numPr>
+      </w:pPr>
+      <w:r>
+        <w:t xml:space="preserve">marketing/comms evidence retention (what was communicated, when, and to which segment)</w:t>
+      </w:r>
+    </w:p>
+    <w:p>
+      <w:pPr>
+        <w:pStyle w:val="FirstParagraph"/>
+      </w:pPr>
+      <w:r>
+        <w:t xml:space="preserve">Retail configurations should be treated as conservative defaults and require explicit governance approvals for any expansion of eligibility or caps.</w:t>
+      </w:r>
+    </w:p>
+    <w:bookmarkEnd w:id="241"/>
+    <w:bookmarkStart w:id="242" w:name="integration-requirements-non-exhaustive"/>
+    <w:p>
+      <w:pPr>
+        <w:pStyle w:val="Heading3"/>
+      </w:pPr>
+      <w:r>
+        <w:t xml:space="preserve">Integration Requirements (Non-Exhaustive)</w:t>
+      </w:r>
+    </w:p>
+    <w:p>
+      <w:pPr>
+        <w:pStyle w:val="Compact"/>
+        <w:numPr>
+          <w:ilvl w:val="0"/>
+          <w:numId w:val="1179"/>
+        </w:numPr>
+      </w:pPr>
+      <w:r>
+        <w:t xml:space="preserve">Provider interface for verification outcomes and screening signals.</w:t>
+      </w:r>
+    </w:p>
+    <w:p>
+      <w:pPr>
+        <w:pStyle w:val="Compact"/>
+        <w:numPr>
+          <w:ilvl w:val="0"/>
+          <w:numId w:val="1179"/>
+        </w:numPr>
+      </w:pPr>
+      <w:r>
+        <w:t xml:space="preserve">Standardized identity record model (pseudonymous investor ID, not PII as primary key).</w:t>
+      </w:r>
+    </w:p>
+    <w:p>
+      <w:pPr>
+        <w:pStyle w:val="Compact"/>
+        <w:numPr>
+          <w:ilvl w:val="0"/>
+          <w:numId w:val="1179"/>
+        </w:numPr>
+      </w:pPr>
+      <w:r>
+        <w:t xml:space="preserve">Support periodic refresh workflows and revocation flows that update whitelist privileges.</w:t>
+      </w:r>
+    </w:p>
+    <w:bookmarkEnd w:id="242"/>
+    <w:bookmarkEnd w:id="243"/>
+    <w:bookmarkStart w:id="247" w:name="wallet-model-adoption-vs.-control"/>
+    <w:p>
+      <w:pPr>
+        <w:pStyle w:val="Heading2"/>
+      </w:pPr>
+      <w:r>
         <w:t xml:space="preserve">Wallet Model (Adoption vs. Control)</w:t>
       </w:r>
     </w:p>
@@ -16885,7 +17261,7 @@
         <w:t xml:space="preserve">This program should support at least two wallet interaction modes to balance retail adoption and institutional requirements:</w:t>
       </w:r>
     </w:p>
-    <w:bookmarkStart w:id="240" w:name="Xd25c40ec5733ae24111cf52664b86a3ba19ee0a"/>
+    <w:bookmarkStart w:id="244" w:name="Xd25c40ec5733ae24111cf52664b86a3ba19ee0a"/>
     <w:p>
       <w:pPr>
         <w:pStyle w:val="Heading3"/>
@@ -16907,7 +17283,7 @@
         <w:pStyle w:val="Compact"/>
         <w:numPr>
           <w:ilvl w:val="0"/>
-          <w:numId w:val="1176"/>
+          <w:numId w:val="1180"/>
         </w:numPr>
       </w:pPr>
       <w:r>
@@ -16919,7 +17295,7 @@
         <w:pStyle w:val="Compact"/>
         <w:numPr>
           <w:ilvl w:val="0"/>
-          <w:numId w:val="1176"/>
+          <w:numId w:val="1180"/>
         </w:numPr>
       </w:pPr>
       <w:r>
@@ -16939,7 +17315,7 @@
         <w:pStyle w:val="Compact"/>
         <w:numPr>
           <w:ilvl w:val="0"/>
-          <w:numId w:val="1177"/>
+          <w:numId w:val="1181"/>
         </w:numPr>
       </w:pPr>
       <w:r>
@@ -16951,7 +17327,7 @@
         <w:pStyle w:val="Compact"/>
         <w:numPr>
           <w:ilvl w:val="0"/>
-          <w:numId w:val="1177"/>
+          <w:numId w:val="1181"/>
         </w:numPr>
       </w:pPr>
       <w:r>
@@ -16963,7 +17339,7 @@
         <w:pStyle w:val="Compact"/>
         <w:numPr>
           <w:ilvl w:val="0"/>
-          <w:numId w:val="1177"/>
+          <w:numId w:val="1181"/>
         </w:numPr>
       </w:pPr>
       <w:r>
@@ -16975,15 +17351,15 @@
         <w:pStyle w:val="Compact"/>
         <w:numPr>
           <w:ilvl w:val="0"/>
-          <w:numId w:val="1177"/>
+          <w:numId w:val="1181"/>
         </w:numPr>
       </w:pPr>
       <w:r>
         <w:t xml:space="preserve">clear disclosures on residual risks and support processes</w:t>
       </w:r>
     </w:p>
-    <w:bookmarkEnd w:id="240"/>
-    <w:bookmarkStart w:id="241" w:name="X5383a2202f636cb0821585e6d42e296f71a5aeb"/>
+    <w:bookmarkEnd w:id="244"/>
+    <w:bookmarkStart w:id="245" w:name="X5383a2202f636cb0821585e6d42e296f71a5aeb"/>
     <w:p>
       <w:pPr>
         <w:pStyle w:val="Heading3"/>
@@ -17005,7 +17381,7 @@
         <w:pStyle w:val="Compact"/>
         <w:numPr>
           <w:ilvl w:val="0"/>
-          <w:numId w:val="1178"/>
+          <w:numId w:val="1182"/>
         </w:numPr>
       </w:pPr>
       <w:r>
@@ -17017,7 +17393,7 @@
         <w:pStyle w:val="Compact"/>
         <w:numPr>
           <w:ilvl w:val="0"/>
-          <w:numId w:val="1178"/>
+          <w:numId w:val="1182"/>
         </w:numPr>
       </w:pPr>
       <w:r>
@@ -17037,7 +17413,7 @@
         <w:pStyle w:val="Compact"/>
         <w:numPr>
           <w:ilvl w:val="0"/>
-          <w:numId w:val="1179"/>
+          <w:numId w:val="1183"/>
         </w:numPr>
       </w:pPr>
       <w:r>
@@ -17049,7 +17425,7 @@
         <w:pStyle w:val="Compact"/>
         <w:numPr>
           <w:ilvl w:val="0"/>
-          <w:numId w:val="1179"/>
+          <w:numId w:val="1183"/>
         </w:numPr>
       </w:pPr>
       <w:r>
@@ -17061,15 +17437,15 @@
         <w:pStyle w:val="Compact"/>
         <w:numPr>
           <w:ilvl w:val="0"/>
-          <w:numId w:val="1179"/>
+          <w:numId w:val="1183"/>
         </w:numPr>
       </w:pPr>
       <w:r>
         <w:t xml:space="preserve">support for institution-grade custody addresses (including multi-sig where used)</w:t>
       </w:r>
     </w:p>
-    <w:bookmarkEnd w:id="241"/>
-    <w:bookmarkStart w:id="242" w:name="Xe014452d20bb44703bcf1db5725e95f64c8bebc"/>
+    <w:bookmarkEnd w:id="245"/>
+    <w:bookmarkStart w:id="246" w:name="Xe014452d20bb44703bcf1db5725e95f64c8bebc"/>
     <w:p>
       <w:pPr>
         <w:pStyle w:val="Heading3"/>
@@ -17091,7 +17467,7 @@
         <w:pStyle w:val="Compact"/>
         <w:numPr>
           <w:ilvl w:val="0"/>
-          <w:numId w:val="1180"/>
+          <w:numId w:val="1184"/>
         </w:numPr>
       </w:pPr>
       <w:r>
@@ -17119,7 +17495,7 @@
         <w:pStyle w:val="Compact"/>
         <w:numPr>
           <w:ilvl w:val="0"/>
-          <w:numId w:val="1180"/>
+          <w:numId w:val="1184"/>
         </w:numPr>
       </w:pPr>
       <w:r>
@@ -17141,7 +17517,7 @@
         <w:pStyle w:val="Compact"/>
         <w:numPr>
           <w:ilvl w:val="0"/>
-          <w:numId w:val="1180"/>
+          <w:numId w:val="1184"/>
         </w:numPr>
       </w:pPr>
       <w:r>
@@ -17153,7 +17529,7 @@
         <w:pStyle w:val="Compact"/>
         <w:numPr>
           <w:ilvl w:val="0"/>
-          <w:numId w:val="1180"/>
+          <w:numId w:val="1184"/>
         </w:numPr>
       </w:pPr>
       <w:r>
@@ -17168,9 +17544,9 @@
         <w:t xml:space="preserve">This prevents cap circumvention (crowdfunding limits), reduces resale restriction leakage, and improves AML/monitoring effectiveness.</w:t>
       </w:r>
     </w:p>
-    <w:bookmarkEnd w:id="242"/>
-    <w:bookmarkEnd w:id="243"/>
-    <w:bookmarkStart w:id="249" w:name="Xae686fca6d8b91bc8b4d91b956a60e29a67f512"/>
+    <w:bookmarkEnd w:id="246"/>
+    <w:bookmarkEnd w:id="247"/>
+    <w:bookmarkStart w:id="253" w:name="Xae686fca6d8b91bc8b4d91b956a60e29a67f512"/>
     <w:p>
       <w:pPr>
         <w:pStyle w:val="Heading2"/>
@@ -17187,7 +17563,7 @@
         <w:t xml:space="preserve">The policy engine is responsible for computing allow/deny outcomes for privileged lifecycle actions and transfers.</w:t>
       </w:r>
     </w:p>
-    <w:bookmarkStart w:id="244" w:name="inputs-illustrative"/>
+    <w:bookmarkStart w:id="248" w:name="inputs-illustrative"/>
     <w:p>
       <w:pPr>
         <w:pStyle w:val="Heading3"/>
@@ -17201,7 +17577,7 @@
         <w:pStyle w:val="Compact"/>
         <w:numPr>
           <w:ilvl w:val="0"/>
-          <w:numId w:val="1181"/>
+          <w:numId w:val="1185"/>
         </w:numPr>
       </w:pPr>
       <w:r>
@@ -17213,7 +17589,7 @@
         <w:pStyle w:val="Compact"/>
         <w:numPr>
           <w:ilvl w:val="0"/>
-          <w:numId w:val="1181"/>
+          <w:numId w:val="1185"/>
         </w:numPr>
       </w:pPr>
       <w:r>
@@ -17225,7 +17601,7 @@
         <w:pStyle w:val="Compact"/>
         <w:numPr>
           <w:ilvl w:val="0"/>
-          <w:numId w:val="1181"/>
+          <w:numId w:val="1185"/>
         </w:numPr>
       </w:pPr>
       <w:r>
@@ -17237,7 +17613,7 @@
         <w:pStyle w:val="Compact"/>
         <w:numPr>
           <w:ilvl w:val="0"/>
-          <w:numId w:val="1181"/>
+          <w:numId w:val="1185"/>
         </w:numPr>
       </w:pPr>
       <w:r>
@@ -17249,7 +17625,7 @@
         <w:pStyle w:val="Compact"/>
         <w:numPr>
           <w:ilvl w:val="0"/>
-          <w:numId w:val="1181"/>
+          <w:numId w:val="1185"/>
         </w:numPr>
       </w:pPr>
       <w:r>
@@ -17261,15 +17637,15 @@
         <w:pStyle w:val="Compact"/>
         <w:numPr>
           <w:ilvl w:val="0"/>
-          <w:numId w:val="1181"/>
+          <w:numId w:val="1185"/>
         </w:numPr>
       </w:pPr>
       <w:r>
         <w:t xml:space="preserve">current policy version</w:t>
       </w:r>
     </w:p>
-    <w:bookmarkEnd w:id="244"/>
-    <w:bookmarkStart w:id="245" w:name="outputs-illustrative"/>
+    <w:bookmarkEnd w:id="248"/>
+    <w:bookmarkStart w:id="249" w:name="outputs-illustrative"/>
     <w:p>
       <w:pPr>
         <w:pStyle w:val="Heading3"/>
@@ -17283,7 +17659,7 @@
         <w:pStyle w:val="Compact"/>
         <w:numPr>
           <w:ilvl w:val="0"/>
-          <w:numId w:val="1182"/>
+          <w:numId w:val="1186"/>
         </w:numPr>
       </w:pPr>
       <w:r>
@@ -17319,7 +17695,7 @@
         <w:pStyle w:val="Compact"/>
         <w:numPr>
           <w:ilvl w:val="0"/>
-          <w:numId w:val="1182"/>
+          <w:numId w:val="1186"/>
         </w:numPr>
       </w:pPr>
       <w:r>
@@ -17331,7 +17707,7 @@
         <w:pStyle w:val="Compact"/>
         <w:numPr>
           <w:ilvl w:val="0"/>
-          <w:numId w:val="1182"/>
+          <w:numId w:val="1186"/>
         </w:numPr>
       </w:pPr>
       <w:r>
@@ -17343,15 +17719,15 @@
         <w:pStyle w:val="Compact"/>
         <w:numPr>
           <w:ilvl w:val="0"/>
-          <w:numId w:val="1182"/>
+          <w:numId w:val="1186"/>
         </w:numPr>
       </w:pPr>
       <w:r>
         <w:t xml:space="preserve">evidence references (e.g., KYC approval ID, disclosure acknowledgement ID)</w:t>
       </w:r>
     </w:p>
-    <w:bookmarkEnd w:id="245"/>
-    <w:bookmarkStart w:id="246" w:name="Xbc777ce5adc0cfe98870730cf98fb1bb4c1f4c4"/>
+    <w:bookmarkEnd w:id="249"/>
+    <w:bookmarkStart w:id="250" w:name="Xbc777ce5adc0cfe98870730cf98fb1bb4c1f4c4"/>
     <w:p>
       <w:pPr>
         <w:pStyle w:val="Heading3"/>
@@ -17594,8 +17970,8 @@
         </w:tc>
       </w:tr>
     </w:tbl>
-    <w:bookmarkEnd w:id="246"/>
-    <w:bookmarkStart w:id="247" w:name="reason-codes-transfer-action-decisioning"/>
+    <w:bookmarkEnd w:id="250"/>
+    <w:bookmarkStart w:id="251" w:name="reason-codes-transfer-action-decisioning"/>
     <w:p>
       <w:pPr>
         <w:pStyle w:val="Heading3"/>
@@ -17617,7 +17993,7 @@
         <w:pStyle w:val="Compact"/>
         <w:numPr>
           <w:ilvl w:val="0"/>
-          <w:numId w:val="1183"/>
+          <w:numId w:val="1187"/>
         </w:numPr>
       </w:pPr>
       <w:r>
@@ -17632,7 +18008,7 @@
         <w:pStyle w:val="Compact"/>
         <w:numPr>
           <w:ilvl w:val="0"/>
-          <w:numId w:val="1183"/>
+          <w:numId w:val="1187"/>
         </w:numPr>
       </w:pPr>
       <w:r>
@@ -17647,7 +18023,7 @@
         <w:pStyle w:val="Compact"/>
         <w:numPr>
           <w:ilvl w:val="0"/>
-          <w:numId w:val="1183"/>
+          <w:numId w:val="1187"/>
         </w:numPr>
       </w:pPr>
       <w:r>
@@ -17662,7 +18038,7 @@
         <w:pStyle w:val="Compact"/>
         <w:numPr>
           <w:ilvl w:val="0"/>
-          <w:numId w:val="1183"/>
+          <w:numId w:val="1187"/>
         </w:numPr>
       </w:pPr>
       <w:r>
@@ -17677,7 +18053,7 @@
         <w:pStyle w:val="Compact"/>
         <w:numPr>
           <w:ilvl w:val="0"/>
-          <w:numId w:val="1183"/>
+          <w:numId w:val="1187"/>
         </w:numPr>
       </w:pPr>
       <w:r>
@@ -17692,7 +18068,7 @@
         <w:pStyle w:val="Compact"/>
         <w:numPr>
           <w:ilvl w:val="0"/>
-          <w:numId w:val="1183"/>
+          <w:numId w:val="1187"/>
         </w:numPr>
       </w:pPr>
       <w:r>
@@ -17707,7 +18083,7 @@
         <w:pStyle w:val="Compact"/>
         <w:numPr>
           <w:ilvl w:val="0"/>
-          <w:numId w:val="1183"/>
+          <w:numId w:val="1187"/>
         </w:numPr>
       </w:pPr>
       <w:r>
@@ -17722,7 +18098,7 @@
         <w:pStyle w:val="Compact"/>
         <w:numPr>
           <w:ilvl w:val="0"/>
-          <w:numId w:val="1183"/>
+          <w:numId w:val="1187"/>
         </w:numPr>
       </w:pPr>
       <w:r>
@@ -17737,7 +18113,7 @@
         <w:pStyle w:val="Compact"/>
         <w:numPr>
           <w:ilvl w:val="0"/>
-          <w:numId w:val="1183"/>
+          <w:numId w:val="1187"/>
         </w:numPr>
       </w:pPr>
       <w:r>
@@ -17752,7 +18128,7 @@
         <w:pStyle w:val="Compact"/>
         <w:numPr>
           <w:ilvl w:val="0"/>
-          <w:numId w:val="1183"/>
+          <w:numId w:val="1187"/>
         </w:numPr>
       </w:pPr>
       <w:r>
@@ -17770,8 +18146,8 @@
         <w:t xml:space="preserve">Reason codes should be stable, reportable, and mapped to human-readable explanations for investor support and audit reviews.</w:t>
       </w:r>
     </w:p>
-    <w:bookmarkEnd w:id="247"/>
-    <w:bookmarkStart w:id="248" w:name="versioning-and-change-control"/>
+    <w:bookmarkEnd w:id="251"/>
+    <w:bookmarkStart w:id="252" w:name="versioning-and-change-control"/>
     <w:p>
       <w:pPr>
         <w:pStyle w:val="Heading3"/>
@@ -17785,7 +18161,7 @@
         <w:pStyle w:val="Compact"/>
         <w:numPr>
           <w:ilvl w:val="0"/>
-          <w:numId w:val="1184"/>
+          <w:numId w:val="1188"/>
         </w:numPr>
       </w:pPr>
       <w:r>
@@ -17797,7 +18173,7 @@
         <w:pStyle w:val="Compact"/>
         <w:numPr>
           <w:ilvl w:val="0"/>
-          <w:numId w:val="1184"/>
+          <w:numId w:val="1188"/>
         </w:numPr>
       </w:pPr>
       <w:r>
@@ -17809,16 +18185,16 @@
         <w:pStyle w:val="Compact"/>
         <w:numPr>
           <w:ilvl w:val="0"/>
-          <w:numId w:val="1184"/>
+          <w:numId w:val="1188"/>
         </w:numPr>
       </w:pPr>
       <w:r>
         <w:t xml:space="preserve">Emergency changes must be time-bounded and reviewed post-incident.</w:t>
       </w:r>
     </w:p>
-    <w:bookmarkEnd w:id="248"/>
-    <w:bookmarkEnd w:id="249"/>
-    <w:bookmarkStart w:id="254" w:name="X3bb2d1c07df7355cca72cefecc8ec929dbd86cb"/>
+    <w:bookmarkEnd w:id="252"/>
+    <w:bookmarkEnd w:id="253"/>
+    <w:bookmarkStart w:id="258" w:name="X3bb2d1c07df7355cca72cefecc8ec929dbd86cb"/>
     <w:p>
       <w:pPr>
         <w:pStyle w:val="Heading2"/>
@@ -17827,7 +18203,7 @@
         <w:t xml:space="preserve">Escrow and Fiat Ramps (Indonesia-First Pilot)</w:t>
       </w:r>
     </w:p>
-    <w:bookmarkStart w:id="250" w:name="pilot-default"/>
+    <w:bookmarkStart w:id="254" w:name="pilot-default"/>
     <w:p>
       <w:pPr>
         <w:pStyle w:val="Heading3"/>
@@ -17849,7 +18225,7 @@
         <w:pStyle w:val="Compact"/>
         <w:numPr>
           <w:ilvl w:val="0"/>
-          <w:numId w:val="1185"/>
+          <w:numId w:val="1189"/>
         </w:numPr>
       </w:pPr>
       <w:r>
@@ -17861,7 +18237,7 @@
         <w:pStyle w:val="Compact"/>
         <w:numPr>
           <w:ilvl w:val="0"/>
-          <w:numId w:val="1185"/>
+          <w:numId w:val="1189"/>
         </w:numPr>
       </w:pPr>
       <w:r>
@@ -17873,15 +18249,15 @@
         <w:pStyle w:val="Compact"/>
         <w:numPr>
           <w:ilvl w:val="0"/>
-          <w:numId w:val="1185"/>
+          <w:numId w:val="1189"/>
         </w:numPr>
       </w:pPr>
       <w:r>
         <w:t xml:space="preserve">dual authorization for release and refunds</w:t>
       </w:r>
     </w:p>
-    <w:bookmarkEnd w:id="250"/>
-    <w:bookmarkStart w:id="251" w:name="cross-border-extension-later"/>
+    <w:bookmarkEnd w:id="254"/>
+    <w:bookmarkStart w:id="255" w:name="cross-border-extension-later"/>
     <w:p>
       <w:pPr>
         <w:pStyle w:val="Heading3"/>
@@ -17903,7 +18279,7 @@
         <w:pStyle w:val="Compact"/>
         <w:numPr>
           <w:ilvl w:val="0"/>
-          <w:numId w:val="1186"/>
+          <w:numId w:val="1190"/>
         </w:numPr>
       </w:pPr>
       <w:r>
@@ -17915,7 +18291,7 @@
         <w:pStyle w:val="Compact"/>
         <w:numPr>
           <w:ilvl w:val="0"/>
-          <w:numId w:val="1186"/>
+          <w:numId w:val="1190"/>
         </w:numPr>
       </w:pPr>
       <w:r>
@@ -17927,15 +18303,15 @@
         <w:pStyle w:val="Compact"/>
         <w:numPr>
           <w:ilvl w:val="0"/>
-          <w:numId w:val="1186"/>
+          <w:numId w:val="1190"/>
         </w:numPr>
       </w:pPr>
       <w:r>
         <w:t xml:space="preserve">keep evidence and approval standards consistent</w:t>
       </w:r>
     </w:p>
-    <w:bookmarkEnd w:id="251"/>
-    <w:bookmarkStart w:id="252" w:name="controls-minimum"/>
+    <w:bookmarkEnd w:id="255"/>
+    <w:bookmarkStart w:id="256" w:name="controls-minimum"/>
     <w:p>
       <w:pPr>
         <w:pStyle w:val="Heading3"/>
@@ -17949,7 +18325,7 @@
         <w:pStyle w:val="Compact"/>
         <w:numPr>
           <w:ilvl w:val="0"/>
-          <w:numId w:val="1187"/>
+          <w:numId w:val="1191"/>
         </w:numPr>
       </w:pPr>
       <w:r>
@@ -17961,7 +18337,7 @@
         <w:pStyle w:val="Compact"/>
         <w:numPr>
           <w:ilvl w:val="0"/>
-          <w:numId w:val="1187"/>
+          <w:numId w:val="1191"/>
         </w:numPr>
       </w:pPr>
       <w:r>
@@ -17973,15 +18349,15 @@
         <w:pStyle w:val="Compact"/>
         <w:numPr>
           <w:ilvl w:val="0"/>
-          <w:numId w:val="1187"/>
+          <w:numId w:val="1191"/>
         </w:numPr>
       </w:pPr>
       <w:r>
         <w:t xml:space="preserve">daily reconciliation between escrow statements and subscription/allocation ledgers</w:t>
       </w:r>
     </w:p>
-    <w:bookmarkEnd w:id="252"/>
-    <w:bookmarkStart w:id="253" w:name="Xe0fa91190f1fcde21ab3ce6f1a18aabec72aba3"/>
+    <w:bookmarkEnd w:id="256"/>
+    <w:bookmarkStart w:id="257" w:name="Xe0fa91190f1fcde21ab3ce6f1a18aabec72aba3"/>
     <w:p>
       <w:pPr>
         <w:pStyle w:val="Heading3"/>
@@ -18011,7 +18387,7 @@
         <w:pStyle w:val="Compact"/>
         <w:numPr>
           <w:ilvl w:val="0"/>
-          <w:numId w:val="1188"/>
+          <w:numId w:val="1192"/>
         </w:numPr>
       </w:pPr>
       <w:r>
@@ -18023,7 +18399,7 @@
         <w:pStyle w:val="Compact"/>
         <w:numPr>
           <w:ilvl w:val="0"/>
-          <w:numId w:val="1188"/>
+          <w:numId w:val="1192"/>
         </w:numPr>
       </w:pPr>
       <w:r>
@@ -18035,7 +18411,7 @@
         <w:pStyle w:val="Compact"/>
         <w:numPr>
           <w:ilvl w:val="0"/>
-          <w:numId w:val="1188"/>
+          <w:numId w:val="1192"/>
         </w:numPr>
       </w:pPr>
       <w:r>
@@ -18047,7 +18423,7 @@
         <w:pStyle w:val="Compact"/>
         <w:numPr>
           <w:ilvl w:val="0"/>
-          <w:numId w:val="1188"/>
+          <w:numId w:val="1192"/>
         </w:numPr>
       </w:pPr>
       <w:r>
@@ -18059,7 +18435,7 @@
         <w:pStyle w:val="Compact"/>
         <w:numPr>
           <w:ilvl w:val="1"/>
-          <w:numId w:val="1189"/>
+          <w:numId w:val="1193"/>
         </w:numPr>
       </w:pPr>
       <w:r>
@@ -18071,7 +18447,7 @@
         <w:pStyle w:val="Compact"/>
         <w:numPr>
           <w:ilvl w:val="1"/>
-          <w:numId w:val="1189"/>
+          <w:numId w:val="1193"/>
         </w:numPr>
       </w:pPr>
       <w:r>
@@ -18083,7 +18459,7 @@
         <w:pStyle w:val="Compact"/>
         <w:numPr>
           <w:ilvl w:val="1"/>
-          <w:numId w:val="1189"/>
+          <w:numId w:val="1193"/>
         </w:numPr>
       </w:pPr>
       <w:r>
@@ -18095,7 +18471,7 @@
         <w:pStyle w:val="Compact"/>
         <w:numPr>
           <w:ilvl w:val="0"/>
-          <w:numId w:val="1188"/>
+          <w:numId w:val="1192"/>
         </w:numPr>
       </w:pPr>
       <w:r>
@@ -18107,7 +18483,7 @@
         <w:pStyle w:val="Compact"/>
         <w:numPr>
           <w:ilvl w:val="0"/>
-          <w:numId w:val="1188"/>
+          <w:numId w:val="1192"/>
         </w:numPr>
       </w:pPr>
       <w:r>
@@ -18127,7 +18503,7 @@
         <w:pStyle w:val="Compact"/>
         <w:numPr>
           <w:ilvl w:val="0"/>
-          <w:numId w:val="1190"/>
+          <w:numId w:val="1194"/>
         </w:numPr>
       </w:pPr>
       <w:r>
@@ -18139,7 +18515,7 @@
         <w:pStyle w:val="Compact"/>
         <w:numPr>
           <w:ilvl w:val="0"/>
-          <w:numId w:val="1190"/>
+          <w:numId w:val="1194"/>
         </w:numPr>
       </w:pPr>
       <w:r>
@@ -18151,7 +18527,7 @@
         <w:pStyle w:val="Compact"/>
         <w:numPr>
           <w:ilvl w:val="0"/>
-          <w:numId w:val="1190"/>
+          <w:numId w:val="1194"/>
         </w:numPr>
       </w:pPr>
       <w:r>
@@ -18163,16 +18539,16 @@
         <w:pStyle w:val="Compact"/>
         <w:numPr>
           <w:ilvl w:val="0"/>
-          <w:numId w:val="1190"/>
+          <w:numId w:val="1194"/>
         </w:numPr>
       </w:pPr>
       <w:r>
         <w:t xml:space="preserve">release/refund approvals and execution receipts</w:t>
       </w:r>
     </w:p>
-    <w:bookmarkEnd w:id="253"/>
-    <w:bookmarkEnd w:id="254"/>
-    <w:bookmarkStart w:id="259" w:name="X5ad900f55243c82d352fa567b9af41483487ee9"/>
+    <w:bookmarkEnd w:id="257"/>
+    <w:bookmarkEnd w:id="258"/>
+    <w:bookmarkStart w:id="263" w:name="X5ad900f55243c82d352fa567b9af41483487ee9"/>
     <w:p>
       <w:pPr>
         <w:pStyle w:val="Heading2"/>
@@ -18194,7 +18570,7 @@
         <w:pStyle w:val="Compact"/>
         <w:numPr>
           <w:ilvl w:val="0"/>
-          <w:numId w:val="1191"/>
+          <w:numId w:val="1195"/>
         </w:numPr>
       </w:pPr>
       <w:r>
@@ -18206,7 +18582,7 @@
         <w:pStyle w:val="Compact"/>
         <w:numPr>
           <w:ilvl w:val="0"/>
-          <w:numId w:val="1191"/>
+          <w:numId w:val="1195"/>
         </w:numPr>
       </w:pPr>
       <w:r>
@@ -18218,14 +18594,14 @@
         <w:pStyle w:val="Compact"/>
         <w:numPr>
           <w:ilvl w:val="0"/>
-          <w:numId w:val="1191"/>
+          <w:numId w:val="1195"/>
         </w:numPr>
       </w:pPr>
       <w:r>
         <w:t xml:space="preserve">event logs for issuance, transfer outcomes, and corporate action triggers (where used)</w:t>
       </w:r>
     </w:p>
-    <w:bookmarkStart w:id="258" w:name="Xeab7f79d1ac8db09535d80e0241f52787faf00f"/>
+    <w:bookmarkStart w:id="262" w:name="Xeab7f79d1ac8db09535d80e0241f52787faf00f"/>
     <w:p>
       <w:pPr>
         <w:pStyle w:val="Heading3"/>
@@ -18242,7 +18618,7 @@
         <w:t xml:space="preserve">This section defines the minimum on-chain surface area required to support compliance-by-design. It is intentionally non-prescriptive about specific standards or ABIs; it focuses on control outcomes and traceability.</w:t>
       </w:r>
     </w:p>
-    <w:bookmarkStart w:id="255" w:name="contract-components-illustrative"/>
+    <w:bookmarkStart w:id="259" w:name="contract-components-illustrative"/>
     <w:p>
       <w:pPr>
         <w:pStyle w:val="Heading4"/>
@@ -18256,7 +18632,7 @@
         <w:pStyle w:val="Compact"/>
         <w:numPr>
           <w:ilvl w:val="0"/>
-          <w:numId w:val="1192"/>
+          <w:numId w:val="1196"/>
         </w:numPr>
       </w:pPr>
       <w:r>
@@ -18278,7 +18654,7 @@
         <w:pStyle w:val="Compact"/>
         <w:numPr>
           <w:ilvl w:val="0"/>
-          <w:numId w:val="1192"/>
+          <w:numId w:val="1196"/>
         </w:numPr>
       </w:pPr>
       <w:r>
@@ -18300,7 +18676,7 @@
         <w:pStyle w:val="Compact"/>
         <w:numPr>
           <w:ilvl w:val="0"/>
-          <w:numId w:val="1192"/>
+          <w:numId w:val="1196"/>
         </w:numPr>
       </w:pPr>
       <w:r>
@@ -18322,7 +18698,7 @@
         <w:pStyle w:val="Compact"/>
         <w:numPr>
           <w:ilvl w:val="0"/>
-          <w:numId w:val="1192"/>
+          <w:numId w:val="1196"/>
         </w:numPr>
       </w:pPr>
       <w:r>
@@ -18344,7 +18720,7 @@
         <w:pStyle w:val="Compact"/>
         <w:numPr>
           <w:ilvl w:val="0"/>
-          <w:numId w:val="1192"/>
+          <w:numId w:val="1196"/>
         </w:numPr>
       </w:pPr>
       <w:r>
@@ -18361,8 +18737,8 @@
         <w:t xml:space="preserve">supports holds/freezes/unfreezes under governed circumstances with event logs.</w:t>
       </w:r>
     </w:p>
-    <w:bookmarkEnd w:id="255"/>
-    <w:bookmarkStart w:id="256" w:name="role-model-minimum"/>
+    <w:bookmarkEnd w:id="259"/>
+    <w:bookmarkStart w:id="260" w:name="role-model-minimum"/>
     <w:p>
       <w:pPr>
         <w:pStyle w:val="Heading4"/>
@@ -18384,7 +18760,7 @@
         <w:pStyle w:val="Compact"/>
         <w:numPr>
           <w:ilvl w:val="0"/>
-          <w:numId w:val="1193"/>
+          <w:numId w:val="1197"/>
         </w:numPr>
       </w:pPr>
       <w:r>
@@ -18405,7 +18781,7 @@
         <w:pStyle w:val="Compact"/>
         <w:numPr>
           <w:ilvl w:val="0"/>
-          <w:numId w:val="1193"/>
+          <w:numId w:val="1197"/>
         </w:numPr>
       </w:pPr>
       <w:r>
@@ -18426,7 +18802,7 @@
         <w:pStyle w:val="Compact"/>
         <w:numPr>
           <w:ilvl w:val="0"/>
-          <w:numId w:val="1193"/>
+          <w:numId w:val="1197"/>
         </w:numPr>
       </w:pPr>
       <w:r>
@@ -18447,7 +18823,7 @@
         <w:pStyle w:val="Compact"/>
         <w:numPr>
           <w:ilvl w:val="0"/>
-          <w:numId w:val="1193"/>
+          <w:numId w:val="1197"/>
         </w:numPr>
       </w:pPr>
       <w:r>
@@ -18468,7 +18844,7 @@
         <w:pStyle w:val="Compact"/>
         <w:numPr>
           <w:ilvl w:val="0"/>
-          <w:numId w:val="1193"/>
+          <w:numId w:val="1197"/>
         </w:numPr>
       </w:pPr>
       <w:r>
@@ -18492,8 +18868,8 @@
         <w:t xml:space="preserve">Where feasible, critical actions should require sequential approvals off-chain and be executed on-chain only after an approval window is opened and evidenced.</w:t>
       </w:r>
     </w:p>
-    <w:bookmarkEnd w:id="256"/>
-    <w:bookmarkStart w:id="257" w:name="Xdfc9ce1b37209b44ec6f737897ac067cc03ed68"/>
+    <w:bookmarkEnd w:id="260"/>
+    <w:bookmarkStart w:id="261" w:name="Xdfc9ce1b37209b44ec6f737897ac067cc03ed68"/>
     <w:p>
       <w:pPr>
         <w:pStyle w:val="Heading4"/>
@@ -19052,7 +19428,7 @@
         <w:pStyle w:val="Compact"/>
         <w:numPr>
           <w:ilvl w:val="0"/>
-          <w:numId w:val="1194"/>
+          <w:numId w:val="1198"/>
         </w:numPr>
       </w:pPr>
       <w:r>
@@ -19064,7 +19440,7 @@
         <w:pStyle w:val="Compact"/>
         <w:numPr>
           <w:ilvl w:val="0"/>
-          <w:numId w:val="1194"/>
+          <w:numId w:val="1198"/>
         </w:numPr>
       </w:pPr>
       <w:r>
@@ -19076,17 +19452,17 @@
         <w:pStyle w:val="Compact"/>
         <w:numPr>
           <w:ilvl w:val="0"/>
-          <w:numId w:val="1194"/>
+          <w:numId w:val="1198"/>
         </w:numPr>
       </w:pPr>
       <w:r>
         <w:t xml:space="preserve">The contract surface should avoid introducing permissionless liquidity mechanics (no AMM hooks assumed).</w:t>
       </w:r>
     </w:p>
-    <w:bookmarkEnd w:id="257"/>
-    <w:bookmarkEnd w:id="258"/>
-    <w:bookmarkEnd w:id="259"/>
-    <w:bookmarkStart w:id="266" w:name="X2d488e2ee86d36b3cbfc409f0c09666fa03d77b"/>
+    <w:bookmarkEnd w:id="261"/>
+    <w:bookmarkEnd w:id="262"/>
+    <w:bookmarkEnd w:id="263"/>
+    <w:bookmarkStart w:id="270" w:name="X2d488e2ee86d36b3cbfc409f0c09666fa03d77b"/>
     <w:p>
       <w:pPr>
         <w:pStyle w:val="Heading2"/>
@@ -19103,7 +19479,7 @@
         <w:t xml:space="preserve">This whitepaper is intentionally chain-agnostic at the policy level. For implementation, network selection should be treated as an engineering and risk decision driven by control outcomes, partner constraints (custody/venue), and cost/performance requirements—especially for an Indonesia-first retail pilot.</w:t>
       </w:r>
     </w:p>
-    <w:bookmarkStart w:id="260" w:name="X36cd520b3141a36c6e9984a428ddc11a38e9a19"/>
+    <w:bookmarkStart w:id="264" w:name="X36cd520b3141a36c6e9984a428ddc11a38e9a19"/>
     <w:p>
       <w:pPr>
         <w:pStyle w:val="Heading3"/>
@@ -19141,7 +19517,7 @@
         <w:pStyle w:val="Compact"/>
         <w:numPr>
           <w:ilvl w:val="0"/>
-          <w:numId w:val="1195"/>
+          <w:numId w:val="1199"/>
         </w:numPr>
       </w:pPr>
       <w:r>
@@ -19153,7 +19529,7 @@
         <w:pStyle w:val="Compact"/>
         <w:numPr>
           <w:ilvl w:val="0"/>
-          <w:numId w:val="1195"/>
+          <w:numId w:val="1199"/>
         </w:numPr>
       </w:pPr>
       <w:r>
@@ -19165,7 +19541,7 @@
         <w:pStyle w:val="Compact"/>
         <w:numPr>
           <w:ilvl w:val="0"/>
-          <w:numId w:val="1195"/>
+          <w:numId w:val="1199"/>
         </w:numPr>
       </w:pPr>
       <w:r>
@@ -19196,8 +19572,8 @@
         <w:t xml:space="preserve">(avoid multi-chain complexity) unless a regulated venue/custody partner requires otherwise.</w:t>
       </w:r>
     </w:p>
-    <w:bookmarkEnd w:id="260"/>
-    <w:bookmarkStart w:id="261" w:name="X424b1519f05d29e272a3242b0b56e856d898a9c"/>
+    <w:bookmarkEnd w:id="264"/>
+    <w:bookmarkStart w:id="265" w:name="X424b1519f05d29e272a3242b0b56e856d898a9c"/>
     <w:p>
       <w:pPr>
         <w:pStyle w:val="Heading3"/>
@@ -19211,7 +19587,7 @@
         <w:pStyle w:val="Compact"/>
         <w:numPr>
           <w:ilvl w:val="0"/>
-          <w:numId w:val="1196"/>
+          <w:numId w:val="1200"/>
         </w:numPr>
       </w:pPr>
       <w:r>
@@ -19233,7 +19609,7 @@
         <w:pStyle w:val="Compact"/>
         <w:numPr>
           <w:ilvl w:val="0"/>
-          <w:numId w:val="1196"/>
+          <w:numId w:val="1200"/>
         </w:numPr>
       </w:pPr>
       <w:r>
@@ -19255,7 +19631,7 @@
         <w:pStyle w:val="Compact"/>
         <w:numPr>
           <w:ilvl w:val="0"/>
-          <w:numId w:val="1196"/>
+          <w:numId w:val="1200"/>
         </w:numPr>
       </w:pPr>
       <w:r>
@@ -19280,8 +19656,8 @@
         <w:t xml:space="preserve">The choice should not change the legal boundary (economic rights only) or the requirement for off-chain compliance.</w:t>
       </w:r>
     </w:p>
-    <w:bookmarkEnd w:id="261"/>
-    <w:bookmarkStart w:id="262" w:name="Xcad78a04b42a006868849a8b8e0748de05d6f8d"/>
+    <w:bookmarkEnd w:id="265"/>
+    <w:bookmarkStart w:id="266" w:name="Xcad78a04b42a006868849a8b8e0748de05d6f8d"/>
     <w:p>
       <w:pPr>
         <w:pStyle w:val="Heading3"/>
@@ -19656,8 +20032,8 @@
         </w:tc>
       </w:tr>
     </w:tbl>
-    <w:bookmarkEnd w:id="262"/>
-    <w:bookmarkStart w:id="263" w:name="practical-selection-process-recommended"/>
+    <w:bookmarkEnd w:id="266"/>
+    <w:bookmarkStart w:id="267" w:name="practical-selection-process-recommended"/>
     <w:p>
       <w:pPr>
         <w:pStyle w:val="Heading3"/>
@@ -19671,7 +20047,7 @@
         <w:pStyle w:val="Compact"/>
         <w:numPr>
           <w:ilvl w:val="0"/>
-          <w:numId w:val="1197"/>
+          <w:numId w:val="1201"/>
         </w:numPr>
       </w:pPr>
       <w:r>
@@ -19693,7 +20069,7 @@
         <w:pStyle w:val="Compact"/>
         <w:numPr>
           <w:ilvl w:val="0"/>
-          <w:numId w:val="1197"/>
+          <w:numId w:val="1201"/>
         </w:numPr>
       </w:pPr>
       <w:r>
@@ -19715,7 +20091,7 @@
         <w:pStyle w:val="Compact"/>
         <w:numPr>
           <w:ilvl w:val="0"/>
-          <w:numId w:val="1197"/>
+          <w:numId w:val="1201"/>
         </w:numPr>
       </w:pPr>
       <w:r>
@@ -19737,7 +20113,7 @@
         <w:pStyle w:val="Compact"/>
         <w:numPr>
           <w:ilvl w:val="0"/>
-          <w:numId w:val="1197"/>
+          <w:numId w:val="1201"/>
         </w:numPr>
       </w:pPr>
       <w:r>
@@ -19759,7 +20135,7 @@
         <w:pStyle w:val="Compact"/>
         <w:numPr>
           <w:ilvl w:val="0"/>
-          <w:numId w:val="1197"/>
+          <w:numId w:val="1201"/>
         </w:numPr>
       </w:pPr>
       <w:r>
@@ -19784,8 +20160,8 @@
         <w:t xml:space="preserve">Network selection is expected to be revisited when moving from an Indonesia-only pilot to cross-border rollout, because venue/custody requirements may change.</w:t>
       </w:r>
     </w:p>
-    <w:bookmarkEnd w:id="263"/>
-    <w:bookmarkStart w:id="264" w:name="required-on-chain-controls-illustrative"/>
+    <w:bookmarkEnd w:id="267"/>
+    <w:bookmarkStart w:id="268" w:name="required-on-chain-controls-illustrative"/>
     <w:p>
       <w:pPr>
         <w:pStyle w:val="Heading3"/>
@@ -19799,7 +20175,7 @@
         <w:pStyle w:val="Compact"/>
         <w:numPr>
           <w:ilvl w:val="0"/>
-          <w:numId w:val="1198"/>
+          <w:numId w:val="1202"/>
         </w:numPr>
       </w:pPr>
       <w:r>
@@ -19811,7 +20187,7 @@
         <w:pStyle w:val="Compact"/>
         <w:numPr>
           <w:ilvl w:val="0"/>
-          <w:numId w:val="1198"/>
+          <w:numId w:val="1202"/>
         </w:numPr>
       </w:pPr>
       <w:r>
@@ -19823,15 +20199,15 @@
         <w:pStyle w:val="Compact"/>
         <w:numPr>
           <w:ilvl w:val="0"/>
-          <w:numId w:val="1198"/>
+          <w:numId w:val="1202"/>
         </w:numPr>
       </w:pPr>
       <w:r>
         <w:t xml:space="preserve">explicit prevention of permissionless liquidity mechanics (no AMM integration assumptions)</w:t>
       </w:r>
     </w:p>
-    <w:bookmarkEnd w:id="264"/>
-    <w:bookmarkStart w:id="265" w:name="upgradeability-and-change-management"/>
+    <w:bookmarkEnd w:id="268"/>
+    <w:bookmarkStart w:id="269" w:name="upgradeability-and-change-management"/>
     <w:p>
       <w:pPr>
         <w:pStyle w:val="Heading3"/>
@@ -19853,7 +20229,7 @@
         <w:pStyle w:val="Compact"/>
         <w:numPr>
           <w:ilvl w:val="0"/>
-          <w:numId w:val="1199"/>
+          <w:numId w:val="1203"/>
         </w:numPr>
       </w:pPr>
       <w:r>
@@ -19865,7 +20241,7 @@
         <w:pStyle w:val="Compact"/>
         <w:numPr>
           <w:ilvl w:val="0"/>
-          <w:numId w:val="1199"/>
+          <w:numId w:val="1203"/>
         </w:numPr>
       </w:pPr>
       <w:r>
@@ -19877,16 +20253,16 @@
         <w:pStyle w:val="Compact"/>
         <w:numPr>
           <w:ilvl w:val="0"/>
-          <w:numId w:val="1199"/>
+          <w:numId w:val="1203"/>
         </w:numPr>
       </w:pPr>
       <w:r>
         <w:t xml:space="preserve">scope upgrades narrowly; avoid “arbitrary admin” patterns</w:t>
       </w:r>
     </w:p>
-    <w:bookmarkEnd w:id="265"/>
-    <w:bookmarkEnd w:id="266"/>
-    <w:bookmarkStart w:id="267" w:name="Xbf579e4b0aba4d68c067c7c12785d6c6b26fb9d"/>
+    <w:bookmarkEnd w:id="269"/>
+    <w:bookmarkEnd w:id="270"/>
+    <w:bookmarkStart w:id="271" w:name="Xbf579e4b0aba4d68c067c7c12785d6c6b26fb9d"/>
     <w:p>
       <w:pPr>
         <w:pStyle w:val="Heading2"/>
@@ -19908,7 +20284,7 @@
         <w:pStyle w:val="Compact"/>
         <w:numPr>
           <w:ilvl w:val="0"/>
-          <w:numId w:val="1200"/>
+          <w:numId w:val="1204"/>
         </w:numPr>
       </w:pPr>
       <w:r>
@@ -19920,7 +20296,7 @@
         <w:pStyle w:val="Compact"/>
         <w:numPr>
           <w:ilvl w:val="0"/>
-          <w:numId w:val="1200"/>
+          <w:numId w:val="1204"/>
         </w:numPr>
       </w:pPr>
       <w:r>
@@ -19932,15 +20308,15 @@
         <w:pStyle w:val="Compact"/>
         <w:numPr>
           <w:ilvl w:val="0"/>
-          <w:numId w:val="1200"/>
+          <w:numId w:val="1204"/>
         </w:numPr>
       </w:pPr>
       <w:r>
         <w:t xml:space="preserve">access reviews, logging, and incident response runbooks</w:t>
       </w:r>
     </w:p>
-    <w:bookmarkEnd w:id="267"/>
-    <w:bookmarkStart w:id="268" w:name="Xd07f5ac299df991006fed5cf3c9f5581930498f"/>
+    <w:bookmarkEnd w:id="271"/>
+    <w:bookmarkStart w:id="272" w:name="Xd07f5ac299df991006fed5cf3c9f5581930498f"/>
     <w:p>
       <w:pPr>
         <w:pStyle w:val="Heading2"/>
@@ -19982,7 +20358,7 @@
         <w:pStyle w:val="Compact"/>
         <w:numPr>
           <w:ilvl w:val="0"/>
-          <w:numId w:val="1201"/>
+          <w:numId w:val="1205"/>
         </w:numPr>
       </w:pPr>
       <w:r>
@@ -19994,7 +20370,7 @@
         <w:pStyle w:val="Compact"/>
         <w:numPr>
           <w:ilvl w:val="0"/>
-          <w:numId w:val="1201"/>
+          <w:numId w:val="1205"/>
         </w:numPr>
       </w:pPr>
       <w:r>
@@ -20006,7 +20382,7 @@
         <w:pStyle w:val="Compact"/>
         <w:numPr>
           <w:ilvl w:val="0"/>
-          <w:numId w:val="1201"/>
+          <w:numId w:val="1205"/>
         </w:numPr>
       </w:pPr>
       <w:r>
@@ -20018,7 +20394,7 @@
         <w:pStyle w:val="Compact"/>
         <w:numPr>
           <w:ilvl w:val="0"/>
-          <w:numId w:val="1201"/>
+          <w:numId w:val="1205"/>
         </w:numPr>
       </w:pPr>
       <w:r>
@@ -20033,13 +20409,261 @@
         <w:t xml:space="preserve">Monitoring should produce retained artifacts suitable for governance review and audits.</w:t>
       </w:r>
     </w:p>
-    <w:bookmarkEnd w:id="268"/>
-    <w:bookmarkStart w:id="269" w:name="evidence-packs-audit-exports"/>
+    <w:bookmarkEnd w:id="272"/>
+    <w:bookmarkStart w:id="276" w:name="X748e9f4c656e8b740d67ed59f071d85fd158e95"/>
     <w:p>
       <w:pPr>
         <w:pStyle w:val="Heading2"/>
       </w:pPr>
       <w:r>
+        <w:t xml:space="preserve">Data Retention and Access Governance (Technical Controls)</w:t>
+      </w:r>
+    </w:p>
+    <w:p>
+      <w:pPr>
+        <w:pStyle w:val="FirstParagraph"/>
+      </w:pPr>
+      <w:r>
+        <w:t xml:space="preserve">Retention and access governance must be implemented as technical controls, not only as policy statements.</w:t>
+      </w:r>
+    </w:p>
+    <w:bookmarkStart w:id="273" w:name="Xe1bf3b4e9447b1400def587214bc00c7ba974a8"/>
+    <w:p>
+      <w:pPr>
+        <w:pStyle w:val="Heading3"/>
+      </w:pPr>
+      <w:r>
+        <w:t xml:space="preserve">Retention Schedule (Implementation Requirement)</w:t>
+      </w:r>
+    </w:p>
+    <w:p>
+      <w:pPr>
+        <w:pStyle w:val="FirstParagraph"/>
+      </w:pPr>
+      <w:r>
+        <w:t xml:space="preserve">The system should implement configurable retention schedules for:</w:t>
+      </w:r>
+    </w:p>
+    <w:p>
+      <w:pPr>
+        <w:pStyle w:val="Compact"/>
+        <w:numPr>
+          <w:ilvl w:val="0"/>
+          <w:numId w:val="1206"/>
+        </w:numPr>
+      </w:pPr>
+      <w:r>
+        <w:t xml:space="preserve">KYC/AML artifacts and screening results (PII-containing)</w:t>
+      </w:r>
+    </w:p>
+    <w:p>
+      <w:pPr>
+        <w:pStyle w:val="Compact"/>
+        <w:numPr>
+          <w:ilvl w:val="0"/>
+          <w:numId w:val="1206"/>
+        </w:numPr>
+      </w:pPr>
+      <w:r>
+        <w:t xml:space="preserve">disclosure acknowledgements and notices</w:t>
+      </w:r>
+    </w:p>
+    <w:p>
+      <w:pPr>
+        <w:pStyle w:val="Compact"/>
+        <w:numPr>
+          <w:ilvl w:val="0"/>
+          <w:numId w:val="1206"/>
+        </w:numPr>
+      </w:pPr>
+      <w:r>
+        <w:t xml:space="preserve">audit logs/traceability records and evidence packs</w:t>
+      </w:r>
+    </w:p>
+    <w:p>
+      <w:pPr>
+        <w:pStyle w:val="Compact"/>
+        <w:numPr>
+          <w:ilvl w:val="0"/>
+          <w:numId w:val="1206"/>
+        </w:numPr>
+      </w:pPr>
+      <w:r>
+        <w:t xml:space="preserve">escrow, payout, and reconciliation artifacts</w:t>
+      </w:r>
+    </w:p>
+    <w:p>
+      <w:pPr>
+        <w:pStyle w:val="FirstParagraph"/>
+      </w:pPr>
+      <w:r>
+        <w:t xml:space="preserve">Retention controls should support:</w:t>
+      </w:r>
+    </w:p>
+    <w:p>
+      <w:pPr>
+        <w:pStyle w:val="Compact"/>
+        <w:numPr>
+          <w:ilvl w:val="0"/>
+          <w:numId w:val="1207"/>
+        </w:numPr>
+      </w:pPr>
+      <w:r>
+        <w:t xml:space="preserve">legal holds (preserve records for disputes/audits)</w:t>
+      </w:r>
+    </w:p>
+    <w:p>
+      <w:pPr>
+        <w:pStyle w:val="Compact"/>
+        <w:numPr>
+          <w:ilvl w:val="0"/>
+          <w:numId w:val="1207"/>
+        </w:numPr>
+      </w:pPr>
+      <w:r>
+        <w:t xml:space="preserve">time-bound deletion or anonymization where permitted</w:t>
+      </w:r>
+    </w:p>
+    <w:p>
+      <w:pPr>
+        <w:pStyle w:val="Compact"/>
+        <w:numPr>
+          <w:ilvl w:val="0"/>
+          <w:numId w:val="1207"/>
+        </w:numPr>
+      </w:pPr>
+      <w:r>
+        <w:t xml:space="preserve">complete deletion tracking (what was deleted, when, and by which authority)</w:t>
+      </w:r>
+    </w:p>
+    <w:bookmarkEnd w:id="273"/>
+    <w:bookmarkStart w:id="274" w:name="access-controls-and-logging"/>
+    <w:p>
+      <w:pPr>
+        <w:pStyle w:val="Heading3"/>
+      </w:pPr>
+      <w:r>
+        <w:t xml:space="preserve">Access Controls and Logging</w:t>
+      </w:r>
+    </w:p>
+    <w:p>
+      <w:pPr>
+        <w:pStyle w:val="FirstParagraph"/>
+      </w:pPr>
+      <w:r>
+        <w:t xml:space="preserve">Minimum requirements:</w:t>
+      </w:r>
+    </w:p>
+    <w:p>
+      <w:pPr>
+        <w:pStyle w:val="Compact"/>
+        <w:numPr>
+          <w:ilvl w:val="0"/>
+          <w:numId w:val="1208"/>
+        </w:numPr>
+      </w:pPr>
+      <w:r>
+        <w:t xml:space="preserve">RBAC with least privilege for all evidence systems</w:t>
+      </w:r>
+    </w:p>
+    <w:p>
+      <w:pPr>
+        <w:pStyle w:val="Compact"/>
+        <w:numPr>
+          <w:ilvl w:val="0"/>
+          <w:numId w:val="1208"/>
+        </w:numPr>
+      </w:pPr>
+      <w:r>
+        <w:t xml:space="preserve">time-bound access grants for sensitive records (break-glass procedures for incidents)</w:t>
+      </w:r>
+    </w:p>
+    <w:p>
+      <w:pPr>
+        <w:pStyle w:val="Compact"/>
+        <w:numPr>
+          <w:ilvl w:val="0"/>
+          <w:numId w:val="1208"/>
+        </w:numPr>
+      </w:pPr>
+      <w:r>
+        <w:t xml:space="preserve">immutable access logs for PII and evidence pack retrieval</w:t>
+      </w:r>
+    </w:p>
+    <w:p>
+      <w:pPr>
+        <w:pStyle w:val="Compact"/>
+        <w:numPr>
+          <w:ilvl w:val="0"/>
+          <w:numId w:val="1208"/>
+        </w:numPr>
+      </w:pPr>
+      <w:r>
+        <w:t xml:space="preserve">periodic access reviews and automated alerts for anomalous access patterns</w:t>
+      </w:r>
+    </w:p>
+    <w:bookmarkEnd w:id="274"/>
+    <w:bookmarkStart w:id="275" w:name="redaction-and-evidence-sharing"/>
+    <w:p>
+      <w:pPr>
+        <w:pStyle w:val="Heading3"/>
+      </w:pPr>
+      <w:r>
+        <w:t xml:space="preserve">Redaction and Evidence Sharing</w:t>
+      </w:r>
+    </w:p>
+    <w:p>
+      <w:pPr>
+        <w:pStyle w:val="FirstParagraph"/>
+      </w:pPr>
+      <w:r>
+        <w:t xml:space="preserve">When generating evidence packs for auditors, venues, or cross-border partners:</w:t>
+      </w:r>
+    </w:p>
+    <w:p>
+      <w:pPr>
+        <w:pStyle w:val="Compact"/>
+        <w:numPr>
+          <w:ilvl w:val="0"/>
+          <w:numId w:val="1209"/>
+        </w:numPr>
+      </w:pPr>
+      <w:r>
+        <w:t xml:space="preserve">generate redacted variants where possible (remove PII, keep references and decision outcomes)</w:t>
+      </w:r>
+    </w:p>
+    <w:p>
+      <w:pPr>
+        <w:pStyle w:val="Compact"/>
+        <w:numPr>
+          <w:ilvl w:val="0"/>
+          <w:numId w:val="1209"/>
+        </w:numPr>
+      </w:pPr>
+      <w:r>
+        <w:t xml:space="preserve">record the recipient, purpose, and scope of each shared evidence bundle</w:t>
+      </w:r>
+    </w:p>
+    <w:p>
+      <w:pPr>
+        <w:pStyle w:val="Compact"/>
+        <w:numPr>
+          <w:ilvl w:val="0"/>
+          <w:numId w:val="1209"/>
+        </w:numPr>
+      </w:pPr>
+      <w:r>
+        <w:t xml:space="preserve">use secure transfer mechanisms and maintain integrity checks (hashes/signatures) for shared artifacts</w:t>
+      </w:r>
+    </w:p>
+    <w:bookmarkEnd w:id="275"/>
+    <w:bookmarkEnd w:id="276"/>
+    <w:bookmarkStart w:id="277" w:name="evidence-packs-audit-exports"/>
+    <w:p>
+      <w:pPr>
+        <w:pStyle w:val="Heading2"/>
+      </w:pPr>
+      <w:r>
         <w:t xml:space="preserve">Evidence Packs (Audit Exports)</w:t>
       </w:r>
     </w:p>
@@ -20056,7 +20680,7 @@
         <w:pStyle w:val="Compact"/>
         <w:numPr>
           <w:ilvl w:val="0"/>
-          <w:numId w:val="1202"/>
+          <w:numId w:val="1210"/>
         </w:numPr>
       </w:pPr>
       <w:r>
@@ -20068,7 +20692,7 @@
         <w:pStyle w:val="Compact"/>
         <w:numPr>
           <w:ilvl w:val="0"/>
-          <w:numId w:val="1202"/>
+          <w:numId w:val="1210"/>
         </w:numPr>
       </w:pPr>
       <w:r>
@@ -20080,7 +20704,7 @@
         <w:pStyle w:val="Compact"/>
         <w:numPr>
           <w:ilvl w:val="0"/>
-          <w:numId w:val="1202"/>
+          <w:numId w:val="1210"/>
         </w:numPr>
       </w:pPr>
       <w:r>
@@ -20092,7 +20716,7 @@
         <w:pStyle w:val="Compact"/>
         <w:numPr>
           <w:ilvl w:val="0"/>
-          <w:numId w:val="1202"/>
+          <w:numId w:val="1210"/>
         </w:numPr>
       </w:pPr>
       <w:r>
@@ -20104,7 +20728,7 @@
         <w:pStyle w:val="Compact"/>
         <w:numPr>
           <w:ilvl w:val="0"/>
-          <w:numId w:val="1202"/>
+          <w:numId w:val="1210"/>
         </w:numPr>
       </w:pPr>
       <w:r>
@@ -20116,15 +20740,15 @@
         <w:pStyle w:val="Compact"/>
         <w:numPr>
           <w:ilvl w:val="0"/>
-          <w:numId w:val="1202"/>
+          <w:numId w:val="1210"/>
         </w:numPr>
       </w:pPr>
       <w:r>
         <w:t xml:space="preserve">exception approvals and their scope/expiry</w:t>
       </w:r>
     </w:p>
-    <w:bookmarkEnd w:id="269"/>
-    <w:bookmarkStart w:id="277" w:name="Xff80972b7b4f5a1ebae3cf40e81cd72a454883e"/>
+    <w:bookmarkEnd w:id="277"/>
+    <w:bookmarkStart w:id="285" w:name="Xff80972b7b4f5a1ebae3cf40e81cd72a454883e"/>
     <w:p>
       <w:pPr>
         <w:pStyle w:val="Heading2"/>
@@ -20141,7 +20765,7 @@
         <w:t xml:space="preserve">Corporate actions are the primary mechanism by which token holders receive the economic entitlements defined in the legal wrapper. In a hybrid model, calculation and evidence are typically off-chain, while on-chain is used for restricted token administration and tamper-evident logs.</w:t>
       </w:r>
     </w:p>
-    <w:bookmarkStart w:id="270" w:name="corporate-action-types-illustrative"/>
+    <w:bookmarkStart w:id="278" w:name="corporate-action-types-illustrative"/>
     <w:p>
       <w:pPr>
         <w:pStyle w:val="Heading3"/>
@@ -20155,7 +20779,7 @@
         <w:pStyle w:val="Compact"/>
         <w:numPr>
           <w:ilvl w:val="0"/>
-          <w:numId w:val="1203"/>
+          <w:numId w:val="1211"/>
         </w:numPr>
       </w:pPr>
       <w:r>
@@ -20167,7 +20791,7 @@
         <w:pStyle w:val="Compact"/>
         <w:numPr>
           <w:ilvl w:val="0"/>
-          <w:numId w:val="1203"/>
+          <w:numId w:val="1211"/>
         </w:numPr>
       </w:pPr>
       <w:r>
@@ -20179,7 +20803,7 @@
         <w:pStyle w:val="Compact"/>
         <w:numPr>
           <w:ilvl w:val="0"/>
-          <w:numId w:val="1203"/>
+          <w:numId w:val="1211"/>
         </w:numPr>
       </w:pPr>
       <w:r>
@@ -20191,15 +20815,15 @@
         <w:pStyle w:val="Compact"/>
         <w:numPr>
           <w:ilvl w:val="0"/>
-          <w:numId w:val="1203"/>
+          <w:numId w:val="1211"/>
         </w:numPr>
       </w:pPr>
       <w:r>
         <w:t xml:space="preserve">enforcement actions (holds/freezes) and related notices</w:t>
       </w:r>
     </w:p>
-    <w:bookmarkEnd w:id="270"/>
-    <w:bookmarkStart w:id="271" w:name="X78053ea477fc87896aa0bf40baaa35e198db2b0"/>
+    <w:bookmarkEnd w:id="278"/>
+    <w:bookmarkStart w:id="279" w:name="X78053ea477fc87896aa0bf40baaa35e198db2b0"/>
     <w:p>
       <w:pPr>
         <w:pStyle w:val="Heading3"/>
@@ -20221,7 +20845,7 @@
         <w:pStyle w:val="Compact"/>
         <w:numPr>
           <w:ilvl w:val="0"/>
-          <w:numId w:val="1204"/>
+          <w:numId w:val="1212"/>
         </w:numPr>
       </w:pPr>
       <w:r>
@@ -20243,7 +20867,7 @@
         <w:pStyle w:val="Compact"/>
         <w:numPr>
           <w:ilvl w:val="0"/>
-          <w:numId w:val="1204"/>
+          <w:numId w:val="1212"/>
         </w:numPr>
       </w:pPr>
       <w:r>
@@ -20265,7 +20889,7 @@
         <w:pStyle w:val="Compact"/>
         <w:numPr>
           <w:ilvl w:val="0"/>
-          <w:numId w:val="1204"/>
+          <w:numId w:val="1212"/>
         </w:numPr>
       </w:pPr>
       <w:r>
@@ -20290,8 +20914,8 @@
         <w:t xml:space="preserve">Where a regulated venue is used, venue trade reporting and settlement timing should be factored into the record date and reconciliation window.</w:t>
       </w:r>
     </w:p>
-    <w:bookmarkEnd w:id="271"/>
-    <w:bookmarkStart w:id="272" w:name="entitlement-calculation-high-level"/>
+    <w:bookmarkEnd w:id="279"/>
+    <w:bookmarkStart w:id="280" w:name="entitlement-calculation-high-level"/>
     <w:p>
       <w:pPr>
         <w:pStyle w:val="Heading3"/>
@@ -20313,7 +20937,7 @@
         <w:pStyle w:val="Compact"/>
         <w:numPr>
           <w:ilvl w:val="0"/>
-          <w:numId w:val="1205"/>
+          <w:numId w:val="1213"/>
         </w:numPr>
       </w:pPr>
       <w:r>
@@ -20325,7 +20949,7 @@
         <w:pStyle w:val="Compact"/>
         <w:numPr>
           <w:ilvl w:val="0"/>
-          <w:numId w:val="1205"/>
+          <w:numId w:val="1213"/>
         </w:numPr>
       </w:pPr>
       <w:r>
@@ -20337,7 +20961,7 @@
         <w:pStyle w:val="Compact"/>
         <w:numPr>
           <w:ilvl w:val="0"/>
-          <w:numId w:val="1205"/>
+          <w:numId w:val="1213"/>
         </w:numPr>
       </w:pPr>
       <w:r>
@@ -20365,15 +20989,15 @@
         <w:pStyle w:val="Compact"/>
         <w:numPr>
           <w:ilvl w:val="0"/>
-          <w:numId w:val="1205"/>
+          <w:numId w:val="1213"/>
         </w:numPr>
       </w:pPr>
       <w:r>
         <w:t xml:space="preserve">generate a calculation report and attach supporting evidence references</w:t>
       </w:r>
     </w:p>
-    <w:bookmarkEnd w:id="272"/>
-    <w:bookmarkStart w:id="273" w:name="statements-and-investor-communications"/>
+    <w:bookmarkEnd w:id="280"/>
+    <w:bookmarkStart w:id="281" w:name="statements-and-investor-communications"/>
     <w:p>
       <w:pPr>
         <w:pStyle w:val="Heading3"/>
@@ -20395,7 +21019,7 @@
         <w:pStyle w:val="Compact"/>
         <w:numPr>
           <w:ilvl w:val="0"/>
-          <w:numId w:val="1206"/>
+          <w:numId w:val="1214"/>
         </w:numPr>
       </w:pPr>
       <w:r>
@@ -20407,7 +21031,7 @@
         <w:pStyle w:val="Compact"/>
         <w:numPr>
           <w:ilvl w:val="0"/>
-          <w:numId w:val="1206"/>
+          <w:numId w:val="1214"/>
         </w:numPr>
       </w:pPr>
       <w:r>
@@ -20419,7 +21043,7 @@
         <w:pStyle w:val="Compact"/>
         <w:numPr>
           <w:ilvl w:val="0"/>
-          <w:numId w:val="1206"/>
+          <w:numId w:val="1214"/>
         </w:numPr>
       </w:pPr>
       <w:r>
@@ -20434,8 +21058,8 @@
         <w:t xml:space="preserve">For multi-wallet investors, statements should consolidate positions across all bound wallets under the same Investor ID.</w:t>
       </w:r>
     </w:p>
-    <w:bookmarkEnd w:id="273"/>
-    <w:bookmarkStart w:id="274" w:name="payout-execution-fiat-rails"/>
+    <w:bookmarkEnd w:id="281"/>
+    <w:bookmarkStart w:id="282" w:name="payout-execution-fiat-rails"/>
     <w:p>
       <w:pPr>
         <w:pStyle w:val="Heading3"/>
@@ -20457,7 +21081,7 @@
         <w:pStyle w:val="Compact"/>
         <w:numPr>
           <w:ilvl w:val="0"/>
-          <w:numId w:val="1207"/>
+          <w:numId w:val="1215"/>
         </w:numPr>
       </w:pPr>
       <w:r>
@@ -20469,7 +21093,7 @@
         <w:pStyle w:val="Compact"/>
         <w:numPr>
           <w:ilvl w:val="0"/>
-          <w:numId w:val="1207"/>
+          <w:numId w:val="1215"/>
         </w:numPr>
       </w:pPr>
       <w:r>
@@ -20481,15 +21105,15 @@
         <w:pStyle w:val="Compact"/>
         <w:numPr>
           <w:ilvl w:val="0"/>
-          <w:numId w:val="1207"/>
+          <w:numId w:val="1215"/>
         </w:numPr>
       </w:pPr>
       <w:r>
         <w:t xml:space="preserve">payout execution receipts must be attached to the evidence pack</w:t>
       </w:r>
     </w:p>
-    <w:bookmarkEnd w:id="274"/>
-    <w:bookmarkStart w:id="275" w:name="X5639625bb937184b65ae701d9105f105aa5d8b6"/>
+    <w:bookmarkEnd w:id="282"/>
+    <w:bookmarkStart w:id="283" w:name="X5639625bb937184b65ae701d9105f105aa5d8b6"/>
     <w:p>
       <w:pPr>
         <w:pStyle w:val="Heading3"/>
@@ -20511,7 +21135,7 @@
         <w:pStyle w:val="Compact"/>
         <w:numPr>
           <w:ilvl w:val="0"/>
-          <w:numId w:val="1208"/>
+          <w:numId w:val="1216"/>
         </w:numPr>
       </w:pPr>
       <w:r>
@@ -20523,7 +21147,7 @@
         <w:pStyle w:val="Compact"/>
         <w:numPr>
           <w:ilvl w:val="0"/>
-          <w:numId w:val="1208"/>
+          <w:numId w:val="1216"/>
         </w:numPr>
       </w:pPr>
       <w:r>
@@ -20535,7 +21159,7 @@
         <w:pStyle w:val="Compact"/>
         <w:numPr>
           <w:ilvl w:val="0"/>
-          <w:numId w:val="1208"/>
+          <w:numId w:val="1216"/>
         </w:numPr>
       </w:pPr>
       <w:r>
@@ -20547,7 +21171,7 @@
         <w:pStyle w:val="Compact"/>
         <w:numPr>
           <w:ilvl w:val="0"/>
-          <w:numId w:val="1208"/>
+          <w:numId w:val="1216"/>
         </w:numPr>
       </w:pPr>
       <w:r>
@@ -20559,15 +21183,15 @@
         <w:pStyle w:val="Compact"/>
         <w:numPr>
           <w:ilvl w:val="0"/>
-          <w:numId w:val="1208"/>
+          <w:numId w:val="1216"/>
         </w:numPr>
       </w:pPr>
       <w:r>
         <w:t xml:space="preserve">payout execution receipts and investor statement artifacts</w:t>
       </w:r>
     </w:p>
-    <w:bookmarkEnd w:id="275"/>
-    <w:bookmarkStart w:id="276" w:name="monitoring-corporate-actions"/>
+    <w:bookmarkEnd w:id="283"/>
+    <w:bookmarkStart w:id="284" w:name="monitoring-corporate-actions"/>
     <w:p>
       <w:pPr>
         <w:pStyle w:val="Heading3"/>
@@ -20589,7 +21213,7 @@
         <w:pStyle w:val="Compact"/>
         <w:numPr>
           <w:ilvl w:val="0"/>
-          <w:numId w:val="1209"/>
+          <w:numId w:val="1217"/>
         </w:numPr>
       </w:pPr>
       <w:r>
@@ -20601,7 +21225,7 @@
         <w:pStyle w:val="Compact"/>
         <w:numPr>
           <w:ilvl w:val="0"/>
-          <w:numId w:val="1209"/>
+          <w:numId w:val="1217"/>
         </w:numPr>
       </w:pPr>
       <w:r>
@@ -20613,7 +21237,7 @@
         <w:pStyle w:val="Compact"/>
         <w:numPr>
           <w:ilvl w:val="0"/>
-          <w:numId w:val="1209"/>
+          <w:numId w:val="1217"/>
         </w:numPr>
       </w:pPr>
       <w:r>
@@ -20625,16 +21249,16 @@
         <w:pStyle w:val="Compact"/>
         <w:numPr>
           <w:ilvl w:val="0"/>
-          <w:numId w:val="1209"/>
+          <w:numId w:val="1217"/>
         </w:numPr>
       </w:pPr>
       <w:r>
         <w:t xml:space="preserve">investor complaint/dispute volumes and resolution time</w:t>
       </w:r>
     </w:p>
-    <w:bookmarkEnd w:id="276"/>
-    <w:bookmarkEnd w:id="277"/>
-    <w:bookmarkStart w:id="281" w:name="X71226470b2f0c7a392f45a24ac0d4a030f2c01f"/>
+    <w:bookmarkEnd w:id="284"/>
+    <w:bookmarkEnd w:id="285"/>
+    <w:bookmarkStart w:id="289" w:name="X71226470b2f0c7a392f45a24ac0d4a030f2c01f"/>
     <w:p>
       <w:pPr>
         <w:pStyle w:val="Heading2"/>
@@ -20651,7 +21275,7 @@
         <w:t xml:space="preserve">Fee and waterfall mechanics must be implemented as controlled, auditable calculations aligned to the legal wrapper. This section specifies technical control outcomes, not accounting standards.</w:t>
       </w:r>
     </w:p>
-    <w:bookmarkStart w:id="278" w:name="inputs-and-source-of-truth"/>
+    <w:bookmarkStart w:id="286" w:name="inputs-and-source-of-truth"/>
     <w:p>
       <w:pPr>
         <w:pStyle w:val="Heading3"/>
@@ -20673,7 +21297,7 @@
         <w:pStyle w:val="Compact"/>
         <w:numPr>
           <w:ilvl w:val="0"/>
-          <w:numId w:val="1210"/>
+          <w:numId w:val="1218"/>
         </w:numPr>
       </w:pPr>
       <w:r>
@@ -20685,7 +21309,7 @@
         <w:pStyle w:val="Compact"/>
         <w:numPr>
           <w:ilvl w:val="0"/>
-          <w:numId w:val="1210"/>
+          <w:numId w:val="1218"/>
         </w:numPr>
       </w:pPr>
       <w:r>
@@ -20697,7 +21321,7 @@
         <w:pStyle w:val="Compact"/>
         <w:numPr>
           <w:ilvl w:val="0"/>
-          <w:numId w:val="1210"/>
+          <w:numId w:val="1218"/>
         </w:numPr>
       </w:pPr>
       <w:r>
@@ -20709,7 +21333,7 @@
         <w:pStyle w:val="Compact"/>
         <w:numPr>
           <w:ilvl w:val="0"/>
-          <w:numId w:val="1210"/>
+          <w:numId w:val="1218"/>
         </w:numPr>
       </w:pPr>
       <w:r>
@@ -20721,15 +21345,15 @@
         <w:pStyle w:val="Compact"/>
         <w:numPr>
           <w:ilvl w:val="0"/>
-          <w:numId w:val="1210"/>
+          <w:numId w:val="1218"/>
         </w:numPr>
       </w:pPr>
       <w:r>
         <w:t xml:space="preserve">approved policy versions and exception approvals (if any)</w:t>
       </w:r>
     </w:p>
-    <w:bookmarkEnd w:id="278"/>
-    <w:bookmarkStart w:id="279" w:name="calculation-controls"/>
+    <w:bookmarkEnd w:id="286"/>
+    <w:bookmarkStart w:id="287" w:name="calculation-controls"/>
     <w:p>
       <w:pPr>
         <w:pStyle w:val="Heading3"/>
@@ -20751,7 +21375,7 @@
         <w:pStyle w:val="Compact"/>
         <w:numPr>
           <w:ilvl w:val="0"/>
-          <w:numId w:val="1211"/>
+          <w:numId w:val="1219"/>
         </w:numPr>
       </w:pPr>
       <w:r>
@@ -20763,7 +21387,7 @@
         <w:pStyle w:val="Compact"/>
         <w:numPr>
           <w:ilvl w:val="0"/>
-          <w:numId w:val="1211"/>
+          <w:numId w:val="1219"/>
         </w:numPr>
       </w:pPr>
       <w:r>
@@ -20775,7 +21399,7 @@
         <w:pStyle w:val="Compact"/>
         <w:numPr>
           <w:ilvl w:val="0"/>
-          <w:numId w:val="1211"/>
+          <w:numId w:val="1219"/>
         </w:numPr>
       </w:pPr>
       <w:r>
@@ -20787,7 +21411,7 @@
         <w:pStyle w:val="Compact"/>
         <w:numPr>
           <w:ilvl w:val="0"/>
-          <w:numId w:val="1211"/>
+          <w:numId w:val="1219"/>
         </w:numPr>
       </w:pPr>
       <w:r>
@@ -20799,15 +21423,15 @@
         <w:pStyle w:val="Compact"/>
         <w:numPr>
           <w:ilvl w:val="0"/>
-          <w:numId w:val="1211"/>
+          <w:numId w:val="1219"/>
         </w:numPr>
       </w:pPr>
       <w:r>
         <w:t xml:space="preserve">explicit handling of rounding, minimum payout thresholds, and carry-over rules</w:t>
       </w:r>
     </w:p>
-    <w:bookmarkEnd w:id="279"/>
-    <w:bookmarkStart w:id="280" w:name="outputs-and-evidence"/>
+    <w:bookmarkEnd w:id="287"/>
+    <w:bookmarkStart w:id="288" w:name="outputs-and-evidence"/>
     <w:p>
       <w:pPr>
         <w:pStyle w:val="Heading3"/>
@@ -20829,7 +21453,7 @@
         <w:pStyle w:val="Compact"/>
         <w:numPr>
           <w:ilvl w:val="0"/>
-          <w:numId w:val="1212"/>
+          <w:numId w:val="1220"/>
         </w:numPr>
       </w:pPr>
       <w:r>
@@ -20841,7 +21465,7 @@
         <w:pStyle w:val="Compact"/>
         <w:numPr>
           <w:ilvl w:val="0"/>
-          <w:numId w:val="1212"/>
+          <w:numId w:val="1220"/>
         </w:numPr>
       </w:pPr>
       <w:r>
@@ -20853,7 +21477,7 @@
         <w:pStyle w:val="Compact"/>
         <w:numPr>
           <w:ilvl w:val="0"/>
-          <w:numId w:val="1212"/>
+          <w:numId w:val="1220"/>
         </w:numPr>
       </w:pPr>
       <w:r>
@@ -20865,7 +21489,7 @@
         <w:pStyle w:val="Compact"/>
         <w:numPr>
           <w:ilvl w:val="0"/>
-          <w:numId w:val="1212"/>
+          <w:numId w:val="1220"/>
         </w:numPr>
       </w:pPr>
       <w:r>
@@ -20880,9 +21504,9 @@
         <w:t xml:space="preserve">All outputs must be linked into the evidence pack for the corresponding corporate action.</w:t>
       </w:r>
     </w:p>
-    <w:bookmarkEnd w:id="280"/>
-    <w:bookmarkEnd w:id="281"/>
-    <w:bookmarkStart w:id="282" w:name="X78addaa1de67dfd71dd1c9e70e7b214c1ab7c5f"/>
+    <w:bookmarkEnd w:id="288"/>
+    <w:bookmarkEnd w:id="289"/>
+    <w:bookmarkStart w:id="290" w:name="X78addaa1de67dfd71dd1c9e70e7b214c1ab7c5f"/>
     <w:p>
       <w:pPr>
         <w:pStyle w:val="Heading2"/>
@@ -20904,7 +21528,7 @@
         <w:pStyle w:val="Compact"/>
         <w:numPr>
           <w:ilvl w:val="0"/>
-          <w:numId w:val="1213"/>
+          <w:numId w:val="1221"/>
         </w:numPr>
       </w:pPr>
       <w:r>
@@ -20926,7 +21550,7 @@
         <w:pStyle w:val="Compact"/>
         <w:numPr>
           <w:ilvl w:val="0"/>
-          <w:numId w:val="1213"/>
+          <w:numId w:val="1221"/>
         </w:numPr>
       </w:pPr>
       <w:r>
@@ -20948,7 +21572,7 @@
         <w:pStyle w:val="Compact"/>
         <w:numPr>
           <w:ilvl w:val="0"/>
-          <w:numId w:val="1213"/>
+          <w:numId w:val="1221"/>
         </w:numPr>
       </w:pPr>
       <w:r>
@@ -20970,7 +21594,7 @@
         <w:pStyle w:val="Compact"/>
         <w:numPr>
           <w:ilvl w:val="0"/>
-          <w:numId w:val="1213"/>
+          <w:numId w:val="1221"/>
         </w:numPr>
       </w:pPr>
       <w:r>
@@ -20992,7 +21616,7 @@
         <w:pStyle w:val="Compact"/>
         <w:numPr>
           <w:ilvl w:val="0"/>
-          <w:numId w:val="1213"/>
+          <w:numId w:val="1221"/>
         </w:numPr>
       </w:pPr>
       <w:r>
@@ -21014,7 +21638,7 @@
         <w:pStyle w:val="Compact"/>
         <w:numPr>
           <w:ilvl w:val="0"/>
-          <w:numId w:val="1213"/>
+          <w:numId w:val="1221"/>
         </w:numPr>
       </w:pPr>
       <w:r>
@@ -21031,8 +21655,8 @@
         <w:t xml:space="preserve">optional and venue-specific; not an assurance of exit; term-driven outcomes remain primary</w:t>
       </w:r>
     </w:p>
-    <w:bookmarkEnd w:id="282"/>
-    <w:bookmarkStart w:id="283" w:name="non-goals-technical"/>
+    <w:bookmarkEnd w:id="290"/>
+    <w:bookmarkStart w:id="291" w:name="non-goals-technical"/>
     <w:p>
       <w:pPr>
         <w:pStyle w:val="Heading2"/>
@@ -21054,7 +21678,7 @@
         <w:pStyle w:val="Compact"/>
         <w:numPr>
           <w:ilvl w:val="0"/>
-          <w:numId w:val="1214"/>
+          <w:numId w:val="1222"/>
         </w:numPr>
       </w:pPr>
       <w:r>
@@ -21066,7 +21690,7 @@
         <w:pStyle w:val="Compact"/>
         <w:numPr>
           <w:ilvl w:val="0"/>
-          <w:numId w:val="1214"/>
+          <w:numId w:val="1222"/>
         </w:numPr>
       </w:pPr>
       <w:r>
@@ -21078,15 +21702,15 @@
         <w:pStyle w:val="Compact"/>
         <w:numPr>
           <w:ilvl w:val="0"/>
-          <w:numId w:val="1214"/>
+          <w:numId w:val="1222"/>
         </w:numPr>
       </w:pPr>
       <w:r>
         <w:t xml:space="preserve">assume global permissionless distribution</w:t>
       </w:r>
     </w:p>
-    <w:bookmarkEnd w:id="283"/>
-    <w:bookmarkEnd w:id="284"/>
+    <w:bookmarkEnd w:id="291"/>
+    <w:bookmarkEnd w:id="292"/>
     <w:sectPr>
       <w:footnotePr>
         <w:numRestart w:val="eachSect"/>
@@ -21779,6 +22403,9 @@
     <w:abstractNumId w:val="991"/>
   </w:num>
   <w:num w:numId="1113">
+    <w:abstractNumId w:val="991"/>
+  </w:num>
+  <w:num w:numId="1114">
     <w:abstractNumId w:val="99411"/>
     <w:lvlOverride w:ilvl="0">
       <w:startOverride w:val="1"/>
@@ -21807,9 +22434,6 @@
     <w:lvlOverride w:ilvl="8">
       <w:startOverride w:val="1"/>
     </w:lvlOverride>
-  </w:num>
-  <w:num w:numId="1114">
-    <w:abstractNumId w:val="991"/>
   </w:num>
   <w:num w:numId="1115">
     <w:abstractNumId w:val="991"/>
@@ -22031,6 +22655,18 @@
     <w:abstractNumId w:val="991"/>
   </w:num>
   <w:num w:numId="1188">
+    <w:abstractNumId w:val="991"/>
+  </w:num>
+  <w:num w:numId="1189">
+    <w:abstractNumId w:val="991"/>
+  </w:num>
+  <w:num w:numId="1190">
+    <w:abstractNumId w:val="991"/>
+  </w:num>
+  <w:num w:numId="1191">
+    <w:abstractNumId w:val="991"/>
+  </w:num>
+  <w:num w:numId="1192">
     <w:abstractNumId w:val="99411"/>
     <w:lvlOverride w:ilvl="0">
       <w:startOverride w:val="1"/>
@@ -22060,18 +22696,6 @@
       <w:startOverride w:val="1"/>
     </w:lvlOverride>
   </w:num>
-  <w:num w:numId="1189">
-    <w:abstractNumId w:val="991"/>
-  </w:num>
-  <w:num w:numId="1190">
-    <w:abstractNumId w:val="991"/>
-  </w:num>
-  <w:num w:numId="1191">
-    <w:abstractNumId w:val="991"/>
-  </w:num>
-  <w:num w:numId="1192">
-    <w:abstractNumId w:val="991"/>
-  </w:num>
   <w:num w:numId="1193">
     <w:abstractNumId w:val="991"/>
   </w:num>
@@ -22085,6 +22709,18 @@
     <w:abstractNumId w:val="991"/>
   </w:num>
   <w:num w:numId="1197">
+    <w:abstractNumId w:val="991"/>
+  </w:num>
+  <w:num w:numId="1198">
+    <w:abstractNumId w:val="991"/>
+  </w:num>
+  <w:num w:numId="1199">
+    <w:abstractNumId w:val="991"/>
+  </w:num>
+  <w:num w:numId="1200">
+    <w:abstractNumId w:val="991"/>
+  </w:num>
+  <w:num w:numId="1201">
     <w:abstractNumId w:val="99411"/>
     <w:lvlOverride w:ilvl="0">
       <w:startOverride w:val="1"/>
@@ -22113,18 +22749,6 @@
     <w:lvlOverride w:ilvl="8">
       <w:startOverride w:val="1"/>
     </w:lvlOverride>
-  </w:num>
-  <w:num w:numId="1198">
-    <w:abstractNumId w:val="991"/>
-  </w:num>
-  <w:num w:numId="1199">
-    <w:abstractNumId w:val="991"/>
-  </w:num>
-  <w:num w:numId="1200">
-    <w:abstractNumId w:val="991"/>
-  </w:num>
-  <w:num w:numId="1201">
-    <w:abstractNumId w:val="991"/>
   </w:num>
   <w:num w:numId="1202">
     <w:abstractNumId w:val="991"/>
@@ -22163,6 +22787,30 @@
     <w:abstractNumId w:val="991"/>
   </w:num>
   <w:num w:numId="1214">
+    <w:abstractNumId w:val="991"/>
+  </w:num>
+  <w:num w:numId="1215">
+    <w:abstractNumId w:val="991"/>
+  </w:num>
+  <w:num w:numId="1216">
+    <w:abstractNumId w:val="991"/>
+  </w:num>
+  <w:num w:numId="1217">
+    <w:abstractNumId w:val="991"/>
+  </w:num>
+  <w:num w:numId="1218">
+    <w:abstractNumId w:val="991"/>
+  </w:num>
+  <w:num w:numId="1219">
+    <w:abstractNumId w:val="991"/>
+  </w:num>
+  <w:num w:numId="1220">
+    <w:abstractNumId w:val="991"/>
+  </w:num>
+  <w:num w:numId="1221">
+    <w:abstractNumId w:val="991"/>
+  </w:num>
+  <w:num w:numId="1222">
     <w:abstractNumId w:val="991"/>
   </w:num>
 </w:numbering>

--- a/04-build/whitepaper.docx
+++ b/04-build/whitepaper.docx
@@ -4631,7 +4631,7 @@
     </w:p>
     <w:bookmarkEnd w:id="58"/>
     <w:bookmarkEnd w:id="59"/>
-    <w:bookmarkStart w:id="94" w:name="X14cbf4f96cd785cb7d4ba12854db5cb493f5c24"/>
+    <w:bookmarkStart w:id="100" w:name="X14cbf4f96cd785cb7d4ba12854db5cb493f5c24"/>
     <w:p>
       <w:pPr>
         <w:pStyle w:val="Heading1"/>
@@ -4731,7 +4731,7 @@
       </w:r>
     </w:p>
     <w:bookmarkEnd w:id="60"/>
-    <w:bookmarkStart w:id="66" w:name="why-a-hybrid-blockchain-architecture"/>
+    <w:bookmarkStart w:id="69" w:name="why-a-hybrid-blockchain-architecture"/>
     <w:p>
       <w:pPr>
         <w:pStyle w:val="Heading2"/>
@@ -4820,7 +4820,7 @@
       </w:r>
     </w:p>
     <w:bookmarkEnd w:id="64"/>
-    <w:bookmarkStart w:id="65" w:name="high-level-architecture-visual"/>
+    <w:bookmarkStart w:id="68" w:name="high-level-architecture-visual"/>
     <w:p>
       <w:pPr>
         <w:pStyle w:val="Heading3"/>
@@ -4831,480 +4831,54 @@
     </w:p>
     <w:p>
       <w:pPr>
-        <w:pStyle w:val="SourceCode"/>
-      </w:pPr>
-      <w:r>
-        <w:rPr>
-          <w:rStyle w:val="VerbatimChar"/>
-        </w:rPr>
-        <w:t xml:space="preserve">flowchart LR</w:t>
-      </w:r>
-      <w:r>
-        <w:br/>
-      </w:r>
-      <w:r>
-        <w:rPr>
-          <w:rStyle w:val="VerbatimChar"/>
-        </w:rPr>
-        <w:t xml:space="preserve">  %% Actors</w:t>
-      </w:r>
-      <w:r>
-        <w:br/>
-      </w:r>
-      <w:r>
-        <w:rPr>
-          <w:rStyle w:val="VerbatimChar"/>
-        </w:rPr>
-        <w:t xml:space="preserve">  INV["Investor (ASEAN eligible)"]</w:t>
-      </w:r>
-      <w:r>
-        <w:br/>
-      </w:r>
-      <w:r>
-        <w:rPr>
-          <w:rStyle w:val="VerbatimChar"/>
-        </w:rPr>
-        <w:t xml:space="preserve">  BOR["Borrower / Project SPV (Indonesia)"]</w:t>
-      </w:r>
-      <w:r>
-        <w:br/>
-      </w:r>
-      <w:r>
-        <w:rPr>
-          <w:rStyle w:val="VerbatimChar"/>
-        </w:rPr>
-        <w:t xml:space="preserve">  REG["Regulator / Auditor (read-only)"]</w:t>
-      </w:r>
-      <w:r>
-        <w:br/>
-      </w:r>
-      <w:r>
-        <w:br/>
-      </w:r>
-      <w:r>
-        <w:rPr>
-          <w:rStyle w:val="VerbatimChar"/>
-        </w:rPr>
-        <w:t xml:space="preserve">  %% Off-chain compliance plane</w:t>
-      </w:r>
-      <w:r>
-        <w:br/>
-      </w:r>
-      <w:r>
-        <w:rPr>
-          <w:rStyle w:val="VerbatimChar"/>
-        </w:rPr>
-        <w:t xml:space="preserve">  subgraph OFF["Off-chain Compliance &amp; Operations Plane"]</w:t>
-      </w:r>
-      <w:r>
-        <w:br/>
-      </w:r>
-      <w:r>
-        <w:rPr>
-          <w:rStyle w:val="VerbatimChar"/>
-        </w:rPr>
-        <w:t xml:space="preserve">    AUDITLOG["Audit logs + traceability ledger (append-only)"]</w:t>
-      </w:r>
-      <w:r>
-        <w:br/>
-      </w:r>
-      <w:r>
-        <w:rPr>
-          <w:rStyle w:val="VerbatimChar"/>
-        </w:rPr>
-        <w:t xml:space="preserve">    KYC["KYC/AML + eligibility checks"]</w:t>
-      </w:r>
-      <w:r>
-        <w:br/>
-      </w:r>
-      <w:r>
-        <w:rPr>
-          <w:rStyle w:val="VerbatimChar"/>
-        </w:rPr>
-        <w:t xml:space="preserve">    REGISTRY["Investor registry + wallet binding"]</w:t>
-      </w:r>
-      <w:r>
-        <w:br/>
-      </w:r>
-      <w:r>
-        <w:rPr>
-          <w:rStyle w:val="VerbatimChar"/>
-        </w:rPr>
-        <w:t xml:space="preserve">    POLICY["Jurisdiction policy engine (selling restrictions)"]</w:t>
-      </w:r>
-      <w:r>
-        <w:br/>
-      </w:r>
-      <w:r>
-        <w:rPr>
-          <w:rStyle w:val="VerbatimChar"/>
-        </w:rPr>
-        <w:t xml:space="preserve">    DISC["Disclosure vault + acknowledgement logs"]</w:t>
-      </w:r>
-      <w:r>
-        <w:br/>
-      </w:r>
-      <w:r>
-        <w:rPr>
-          <w:rStyle w:val="VerbatimChar"/>
-        </w:rPr>
-        <w:t xml:space="preserve">    ESCROW["Escrow / segregated accounts (subscription &amp; release controls)"]</w:t>
-      </w:r>
-      <w:r>
-        <w:br/>
-      </w:r>
-      <w:r>
-        <w:rPr>
-          <w:rStyle w:val="VerbatimChar"/>
-        </w:rPr>
-        <w:t xml:space="preserve">    CORP["Corporate actions engine (distributions, redemption windows)"]</w:t>
-      </w:r>
-      <w:r>
-        <w:br/>
-      </w:r>
-      <w:r>
-        <w:rPr>
-          <w:rStyle w:val="VerbatimChar"/>
-        </w:rPr>
-        <w:t xml:space="preserve">    VAL["Valuation/NAV + reporting module"]</w:t>
-      </w:r>
-      <w:r>
-        <w:br/>
-      </w:r>
-      <w:r>
-        <w:rPr>
-          <w:rStyle w:val="VerbatimChar"/>
-        </w:rPr>
-        <w:t xml:space="preserve">    EVID["Evidence pack generator (audit exports)"]</w:t>
-      </w:r>
-      <w:r>
-        <w:br/>
-      </w:r>
-      <w:r>
-        <w:rPr>
-          <w:rStyle w:val="VerbatimChar"/>
-        </w:rPr>
-        <w:t xml:space="preserve">    RBAC["RBAC + sequential approvals"]</w:t>
-      </w:r>
-      <w:r>
-        <w:br/>
-      </w:r>
-      <w:r>
-        <w:rPr>
-          <w:rStyle w:val="VerbatimChar"/>
-        </w:rPr>
-        <w:t xml:space="preserve">  end</w:t>
-      </w:r>
-      <w:r>
-        <w:br/>
-      </w:r>
-      <w:r>
-        <w:br/>
-      </w:r>
-      <w:r>
-        <w:rPr>
-          <w:rStyle w:val="VerbatimChar"/>
-        </w:rPr>
-        <w:t xml:space="preserve">  %% On-chain execution plane</w:t>
-      </w:r>
-      <w:r>
-        <w:br/>
-      </w:r>
-      <w:r>
-        <w:rPr>
-          <w:rStyle w:val="VerbatimChar"/>
-        </w:rPr>
-        <w:t xml:space="preserve">  subgraph ON["On-chain Execution Plane"]</w:t>
-      </w:r>
-      <w:r>
-        <w:br/>
-      </w:r>
-      <w:r>
-        <w:rPr>
-          <w:rStyle w:val="VerbatimChar"/>
-        </w:rPr>
-        <w:t xml:space="preserve">    TOKEN["Economic-rights token contract(s)"]</w:t>
-      </w:r>
-      <w:r>
-        <w:br/>
-      </w:r>
-      <w:r>
-        <w:rPr>
-          <w:rStyle w:val="VerbatimChar"/>
-        </w:rPr>
-        <w:t xml:space="preserve">    WHITELIST["Whitelist / transfer restriction hooks"]</w:t>
-      </w:r>
-      <w:r>
-        <w:br/>
-      </w:r>
-      <w:r>
-        <w:rPr>
-          <w:rStyle w:val="VerbatimChar"/>
-        </w:rPr>
-        <w:t xml:space="preserve">    EVENTS["Event log (issuance, transfers, corporate actions)"]</w:t>
-      </w:r>
-      <w:r>
-        <w:br/>
-      </w:r>
-      <w:r>
-        <w:rPr>
-          <w:rStyle w:val="VerbatimChar"/>
-        </w:rPr>
-        <w:t xml:space="preserve">  end</w:t>
-      </w:r>
-      <w:r>
-        <w:br/>
-      </w:r>
-      <w:r>
-        <w:br/>
-      </w:r>
-      <w:r>
-        <w:rPr>
-          <w:rStyle w:val="VerbatimChar"/>
-        </w:rPr>
-        <w:t xml:space="preserve">  %% Flows</w:t>
-      </w:r>
-      <w:r>
-        <w:br/>
-      </w:r>
-      <w:r>
-        <w:rPr>
-          <w:rStyle w:val="VerbatimChar"/>
-        </w:rPr>
-        <w:t xml:space="preserve">  INV --&gt; KYC</w:t>
-      </w:r>
-      <w:r>
-        <w:br/>
-      </w:r>
-      <w:r>
-        <w:rPr>
-          <w:rStyle w:val="VerbatimChar"/>
-        </w:rPr>
-        <w:t xml:space="preserve">  KYC --&gt; AUDITLOG</w:t>
-      </w:r>
-      <w:r>
-        <w:br/>
-      </w:r>
-      <w:r>
-        <w:rPr>
-          <w:rStyle w:val="VerbatimChar"/>
-        </w:rPr>
-        <w:t xml:space="preserve">  AUDITLOG --&gt; REGISTRY</w:t>
-      </w:r>
-      <w:r>
-        <w:br/>
-      </w:r>
-      <w:r>
-        <w:rPr>
-          <w:rStyle w:val="VerbatimChar"/>
-        </w:rPr>
-        <w:t xml:space="preserve">  POLICY --&gt; WHITELIST</w:t>
-      </w:r>
-      <w:r>
-        <w:br/>
-      </w:r>
-      <w:r>
-        <w:rPr>
-          <w:rStyle w:val="VerbatimChar"/>
-        </w:rPr>
-        <w:t xml:space="preserve">  REGISTRY --&gt; WHITELIST</w:t>
-      </w:r>
-      <w:r>
-        <w:br/>
-      </w:r>
-      <w:r>
-        <w:rPr>
-          <w:rStyle w:val="VerbatimChar"/>
-        </w:rPr>
-        <w:t xml:space="preserve">  DISC --&gt; INV</w:t>
-      </w:r>
-      <w:r>
-        <w:br/>
-      </w:r>
-      <w:r>
-        <w:rPr>
-          <w:rStyle w:val="VerbatimChar"/>
-        </w:rPr>
-        <w:t xml:space="preserve">  DISC --&gt; AUDITLOG</w:t>
-      </w:r>
-      <w:r>
-        <w:br/>
-      </w:r>
-      <w:r>
-        <w:rPr>
-          <w:rStyle w:val="VerbatimChar"/>
-        </w:rPr>
-        <w:t xml:space="preserve">  INV --&gt; ESCROW</w:t>
-      </w:r>
-      <w:r>
-        <w:br/>
-      </w:r>
-      <w:r>
-        <w:rPr>
-          <w:rStyle w:val="VerbatimChar"/>
-        </w:rPr>
-        <w:t xml:space="preserve">  ESCROW --&gt; AUDITLOG</w:t>
-      </w:r>
-      <w:r>
-        <w:br/>
-      </w:r>
-      <w:r>
-        <w:br/>
-      </w:r>
-      <w:r>
-        <w:rPr>
-          <w:rStyle w:val="VerbatimChar"/>
-        </w:rPr>
-        <w:t xml:space="preserve">  RBAC --&gt; TOKEN</w:t>
-      </w:r>
-      <w:r>
-        <w:br/>
-      </w:r>
-      <w:r>
-        <w:rPr>
-          <w:rStyle w:val="VerbatimChar"/>
-        </w:rPr>
-        <w:t xml:space="preserve">  WHITELIST --&gt; TOKEN</w:t>
-      </w:r>
-      <w:r>
-        <w:br/>
-      </w:r>
-      <w:r>
-        <w:rPr>
-          <w:rStyle w:val="VerbatimChar"/>
-        </w:rPr>
-        <w:t xml:space="preserve">  TOKEN --&gt; EVENTS</w:t>
-      </w:r>
-      <w:r>
-        <w:br/>
-      </w:r>
-      <w:r>
-        <w:br/>
-      </w:r>
-      <w:r>
-        <w:rPr>
-          <w:rStyle w:val="VerbatimChar"/>
-        </w:rPr>
-        <w:t xml:space="preserve">  %% Corporate actions and reporting</w:t>
-      </w:r>
-      <w:r>
-        <w:br/>
-      </w:r>
-      <w:r>
-        <w:rPr>
-          <w:rStyle w:val="VerbatimChar"/>
-        </w:rPr>
-        <w:t xml:space="preserve">  VAL --&gt; CORP</w:t>
-      </w:r>
-      <w:r>
-        <w:br/>
-      </w:r>
-      <w:r>
-        <w:rPr>
-          <w:rStyle w:val="VerbatimChar"/>
-        </w:rPr>
-        <w:t xml:space="preserve">  VAL --&gt; AUDITLOG</w:t>
-      </w:r>
-      <w:r>
-        <w:br/>
-      </w:r>
-      <w:r>
-        <w:rPr>
-          <w:rStyle w:val="VerbatimChar"/>
-        </w:rPr>
-        <w:t xml:space="preserve">  CORP --&gt; RBAC</w:t>
-      </w:r>
-      <w:r>
-        <w:br/>
-      </w:r>
-      <w:r>
-        <w:rPr>
-          <w:rStyle w:val="VerbatimChar"/>
-        </w:rPr>
-        <w:t xml:space="preserve">  CORP --&gt; TOKEN</w:t>
-      </w:r>
-      <w:r>
-        <w:br/>
-      </w:r>
-      <w:r>
-        <w:rPr>
-          <w:rStyle w:val="VerbatimChar"/>
-        </w:rPr>
-        <w:t xml:space="preserve">  CORP --&gt; AUDITLOG</w:t>
-      </w:r>
-      <w:r>
-        <w:br/>
-      </w:r>
-      <w:r>
-        <w:br/>
-      </w:r>
-      <w:r>
-        <w:rPr>
-          <w:rStyle w:val="VerbatimChar"/>
-        </w:rPr>
-        <w:t xml:space="preserve">  %% Asset side</w:t>
-      </w:r>
-      <w:r>
-        <w:br/>
-      </w:r>
-      <w:r>
-        <w:rPr>
-          <w:rStyle w:val="VerbatimChar"/>
-        </w:rPr>
-        <w:t xml:space="preserve">  BOR --&gt; VAL</w:t>
-      </w:r>
-      <w:r>
-        <w:br/>
-      </w:r>
-      <w:r>
-        <w:rPr>
-          <w:rStyle w:val="VerbatimChar"/>
-        </w:rPr>
-        <w:t xml:space="preserve">  ESCROW --&gt; BOR</w:t>
-      </w:r>
-      <w:r>
-        <w:br/>
-      </w:r>
-      <w:r>
-        <w:br/>
-      </w:r>
-      <w:r>
-        <w:rPr>
-          <w:rStyle w:val="VerbatimChar"/>
-        </w:rPr>
-        <w:t xml:space="preserve">  %% Audit / regulator visibility</w:t>
-      </w:r>
-      <w:r>
-        <w:br/>
-      </w:r>
-      <w:r>
-        <w:rPr>
-          <w:rStyle w:val="VerbatimChar"/>
-        </w:rPr>
-        <w:t xml:space="preserve">  EVENTS --&gt; EVID</w:t>
-      </w:r>
-      <w:r>
-        <w:br/>
-      </w:r>
-      <w:r>
-        <w:rPr>
-          <w:rStyle w:val="VerbatimChar"/>
-        </w:rPr>
-        <w:t xml:space="preserve">  AUDITLOG --&gt; EVID</w:t>
-      </w:r>
-      <w:r>
-        <w:br/>
-      </w:r>
-      <w:r>
-        <w:rPr>
-          <w:rStyle w:val="VerbatimChar"/>
-        </w:rPr>
-        <w:t xml:space="preserve">  EVID --&gt; REG</w:t>
-      </w:r>
-    </w:p>
-    <w:p>
-      <w:pPr>
-        <w:pStyle w:val="FirstParagraph"/>
+        <w:pStyle w:val="FirstParagraph"/>
+      </w:pPr>
+      <w:r>
+        <w:drawing>
+          <wp:inline>
+            <wp:extent cx="5334000" cy="1149803"/>
+            <wp:effectExtent b="0" l="0" r="0" t="0"/>
+            <wp:docPr descr="" title="" id="66" name="Picture"/>
+            <a:graphic>
+              <a:graphicData uri="http://schemas.openxmlformats.org/drawingml/2006/picture">
+                <pic:pic>
+                  <pic:nvPicPr>
+                    <pic:cNvPr descr="diagrams/mermaid-a9e7cf4acc27d754.png" id="67" name="Picture"/>
+                    <pic:cNvPicPr>
+                      <a:picLocks noChangeArrowheads="1" noChangeAspect="1"/>
+                    </pic:cNvPicPr>
+                  </pic:nvPicPr>
+                  <pic:blipFill>
+                    <a:blip r:embed="rId65"/>
+                    <a:stretch>
+                      <a:fillRect/>
+                    </a:stretch>
+                  </pic:blipFill>
+                  <pic:spPr bwMode="auto">
+                    <a:xfrm>
+                      <a:off x="0" y="0"/>
+                      <a:ext cx="5334000" cy="1149803"/>
+                    </a:xfrm>
+                    <a:prstGeom prst="rect">
+                      <a:avLst/>
+                    </a:prstGeom>
+                    <a:noFill/>
+                    <a:ln w="9525">
+                      <a:noFill/>
+                      <a:headEnd/>
+                      <a:tailEnd/>
+                    </a:ln>
+                  </pic:spPr>
+                </pic:pic>
+              </a:graphicData>
+            </a:graphic>
+          </wp:inline>
+        </w:drawing>
+      </w:r>
+    </w:p>
+    <w:p>
+      <w:pPr>
+        <w:pStyle w:val="BodyText"/>
       </w:pPr>
       <w:r>
         <w:t xml:space="preserve">Primary objectives:</w:t>
@@ -5370,9 +4944,9 @@
         <w:t xml:space="preserve">Support regulator-oriented reporting and supervision interfaces</w:t>
       </w:r>
     </w:p>
-    <w:bookmarkEnd w:id="65"/>
-    <w:bookmarkEnd w:id="66"/>
-    <w:bookmarkStart w:id="67" w:name="design-constraints-non-negotiables"/>
+    <w:bookmarkEnd w:id="68"/>
+    <w:bookmarkEnd w:id="69"/>
+    <w:bookmarkStart w:id="70" w:name="design-constraints-non-negotiables"/>
     <w:p>
       <w:pPr>
         <w:pStyle w:val="Heading2"/>
@@ -5491,8 +5065,8 @@
         <w:t xml:space="preserve">distribution and secondary trading are through regulated pathways.</w:t>
       </w:r>
     </w:p>
-    <w:bookmarkEnd w:id="67"/>
-    <w:bookmarkStart w:id="70" w:name="system-components"/>
+    <w:bookmarkEnd w:id="70"/>
+    <w:bookmarkStart w:id="73" w:name="system-components"/>
     <w:p>
       <w:pPr>
         <w:pStyle w:val="Heading2"/>
@@ -5501,7 +5075,7 @@
         <w:t xml:space="preserve">System Components</w:t>
       </w:r>
     </w:p>
-    <w:bookmarkStart w:id="68" w:name="X5b0ad650e836e7400a3db28fba4bf8fd156d6b3"/>
+    <w:bookmarkStart w:id="71" w:name="X5b0ad650e836e7400a3db28fba4bf8fd156d6b3"/>
     <w:p>
       <w:pPr>
         <w:pStyle w:val="Heading3"/>
@@ -5740,8 +5314,8 @@
         <w:t xml:space="preserve">Off-chain policies enforced by these components are derived from documented legal/compliance requirements (including jurisdiction- and venue-specific rules). They are versioned, approved, and auditable; they are not discretionary “platform rules”.</w:t>
       </w:r>
     </w:p>
-    <w:bookmarkEnd w:id="68"/>
-    <w:bookmarkStart w:id="69" w:name="X840e0e6c74a6e3077039473a8fe38ee6b2d3ce6"/>
+    <w:bookmarkEnd w:id="71"/>
+    <w:bookmarkStart w:id="72" w:name="X840e0e6c74a6e3077039473a8fe38ee6b2d3ce6"/>
     <w:p>
       <w:pPr>
         <w:pStyle w:val="Heading3"/>
@@ -5838,9 +5412,9 @@
         <w:t xml:space="preserve">tamper-evident record of key lifecycle events and policy outcomes.</w:t>
       </w:r>
     </w:p>
-    <w:bookmarkEnd w:id="69"/>
-    <w:bookmarkEnd w:id="70"/>
-    <w:bookmarkStart w:id="72" w:name="roles-controls-and-authorization-model"/>
+    <w:bookmarkEnd w:id="72"/>
+    <w:bookmarkEnd w:id="73"/>
+    <w:bookmarkStart w:id="75" w:name="roles-controls-and-authorization-model"/>
     <w:p>
       <w:pPr>
         <w:pStyle w:val="Heading2"/>
@@ -5967,7 +5541,7 @@
         <w:t xml:space="preserve">read-only visibility into logs and evidence packages.</w:t>
       </w:r>
     </w:p>
-    <w:bookmarkStart w:id="71" w:name="sequential-approval-pattern-illustrative"/>
+    <w:bookmarkStart w:id="74" w:name="sequential-approval-pattern-illustrative"/>
     <w:p>
       <w:pPr>
         <w:pStyle w:val="Heading3"/>
@@ -6044,9 +5618,9 @@
         <w:t xml:space="preserve">Post-event reconciliation and reporting (off-chain + on-chain event references)</w:t>
       </w:r>
     </w:p>
-    <w:bookmarkEnd w:id="71"/>
-    <w:bookmarkEnd w:id="72"/>
-    <w:bookmarkStart w:id="74" w:name="token-lifecycle-and-control-points"/>
+    <w:bookmarkEnd w:id="74"/>
+    <w:bookmarkEnd w:id="75"/>
+    <w:bookmarkStart w:id="80" w:name="token-lifecycle-and-control-points"/>
     <w:p>
       <w:pPr>
         <w:pStyle w:val="Heading2"/>
@@ -6055,7 +5629,7 @@
         <w:t xml:space="preserve">Token Lifecycle and Control Points</w:t>
       </w:r>
     </w:p>
-    <w:bookmarkStart w:id="73" w:name="onboarding-and-wallet-binding-off-chain"/>
+    <w:bookmarkStart w:id="79" w:name="onboarding-and-wallet-binding-off-chain"/>
     <w:p>
       <w:pPr>
         <w:pStyle w:val="Heading3"/>
@@ -6122,153 +5696,54 @@
     </w:p>
     <w:p>
       <w:pPr>
-        <w:pStyle w:val="SourceCode"/>
-      </w:pPr>
-      <w:r>
-        <w:rPr>
-          <w:rStyle w:val="VerbatimChar"/>
-        </w:rPr>
-        <w:t xml:space="preserve">flowchart TD</w:t>
-      </w:r>
-      <w:r>
-        <w:br/>
-      </w:r>
-      <w:r>
-        <w:rPr>
-          <w:rStyle w:val="VerbatimChar"/>
-        </w:rPr>
-        <w:t xml:space="preserve">  A["Product terms + disclosures prepared (wrapper)"] --&gt; B["Investor onboarding (KYC/AML + eligibility)"]</w:t>
-      </w:r>
-      <w:r>
-        <w:br/>
-      </w:r>
-      <w:r>
-        <w:rPr>
-          <w:rStyle w:val="VerbatimChar"/>
-        </w:rPr>
-        <w:t xml:space="preserve">  B --&gt; C["Wallet binding + whitelist segmentation"]</w:t>
-      </w:r>
-      <w:r>
-        <w:br/>
-      </w:r>
-      <w:r>
-        <w:rPr>
-          <w:rStyle w:val="VerbatimChar"/>
-        </w:rPr>
-        <w:t xml:space="preserve">  C --&gt; D["Offering window (subscriptions)"]</w:t>
-      </w:r>
-      <w:r>
-        <w:br/>
-      </w:r>
-      <w:r>
-        <w:rPr>
-          <w:rStyle w:val="VerbatimChar"/>
-        </w:rPr>
-        <w:t xml:space="preserve">  D --&gt; E["Funds to segregated escrow"]</w:t>
-      </w:r>
-      <w:r>
-        <w:br/>
-      </w:r>
-      <w:r>
-        <w:rPr>
-          <w:rStyle w:val="VerbatimChar"/>
-        </w:rPr>
-        <w:t xml:space="preserve">  E --&gt; F{"Minimum close threshold met?"}</w:t>
-      </w:r>
-      <w:r>
-        <w:br/>
-      </w:r>
-      <w:r>
-        <w:br/>
-      </w:r>
-      <w:r>
-        <w:rPr>
-          <w:rStyle w:val="VerbatimChar"/>
-        </w:rPr>
-        <w:t xml:space="preserve">  F -- "No" --&gt; G["Borrower: accept partial close or cancel"]</w:t>
-      </w:r>
-      <w:r>
-        <w:br/>
-      </w:r>
-      <w:r>
-        <w:rPr>
-          <w:rStyle w:val="VerbatimChar"/>
-        </w:rPr>
-        <w:t xml:space="preserve">  G -- "Cancel" --&gt; H["Refund from escrow; offering void"]</w:t>
-      </w:r>
-      <w:r>
-        <w:br/>
-      </w:r>
-      <w:r>
-        <w:br/>
-      </w:r>
-      <w:r>
-        <w:rPr>
-          <w:rStyle w:val="VerbatimChar"/>
-        </w:rPr>
-        <w:t xml:space="preserve">  G -- "Partial accepted" --&gt; I["Finalize allocation (partial)"]</w:t>
-      </w:r>
-      <w:r>
-        <w:br/>
-      </w:r>
-      <w:r>
-        <w:rPr>
-          <w:rStyle w:val="VerbatimChar"/>
-        </w:rPr>
-        <w:t xml:space="preserve">  F -- "Yes" --&gt; J["Finalize allocation (full)"]</w:t>
-      </w:r>
-      <w:r>
-        <w:br/>
-      </w:r>
-      <w:r>
-        <w:br/>
-      </w:r>
-      <w:r>
-        <w:rPr>
-          <w:rStyle w:val="VerbatimChar"/>
-        </w:rPr>
-        <w:t xml:space="preserve">  I --&gt; K["Conditions precedent satisfied (incl. collateral/security docs as applicable)"]</w:t>
-      </w:r>
-      <w:r>
-        <w:br/>
-      </w:r>
-      <w:r>
-        <w:rPr>
-          <w:rStyle w:val="VerbatimChar"/>
-        </w:rPr>
-        <w:t xml:space="preserve">  J --&gt; K</w:t>
-      </w:r>
-      <w:r>
-        <w:br/>
-      </w:r>
-      <w:r>
-        <w:rPr>
-          <w:rStyle w:val="VerbatimChar"/>
-        </w:rPr>
-        <w:t xml:space="preserve">  K --&gt; L["Dual authorization: escrow release to borrower"]</w:t>
-      </w:r>
-      <w:r>
-        <w:br/>
-      </w:r>
-      <w:r>
-        <w:rPr>
-          <w:rStyle w:val="VerbatimChar"/>
-        </w:rPr>
-        <w:t xml:space="preserve">  L --&gt; M["Issuance executed (mint/allocate) with transfer restrictions"]</w:t>
-      </w:r>
-      <w:r>
-        <w:br/>
-      </w:r>
-      <w:r>
-        <w:rPr>
-          <w:rStyle w:val="VerbatimChar"/>
-        </w:rPr>
-        <w:t xml:space="preserve">  M --&gt; N["Statements + corporate actions + monitoring + evidence packs"]</w:t>
-      </w:r>
-    </w:p>
-    <w:bookmarkEnd w:id="73"/>
-    <w:bookmarkEnd w:id="74"/>
-    <w:bookmarkStart w:id="84" w:name="X9a9c9911e2f6ea124622c2d7fed0b8ec5604481"/>
+        <w:pStyle w:val="BodyText"/>
+      </w:pPr>
+      <w:r>
+        <w:drawing>
+          <wp:inline>
+            <wp:extent cx="5334000" cy="11402785"/>
+            <wp:effectExtent b="0" l="0" r="0" t="0"/>
+            <wp:docPr descr="" title="" id="77" name="Picture"/>
+            <a:graphic>
+              <a:graphicData uri="http://schemas.openxmlformats.org/drawingml/2006/picture">
+                <pic:pic>
+                  <pic:nvPicPr>
+                    <pic:cNvPr descr="diagrams/mermaid-894999de44ffe543.png" id="78" name="Picture"/>
+                    <pic:cNvPicPr>
+                      <a:picLocks noChangeArrowheads="1" noChangeAspect="1"/>
+                    </pic:cNvPicPr>
+                  </pic:nvPicPr>
+                  <pic:blipFill>
+                    <a:blip r:embed="rId76"/>
+                    <a:stretch>
+                      <a:fillRect/>
+                    </a:stretch>
+                  </pic:blipFill>
+                  <pic:spPr bwMode="auto">
+                    <a:xfrm>
+                      <a:off x="0" y="0"/>
+                      <a:ext cx="5334000" cy="11402785"/>
+                    </a:xfrm>
+                    <a:prstGeom prst="rect">
+                      <a:avLst/>
+                    </a:prstGeom>
+                    <a:noFill/>
+                    <a:ln w="9525">
+                      <a:noFill/>
+                      <a:headEnd/>
+                      <a:tailEnd/>
+                    </a:ln>
+                  </pic:spPr>
+                </pic:pic>
+              </a:graphicData>
+            </a:graphic>
+          </wp:inline>
+        </w:drawing>
+      </w:r>
+    </w:p>
+    <w:bookmarkEnd w:id="79"/>
+    <w:bookmarkEnd w:id="80"/>
+    <w:bookmarkStart w:id="90" w:name="X9a9c9911e2f6ea124622c2d7fed0b8ec5604481"/>
     <w:p>
       <w:pPr>
         <w:pStyle w:val="Heading2"/>
@@ -6305,7 +5780,7 @@
         <w:t xml:space="preserve">.</w:t>
       </w:r>
     </w:p>
-    <w:bookmarkStart w:id="75" w:name="identity-and-kycaml-off-chain"/>
+    <w:bookmarkStart w:id="81" w:name="identity-and-kycaml-off-chain"/>
     <w:p>
       <w:pPr>
         <w:pStyle w:val="Heading3"/>
@@ -6378,8 +5853,8 @@
         <w:t xml:space="preserve">Off-chain systems assign an internal, pseudonymous investor identifier for recordkeeping. Personal data remains off-chain under UU PDP/PDPA-aligned access controls and retention policies.</w:t>
       </w:r>
     </w:p>
-    <w:bookmarkEnd w:id="75"/>
-    <w:bookmarkStart w:id="76" w:name="wallet-binding-proof-of-control"/>
+    <w:bookmarkEnd w:id="81"/>
+    <w:bookmarkStart w:id="82" w:name="wallet-binding-proof-of-control"/>
     <w:p>
       <w:pPr>
         <w:pStyle w:val="Heading3"/>
@@ -6444,8 +5919,8 @@
         <w:t xml:space="preserve">wallet additions/removals are governed as controlled changes with audit trails</w:t>
       </w:r>
     </w:p>
-    <w:bookmarkEnd w:id="76"/>
-    <w:bookmarkStart w:id="77" w:name="Xa82e26a68f9b4bcf34e6a685c7993e35dc3852a"/>
+    <w:bookmarkEnd w:id="82"/>
+    <w:bookmarkStart w:id="83" w:name="Xa82e26a68f9b4bcf34e6a685c7993e35dc3852a"/>
     <w:p>
       <w:pPr>
         <w:pStyle w:val="Heading3"/>
@@ -6498,8 +5973,8 @@
         <w:t xml:space="preserve">product constraints (debt/profit participation/sukuk/crowdfunding) and any lock-ups or resale limits</w:t>
       </w:r>
     </w:p>
-    <w:bookmarkEnd w:id="77"/>
-    <w:bookmarkStart w:id="78" w:name="transfer-decisioning-and-exceptions"/>
+    <w:bookmarkEnd w:id="83"/>
+    <w:bookmarkStart w:id="84" w:name="transfer-decisioning-and-exceptions"/>
     <w:p>
       <w:pPr>
         <w:pStyle w:val="Heading3"/>
@@ -6548,8 +6023,8 @@
         <w:t xml:space="preserve">If an investor status changes (e.g., screening flags, expired documents), whitelist privileges can be revoked or restricted through governed enforcement actions (e.g., hold/freeze), with auditable rationale.</w:t>
       </w:r>
     </w:p>
-    <w:bookmarkEnd w:id="78"/>
-    <w:bookmarkStart w:id="79" w:name="auditability-event-sourced-evidence"/>
+    <w:bookmarkEnd w:id="84"/>
+    <w:bookmarkStart w:id="85" w:name="auditability-event-sourced-evidence"/>
     <w:p>
       <w:pPr>
         <w:pStyle w:val="Heading3"/>
@@ -6566,8 +6041,8 @@
         <w:t xml:space="preserve">Whitelist and identity decisions are logged as append-only events in the off-chain event store (e.g., onboarding approved, eligibility class set, wallet bound, whitelist granted/revoked, transfer blocked with reason). This supports deterministic reconstruction of registers and evidence packs for audits and regulator inquiries.</w:t>
       </w:r>
     </w:p>
-    <w:bookmarkEnd w:id="79"/>
-    <w:bookmarkStart w:id="80" w:name="issuance-and-subscription"/>
+    <w:bookmarkEnd w:id="85"/>
+    <w:bookmarkStart w:id="86" w:name="issuance-and-subscription"/>
     <w:p>
       <w:pPr>
         <w:pStyle w:val="Heading3"/>
@@ -6612,8 +6087,8 @@
         <w:t xml:space="preserve">On-chain issuance events reference off-chain documentation identifiers (integrity references only).</w:t>
       </w:r>
     </w:p>
-    <w:bookmarkEnd w:id="80"/>
-    <w:bookmarkStart w:id="81" w:name="Xe7ac37f2cf111cf81ee13209dbb96c5224f9d4b"/>
+    <w:bookmarkEnd w:id="86"/>
+    <w:bookmarkStart w:id="87" w:name="Xe7ac37f2cf111cf81ee13209dbb96c5224f9d4b"/>
     <w:p>
       <w:pPr>
         <w:pStyle w:val="Heading3"/>
@@ -6662,8 +6137,8 @@
         <w:t xml:space="preserve">Where secondary trading is permitted, venue integration applies additional controls (venue onboarding, surveillance, trading rules).</w:t>
       </w:r>
     </w:p>
-    <w:bookmarkEnd w:id="81"/>
-    <w:bookmarkStart w:id="82" w:name="Xc0a79c147c6491e7b2d0e4624aa2777a9b13965"/>
+    <w:bookmarkEnd w:id="87"/>
+    <w:bookmarkStart w:id="88" w:name="Xc0a79c147c6491e7b2d0e4624aa2777a9b13965"/>
     <w:p>
       <w:pPr>
         <w:pStyle w:val="Heading3"/>
@@ -6716,8 +6191,8 @@
         <w:t xml:space="preserve">results are reconciled and evidenced through statements and audit exports</w:t>
       </w:r>
     </w:p>
-    <w:bookmarkEnd w:id="82"/>
-    <w:bookmarkStart w:id="83" w:name="exceptions-and-enforcement"/>
+    <w:bookmarkEnd w:id="88"/>
+    <w:bookmarkStart w:id="89" w:name="exceptions-and-enforcement"/>
     <w:p>
       <w:pPr>
         <w:pStyle w:val="Heading3"/>
@@ -6770,9 +6245,9 @@
         <w:t xml:space="preserve">incident response workflows with evidence preservation</w:t>
       </w:r>
     </w:p>
-    <w:bookmarkEnd w:id="83"/>
-    <w:bookmarkEnd w:id="84"/>
-    <w:bookmarkStart w:id="86" w:name="data-model-and-privacy-boundary"/>
+    <w:bookmarkEnd w:id="89"/>
+    <w:bookmarkEnd w:id="90"/>
+    <w:bookmarkStart w:id="92" w:name="data-model-and-privacy-boundary"/>
     <w:p>
       <w:pPr>
         <w:pStyle w:val="Heading2"/>
@@ -6841,7 +6316,7 @@
         <w:t xml:space="preserve">This separation supports ASEAN data protection requirements by preventing personal data leakage on-chain while retaining auditability.</w:t>
       </w:r>
     </w:p>
-    <w:bookmarkStart w:id="85" w:name="logging-and-traceability-off-chain"/>
+    <w:bookmarkStart w:id="91" w:name="logging-and-traceability-off-chain"/>
     <w:p>
       <w:pPr>
         <w:pStyle w:val="Heading3"/>
@@ -6930,9 +6405,9 @@
         <w:t xml:space="preserve">This approach is intended to reduce reconciliation ambiguity between on-chain events and off-chain operations and to improve traceability for audits and regulator inquiries. Detailed database architecture choices (including event sourcing) can be treated as part of the technical implementation.</w:t>
       </w:r>
     </w:p>
-    <w:bookmarkEnd w:id="85"/>
-    <w:bookmarkEnd w:id="86"/>
-    <w:bookmarkStart w:id="87" w:name="regulator-visibility-principle"/>
+    <w:bookmarkEnd w:id="91"/>
+    <w:bookmarkEnd w:id="92"/>
+    <w:bookmarkStart w:id="93" w:name="regulator-visibility-principle"/>
     <w:p>
       <w:pPr>
         <w:pStyle w:val="Heading2"/>
@@ -6993,8 +6468,8 @@
         <w:t xml:space="preserve">This is designed to facilitate supervision and reduce ambiguity during regulator engagement.</w:t>
       </w:r>
     </w:p>
-    <w:bookmarkEnd w:id="87"/>
-    <w:bookmarkStart w:id="93" w:name="Xfc4b4dd8671b3e53cd4f7a2a87569f7a94d1b94"/>
+    <w:bookmarkEnd w:id="93"/>
+    <w:bookmarkStart w:id="99" w:name="Xfc4b4dd8671b3e53cd4f7a2a87569f7a94d1b94"/>
     <w:p>
       <w:pPr>
         <w:pStyle w:val="Heading2"/>
@@ -7031,7 +6506,7 @@
         <w:t xml:space="preserve">.</w:t>
       </w:r>
     </w:p>
-    <w:bookmarkStart w:id="88" w:name="governance-structure-illustrative"/>
+    <w:bookmarkStart w:id="94" w:name="governance-structure-illustrative"/>
     <w:p>
       <w:pPr>
         <w:pStyle w:val="Heading3"/>
@@ -7156,8 +6631,8 @@
         <w:t xml:space="preserve">.</w:t>
       </w:r>
     </w:p>
-    <w:bookmarkEnd w:id="88"/>
-    <w:bookmarkStart w:id="89" w:name="policy-and-control-versioning"/>
+    <w:bookmarkEnd w:id="94"/>
+    <w:bookmarkStart w:id="95" w:name="policy-and-control-versioning"/>
     <w:p>
       <w:pPr>
         <w:pStyle w:val="Heading3"/>
@@ -7218,8 +6693,8 @@
         <w:t xml:space="preserve">This supports auditability and reduces ambiguity during dispute resolution or regulator inquiries.</w:t>
       </w:r>
     </w:p>
-    <w:bookmarkEnd w:id="89"/>
-    <w:bookmarkStart w:id="90" w:name="auditability-and-evidence-packs"/>
+    <w:bookmarkEnd w:id="95"/>
+    <w:bookmarkStart w:id="96" w:name="auditability-and-evidence-packs"/>
     <w:p>
       <w:pPr>
         <w:pStyle w:val="Heading3"/>
@@ -7352,8 +6827,8 @@
         <w:t xml:space="preserve">reconciliation reports and exception handling records (hybrid)</w:t>
       </w:r>
     </w:p>
-    <w:bookmarkEnd w:id="90"/>
-    <w:bookmarkStart w:id="91" w:name="continuous-monitoring-control-monitoring"/>
+    <w:bookmarkEnd w:id="96"/>
+    <w:bookmarkStart w:id="97" w:name="continuous-monitoring-control-monitoring"/>
     <w:p>
       <w:pPr>
         <w:pStyle w:val="Heading3"/>
@@ -7438,8 +6913,8 @@
         <w:t xml:space="preserve">Monitoring outputs feed governance review and are retained as audit artifacts.</w:t>
       </w:r>
     </w:p>
-    <w:bookmarkEnd w:id="91"/>
-    <w:bookmarkStart w:id="92" w:name="independent-assurance-illustrative"/>
+    <w:bookmarkEnd w:id="97"/>
+    <w:bookmarkStart w:id="98" w:name="independent-assurance-illustrative"/>
     <w:p>
       <w:pPr>
         <w:pStyle w:val="Heading3"/>
@@ -7505,10 +6980,10 @@
         <w:br w:type="page"/>
       </w:r>
     </w:p>
-    <w:bookmarkEnd w:id="92"/>
-    <w:bookmarkEnd w:id="93"/>
-    <w:bookmarkEnd w:id="94"/>
-    <w:bookmarkStart w:id="117" w:name="cross-border-design-asean-minimum"/>
+    <w:bookmarkEnd w:id="98"/>
+    <w:bookmarkEnd w:id="99"/>
+    <w:bookmarkEnd w:id="100"/>
+    <w:bookmarkStart w:id="126" w:name="cross-border-design-asean-minimum"/>
     <w:p>
       <w:pPr>
         <w:pStyle w:val="Heading1"/>
@@ -7517,7 +6992,7 @@
         <w:t xml:space="preserve">Cross-Border Design (ASEAN Minimum)</w:t>
       </w:r>
     </w:p>
-    <w:bookmarkStart w:id="95" w:name="objective"/>
+    <w:bookmarkStart w:id="101" w:name="objective"/>
     <w:p>
       <w:pPr>
         <w:pStyle w:val="Heading2"/>
@@ -7594,8 +7069,8 @@
         <w:t xml:space="preserve">(domestic distribution and settlement) followed by phased rollout to additional ASEAN jurisdictions. Cross-border controls are therefore specified as reusable design requirements that can be activated jurisdiction-by-jurisdiction once legal pathways and operating partners are in place.</w:t>
       </w:r>
     </w:p>
-    <w:bookmarkEnd w:id="95"/>
-    <w:bookmarkStart w:id="96" w:name="cross-border-control-flow-visual"/>
+    <w:bookmarkEnd w:id="101"/>
+    <w:bookmarkStart w:id="105" w:name="cross-border-control-flow-visual"/>
     <w:p>
       <w:pPr>
         <w:pStyle w:val="Heading2"/>
@@ -7606,137 +7081,53 @@
     </w:p>
     <w:p>
       <w:pPr>
-        <w:pStyle w:val="SourceCode"/>
-      </w:pPr>
-      <w:r>
-        <w:rPr>
-          <w:rStyle w:val="VerbatimChar"/>
-        </w:rPr>
-        <w:t xml:space="preserve">flowchart TD</w:t>
-      </w:r>
-      <w:r>
-        <w:br/>
-      </w:r>
-      <w:r>
-        <w:rPr>
-          <w:rStyle w:val="VerbatimChar"/>
-        </w:rPr>
-        <w:t xml:space="preserve">  A["Investor onboarding (off-chain)"] --&gt; B["Jurisdiction tagging + investor classification"]</w:t>
-      </w:r>
-      <w:r>
-        <w:br/>
-      </w:r>
-      <w:r>
-        <w:rPr>
-          <w:rStyle w:val="VerbatimChar"/>
-        </w:rPr>
-        <w:t xml:space="preserve">  B --&gt; C["Jurisdiction-aware whitelist segmentation"]</w:t>
-      </w:r>
-      <w:r>
-        <w:br/>
-      </w:r>
-      <w:r>
-        <w:rPr>
-          <w:rStyle w:val="VerbatimChar"/>
-        </w:rPr>
-        <w:t xml:space="preserve">  C --&gt; D["Policy-controlled transfer rules"]</w:t>
-      </w:r>
-      <w:r>
-        <w:br/>
-      </w:r>
-      <w:r>
-        <w:br/>
-      </w:r>
-      <w:r>
-        <w:rPr>
-          <w:rStyle w:val="VerbatimChar"/>
-        </w:rPr>
-        <w:t xml:space="preserve">  D --&gt; E{"Transfer / trade request"}</w:t>
-      </w:r>
-      <w:r>
-        <w:br/>
-      </w:r>
-      <w:r>
-        <w:rPr>
-          <w:rStyle w:val="VerbatimChar"/>
-        </w:rPr>
-        <w:t xml:space="preserve">  E --&gt; F["Allowed (meets eligibility + selling restrictions)"]</w:t>
-      </w:r>
-      <w:r>
-        <w:br/>
-      </w:r>
-      <w:r>
-        <w:rPr>
-          <w:rStyle w:val="VerbatimChar"/>
-        </w:rPr>
-        <w:t xml:space="preserve">  E --&gt; G["Blocked (policy violation)"]</w:t>
-      </w:r>
-      <w:r>
-        <w:br/>
-      </w:r>
-      <w:r>
-        <w:br/>
-      </w:r>
-      <w:r>
-        <w:rPr>
-          <w:rStyle w:val="VerbatimChar"/>
-        </w:rPr>
-        <w:t xml:space="preserve">  F --&gt; H["Venue-specific controls (where trading permitted)"]</w:t>
-      </w:r>
-      <w:r>
-        <w:br/>
-      </w:r>
-      <w:r>
-        <w:rPr>
-          <w:rStyle w:val="VerbatimChar"/>
-        </w:rPr>
-        <w:t xml:space="preserve">  H --&gt; I["Regulated venue surveillance + reporting hooks"]</w:t>
-      </w:r>
-      <w:r>
-        <w:br/>
-      </w:r>
-      <w:r>
-        <w:br/>
-      </w:r>
-      <w:r>
-        <w:rPr>
-          <w:rStyle w:val="VerbatimChar"/>
-        </w:rPr>
-        <w:t xml:space="preserve">  D --&gt; J["Evidence retention (disclosures, approvals, logs)"]</w:t>
-      </w:r>
-      <w:r>
-        <w:br/>
-      </w:r>
-      <w:r>
-        <w:rPr>
-          <w:rStyle w:val="VerbatimChar"/>
-        </w:rPr>
-        <w:t xml:space="preserve">  G --&gt; J</w:t>
-      </w:r>
-      <w:r>
-        <w:br/>
-      </w:r>
-      <w:r>
-        <w:rPr>
-          <w:rStyle w:val="VerbatimChar"/>
-        </w:rPr>
-        <w:t xml:space="preserve">  I --&gt; J</w:t>
-      </w:r>
-      <w:r>
-        <w:br/>
-      </w:r>
-      <w:r>
-        <w:br/>
-      </w:r>
-      <w:r>
-        <w:rPr>
-          <w:rStyle w:val="VerbatimChar"/>
-        </w:rPr>
-        <w:t xml:space="preserve">  J --&gt; K["Audit / regulator review (read-only)"]</w:t>
-      </w:r>
-    </w:p>
-    <w:bookmarkEnd w:id="96"/>
-    <w:bookmarkStart w:id="97" w:name="X3924153297fa6615306e326a59b4c2fa328b705"/>
+        <w:pStyle w:val="FirstParagraph"/>
+      </w:pPr>
+      <w:r>
+        <w:drawing>
+          <wp:inline>
+            <wp:extent cx="5334000" cy="12752145"/>
+            <wp:effectExtent b="0" l="0" r="0" t="0"/>
+            <wp:docPr descr="" title="" id="103" name="Picture"/>
+            <a:graphic>
+              <a:graphicData uri="http://schemas.openxmlformats.org/drawingml/2006/picture">
+                <pic:pic>
+                  <pic:nvPicPr>
+                    <pic:cNvPr descr="diagrams/mermaid-f03f5d7fda1f135a.png" id="104" name="Picture"/>
+                    <pic:cNvPicPr>
+                      <a:picLocks noChangeArrowheads="1" noChangeAspect="1"/>
+                    </pic:cNvPicPr>
+                  </pic:nvPicPr>
+                  <pic:blipFill>
+                    <a:blip r:embed="rId102"/>
+                    <a:stretch>
+                      <a:fillRect/>
+                    </a:stretch>
+                  </pic:blipFill>
+                  <pic:spPr bwMode="auto">
+                    <a:xfrm>
+                      <a:off x="0" y="0"/>
+                      <a:ext cx="5334000" cy="12752145"/>
+                    </a:xfrm>
+                    <a:prstGeom prst="rect">
+                      <a:avLst/>
+                    </a:prstGeom>
+                    <a:noFill/>
+                    <a:ln w="9525">
+                      <a:noFill/>
+                      <a:headEnd/>
+                      <a:tailEnd/>
+                    </a:ln>
+                  </pic:spPr>
+                </pic:pic>
+              </a:graphicData>
+            </a:graphic>
+          </wp:inline>
+        </w:drawing>
+      </w:r>
+    </w:p>
+    <w:bookmarkEnd w:id="105"/>
+    <w:bookmarkStart w:id="106" w:name="X3924153297fa6615306e326a59b4c2fa328b705"/>
     <w:p>
       <w:pPr>
         <w:pStyle w:val="Heading2"/>
@@ -7827,8 +7218,8 @@
         <w:t xml:space="preserve">As a result, the architecture prioritizes jurisdiction-aware controls and auditable evidence over assumptions of uniform cross-border portability.</w:t>
       </w:r>
     </w:p>
-    <w:bookmarkEnd w:id="97"/>
-    <w:bookmarkStart w:id="102" w:name="cross-border-operating-model"/>
+    <w:bookmarkEnd w:id="106"/>
+    <w:bookmarkStart w:id="111" w:name="cross-border-operating-model"/>
     <w:p>
       <w:pPr>
         <w:pStyle w:val="Heading2"/>
@@ -7837,7 +7228,7 @@
         <w:t xml:space="preserve">Cross-Border Operating Model</w:t>
       </w:r>
     </w:p>
-    <w:bookmarkStart w:id="98" w:name="jurisdiction-aware-participation"/>
+    <w:bookmarkStart w:id="107" w:name="jurisdiction-aware-participation"/>
     <w:p>
       <w:pPr>
         <w:pStyle w:val="Heading3"/>
@@ -7964,8 +7355,8 @@
         <w:t xml:space="preserve">how resale/transfer restrictions are applied</w:t>
       </w:r>
     </w:p>
-    <w:bookmarkEnd w:id="98"/>
-    <w:bookmarkStart w:id="99" w:name="distribution-channels"/>
+    <w:bookmarkEnd w:id="107"/>
+    <w:bookmarkStart w:id="108" w:name="distribution-channels"/>
     <w:p>
       <w:pPr>
         <w:pStyle w:val="Heading3"/>
@@ -8018,8 +7409,8 @@
         <w:t xml:space="preserve">evidence retention for audits and regulator inquiries</w:t>
       </w:r>
     </w:p>
-    <w:bookmarkEnd w:id="99"/>
-    <w:bookmarkStart w:id="100" w:name="secondary-trading-pathways"/>
+    <w:bookmarkEnd w:id="108"/>
+    <w:bookmarkStart w:id="109" w:name="secondary-trading-pathways"/>
     <w:p>
       <w:pPr>
         <w:pStyle w:val="Heading3"/>
@@ -8080,8 +7471,8 @@
         <w:t xml:space="preserve">Liquidity fragmentation across ASEAN jurisdictions is expected and must be managed through venue-specific controls and rollout sequencing.</w:t>
       </w:r>
     </w:p>
-    <w:bookmarkEnd w:id="100"/>
-    <w:bookmarkStart w:id="101" w:name="X49b30d9a4e07d8197ac25443438cb69aa3f7597"/>
+    <w:bookmarkEnd w:id="109"/>
+    <w:bookmarkStart w:id="110" w:name="X49b30d9a4e07d8197ac25443438cb69aa3f7597"/>
     <w:p>
       <w:pPr>
         <w:pStyle w:val="Heading3"/>
@@ -8098,9 +7489,9 @@
         <w:t xml:space="preserve">Secondary trading is only one potential exit pathway and should not be interpreted as an assurance of exit. Exit planning must be disclosed per product model and jurisdiction, and may rely on term-driven outcomes (e.g., maturity repayment for debt-like instruments) and/or governed redemption windows (if offered).</w:t>
       </w:r>
     </w:p>
-    <w:bookmarkEnd w:id="101"/>
-    <w:bookmarkEnd w:id="102"/>
-    <w:bookmarkStart w:id="108" w:name="Xa34fddf855212be3a94b1d06e0f58be77b4f83d"/>
+    <w:bookmarkEnd w:id="110"/>
+    <w:bookmarkEnd w:id="111"/>
+    <w:bookmarkStart w:id="117" w:name="Xa34fddf855212be3a94b1d06e0f58be77b4f83d"/>
     <w:p>
       <w:pPr>
         <w:pStyle w:val="Heading2"/>
@@ -8130,7 +7521,7 @@
         <w:t xml:space="preserve">, because the same technology (tokens) may fall under different rules depending on the rights represented and the distribution/trading channel.</w:t>
       </w:r>
     </w:p>
-    <w:bookmarkStart w:id="103" w:name="X05a407babbee2690b830008e0cb5209d388c7ec"/>
+    <w:bookmarkStart w:id="112" w:name="X05a407babbee2690b830008e0cb5209d388c7ec"/>
     <w:p>
       <w:pPr>
         <w:pStyle w:val="Heading3"/>
@@ -8207,8 +7598,8 @@
         <w:t xml:space="preserve">and aligned with regulated market infrastructure, not as permissionless crypto trading.</w:t>
       </w:r>
     </w:p>
-    <w:bookmarkEnd w:id="103"/>
-    <w:bookmarkStart w:id="104" w:name="Xdbf94833a630a5027e533c84d4c9251677d1c03"/>
+    <w:bookmarkEnd w:id="112"/>
+    <w:bookmarkStart w:id="113" w:name="Xdbf94833a630a5027e533c84d4c9251677d1c03"/>
     <w:p>
       <w:pPr>
         <w:pStyle w:val="Heading3"/>
@@ -8269,8 +7660,8 @@
         <w:t xml:space="preserve">Where those conditions cannot be met, crypto exchanges are not treated as appropriate venues for economic-rights tokens.</w:t>
       </w:r>
     </w:p>
-    <w:bookmarkEnd w:id="104"/>
-    <w:bookmarkStart w:id="105" w:name="X6ec28a49dd3c0faa6e4064e29f7cac5449d8af6"/>
+    <w:bookmarkEnd w:id="113"/>
+    <w:bookmarkStart w:id="114" w:name="X6ec28a49dd3c0faa6e4064e29f7cac5449d8af6"/>
     <w:p>
       <w:pPr>
         <w:pStyle w:val="Heading3"/>
@@ -8331,8 +7722,8 @@
         <w:t xml:space="preserve">This framework does not tokenize land title, and does not rely on NFT marketplaces as a compliance bypass.</w:t>
       </w:r>
     </w:p>
-    <w:bookmarkEnd w:id="105"/>
-    <w:bookmarkStart w:id="106" w:name="X2b9072d34f5284ac7d0841f3a3f6450ff24ccdb"/>
+    <w:bookmarkEnd w:id="114"/>
+    <w:bookmarkStart w:id="115" w:name="X2b9072d34f5284ac7d0841f3a3f6450ff24ccdb"/>
     <w:p>
       <w:pPr>
         <w:pStyle w:val="Heading3"/>
@@ -8421,8 +7812,8 @@
         <w:t xml:space="preserve">when extending beyond an Indonesia-first pilot, cross-border subscriptions may require local collection and FX processes via regulated intermediaries, with evidence retention and jurisdiction-aware eligibility controls.</w:t>
       </w:r>
     </w:p>
-    <w:bookmarkEnd w:id="106"/>
-    <w:bookmarkStart w:id="107" w:name="Xefb2eb671d24e093777890aad340bca96f2cbaf"/>
+    <w:bookmarkEnd w:id="115"/>
+    <w:bookmarkStart w:id="116" w:name="Xefb2eb671d24e093777890aad340bca96f2cbaf"/>
     <w:p>
       <w:pPr>
         <w:pStyle w:val="Heading3"/>
@@ -8483,9 +7874,9 @@
         <w:t xml:space="preserve">add jurisdiction-specific collection and payout partners (local rails) and, only where required, local escrow arrangements—while maintaining the same evidence and approval standards across all flows.</w:t>
       </w:r>
     </w:p>
-    <w:bookmarkEnd w:id="107"/>
-    <w:bookmarkEnd w:id="108"/>
-    <w:bookmarkStart w:id="109" w:name="X30f8b4fe4ebacb1e4b70e52f657122d3b549891"/>
+    <w:bookmarkEnd w:id="116"/>
+    <w:bookmarkEnd w:id="117"/>
+    <w:bookmarkStart w:id="118" w:name="X30f8b4fe4ebacb1e4b70e52f657122d3b549891"/>
     <w:p>
       <w:pPr>
         <w:pStyle w:val="Heading2"/>
@@ -8748,8 +8139,8 @@
         </w:tc>
       </w:tr>
     </w:tbl>
-    <w:bookmarkEnd w:id="109"/>
-    <w:bookmarkStart w:id="113" w:name="compliance-control-mechanisms"/>
+    <w:bookmarkEnd w:id="118"/>
+    <w:bookmarkStart w:id="122" w:name="compliance-control-mechanisms"/>
     <w:p>
       <w:pPr>
         <w:pStyle w:val="Heading2"/>
@@ -8758,7 +8149,7 @@
         <w:t xml:space="preserve">Compliance Control Mechanisms</w:t>
       </w:r>
     </w:p>
-    <w:bookmarkStart w:id="110" w:name="jurisdiction-aware-whitelist"/>
+    <w:bookmarkStart w:id="119" w:name="jurisdiction-aware-whitelist"/>
     <w:p>
       <w:pPr>
         <w:pStyle w:val="Heading3"/>
@@ -8799,8 +8190,8 @@
         <w:t xml:space="preserve">the transfer does not violate selling restrictions or lock-up requirements.</w:t>
       </w:r>
     </w:p>
-    <w:bookmarkEnd w:id="110"/>
-    <w:bookmarkStart w:id="111" w:name="Xa7b1b29ea0c85a1fd6677c80036cf84acd3d2e6"/>
+    <w:bookmarkEnd w:id="119"/>
+    <w:bookmarkStart w:id="120" w:name="Xa7b1b29ea0c85a1fd6677c80036cf84acd3d2e6"/>
     <w:p>
       <w:pPr>
         <w:pStyle w:val="Heading3"/>
@@ -8865,8 +8256,8 @@
         <w:t xml:space="preserve">venue-only trading for specific jurisdictions</w:t>
       </w:r>
     </w:p>
-    <w:bookmarkEnd w:id="111"/>
-    <w:bookmarkStart w:id="112" w:name="evidence-and-auditability"/>
+    <w:bookmarkEnd w:id="120"/>
+    <w:bookmarkStart w:id="121" w:name="evidence-and-auditability"/>
     <w:p>
       <w:pPr>
         <w:pStyle w:val="Heading3"/>
@@ -8931,9 +8322,9 @@
         <w:t xml:space="preserve">reconciliation of on-chain events with off-chain registers (off-chain)</w:t>
       </w:r>
     </w:p>
-    <w:bookmarkEnd w:id="112"/>
-    <w:bookmarkEnd w:id="113"/>
-    <w:bookmarkStart w:id="114" w:name="regulatory-alignment-asean-minimum"/>
+    <w:bookmarkEnd w:id="121"/>
+    <w:bookmarkEnd w:id="122"/>
+    <w:bookmarkStart w:id="123" w:name="regulatory-alignment-asean-minimum"/>
     <w:p>
       <w:pPr>
         <w:pStyle w:val="Heading2"/>
@@ -9030,8 +8421,8 @@
         <w:t xml:space="preserve">staged rollout with legal validation and regulator engagement per market</w:t>
       </w:r>
     </w:p>
-    <w:bookmarkEnd w:id="114"/>
-    <w:bookmarkStart w:id="115" w:name="X4d5d47fef2bc5518c84c6e2aa7200fae927252b"/>
+    <w:bookmarkEnd w:id="123"/>
+    <w:bookmarkStart w:id="124" w:name="X4d5d47fef2bc5518c84c6e2aa7200fae927252b"/>
     <w:p>
       <w:pPr>
         <w:pStyle w:val="Heading2"/>
@@ -9092,8 +8483,8 @@
         <w:t xml:space="preserve">Personal data remains off-chain and is managed through controlled access; on-chain records store only minimal integrity references.</w:t>
       </w:r>
     </w:p>
-    <w:bookmarkEnd w:id="115"/>
-    <w:bookmarkStart w:id="116" w:name="limitations-and-residual-risks"/>
+    <w:bookmarkEnd w:id="124"/>
+    <w:bookmarkStart w:id="125" w:name="limitations-and-residual-risks"/>
     <w:p>
       <w:pPr>
         <w:pStyle w:val="Heading2"/>
@@ -9151,9 +8542,9 @@
         <w:br w:type="page"/>
       </w:r>
     </w:p>
-    <w:bookmarkEnd w:id="116"/>
-    <w:bookmarkEnd w:id="117"/>
-    <w:bookmarkStart w:id="129" w:name="X72f0bc3043fb01d4e760c47cde88016e228f34b"/>
+    <w:bookmarkEnd w:id="125"/>
+    <w:bookmarkEnd w:id="126"/>
+    <w:bookmarkStart w:id="138" w:name="X72f0bc3043fb01d4e760c47cde88016e228f34b"/>
     <w:p>
       <w:pPr>
         <w:pStyle w:val="Heading1"/>
@@ -9162,7 +8553,7 @@
         <w:t xml:space="preserve">Privacy and Personal Data (Indonesia UU PDP and ASEAN PDPA)</w:t>
       </w:r>
     </w:p>
-    <w:bookmarkStart w:id="118" w:name="objective-1"/>
+    <w:bookmarkStart w:id="127" w:name="objective-1"/>
     <w:p>
       <w:pPr>
         <w:pStyle w:val="Heading2"/>
@@ -9255,8 +8646,8 @@
         <w:t xml:space="preserve">Clear accountability for data controller/processor responsibilities</w:t>
       </w:r>
     </w:p>
-    <w:bookmarkEnd w:id="118"/>
-    <w:bookmarkStart w:id="121" w:name="X68f6dcdae815ea45e147842b5e8d21658e2acfd"/>
+    <w:bookmarkEnd w:id="127"/>
+    <w:bookmarkStart w:id="130" w:name="X68f6dcdae815ea45e147842b5e8d21658e2acfd"/>
     <w:p>
       <w:pPr>
         <w:pStyle w:val="Heading2"/>
@@ -9265,7 +8656,7 @@
         <w:t xml:space="preserve">Data Boundary: Off-Chain Personal Data, On-Chain Integrity</w:t>
       </w:r>
     </w:p>
-    <w:bookmarkStart w:id="119" w:name="Xb6f5bf5378ef6b2bf90e48567188eb3d17c0614"/>
+    <w:bookmarkStart w:id="128" w:name="Xb6f5bf5378ef6b2bf90e48567188eb3d17c0614"/>
     <w:p>
       <w:pPr>
         <w:pStyle w:val="Heading3"/>
@@ -9338,8 +8729,8 @@
         <w:t xml:space="preserve">Access is controlled through RBAC, logging, and contractual governance with service providers.</w:t>
       </w:r>
     </w:p>
-    <w:bookmarkEnd w:id="119"/>
-    <w:bookmarkStart w:id="120" w:name="on-chain-data-non-personal-minimal"/>
+    <w:bookmarkEnd w:id="128"/>
+    <w:bookmarkStart w:id="129" w:name="on-chain-data-non-personal-minimal"/>
     <w:p>
       <w:pPr>
         <w:pStyle w:val="Heading3"/>
@@ -9400,9 +8791,9 @@
         <w:t xml:space="preserve">This separation reduces privacy leakage risk while maintaining verifiable operational logs.</w:t>
       </w:r>
     </w:p>
-    <w:bookmarkEnd w:id="120"/>
-    <w:bookmarkEnd w:id="121"/>
-    <w:bookmarkStart w:id="122" w:name="X5aaa06ea434a7320c5262f0d3ce23e169ce6183"/>
+    <w:bookmarkEnd w:id="129"/>
+    <w:bookmarkEnd w:id="130"/>
+    <w:bookmarkStart w:id="131" w:name="X5aaa06ea434a7320c5262f0d3ce23e169ce6183"/>
     <w:p>
       <w:pPr>
         <w:pStyle w:val="Heading2"/>
@@ -9455,8 +8846,8 @@
         <w:t xml:space="preserve">contractual controls for sub-processing, retention, and breach obligations</w:t>
       </w:r>
     </w:p>
-    <w:bookmarkEnd w:id="122"/>
-    <w:bookmarkStart w:id="123" w:name="X5a3b9388de4a9a7b8fa5753987233a178bc73f6"/>
+    <w:bookmarkEnd w:id="131"/>
+    <w:bookmarkStart w:id="132" w:name="X5a3b9388de4a9a7b8fa5753987233a178bc73f6"/>
     <w:p>
       <w:pPr>
         <w:pStyle w:val="Heading2"/>
@@ -9517,8 +8908,8 @@
         <w:t xml:space="preserve">Because on-chain data is immutable, the design avoids storing personal data on-chain to prevent conflict with deletion/correction obligations.</w:t>
       </w:r>
     </w:p>
-    <w:bookmarkEnd w:id="123"/>
-    <w:bookmarkStart w:id="124" w:name="Xa44edfaab58b0ada976aeb172964a896b5908d2"/>
+    <w:bookmarkEnd w:id="132"/>
+    <w:bookmarkStart w:id="133" w:name="Xa44edfaab58b0ada976aeb172964a896b5908d2"/>
     <w:p>
       <w:pPr>
         <w:pStyle w:val="Heading2"/>
@@ -9615,8 +9006,8 @@
         <w:t xml:space="preserve">structured governance for cross-border transfer compliance under UU PDP and relevant PDPA regimes</w:t>
       </w:r>
     </w:p>
-    <w:bookmarkEnd w:id="124"/>
-    <w:bookmarkStart w:id="125" w:name="security-controls-illustrative"/>
+    <w:bookmarkEnd w:id="133"/>
+    <w:bookmarkStart w:id="134" w:name="security-controls-illustrative"/>
     <w:p>
       <w:pPr>
         <w:pStyle w:val="Heading2"/>
@@ -9685,8 +9076,8 @@
         <w:t xml:space="preserve">incident response playbooks and evidence preservation</w:t>
       </w:r>
     </w:p>
-    <w:bookmarkEnd w:id="125"/>
-    <w:bookmarkStart w:id="126" w:name="X8795c88515e604a2b334dc7fc7f78e3efa6e28b"/>
+    <w:bookmarkEnd w:id="134"/>
+    <w:bookmarkStart w:id="135" w:name="X8795c88515e604a2b334dc7fc7f78e3efa6e28b"/>
     <w:p>
       <w:pPr>
         <w:pStyle w:val="Heading2"/>
@@ -9799,8 +9190,8 @@
         <w:t xml:space="preserve">treat evidence sharing as a governed process with accountability (controller/processor roles), logging, and secure transfer mechanisms.</w:t>
       </w:r>
     </w:p>
-    <w:bookmarkEnd w:id="126"/>
-    <w:bookmarkStart w:id="127" w:name="X6eb5e05cb053bfaf8a17399cd052d73a12a3d67"/>
+    <w:bookmarkEnd w:id="135"/>
+    <w:bookmarkStart w:id="136" w:name="X6eb5e05cb053bfaf8a17399cd052d73a12a3d67"/>
     <w:p>
       <w:pPr>
         <w:pStyle w:val="Heading2"/>
@@ -9853,8 +9244,8 @@
         <w:t xml:space="preserve">redaction and minimization practices for reports shared across jurisdictions</w:t>
       </w:r>
     </w:p>
-    <w:bookmarkEnd w:id="127"/>
-    <w:bookmarkStart w:id="128" w:name="cross-border-implications"/>
+    <w:bookmarkEnd w:id="136"/>
+    <w:bookmarkStart w:id="137" w:name="cross-border-implications"/>
     <w:p>
       <w:pPr>
         <w:pStyle w:val="Heading2"/>
@@ -9920,9 +9311,9 @@
         <w:br w:type="page"/>
       </w:r>
     </w:p>
-    <w:bookmarkEnd w:id="128"/>
-    <w:bookmarkEnd w:id="129"/>
-    <w:bookmarkStart w:id="155" w:name="liquidity-engineering"/>
+    <w:bookmarkEnd w:id="137"/>
+    <w:bookmarkEnd w:id="138"/>
+    <w:bookmarkStart w:id="164" w:name="liquidity-engineering"/>
     <w:p>
       <w:pPr>
         <w:pStyle w:val="Heading1"/>
@@ -9969,7 +9360,7 @@
         <w:t xml:space="preserve">.</w:t>
       </w:r>
     </w:p>
-    <w:bookmarkStart w:id="130" w:name="X6621a4422870a40ae8cac5d4a2b99d462390673"/>
+    <w:bookmarkStart w:id="139" w:name="X6621a4422870a40ae8cac5d4a2b99d462390673"/>
     <w:p>
       <w:pPr>
         <w:pStyle w:val="Heading2"/>
@@ -10038,8 +9429,8 @@
         <w:t xml:space="preserve">This whitepaper treats investor exit liquidity as market- and venue-dependent, while origination liquidity can be engineered through primary-market design and operating controls.</w:t>
       </w:r>
     </w:p>
-    <w:bookmarkEnd w:id="130"/>
-    <w:bookmarkStart w:id="131" w:name="X01aa28797a9ffa7f6563c77029d4c5cd1eeb7dc"/>
+    <w:bookmarkEnd w:id="139"/>
+    <w:bookmarkStart w:id="140" w:name="X01aa28797a9ffa7f6563c77029d4c5cd1eeb7dc"/>
     <w:p>
       <w:pPr>
         <w:pStyle w:val="Heading2"/>
@@ -10112,8 +9503,8 @@
         <w:t xml:space="preserve">Liquidity must therefore be engineered through market design, regulated infrastructure, and documented mechanisms that protect investors and support orderly markets.</w:t>
       </w:r>
     </w:p>
-    <w:bookmarkEnd w:id="131"/>
-    <w:bookmarkStart w:id="132" w:name="liquidity-objectives"/>
+    <w:bookmarkEnd w:id="140"/>
+    <w:bookmarkStart w:id="141" w:name="liquidity-objectives"/>
     <w:p>
       <w:pPr>
         <w:pStyle w:val="Heading2"/>
@@ -10170,8 +9561,8 @@
         <w:t xml:space="preserve">Maintain market conduct controls (surveillance, restricted trading where required)</w:t>
       </w:r>
     </w:p>
-    <w:bookmarkEnd w:id="132"/>
-    <w:bookmarkStart w:id="136" w:name="market-structure-dual-market-model"/>
+    <w:bookmarkEnd w:id="141"/>
+    <w:bookmarkStart w:id="145" w:name="market-structure-dual-market-model"/>
     <w:p>
       <w:pPr>
         <w:pStyle w:val="Heading2"/>
@@ -10180,7 +9571,7 @@
         <w:t xml:space="preserve">Market Structure: Dual-Market Model</w:t>
       </w:r>
     </w:p>
-    <w:bookmarkStart w:id="134" w:name="primary-market-issuance"/>
+    <w:bookmarkStart w:id="143" w:name="primary-market-issuance"/>
     <w:p>
       <w:pPr>
         <w:pStyle w:val="Heading3"/>
@@ -10233,7 +9624,7 @@
         <w:t xml:space="preserve">controlled on-chain issuance (after approvals)</w:t>
       </w:r>
     </w:p>
-    <w:bookmarkStart w:id="133" w:name="Xc2c42e48ea0cbc34b66977b40f86d1707a937fa"/>
+    <w:bookmarkStart w:id="142" w:name="Xc2c42e48ea0cbc34b66977b40f86d1707a937fa"/>
     <w:p>
       <w:pPr>
         <w:pStyle w:val="Heading4"/>
@@ -10323,9 +9714,9 @@
         <w:t xml:space="preserve">This approach reduces the need for an open-ended backstop and makes funding certainty an explicit contractual outcome, supported by auditable escrow release controls.</w:t>
       </w:r>
     </w:p>
-    <w:bookmarkEnd w:id="133"/>
-    <w:bookmarkEnd w:id="134"/>
-    <w:bookmarkStart w:id="135" w:name="secondary-market-trading"/>
+    <w:bookmarkEnd w:id="142"/>
+    <w:bookmarkEnd w:id="143"/>
+    <w:bookmarkStart w:id="144" w:name="secondary-market-trading"/>
     <w:p>
       <w:pPr>
         <w:pStyle w:val="Heading3"/>
@@ -10386,9 +9777,9 @@
         <w:t xml:space="preserve">Liquidity fragmentation across ASEAN jurisdictions is expected and must be managed through venue-specific controls and rollout sequencing.</w:t>
       </w:r>
     </w:p>
-    <w:bookmarkEnd w:id="135"/>
-    <w:bookmarkEnd w:id="136"/>
-    <w:bookmarkStart w:id="142" w:name="Xe21d1fa497f6d742b332545a22a646c3ce9ca64"/>
+    <w:bookmarkEnd w:id="144"/>
+    <w:bookmarkEnd w:id="145"/>
+    <w:bookmarkStart w:id="151" w:name="Xe21d1fa497f6d742b332545a22a646c3ce9ca64"/>
     <w:p>
       <w:pPr>
         <w:pStyle w:val="Heading2"/>
@@ -10397,7 +9788,7 @@
         <w:t xml:space="preserve">Secondary Market Design (Regulated, Venue-Specific)</w:t>
       </w:r>
     </w:p>
-    <w:bookmarkStart w:id="137" w:name="objectives"/>
+    <w:bookmarkStart w:id="146" w:name="objectives"/>
     <w:p>
       <w:pPr>
         <w:pStyle w:val="Heading3"/>
@@ -10414,8 +9805,8 @@
         <w:t xml:space="preserve">Secondary trading is designed to provide controlled transferability and price discovery where permitted, while protecting investors and maintaining evidence for audits. It is explicitly not designed as permissionless crypto trading.</w:t>
       </w:r>
     </w:p>
-    <w:bookmarkEnd w:id="137"/>
-    <w:bookmarkStart w:id="138" w:name="Xa0ecba64d5ce24815e517466e018e6c6e665018"/>
+    <w:bookmarkEnd w:id="146"/>
+    <w:bookmarkStart w:id="147" w:name="Xa0ecba64d5ce24815e517466e018e6c6e665018"/>
     <w:p>
       <w:pPr>
         <w:pStyle w:val="Heading3"/>
@@ -10488,8 +9879,8 @@
         <w:t xml:space="preserve">Venue access may differ by jurisdiction, investor category, and product model. The program therefore expects fragmentation and treats “listing” as a phased, venue-by-venue decision.</w:t>
       </w:r>
     </w:p>
-    <w:bookmarkEnd w:id="138"/>
-    <w:bookmarkStart w:id="139" w:name="X091134cf6d017099e20cbe25c1a5d277cf84caf"/>
+    <w:bookmarkEnd w:id="147"/>
+    <w:bookmarkStart w:id="148" w:name="X091134cf6d017099e20cbe25c1a5d277cf84caf"/>
     <w:p>
       <w:pPr>
         <w:pStyle w:val="Heading3"/>
@@ -10562,8 +9953,8 @@
         <w:t xml:space="preserve">These constraints are implemented through policy versioning and auditable transfer decisioning (allowed/blocked with reason).</w:t>
       </w:r>
     </w:p>
-    <w:bookmarkEnd w:id="139"/>
-    <w:bookmarkStart w:id="140" w:name="settlement-and-register-integrity"/>
+    <w:bookmarkEnd w:id="148"/>
+    <w:bookmarkStart w:id="149" w:name="settlement-and-register-integrity"/>
     <w:p>
       <w:pPr>
         <w:pStyle w:val="Heading3"/>
@@ -10624,8 +10015,8 @@
         <w:t xml:space="preserve">The design goal is to prevent “shadow registers” and to ensure that statements, corporate actions, and entitlements are computed from a consistent, auditable record.</w:t>
       </w:r>
     </w:p>
-    <w:bookmarkEnd w:id="140"/>
-    <w:bookmarkStart w:id="141" w:name="secondary-market-limitations-explicit"/>
+    <w:bookmarkEnd w:id="149"/>
+    <w:bookmarkStart w:id="150" w:name="secondary-market-limitations-explicit"/>
     <w:p>
       <w:pPr>
         <w:pStyle w:val="Heading3"/>
@@ -10670,9 +10061,9 @@
         <w:t xml:space="preserve">Liquidity is not guaranteed; engineered pathways can be paused or constrained under venue rules or stress conditions.</w:t>
       </w:r>
     </w:p>
-    <w:bookmarkEnd w:id="141"/>
-    <w:bookmarkEnd w:id="142"/>
-    <w:bookmarkStart w:id="147" w:name="liquidity-tools-engineered-not-implied"/>
+    <w:bookmarkEnd w:id="150"/>
+    <w:bookmarkEnd w:id="151"/>
+    <w:bookmarkStart w:id="156" w:name="liquidity-tools-engineered-not-implied"/>
     <w:p>
       <w:pPr>
         <w:pStyle w:val="Heading2"/>
@@ -10681,7 +10072,7 @@
         <w:t xml:space="preserve">Liquidity Tools (Engineered, Not Implied)</w:t>
       </w:r>
     </w:p>
-    <w:bookmarkStart w:id="143" w:name="regulated-exchange-venue-integration"/>
+    <w:bookmarkStart w:id="152" w:name="regulated-exchange-venue-integration"/>
     <w:p>
       <w:pPr>
         <w:pStyle w:val="Heading3"/>
@@ -10742,8 +10133,8 @@
         <w:t xml:space="preserve">Trading capability (including 24/7 from a technical standpoint) remains subject to venue adoption, participant availability, and local constraints.</w:t>
       </w:r>
     </w:p>
-    <w:bookmarkEnd w:id="143"/>
-    <w:bookmarkStart w:id="144" w:name="market-maker-model-optional"/>
+    <w:bookmarkEnd w:id="152"/>
+    <w:bookmarkStart w:id="153" w:name="market-maker-model-optional"/>
     <w:p>
       <w:pPr>
         <w:pStyle w:val="Heading3"/>
@@ -10804,8 +10195,8 @@
         <w:t xml:space="preserve">Market making does not guarantee liquidity and may be reduced or withdrawn under stressed conditions.</w:t>
       </w:r>
     </w:p>
-    <w:bookmarkEnd w:id="144"/>
-    <w:bookmarkStart w:id="145" w:name="pricing-integrity-and-nav-reference"/>
+    <w:bookmarkEnd w:id="153"/>
+    <w:bookmarkStart w:id="154" w:name="pricing-integrity-and-nav-reference"/>
     <w:p>
       <w:pPr>
         <w:pStyle w:val="Heading3"/>
@@ -10902,8 +10293,8 @@
         <w:t xml:space="preserve">limits and controls during abnormal market conditions</w:t>
       </w:r>
     </w:p>
-    <w:bookmarkEnd w:id="145"/>
-    <w:bookmarkStart w:id="146" w:name="Xee2773925ecc0a77d17be8c4c8d08f50be2bf9b"/>
+    <w:bookmarkEnd w:id="154"/>
+    <w:bookmarkStart w:id="155" w:name="Xee2773925ecc0a77d17be8c4c8d08f50be2bf9b"/>
     <w:p>
       <w:pPr>
         <w:pStyle w:val="Heading3"/>
@@ -10976,9 +10367,9 @@
         <w:t xml:space="preserve">Redemption mechanisms provide structured exit pathways but require careful governance to avoid adverse selection and liquidity mismatch.</w:t>
       </w:r>
     </w:p>
-    <w:bookmarkEnd w:id="146"/>
-    <w:bookmarkEnd w:id="147"/>
-    <w:bookmarkStart w:id="151" w:name="Xd2a120fe1fe81d2aafbd3d7b5691bd6db31ca6f"/>
+    <w:bookmarkEnd w:id="155"/>
+    <w:bookmarkEnd w:id="156"/>
+    <w:bookmarkStart w:id="160" w:name="Xd2a120fe1fe81d2aafbd3d7b5691bd6db31ca6f"/>
     <w:p>
       <w:pPr>
         <w:pStyle w:val="Heading2"/>
@@ -10995,7 +10386,7 @@
         <w:t xml:space="preserve">Exit planning is a core investor protection requirement. This framework distinguishes between (i) investor exits during the life of the exposure and (ii) end-of-life outcomes driven by the product terms.</w:t>
       </w:r>
     </w:p>
-    <w:bookmarkStart w:id="148" w:name="investor-exit-pathways-during-life"/>
+    <w:bookmarkStart w:id="157" w:name="investor-exit-pathways-during-life"/>
     <w:p>
       <w:pPr>
         <w:pStyle w:val="Heading3"/>
@@ -11086,8 +10477,8 @@
         <w:t xml:space="preserve">The offering documents must state clearly which exit pathways are available for each product model and jurisdiction, and what limitations apply.</w:t>
       </w:r>
     </w:p>
-    <w:bookmarkEnd w:id="148"/>
-    <w:bookmarkStart w:id="149" w:name="end-of-life-outcomes-term-driven"/>
+    <w:bookmarkEnd w:id="157"/>
+    <w:bookmarkStart w:id="158" w:name="end-of-life-outcomes-term-driven"/>
     <w:p>
       <w:pPr>
         <w:pStyle w:val="Heading3"/>
@@ -11192,8 +10583,8 @@
         <w:t xml:space="preserve">outcomes per documented terms, caps, and investor protections (often more constrained for secondary exits).</w:t>
       </w:r>
     </w:p>
-    <w:bookmarkEnd w:id="149"/>
-    <w:bookmarkStart w:id="150" w:name="orderly-wind-down-program-level"/>
+    <w:bookmarkEnd w:id="158"/>
+    <w:bookmarkStart w:id="159" w:name="orderly-wind-down-program-level"/>
     <w:p>
       <w:pPr>
         <w:pStyle w:val="Heading3"/>
@@ -11266,9 +10657,9 @@
         <w:t xml:space="preserve">Wind-down planning is especially important for multi-vehicle scaling, where issuer vehicles may terminate at different times.</w:t>
       </w:r>
     </w:p>
-    <w:bookmarkEnd w:id="150"/>
-    <w:bookmarkEnd w:id="151"/>
-    <w:bookmarkStart w:id="152" w:name="Xf5e76e3a6a797a27c01069ea44fd8e85a3f4fc0"/>
+    <w:bookmarkEnd w:id="159"/>
+    <w:bookmarkEnd w:id="160"/>
+    <w:bookmarkStart w:id="161" w:name="Xf5e76e3a6a797a27c01069ea44fd8e85a3f4fc0"/>
     <w:p>
       <w:pPr>
         <w:pStyle w:val="Heading2"/>
@@ -11345,8 +10736,8 @@
         <w:t xml:space="preserve">cross-venue fragmentation indicators</w:t>
       </w:r>
     </w:p>
-    <w:bookmarkEnd w:id="152"/>
-    <w:bookmarkStart w:id="153" w:name="regulatory-alignment"/>
+    <w:bookmarkEnd w:id="161"/>
+    <w:bookmarkStart w:id="162" w:name="regulatory-alignment"/>
     <w:p>
       <w:pPr>
         <w:pStyle w:val="Heading2"/>
@@ -11407,8 +10798,8 @@
         <w:t xml:space="preserve">The framework is designed to support regulator engagement by providing transparent controls, auditable processes, and documented limitations (including explicit non-guarantee of liquidity).</w:t>
       </w:r>
     </w:p>
-    <w:bookmarkEnd w:id="153"/>
-    <w:bookmarkStart w:id="154" w:name="X719c24ee37645d9ac904d1f302e782eb135bf3a"/>
+    <w:bookmarkEnd w:id="162"/>
+    <w:bookmarkStart w:id="163" w:name="X719c24ee37645d9ac904d1f302e782eb135bf3a"/>
     <w:p>
       <w:pPr>
         <w:pStyle w:val="Heading2"/>
@@ -11490,9 +10881,9 @@
         <w:br w:type="page"/>
       </w:r>
     </w:p>
-    <w:bookmarkEnd w:id="154"/>
-    <w:bookmarkEnd w:id="155"/>
-    <w:bookmarkStart w:id="186" w:name="Xc6e7155be1e2502c8577776d3834264b6b400f6"/>
+    <w:bookmarkEnd w:id="163"/>
+    <w:bookmarkEnd w:id="164"/>
+    <w:bookmarkStart w:id="195" w:name="Xc6e7155be1e2502c8577776d3834264b6b400f6"/>
     <w:p>
       <w:pPr>
         <w:pStyle w:val="Heading1"/>
@@ -11501,7 +10892,7 @@
         <w:t xml:space="preserve">Funding Models (Debt, Profit Participation, Sukuk, Crowdfunding)</w:t>
       </w:r>
     </w:p>
-    <w:bookmarkStart w:id="156" w:name="purpose"/>
+    <w:bookmarkStart w:id="165" w:name="purpose"/>
     <w:p>
       <w:pPr>
         <w:pStyle w:val="Heading2"/>
@@ -11562,8 +10953,8 @@
         <w:t xml:space="preserve">Each model must be documented and categorized with appropriate disclosures and governance. The framework is not intended to blur regulatory categories; it is intended to support regulated implementation.</w:t>
       </w:r>
     </w:p>
-    <w:bookmarkEnd w:id="156"/>
-    <w:bookmarkStart w:id="157" w:name="X53329f756f46163aaf104fbb9b57353c5ead22c"/>
+    <w:bookmarkEnd w:id="165"/>
+    <w:bookmarkStart w:id="166" w:name="X53329f756f46163aaf104fbb9b57353c5ead22c"/>
     <w:p>
       <w:pPr>
         <w:pStyle w:val="Heading2"/>
@@ -11923,8 +11314,8 @@
         <w:t xml:space="preserve">auditability, evidence packs, and governance approvals</w:t>
       </w:r>
     </w:p>
-    <w:bookmarkEnd w:id="157"/>
-    <w:bookmarkStart w:id="158" w:name="comparative-overview-illustrative"/>
+    <w:bookmarkEnd w:id="166"/>
+    <w:bookmarkStart w:id="167" w:name="comparative-overview-illustrative"/>
     <w:p>
       <w:pPr>
         <w:pStyle w:val="Heading2"/>
@@ -12236,8 +11627,8 @@
         </w:tc>
       </w:tr>
     </w:tbl>
-    <w:bookmarkEnd w:id="158"/>
-    <w:bookmarkStart w:id="163" w:name="Xa02e8964752b0b200c9ddf5fa2278aee22369e6"/>
+    <w:bookmarkEnd w:id="167"/>
+    <w:bookmarkStart w:id="172" w:name="Xa02e8964752b0b200c9ddf5fa2278aee22369e6"/>
     <w:p>
       <w:pPr>
         <w:pStyle w:val="Heading2"/>
@@ -12270,7 +11661,7 @@
         <w:t xml:space="preserve">tied to the economic-rights instrument (debt-like repayments, profit participation distributions, sukuk participation returns, or crowdfunding entitlements). It does not refer to speculative token price mechanics.</w:t>
       </w:r>
     </w:p>
-    <w:bookmarkStart w:id="159" w:name="fee-stack-illustrative-wrapper-dependent"/>
+    <w:bookmarkStart w:id="168" w:name="fee-stack-illustrative-wrapper-dependent"/>
     <w:p>
       <w:pPr>
         <w:pStyle w:val="Heading3"/>
@@ -12471,8 +11862,8 @@
         <w:t xml:space="preserve">Fee disclosures should include the payer (borrower vs investor vs issuer), timing, calculation basis, and any caps.</w:t>
       </w:r>
     </w:p>
-    <w:bookmarkEnd w:id="159"/>
-    <w:bookmarkStart w:id="160" w:name="cash-flow-waterfall-high-level"/>
+    <w:bookmarkEnd w:id="168"/>
+    <w:bookmarkStart w:id="169" w:name="cash-flow-waterfall-high-level"/>
     <w:p>
       <w:pPr>
         <w:pStyle w:val="Heading3"/>
@@ -12537,8 +11928,8 @@
         <w:t xml:space="preserve">net amounts available for investor entitlements</w:t>
       </w:r>
     </w:p>
-    <w:bookmarkEnd w:id="160"/>
-    <w:bookmarkStart w:id="161" w:name="Xd75ec5231e9f46682d33b16d97267b92648d966"/>
+    <w:bookmarkEnd w:id="169"/>
+    <w:bookmarkStart w:id="170" w:name="Xd75ec5231e9f46682d33b16d97267b92648d966"/>
     <w:p>
       <w:pPr>
         <w:pStyle w:val="Heading3"/>
@@ -12607,8 +11998,8 @@
         <w:t xml:space="preserve">This program avoids “hidden token fees”. Any transfer fees, protocol fees, or operator fees must be documented and disclosed.</w:t>
       </w:r>
     </w:p>
-    <w:bookmarkEnd w:id="161"/>
-    <w:bookmarkStart w:id="162" w:name="X575eed8e4ed8b33a2e118e5dc49d258c7f86ca9"/>
+    <w:bookmarkEnd w:id="170"/>
+    <w:bookmarkStart w:id="171" w:name="X575eed8e4ed8b33a2e118e5dc49d258c7f86ca9"/>
     <w:p>
       <w:pPr>
         <w:pStyle w:val="Heading3"/>
@@ -12661,9 +12052,9 @@
         <w:t xml:space="preserve">how fees are set and reviewed</w:t>
       </w:r>
     </w:p>
-    <w:bookmarkEnd w:id="162"/>
-    <w:bookmarkEnd w:id="163"/>
-    <w:bookmarkStart w:id="169" w:name="debt-model-fixed-income-style"/>
+    <w:bookmarkEnd w:id="171"/>
+    <w:bookmarkEnd w:id="172"/>
+    <w:bookmarkStart w:id="178" w:name="debt-model-fixed-income-style"/>
     <w:p>
       <w:pPr>
         <w:pStyle w:val="Heading2"/>
@@ -12672,7 +12063,7 @@
         <w:t xml:space="preserve">1) Debt Model (Fixed-Income Style)</w:t>
       </w:r>
     </w:p>
-    <w:bookmarkStart w:id="164" w:name="problem-addressed"/>
+    <w:bookmarkStart w:id="173" w:name="problem-addressed"/>
     <w:p>
       <w:pPr>
         <w:pStyle w:val="Heading3"/>
@@ -12689,8 +12080,8 @@
         <w:t xml:space="preserve">Debt financing for real estate requires efficient servicing, clear investor registers, and transparent credit monitoring—especially when distributed cross-border.</w:t>
       </w:r>
     </w:p>
-    <w:bookmarkEnd w:id="164"/>
-    <w:bookmarkStart w:id="165" w:name="structural-solution"/>
+    <w:bookmarkEnd w:id="173"/>
+    <w:bookmarkStart w:id="174" w:name="structural-solution"/>
     <w:p>
       <w:pPr>
         <w:pStyle w:val="Heading3"/>
@@ -12755,8 +12146,8 @@
         <w:t xml:space="preserve">event logging for payment dates, notices, and covenant-related actions</w:t>
       </w:r>
     </w:p>
-    <w:bookmarkEnd w:id="165"/>
-    <w:bookmarkStart w:id="166" w:name="X8159acd1d50fdbb69cd97c1a50fd765244a89f6"/>
+    <w:bookmarkEnd w:id="174"/>
+    <w:bookmarkStart w:id="175" w:name="X8159acd1d50fdbb69cd97c1a50fd765244a89f6"/>
     <w:p>
       <w:pPr>
         <w:pStyle w:val="Heading3"/>
@@ -12951,8 +12342,8 @@
         <w:t xml:space="preserve">through disciplined closing mechanics rather than through an open-ended platform backstop. It should be disclosed explicitly as best-efforts, with clear cancellation and refund rules.</w:t>
       </w:r>
     </w:p>
-    <w:bookmarkEnd w:id="166"/>
-    <w:bookmarkStart w:id="167" w:name="regulatory-alignment-1"/>
+    <w:bookmarkEnd w:id="175"/>
+    <w:bookmarkStart w:id="176" w:name="regulatory-alignment-1"/>
     <w:p>
       <w:pPr>
         <w:pStyle w:val="Heading3"/>
@@ -12997,8 +12388,8 @@
         <w:t xml:space="preserve">ensure servicing and reporting obligations are met</w:t>
       </w:r>
     </w:p>
-    <w:bookmarkEnd w:id="167"/>
-    <w:bookmarkStart w:id="168" w:name="cross-border-implications-1"/>
+    <w:bookmarkEnd w:id="176"/>
+    <w:bookmarkStart w:id="177" w:name="cross-border-implications-1"/>
     <w:p>
       <w:pPr>
         <w:pStyle w:val="Heading3"/>
@@ -13015,9 +12406,9 @@
         <w:t xml:space="preserve">Debt tokens distributed across ASEAN require jurisdiction-aware selling restrictions and venue controls; secondary trading may be limited to eligible categories depending on the jurisdiction and venue.</w:t>
       </w:r>
     </w:p>
-    <w:bookmarkEnd w:id="168"/>
-    <w:bookmarkEnd w:id="169"/>
-    <w:bookmarkStart w:id="174" w:name="Xbf6c613e4f024ef73dbb3e00b4535bc40262e56"/>
+    <w:bookmarkEnd w:id="177"/>
+    <w:bookmarkEnd w:id="178"/>
+    <w:bookmarkStart w:id="183" w:name="Xbf6c613e4f024ef73dbb3e00b4535bc40262e56"/>
     <w:p>
       <w:pPr>
         <w:pStyle w:val="Heading2"/>
@@ -13026,7 +12417,7 @@
         <w:t xml:space="preserve">2) Profit Participation Model (REIT-like Economic Rights)</w:t>
       </w:r>
     </w:p>
-    <w:bookmarkStart w:id="170" w:name="problem-addressed-1"/>
+    <w:bookmarkStart w:id="179" w:name="problem-addressed-1"/>
     <w:p>
       <w:pPr>
         <w:pStyle w:val="Heading3"/>
@@ -13043,8 +12434,8 @@
         <w:t xml:space="preserve">Profit participation requires consistent reporting, valuation integrity, and governance—often difficult to administer across many investors and jurisdictions.</w:t>
       </w:r>
     </w:p>
-    <w:bookmarkEnd w:id="170"/>
-    <w:bookmarkStart w:id="171" w:name="structural-solution-1"/>
+    <w:bookmarkEnd w:id="179"/>
+    <w:bookmarkStart w:id="180" w:name="structural-solution-1"/>
     <w:p>
       <w:pPr>
         <w:pStyle w:val="Heading3"/>
@@ -13097,8 +12488,8 @@
         <w:t xml:space="preserve">corporate action governance and auditable approvals</w:t>
       </w:r>
     </w:p>
-    <w:bookmarkEnd w:id="171"/>
-    <w:bookmarkStart w:id="172" w:name="regulatory-alignment-2"/>
+    <w:bookmarkEnd w:id="180"/>
+    <w:bookmarkStart w:id="181" w:name="regulatory-alignment-2"/>
     <w:p>
       <w:pPr>
         <w:pStyle w:val="Heading3"/>
@@ -13143,8 +12534,8 @@
         <w:t xml:space="preserve">periodic reporting and valuation governance</w:t>
       </w:r>
     </w:p>
-    <w:bookmarkEnd w:id="172"/>
-    <w:bookmarkStart w:id="173" w:name="cross-border-implications-2"/>
+    <w:bookmarkEnd w:id="181"/>
+    <w:bookmarkStart w:id="182" w:name="cross-border-implications-2"/>
     <w:p>
       <w:pPr>
         <w:pStyle w:val="Heading3"/>
@@ -13161,9 +12552,9 @@
         <w:t xml:space="preserve">Profit-participation structures may face stricter distribution constraints in some ASEAN jurisdictions (including collective investment style considerations depending on the wrapper). Whitelists and distributor controls are required, and liquidity is expected to fragment by venue and jurisdiction.</w:t>
       </w:r>
     </w:p>
-    <w:bookmarkEnd w:id="173"/>
-    <w:bookmarkEnd w:id="174"/>
-    <w:bookmarkStart w:id="179" w:name="X459f6e51b21d8bae8755f6af57c13241624c837"/>
+    <w:bookmarkEnd w:id="182"/>
+    <w:bookmarkEnd w:id="183"/>
+    <w:bookmarkStart w:id="188" w:name="X459f6e51b21d8bae8755f6af57c13241624c837"/>
     <w:p>
       <w:pPr>
         <w:pStyle w:val="Heading2"/>
@@ -13172,7 +12563,7 @@
         <w:t xml:space="preserve">3) Sukuk Model (Shariah-Aligned, Asset-Backed Participation)</w:t>
       </w:r>
     </w:p>
-    <w:bookmarkStart w:id="175" w:name="problem-addressed-2"/>
+    <w:bookmarkStart w:id="184" w:name="problem-addressed-2"/>
     <w:p>
       <w:pPr>
         <w:pStyle w:val="Heading3"/>
@@ -13189,8 +12580,8 @@
         <w:t xml:space="preserve">Shariah-aligned real estate financing requires asset-backing, governance, and ongoing Shariah compliance evidence, while maintaining regulated investor protections.</w:t>
       </w:r>
     </w:p>
-    <w:bookmarkEnd w:id="175"/>
-    <w:bookmarkStart w:id="176" w:name="structural-solution-2"/>
+    <w:bookmarkEnd w:id="184"/>
+    <w:bookmarkStart w:id="185" w:name="structural-solution-2"/>
     <w:p>
       <w:pPr>
         <w:pStyle w:val="Heading3"/>
@@ -13243,8 +12634,8 @@
         <w:t xml:space="preserve">governance workflows supporting Shariah oversight evidence and reporting</w:t>
       </w:r>
     </w:p>
-    <w:bookmarkEnd w:id="176"/>
-    <w:bookmarkStart w:id="177" w:name="regulatory-alignment-3"/>
+    <w:bookmarkEnd w:id="185"/>
+    <w:bookmarkStart w:id="186" w:name="regulatory-alignment-3"/>
     <w:p>
       <w:pPr>
         <w:pStyle w:val="Heading3"/>
@@ -13289,8 +12680,8 @@
         <w:t xml:space="preserve">operational controls to ensure proceeds and cash flows remain within disclosed parameters</w:t>
       </w:r>
     </w:p>
-    <w:bookmarkEnd w:id="177"/>
-    <w:bookmarkStart w:id="178" w:name="cross-border-implications-3"/>
+    <w:bookmarkEnd w:id="186"/>
+    <w:bookmarkStart w:id="187" w:name="cross-border-implications-3"/>
     <w:p>
       <w:pPr>
         <w:pStyle w:val="Heading3"/>
@@ -13307,9 +12698,9 @@
         <w:t xml:space="preserve">Shariah products may have differentiated investor demand across ASEAN and may require jurisdiction-specific disclosures and approvals. Venue selection and distributor capability are material.</w:t>
       </w:r>
     </w:p>
-    <w:bookmarkEnd w:id="178"/>
-    <w:bookmarkEnd w:id="179"/>
-    <w:bookmarkStart w:id="184" w:name="crowdfunding-model-capped-participation"/>
+    <w:bookmarkEnd w:id="187"/>
+    <w:bookmarkEnd w:id="188"/>
+    <w:bookmarkStart w:id="193" w:name="crowdfunding-model-capped-participation"/>
     <w:p>
       <w:pPr>
         <w:pStyle w:val="Heading2"/>
@@ -13318,7 +12709,7 @@
         <w:t xml:space="preserve">4) Crowdfunding Model (Capped Participation)</w:t>
       </w:r>
     </w:p>
-    <w:bookmarkStart w:id="180" w:name="problem-addressed-3"/>
+    <w:bookmarkStart w:id="189" w:name="problem-addressed-3"/>
     <w:p>
       <w:pPr>
         <w:pStyle w:val="Heading3"/>
@@ -13335,8 +12726,8 @@
         <w:t xml:space="preserve">Crowdfunding can broaden participation but requires strict caps, investor protections, suitability controls, and transparent reporting.</w:t>
       </w:r>
     </w:p>
-    <w:bookmarkEnd w:id="180"/>
-    <w:bookmarkStart w:id="181" w:name="structural-solution-3"/>
+    <w:bookmarkEnd w:id="189"/>
+    <w:bookmarkStart w:id="190" w:name="structural-solution-3"/>
     <w:p>
       <w:pPr>
         <w:pStyle w:val="Heading3"/>
@@ -13389,8 +12780,8 @@
         <w:t xml:space="preserve">restrictions on transfers and resale consistent with crowdfunding constraints</w:t>
       </w:r>
     </w:p>
-    <w:bookmarkEnd w:id="181"/>
-    <w:bookmarkStart w:id="182" w:name="regulatory-alignment-4"/>
+    <w:bookmarkEnd w:id="190"/>
+    <w:bookmarkStart w:id="191" w:name="regulatory-alignment-4"/>
     <w:p>
       <w:pPr>
         <w:pStyle w:val="Heading3"/>
@@ -13423,8 +12814,8 @@
         <w:t xml:space="preserve">emphasize investor protection: risk disclosures, cap enforcement, reporting cadence</w:t>
       </w:r>
     </w:p>
-    <w:bookmarkEnd w:id="182"/>
-    <w:bookmarkStart w:id="183" w:name="cross-border-implications-4"/>
+    <w:bookmarkEnd w:id="191"/>
+    <w:bookmarkStart w:id="192" w:name="cross-border-implications-4"/>
     <w:p>
       <w:pPr>
         <w:pStyle w:val="Heading3"/>
@@ -13441,9 +12832,9 @@
         <w:t xml:space="preserve">Cross-border crowdfunding is likely to be more constrained than institutional offerings. The framework assumes conservative eligibility, distributor controls, and jurisdiction-specific rollout.</w:t>
       </w:r>
     </w:p>
-    <w:bookmarkEnd w:id="183"/>
-    <w:bookmarkEnd w:id="184"/>
-    <w:bookmarkStart w:id="185" w:name="X6810fe4ebacdcf3330dc5bf1c89f985a89cc961"/>
+    <w:bookmarkEnd w:id="192"/>
+    <w:bookmarkEnd w:id="193"/>
+    <w:bookmarkStart w:id="194" w:name="X6810fe4ebacdcf3330dc5bf1c89f985a89cc961"/>
     <w:p>
       <w:pPr>
         <w:pStyle w:val="Heading2"/>
@@ -13521,9 +12912,9 @@
         <w:br w:type="page"/>
       </w:r>
     </w:p>
-    <w:bookmarkEnd w:id="185"/>
-    <w:bookmarkEnd w:id="186"/>
-    <w:bookmarkStart w:id="198" w:name="X804ae68be81e0681b6b9e45c8729c91b5934c0b"/>
+    <w:bookmarkEnd w:id="194"/>
+    <w:bookmarkEnd w:id="195"/>
+    <w:bookmarkStart w:id="207" w:name="X804ae68be81e0681b6b9e45c8729c91b5934c0b"/>
     <w:p>
       <w:pPr>
         <w:pStyle w:val="Heading1"/>
@@ -13532,7 +12923,7 @@
         <w:t xml:space="preserve">Shariah Considerations (Sukuk and Shariah-Aligned Offerings)</w:t>
       </w:r>
     </w:p>
-    <w:bookmarkStart w:id="187" w:name="purpose-1"/>
+    <w:bookmarkStart w:id="196" w:name="purpose-1"/>
     <w:p>
       <w:pPr>
         <w:pStyle w:val="Heading2"/>
@@ -13549,8 +12940,8 @@
         <w:t xml:space="preserve">This section outlines how Shariah-aligned funding (including sukuk structures) can be supported within the same compliance-by-design framework, without diluting regulatory controls or investor protections. The discussion is operational and structural; Shariah opinions must be provided by qualified Shariah supervisory oversight.</w:t>
       </w:r>
     </w:p>
-    <w:bookmarkEnd w:id="187"/>
-    <w:bookmarkStart w:id="188" w:name="X1106d2eabe8e66f2b29e0819c0a43d88498cb3b"/>
+    <w:bookmarkEnd w:id="196"/>
+    <w:bookmarkStart w:id="197" w:name="X1106d2eabe8e66f2b29e0819c0a43d88498cb3b"/>
     <w:p>
       <w:pPr>
         <w:pStyle w:val="Heading2"/>
@@ -13591,8 +12982,8 @@
         <w:t xml:space="preserve">When introduced, Shariah-aligned products should reuse the same hybrid compliance architecture and evidence model, while adding Shariah-specific governance, documentation, and monitoring requirements.</w:t>
       </w:r>
     </w:p>
-    <w:bookmarkEnd w:id="188"/>
-    <w:bookmarkStart w:id="189" w:name="Xf9545076f5ddc92ae4a7981f96dbcd607e7152c"/>
+    <w:bookmarkEnd w:id="197"/>
+    <w:bookmarkStart w:id="198" w:name="Xf9545076f5ddc92ae4a7981f96dbcd607e7152c"/>
     <w:p>
       <w:pPr>
         <w:pStyle w:val="Heading2"/>
@@ -13649,8 +13040,8 @@
         <w:t xml:space="preserve">Preserve the legal boundary: token represents economic rights only; Indonesian underlying asset jurisdiction remains unchanged.</w:t>
       </w:r>
     </w:p>
-    <w:bookmarkEnd w:id="189"/>
-    <w:bookmarkStart w:id="190" w:name="Xd15301297c4bee553ada627622859bbfa07ef87"/>
+    <w:bookmarkEnd w:id="198"/>
+    <w:bookmarkStart w:id="199" w:name="Xd15301297c4bee553ada627622859bbfa07ef87"/>
     <w:p>
       <w:pPr>
         <w:pStyle w:val="Heading2"/>
@@ -13703,8 +13094,8 @@
         <w:t xml:space="preserve">auditable corporate actions for distributions and notices</w:t>
       </w:r>
     </w:p>
-    <w:bookmarkEnd w:id="190"/>
-    <w:bookmarkStart w:id="193" w:name="illustrative-sukuk-types-not-exhaustive"/>
+    <w:bookmarkEnd w:id="199"/>
+    <w:bookmarkStart w:id="202" w:name="illustrative-sukuk-types-not-exhaustive"/>
     <w:p>
       <w:pPr>
         <w:pStyle w:val="Heading2"/>
@@ -13713,7 +13104,7 @@
         <w:t xml:space="preserve">Illustrative Sukuk Types (Not Exhaustive)</w:t>
       </w:r>
     </w:p>
-    <w:bookmarkStart w:id="191" w:name="sukuk-ijarah-lease-based"/>
+    <w:bookmarkStart w:id="200" w:name="sukuk-ijarah-lease-based"/>
     <w:p>
       <w:pPr>
         <w:pStyle w:val="Heading3"/>
@@ -13824,8 +13215,8 @@
         <w:t xml:space="preserve">Shariah investor demand may vary across ASEAN; jurisdiction-specific approvals and disclosures are expected.</w:t>
       </w:r>
     </w:p>
-    <w:bookmarkEnd w:id="191"/>
-    <w:bookmarkStart w:id="192" w:name="other-sukuk-variants-high-level"/>
+    <w:bookmarkEnd w:id="200"/>
+    <w:bookmarkStart w:id="201" w:name="other-sukuk-variants-high-level"/>
     <w:p>
       <w:pPr>
         <w:pStyle w:val="Heading3"/>
@@ -13878,9 +13269,9 @@
         <w:t xml:space="preserve">supervisory oversight and periodic compliance confirmation</w:t>
       </w:r>
     </w:p>
-    <w:bookmarkEnd w:id="192"/>
-    <w:bookmarkEnd w:id="193"/>
-    <w:bookmarkStart w:id="195" w:name="shariah-governance-and-oversight"/>
+    <w:bookmarkEnd w:id="201"/>
+    <w:bookmarkEnd w:id="202"/>
+    <w:bookmarkStart w:id="204" w:name="shariah-governance-and-oversight"/>
     <w:p>
       <w:pPr>
         <w:pStyle w:val="Heading2"/>
@@ -13977,7 +13368,7 @@
         <w:t xml:space="preserve">distribution event logs linked to documentation references</w:t>
       </w:r>
     </w:p>
-    <w:bookmarkStart w:id="194" w:name="Xb3263dc4432d0a0ac75f245def4b4ea8ac9b433"/>
+    <w:bookmarkStart w:id="203" w:name="Xb3263dc4432d0a0ac75f245def4b4ea8ac9b433"/>
     <w:p>
       <w:pPr>
         <w:pStyle w:val="Heading3"/>
@@ -14042,9 +13433,9 @@
         <w:t xml:space="preserve">evidence retention for periodic Shariah compliance confirmations</w:t>
       </w:r>
     </w:p>
-    <w:bookmarkEnd w:id="194"/>
-    <w:bookmarkEnd w:id="195"/>
-    <w:bookmarkStart w:id="196" w:name="compliance-by-design-alignment"/>
+    <w:bookmarkEnd w:id="203"/>
+    <w:bookmarkEnd w:id="204"/>
+    <w:bookmarkStart w:id="205" w:name="compliance-by-design-alignment"/>
     <w:p>
       <w:pPr>
         <w:pStyle w:val="Heading2"/>
@@ -14105,8 +13496,8 @@
         <w:t xml:space="preserve">Shariah-aligned offerings should reuse the same control plane (KYC/whitelist/escrow/auditability) with additional Shariah governance, rather than introducing parallel or weaker controls.</w:t>
       </w:r>
     </w:p>
-    <w:bookmarkEnd w:id="196"/>
-    <w:bookmarkStart w:id="197" w:name="liquidity-considerations"/>
+    <w:bookmarkEnd w:id="205"/>
+    <w:bookmarkStart w:id="206" w:name="liquidity-considerations"/>
     <w:p>
       <w:pPr>
         <w:pStyle w:val="Heading2"/>
@@ -14172,9 +13563,9 @@
         <w:br w:type="page"/>
       </w:r>
     </w:p>
-    <w:bookmarkEnd w:id="197"/>
-    <w:bookmarkEnd w:id="198"/>
-    <w:bookmarkStart w:id="222" w:name="risks-and-mitigations"/>
+    <w:bookmarkEnd w:id="206"/>
+    <w:bookmarkEnd w:id="207"/>
+    <w:bookmarkStart w:id="231" w:name="risks-and-mitigations"/>
     <w:p>
       <w:pPr>
         <w:pStyle w:val="Heading1"/>
@@ -14183,7 +13574,7 @@
         <w:t xml:space="preserve">Risks and Mitigations</w:t>
       </w:r>
     </w:p>
-    <w:bookmarkStart w:id="199" w:name="purpose-2"/>
+    <w:bookmarkStart w:id="208" w:name="purpose-2"/>
     <w:p>
       <w:pPr>
         <w:pStyle w:val="Heading2"/>
@@ -14200,8 +13591,8 @@
         <w:t xml:space="preserve">This section identifies key risks in an ASEAN-minimum real estate tokenization program with Indonesian underlying assets and economic-rights-only tokens, and outlines mitigations consistent with a regulatory-aligned operating model. It does not claim that risks can be eliminated; it describes how they can be managed and evidenced.</w:t>
       </w:r>
     </w:p>
-    <w:bookmarkEnd w:id="199"/>
-    <w:bookmarkStart w:id="203" w:name="legal-and-regulatory-risks"/>
+    <w:bookmarkEnd w:id="208"/>
+    <w:bookmarkStart w:id="212" w:name="legal-and-regulatory-risks"/>
     <w:p>
       <w:pPr>
         <w:pStyle w:val="Heading2"/>
@@ -14210,7 +13601,7 @@
         <w:t xml:space="preserve">1) Legal and Regulatory Risks</w:t>
       </w:r>
     </w:p>
-    <w:bookmarkStart w:id="200" w:name="Xef7c57e7af5a87c77b9b2a753d83d2f60b7bfed"/>
+    <w:bookmarkStart w:id="209" w:name="Xef7c57e7af5a87c77b9b2a753d83d2f60b7bfed"/>
     <w:p>
       <w:pPr>
         <w:pStyle w:val="Heading3"/>
@@ -14283,8 +13674,8 @@
         <w:t xml:space="preserve">ongoing regulator engagement supported by evidence packages</w:t>
       </w:r>
     </w:p>
-    <w:bookmarkEnd w:id="200"/>
-    <w:bookmarkStart w:id="201" w:name="risk-perception-of-regulatory-arbitrage"/>
+    <w:bookmarkEnd w:id="209"/>
+    <w:bookmarkStart w:id="210" w:name="risk-perception-of-regulatory-arbitrage"/>
     <w:p>
       <w:pPr>
         <w:pStyle w:val="Heading3"/>
@@ -14345,8 +13736,8 @@
         <w:t xml:space="preserve">auditable transfer restrictions and compliance logs</w:t>
       </w:r>
     </w:p>
-    <w:bookmarkEnd w:id="201"/>
-    <w:bookmarkStart w:id="202" w:name="Xa80620bef26df710a036ac44b810cc5e89cfd30"/>
+    <w:bookmarkEnd w:id="210"/>
+    <w:bookmarkStart w:id="211" w:name="Xa80620bef26df710a036ac44b810cc5e89cfd30"/>
     <w:p>
       <w:pPr>
         <w:pStyle w:val="Heading3"/>
@@ -14419,9 +13810,9 @@
         <w:t xml:space="preserve">complaint handling and dispute workflows with time-bound SLAs and governance oversight</w:t>
       </w:r>
     </w:p>
-    <w:bookmarkEnd w:id="202"/>
-    <w:bookmarkEnd w:id="203"/>
-    <w:bookmarkStart w:id="207" w:name="market-and-liquidity-risks"/>
+    <w:bookmarkEnd w:id="211"/>
+    <w:bookmarkEnd w:id="212"/>
+    <w:bookmarkStart w:id="216" w:name="market-and-liquidity-risks"/>
     <w:p>
       <w:pPr>
         <w:pStyle w:val="Heading2"/>
@@ -14430,7 +13821,7 @@
         <w:t xml:space="preserve">2) Market and Liquidity Risks</w:t>
       </w:r>
     </w:p>
-    <w:bookmarkStart w:id="204" w:name="risk-illiquidity-and-fragmented-markets"/>
+    <w:bookmarkStart w:id="213" w:name="risk-illiquidity-and-fragmented-markets"/>
     <w:p>
       <w:pPr>
         <w:pStyle w:val="Heading3"/>
@@ -14515,8 +13906,8 @@
         <w:t xml:space="preserve">explicit exit-pathway disclosures per product model (secondary trading limits, maturity/termination outcomes, and any redemption windows)</w:t>
       </w:r>
     </w:p>
-    <w:bookmarkEnd w:id="204"/>
-    <w:bookmarkStart w:id="205" w:name="X68d9c0334a608b77461e1a07202d83612294dfb"/>
+    <w:bookmarkEnd w:id="213"/>
+    <w:bookmarkStart w:id="214" w:name="X68d9c0334a608b77461e1a07202d83612294dfb"/>
     <w:p>
       <w:pPr>
         <w:pStyle w:val="Heading3"/>
@@ -14605,8 +13996,8 @@
         <w:t xml:space="preserve">maintain auditable evidence of commitments, allocations, and close outcomes</w:t>
       </w:r>
     </w:p>
-    <w:bookmarkEnd w:id="205"/>
-    <w:bookmarkStart w:id="206" w:name="Xc30a55c3d472f81fdb7d9382fcb06a8e6c9f1f0"/>
+    <w:bookmarkEnd w:id="214"/>
+    <w:bookmarkStart w:id="215" w:name="Xc30a55c3d472f81fdb7d9382fcb06a8e6c9f1f0"/>
     <w:p>
       <w:pPr>
         <w:pStyle w:val="Heading3"/>
@@ -14665,536 +14056,34 @@
       </w:pPr>
       <w:r>
         <w:t xml:space="preserve">volatility controls or trading halts aligned to venue rules (where applicable)</w:t>
-      </w:r>
-    </w:p>
-    <w:bookmarkEnd w:id="206"/>
-    <w:bookmarkEnd w:id="207"/>
-    <w:bookmarkStart w:id="213" w:name="operational-risks"/>
-    <w:p>
-      <w:pPr>
-        <w:pStyle w:val="Heading2"/>
-      </w:pPr>
-      <w:r>
-        <w:t xml:space="preserve">3) Operational Risks</w:t>
-      </w:r>
-    </w:p>
-    <w:bookmarkStart w:id="208" w:name="X46f48e26c39b644fa524924411c2475acce6314"/>
-    <w:p>
-      <w:pPr>
-        <w:pStyle w:val="Heading3"/>
-      </w:pPr>
-      <w:r>
-        <w:t xml:space="preserve">Risk: Reconciliation failures between on-chain and off-chain registers</w:t>
-      </w:r>
-    </w:p>
-    <w:p>
-      <w:pPr>
-        <w:pStyle w:val="FirstParagraph"/>
-      </w:pPr>
-      <w:r>
-        <w:t xml:space="preserve">Hybrid systems introduce reconciliation complexity.</w:t>
-      </w:r>
-    </w:p>
-    <w:p>
-      <w:pPr>
-        <w:pStyle w:val="BodyText"/>
-      </w:pPr>
-      <w:r>
-        <w:t xml:space="preserve">Mitigations:</w:t>
-      </w:r>
-    </w:p>
-    <w:p>
-      <w:pPr>
-        <w:pStyle w:val="Compact"/>
-        <w:numPr>
-          <w:ilvl w:val="0"/>
-          <w:numId w:val="1139"/>
-        </w:numPr>
-      </w:pPr>
-      <w:r>
-        <w:t xml:space="preserve">define an authoritative register and reconciliation cadence</w:t>
-      </w:r>
-    </w:p>
-    <w:p>
-      <w:pPr>
-        <w:pStyle w:val="Compact"/>
-        <w:numPr>
-          <w:ilvl w:val="0"/>
-          <w:numId w:val="1139"/>
-        </w:numPr>
-      </w:pPr>
-      <w:r>
-        <w:t xml:space="preserve">event-driven reconciliations after issuance and corporate actions</w:t>
-      </w:r>
-    </w:p>
-    <w:p>
-      <w:pPr>
-        <w:pStyle w:val="Compact"/>
-        <w:numPr>
-          <w:ilvl w:val="0"/>
-          <w:numId w:val="1139"/>
-        </w:numPr>
-      </w:pPr>
-      <w:r>
-        <w:t xml:space="preserve">independent audits of operational controls</w:t>
-      </w:r>
-    </w:p>
-    <w:bookmarkEnd w:id="208"/>
-    <w:bookmarkStart w:id="209" w:name="X814dfd05e2fa6d06acc8a7d38ec2052eb0211b7"/>
-    <w:p>
-      <w:pPr>
-        <w:pStyle w:val="Heading3"/>
-      </w:pPr>
-      <w:r>
-        <w:t xml:space="preserve">Risk: Control drift and governance failures</w:t>
-      </w:r>
-    </w:p>
-    <w:p>
-      <w:pPr>
-        <w:pStyle w:val="FirstParagraph"/>
-      </w:pPr>
-      <w:r>
-        <w:t xml:space="preserve">If policy rules, whitelists, approvals, and operational procedures are not governed and monitored, controls can drift over time (especially during cross-border scaling), undermining compliance and auditability.</w:t>
-      </w:r>
-    </w:p>
-    <w:p>
-      <w:pPr>
-        <w:pStyle w:val="BodyText"/>
-      </w:pPr>
-      <w:r>
-        <w:t xml:space="preserve">Mitigations:</w:t>
-      </w:r>
-    </w:p>
-    <w:p>
-      <w:pPr>
-        <w:pStyle w:val="Compact"/>
-        <w:numPr>
-          <w:ilvl w:val="0"/>
-          <w:numId w:val="1140"/>
-        </w:numPr>
-      </w:pPr>
-      <w:r>
-        <w:t xml:space="preserve">versioned policies with approvals and time-bound change windows</w:t>
-      </w:r>
-    </w:p>
-    <w:p>
-      <w:pPr>
-        <w:pStyle w:val="Compact"/>
-        <w:numPr>
-          <w:ilvl w:val="0"/>
-          <w:numId w:val="1140"/>
-        </w:numPr>
-      </w:pPr>
-      <w:r>
-        <w:t xml:space="preserve">continuous control monitoring (alerts on whitelist/policy anomalies, exception spikes, reconciliation breaks)</w:t>
-      </w:r>
-    </w:p>
-    <w:p>
-      <w:pPr>
-        <w:pStyle w:val="Compact"/>
-        <w:numPr>
-          <w:ilvl w:val="0"/>
-          <w:numId w:val="1140"/>
-        </w:numPr>
-      </w:pPr>
-      <w:r>
-        <w:t xml:space="preserve">defined governance bodies (program/compliance/risk/change control) with documented minutes and action tracking</w:t>
-      </w:r>
-    </w:p>
-    <w:p>
-      <w:pPr>
-        <w:pStyle w:val="Compact"/>
-        <w:numPr>
-          <w:ilvl w:val="0"/>
-          <w:numId w:val="1140"/>
-        </w:numPr>
-      </w:pPr>
-      <w:r>
-        <w:t xml:space="preserve">periodic independent assurance (operational controls, privacy/security readiness, smart contract reviews)</w:t>
-      </w:r>
-    </w:p>
-    <w:bookmarkEnd w:id="209"/>
-    <w:bookmarkStart w:id="210" w:name="risk-servicing-and-payment-errors"/>
-    <w:p>
-      <w:pPr>
-        <w:pStyle w:val="Heading3"/>
-      </w:pPr>
-      <w:r>
-        <w:t xml:space="preserve">Risk: Servicing and payment errors</w:t>
-      </w:r>
-    </w:p>
-    <w:p>
-      <w:pPr>
-        <w:pStyle w:val="FirstParagraph"/>
-      </w:pPr>
-      <w:r>
-        <w:t xml:space="preserve">Distributions and redemptions require accurate calculations and approvals.</w:t>
-      </w:r>
-    </w:p>
-    <w:p>
-      <w:pPr>
-        <w:pStyle w:val="BodyText"/>
-      </w:pPr>
-      <w:r>
-        <w:t xml:space="preserve">Mitigations:</w:t>
-      </w:r>
-    </w:p>
-    <w:p>
-      <w:pPr>
-        <w:pStyle w:val="Compact"/>
-        <w:numPr>
-          <w:ilvl w:val="0"/>
-          <w:numId w:val="1141"/>
-        </w:numPr>
-      </w:pPr>
-      <w:r>
-        <w:t xml:space="preserve">governed corporate action workflows with sequential approvals</w:t>
-      </w:r>
-    </w:p>
-    <w:p>
-      <w:pPr>
-        <w:pStyle w:val="Compact"/>
-        <w:numPr>
-          <w:ilvl w:val="0"/>
-          <w:numId w:val="1141"/>
-        </w:numPr>
-      </w:pPr>
-      <w:r>
-        <w:t xml:space="preserve">dual controls and segregation of duties</w:t>
-      </w:r>
-    </w:p>
-    <w:p>
-      <w:pPr>
-        <w:pStyle w:val="Compact"/>
-        <w:numPr>
-          <w:ilvl w:val="0"/>
-          <w:numId w:val="1141"/>
-        </w:numPr>
-      </w:pPr>
-      <w:r>
-        <w:t xml:space="preserve">exception handling and post-event reporting</w:t>
-      </w:r>
-    </w:p>
-    <w:bookmarkEnd w:id="210"/>
-    <w:bookmarkStart w:id="211" w:name="Xd07757ef2847aedc3e0ed783285bcabd462b757"/>
-    <w:p>
-      <w:pPr>
-        <w:pStyle w:val="Heading3"/>
-      </w:pPr>
-      <w:r>
-        <w:t xml:space="preserve">Risk: Default handling and enforcement ambiguity (later-stage requirement)</w:t>
-      </w:r>
-    </w:p>
-    <w:p>
-      <w:pPr>
-        <w:pStyle w:val="FirstParagraph"/>
-      </w:pPr>
-      <w:r>
-        <w:t xml:space="preserve">If the program expands into products with credit/default exposure (especially debt-like instruments), unclear default triggers and enforcement procedures can create disputes, delays, and investor harm.</w:t>
-      </w:r>
-    </w:p>
-    <w:p>
-      <w:pPr>
-        <w:pStyle w:val="BodyText"/>
-      </w:pPr>
-      <w:r>
-        <w:t xml:space="preserve">Mitigations:</w:t>
-      </w:r>
-    </w:p>
-    <w:p>
-      <w:pPr>
-        <w:pStyle w:val="Compact"/>
-        <w:numPr>
-          <w:ilvl w:val="0"/>
-          <w:numId w:val="1142"/>
-        </w:numPr>
-      </w:pPr>
-      <w:r>
-        <w:t xml:space="preserve">document default triggers, standstill rules (if any), and investor communication timelines in the wrapper documentation</w:t>
-      </w:r>
-    </w:p>
-    <w:p>
-      <w:pPr>
-        <w:pStyle w:val="Compact"/>
-        <w:numPr>
-          <w:ilvl w:val="0"/>
-          <w:numId w:val="1142"/>
-        </w:numPr>
-      </w:pPr>
-      <w:r>
-        <w:t xml:space="preserve">define enforcement decision rights and governance (who can initiate, approve, and execute actions)</w:t>
-      </w:r>
-    </w:p>
-    <w:p>
-      <w:pPr>
-        <w:pStyle w:val="Compact"/>
-        <w:numPr>
-          <w:ilvl w:val="0"/>
-          <w:numId w:val="1142"/>
-        </w:numPr>
-      </w:pPr>
-      <w:r>
-        <w:t xml:space="preserve">define asset disposition process under Indonesian law (e.g., sale/auction processes as applicable) and how proceeds flow through the recovery waterfall</w:t>
-      </w:r>
-    </w:p>
-    <w:p>
-      <w:pPr>
-        <w:pStyle w:val="Compact"/>
-        <w:numPr>
-          <w:ilvl w:val="0"/>
-          <w:numId w:val="1142"/>
-        </w:numPr>
-      </w:pPr>
-      <w:r>
-        <w:t xml:space="preserve">retain complete evidence packs for default events (servicer reports, notices, approvals, asset sale evidence, and recovery calculations)</w:t>
-      </w:r>
-    </w:p>
-    <w:bookmarkEnd w:id="211"/>
-    <w:bookmarkStart w:id="212" w:name="X94913bb45b3ba827cc1410f59b21d409dc75aab"/>
-    <w:p>
-      <w:pPr>
-        <w:pStyle w:val="Heading3"/>
-      </w:pPr>
-      <w:r>
-        <w:t xml:space="preserve">Risk: Escrow operational and settlement failures</w:t>
-      </w:r>
-    </w:p>
-    <w:p>
-      <w:pPr>
-        <w:pStyle w:val="FirstParagraph"/>
-      </w:pPr>
-      <w:r>
-        <w:t xml:space="preserve">Escrow-based funding introduces operational risks: misdirected funds, delayed releases, incorrect refunds, or disputes over conditions precedent.</w:t>
-      </w:r>
-    </w:p>
-    <w:p>
-      <w:pPr>
-        <w:pStyle w:val="BodyText"/>
-      </w:pPr>
-      <w:r>
-        <w:t xml:space="preserve">Mitigations:</w:t>
-      </w:r>
-    </w:p>
-    <w:p>
-      <w:pPr>
-        <w:pStyle w:val="Compact"/>
-        <w:numPr>
-          <w:ilvl w:val="0"/>
-          <w:numId w:val="1143"/>
-        </w:numPr>
-      </w:pPr>
-      <w:r>
-        <w:t xml:space="preserve">use segregated escrow accounts with clear mandate (escrow agent/bank/custodian where appropriate)</w:t>
-      </w:r>
-    </w:p>
-    <w:p>
-      <w:pPr>
-        <w:pStyle w:val="Compact"/>
-        <w:numPr>
-          <w:ilvl w:val="0"/>
-          <w:numId w:val="1143"/>
-        </w:numPr>
-      </w:pPr>
-      <w:r>
-        <w:t xml:space="preserve">dual authorization for release of funds and documented conditions precedent (including collateral perfection steps such as notary/PPAT processes where applicable)</w:t>
-      </w:r>
-    </w:p>
-    <w:p>
-      <w:pPr>
-        <w:pStyle w:val="Compact"/>
-        <w:numPr>
-          <w:ilvl w:val="0"/>
-          <w:numId w:val="1143"/>
-        </w:numPr>
-      </w:pPr>
-      <w:r>
-        <w:t xml:space="preserve">reconciliation runbooks and time-bound refund procedures</w:t>
-      </w:r>
-    </w:p>
-    <w:p>
-      <w:pPr>
-        <w:pStyle w:val="Compact"/>
-        <w:numPr>
-          <w:ilvl w:val="0"/>
-          <w:numId w:val="1143"/>
-        </w:numPr>
-      </w:pPr>
-      <w:r>
-        <w:t xml:space="preserve">dispute resolution process and evidence retention (subscription logs, notices, approvals)</w:t>
-      </w:r>
-    </w:p>
-    <w:bookmarkEnd w:id="212"/>
-    <w:bookmarkEnd w:id="213"/>
-    <w:bookmarkStart w:id="216" w:name="technology-and-security-risks"/>
-    <w:p>
-      <w:pPr>
-        <w:pStyle w:val="Heading2"/>
-      </w:pPr>
-      <w:r>
-        <w:t xml:space="preserve">4) Technology and Security Risks</w:t>
-      </w:r>
-    </w:p>
-    <w:bookmarkStart w:id="214" w:name="risk-smart-contract-vulnerabilities"/>
-    <w:p>
-      <w:pPr>
-        <w:pStyle w:val="Heading3"/>
-      </w:pPr>
-      <w:r>
-        <w:t xml:space="preserve">Risk: Smart contract vulnerabilities</w:t>
-      </w:r>
-    </w:p>
-    <w:p>
-      <w:pPr>
-        <w:pStyle w:val="FirstParagraph"/>
-      </w:pPr>
-      <w:r>
-        <w:t xml:space="preserve">On-chain components may contain defects that cause loss or unauthorized transfers.</w:t>
-      </w:r>
-    </w:p>
-    <w:p>
-      <w:pPr>
-        <w:pStyle w:val="BodyText"/>
-      </w:pPr>
-      <w:r>
-        <w:t xml:space="preserve">Mitigations:</w:t>
-      </w:r>
-    </w:p>
-    <w:p>
-      <w:pPr>
-        <w:pStyle w:val="Compact"/>
-        <w:numPr>
-          <w:ilvl w:val="0"/>
-          <w:numId w:val="1144"/>
-        </w:numPr>
-      </w:pPr>
-      <w:r>
-        <w:t xml:space="preserve">formal development lifecycle and security reviews</w:t>
-      </w:r>
-    </w:p>
-    <w:p>
-      <w:pPr>
-        <w:pStyle w:val="Compact"/>
-        <w:numPr>
-          <w:ilvl w:val="0"/>
-          <w:numId w:val="1144"/>
-        </w:numPr>
-      </w:pPr>
-      <w:r>
-        <w:t xml:space="preserve">independent smart contract audit before production</w:t>
-      </w:r>
-    </w:p>
-    <w:p>
-      <w:pPr>
-        <w:pStyle w:val="Compact"/>
-        <w:numPr>
-          <w:ilvl w:val="0"/>
-          <w:numId w:val="1144"/>
-        </w:numPr>
-      </w:pPr>
-      <w:r>
-        <w:t xml:space="preserve">limited and well-governed upgrade paths (if any), disclosed upfront</w:t>
-      </w:r>
-    </w:p>
-    <w:p>
-      <w:pPr>
-        <w:pStyle w:val="Compact"/>
-        <w:numPr>
-          <w:ilvl w:val="0"/>
-          <w:numId w:val="1144"/>
-        </w:numPr>
-      </w:pPr>
-      <w:r>
-        <w:t xml:space="preserve">emergency controls (freeze/hold) under strict governance and logging</w:t>
-      </w:r>
-    </w:p>
-    <w:bookmarkEnd w:id="214"/>
-    <w:bookmarkStart w:id="215" w:name="risk-key-management-compromise"/>
-    <w:p>
-      <w:pPr>
-        <w:pStyle w:val="Heading3"/>
-      </w:pPr>
-      <w:r>
-        <w:t xml:space="preserve">Risk: Key management compromise</w:t>
-      </w:r>
-    </w:p>
-    <w:p>
-      <w:pPr>
-        <w:pStyle w:val="FirstParagraph"/>
-      </w:pPr>
-      <w:r>
-        <w:t xml:space="preserve">Compromise of admin keys can lead to unauthorized actions.</w:t>
-      </w:r>
-    </w:p>
-    <w:p>
-      <w:pPr>
-        <w:pStyle w:val="BodyText"/>
-      </w:pPr>
-      <w:r>
-        <w:t xml:space="preserve">Mitigations:</w:t>
-      </w:r>
-    </w:p>
-    <w:p>
-      <w:pPr>
-        <w:pStyle w:val="Compact"/>
-        <w:numPr>
-          <w:ilvl w:val="0"/>
-          <w:numId w:val="1145"/>
-        </w:numPr>
-      </w:pPr>
-      <w:r>
-        <w:t xml:space="preserve">strong key management (HSM or equivalent where appropriate)</w:t>
-      </w:r>
-    </w:p>
-    <w:p>
-      <w:pPr>
-        <w:pStyle w:val="Compact"/>
-        <w:numPr>
-          <w:ilvl w:val="0"/>
-          <w:numId w:val="1145"/>
-        </w:numPr>
-      </w:pPr>
-      <w:r>
-        <w:t xml:space="preserve">multi-party authorization for privileged actions</w:t>
-      </w:r>
-    </w:p>
-    <w:p>
-      <w:pPr>
-        <w:pStyle w:val="Compact"/>
-        <w:numPr>
-          <w:ilvl w:val="0"/>
-          <w:numId w:val="1145"/>
-        </w:numPr>
-      </w:pPr>
-      <w:r>
-        <w:t xml:space="preserve">access reviews, logging, and incident response playbooks</w:t>
       </w:r>
     </w:p>
     <w:bookmarkEnd w:id="215"/>
     <w:bookmarkEnd w:id="216"/>
-    <w:bookmarkStart w:id="218" w:name="privacy-and-data-protection-risks"/>
+    <w:bookmarkStart w:id="222" w:name="operational-risks"/>
     <w:p>
       <w:pPr>
         <w:pStyle w:val="Heading2"/>
       </w:pPr>
       <w:r>
-        <w:t xml:space="preserve">5) Privacy and Data Protection Risks</w:t>
-      </w:r>
-    </w:p>
-    <w:bookmarkStart w:id="217" w:name="X7281e125a7f64bc3f900b7540d3538863792834"/>
+        <w:t xml:space="preserve">3) Operational Risks</w:t>
+      </w:r>
+    </w:p>
+    <w:bookmarkStart w:id="217" w:name="X46f48e26c39b644fa524924411c2475acce6314"/>
     <w:p>
       <w:pPr>
         <w:pStyle w:val="Heading3"/>
       </w:pPr>
       <w:r>
-        <w:t xml:space="preserve">Risk: Personal data exposure or unlawful cross-border transfers</w:t>
-      </w:r>
-    </w:p>
-    <w:p>
-      <w:pPr>
-        <w:pStyle w:val="FirstParagraph"/>
-      </w:pPr>
-      <w:r>
-        <w:t xml:space="preserve">Cross-border operations increase the number of parties handling personal data.</w:t>
+        <w:t xml:space="preserve">Risk: Reconciliation failures between on-chain and off-chain registers</w:t>
+      </w:r>
+    </w:p>
+    <w:p>
+      <w:pPr>
+        <w:pStyle w:val="FirstParagraph"/>
+      </w:pPr>
+      <w:r>
+        <w:t xml:space="preserve">Hybrid systems introduce reconciliation complexity.</w:t>
       </w:r>
     </w:p>
     <w:p>
@@ -15210,75 +14099,127 @@
         <w:pStyle w:val="Compact"/>
         <w:numPr>
           <w:ilvl w:val="0"/>
-          <w:numId w:val="1146"/>
-        </w:numPr>
-      </w:pPr>
-      <w:r>
-        <w:t xml:space="preserve">strict off-chain personal data boundary; no personal data on-chain</w:t>
-      </w:r>
-    </w:p>
-    <w:p>
-      <w:pPr>
-        <w:pStyle w:val="Compact"/>
-        <w:numPr>
-          <w:ilvl w:val="0"/>
-          <w:numId w:val="1146"/>
-        </w:numPr>
-      </w:pPr>
-      <w:r>
-        <w:t xml:space="preserve">data minimization, purpose limitation, and retention controls</w:t>
-      </w:r>
-    </w:p>
-    <w:p>
-      <w:pPr>
-        <w:pStyle w:val="Compact"/>
-        <w:numPr>
-          <w:ilvl w:val="0"/>
-          <w:numId w:val="1146"/>
-        </w:numPr>
-      </w:pPr>
-      <w:r>
-        <w:t xml:space="preserve">processor governance and contractual controls (sub-processing, audits)</w:t>
-      </w:r>
-    </w:p>
-    <w:p>
-      <w:pPr>
-        <w:pStyle w:val="Compact"/>
-        <w:numPr>
-          <w:ilvl w:val="0"/>
-          <w:numId w:val="1146"/>
-        </w:numPr>
-      </w:pPr>
-      <w:r>
-        <w:t xml:space="preserve">incident response and breach notification procedures aligned to UU PDP / PDPA</w:t>
+          <w:numId w:val="1139"/>
+        </w:numPr>
+      </w:pPr>
+      <w:r>
+        <w:t xml:space="preserve">define an authoritative register and reconciliation cadence</w:t>
+      </w:r>
+    </w:p>
+    <w:p>
+      <w:pPr>
+        <w:pStyle w:val="Compact"/>
+        <w:numPr>
+          <w:ilvl w:val="0"/>
+          <w:numId w:val="1139"/>
+        </w:numPr>
+      </w:pPr>
+      <w:r>
+        <w:t xml:space="preserve">event-driven reconciliations after issuance and corporate actions</w:t>
+      </w:r>
+    </w:p>
+    <w:p>
+      <w:pPr>
+        <w:pStyle w:val="Compact"/>
+        <w:numPr>
+          <w:ilvl w:val="0"/>
+          <w:numId w:val="1139"/>
+        </w:numPr>
+      </w:pPr>
+      <w:r>
+        <w:t xml:space="preserve">independent audits of operational controls</w:t>
       </w:r>
     </w:p>
     <w:bookmarkEnd w:id="217"/>
+    <w:bookmarkStart w:id="218" w:name="X814dfd05e2fa6d06acc8a7d38ec2052eb0211b7"/>
+    <w:p>
+      <w:pPr>
+        <w:pStyle w:val="Heading3"/>
+      </w:pPr>
+      <w:r>
+        <w:t xml:space="preserve">Risk: Control drift and governance failures</w:t>
+      </w:r>
+    </w:p>
+    <w:p>
+      <w:pPr>
+        <w:pStyle w:val="FirstParagraph"/>
+      </w:pPr>
+      <w:r>
+        <w:t xml:space="preserve">If policy rules, whitelists, approvals, and operational procedures are not governed and monitored, controls can drift over time (especially during cross-border scaling), undermining compliance and auditability.</w:t>
+      </w:r>
+    </w:p>
+    <w:p>
+      <w:pPr>
+        <w:pStyle w:val="BodyText"/>
+      </w:pPr>
+      <w:r>
+        <w:t xml:space="preserve">Mitigations:</w:t>
+      </w:r>
+    </w:p>
+    <w:p>
+      <w:pPr>
+        <w:pStyle w:val="Compact"/>
+        <w:numPr>
+          <w:ilvl w:val="0"/>
+          <w:numId w:val="1140"/>
+        </w:numPr>
+      </w:pPr>
+      <w:r>
+        <w:t xml:space="preserve">versioned policies with approvals and time-bound change windows</w:t>
+      </w:r>
+    </w:p>
+    <w:p>
+      <w:pPr>
+        <w:pStyle w:val="Compact"/>
+        <w:numPr>
+          <w:ilvl w:val="0"/>
+          <w:numId w:val="1140"/>
+        </w:numPr>
+      </w:pPr>
+      <w:r>
+        <w:t xml:space="preserve">continuous control monitoring (alerts on whitelist/policy anomalies, exception spikes, reconciliation breaks)</w:t>
+      </w:r>
+    </w:p>
+    <w:p>
+      <w:pPr>
+        <w:pStyle w:val="Compact"/>
+        <w:numPr>
+          <w:ilvl w:val="0"/>
+          <w:numId w:val="1140"/>
+        </w:numPr>
+      </w:pPr>
+      <w:r>
+        <w:t xml:space="preserve">defined governance bodies (program/compliance/risk/change control) with documented minutes and action tracking</w:t>
+      </w:r>
+    </w:p>
+    <w:p>
+      <w:pPr>
+        <w:pStyle w:val="Compact"/>
+        <w:numPr>
+          <w:ilvl w:val="0"/>
+          <w:numId w:val="1140"/>
+        </w:numPr>
+      </w:pPr>
+      <w:r>
+        <w:t xml:space="preserve">periodic independent assurance (operational controls, privacy/security readiness, smart contract reviews)</w:t>
+      </w:r>
+    </w:p>
     <w:bookmarkEnd w:id="218"/>
-    <w:bookmarkStart w:id="220" w:name="X2c83cf1c2b8f06c0785ca6e9c4e47fd813f626d"/>
-    <w:p>
-      <w:pPr>
-        <w:pStyle w:val="Heading2"/>
-      </w:pPr>
-      <w:r>
-        <w:t xml:space="preserve">6) Governance and Conflict-of-Interest Risks</w:t>
-      </w:r>
-    </w:p>
-    <w:bookmarkStart w:id="219" w:name="Xb647c6757f9bd1c843111f08ebe104e83211a51"/>
+    <w:bookmarkStart w:id="219" w:name="risk-servicing-and-payment-errors"/>
     <w:p>
       <w:pPr>
         <w:pStyle w:val="Heading3"/>
       </w:pPr>
       <w:r>
-        <w:t xml:space="preserve">Risk: Related-party transactions and misaligned incentives</w:t>
-      </w:r>
-    </w:p>
-    <w:p>
-      <w:pPr>
-        <w:pStyle w:val="FirstParagraph"/>
-      </w:pPr>
-      <w:r>
-        <w:t xml:space="preserve">Real estate structures can involve related parties (originator, manager, service providers).</w:t>
+        <w:t xml:space="preserve">Risk: Servicing and payment errors</w:t>
+      </w:r>
+    </w:p>
+    <w:p>
+      <w:pPr>
+        <w:pStyle w:val="FirstParagraph"/>
+      </w:pPr>
+      <w:r>
+        <w:t xml:space="preserve">Distributions and redemptions require accurate calculations and approvals.</w:t>
       </w:r>
     </w:p>
     <w:p>
@@ -15294,120 +14235,570 @@
         <w:pStyle w:val="Compact"/>
         <w:numPr>
           <w:ilvl w:val="0"/>
-          <w:numId w:val="1147"/>
-        </w:numPr>
-      </w:pPr>
-      <w:r>
-        <w:t xml:space="preserve">disclosure of conflicts and related-party arrangements</w:t>
-      </w:r>
-    </w:p>
-    <w:p>
-      <w:pPr>
-        <w:pStyle w:val="Compact"/>
-        <w:numPr>
-          <w:ilvl w:val="0"/>
-          <w:numId w:val="1147"/>
-        </w:numPr>
-      </w:pPr>
-      <w:r>
-        <w:t xml:space="preserve">governance approvals and independent oversight where required</w:t>
-      </w:r>
-    </w:p>
-    <w:p>
-      <w:pPr>
-        <w:pStyle w:val="Compact"/>
-        <w:numPr>
-          <w:ilvl w:val="0"/>
-          <w:numId w:val="1147"/>
-        </w:numPr>
-      </w:pPr>
-      <w:r>
-        <w:t xml:space="preserve">audit trails for corporate actions and material decisions</w:t>
+          <w:numId w:val="1141"/>
+        </w:numPr>
+      </w:pPr>
+      <w:r>
+        <w:t xml:space="preserve">governed corporate action workflows with sequential approvals</w:t>
+      </w:r>
+    </w:p>
+    <w:p>
+      <w:pPr>
+        <w:pStyle w:val="Compact"/>
+        <w:numPr>
+          <w:ilvl w:val="0"/>
+          <w:numId w:val="1141"/>
+        </w:numPr>
+      </w:pPr>
+      <w:r>
+        <w:t xml:space="preserve">dual controls and segregation of duties</w:t>
+      </w:r>
+    </w:p>
+    <w:p>
+      <w:pPr>
+        <w:pStyle w:val="Compact"/>
+        <w:numPr>
+          <w:ilvl w:val="0"/>
+          <w:numId w:val="1141"/>
+        </w:numPr>
+      </w:pPr>
+      <w:r>
+        <w:t xml:space="preserve">exception handling and post-event reporting</w:t>
       </w:r>
     </w:p>
     <w:bookmarkEnd w:id="219"/>
+    <w:bookmarkStart w:id="220" w:name="Xd07757ef2847aedc3e0ed783285bcabd462b757"/>
+    <w:p>
+      <w:pPr>
+        <w:pStyle w:val="Heading3"/>
+      </w:pPr>
+      <w:r>
+        <w:t xml:space="preserve">Risk: Default handling and enforcement ambiguity (later-stage requirement)</w:t>
+      </w:r>
+    </w:p>
+    <w:p>
+      <w:pPr>
+        <w:pStyle w:val="FirstParagraph"/>
+      </w:pPr>
+      <w:r>
+        <w:t xml:space="preserve">If the program expands into products with credit/default exposure (especially debt-like instruments), unclear default triggers and enforcement procedures can create disputes, delays, and investor harm.</w:t>
+      </w:r>
+    </w:p>
+    <w:p>
+      <w:pPr>
+        <w:pStyle w:val="BodyText"/>
+      </w:pPr>
+      <w:r>
+        <w:t xml:space="preserve">Mitigations:</w:t>
+      </w:r>
+    </w:p>
+    <w:p>
+      <w:pPr>
+        <w:pStyle w:val="Compact"/>
+        <w:numPr>
+          <w:ilvl w:val="0"/>
+          <w:numId w:val="1142"/>
+        </w:numPr>
+      </w:pPr>
+      <w:r>
+        <w:t xml:space="preserve">document default triggers, standstill rules (if any), and investor communication timelines in the wrapper documentation</w:t>
+      </w:r>
+    </w:p>
+    <w:p>
+      <w:pPr>
+        <w:pStyle w:val="Compact"/>
+        <w:numPr>
+          <w:ilvl w:val="0"/>
+          <w:numId w:val="1142"/>
+        </w:numPr>
+      </w:pPr>
+      <w:r>
+        <w:t xml:space="preserve">define enforcement decision rights and governance (who can initiate, approve, and execute actions)</w:t>
+      </w:r>
+    </w:p>
+    <w:p>
+      <w:pPr>
+        <w:pStyle w:val="Compact"/>
+        <w:numPr>
+          <w:ilvl w:val="0"/>
+          <w:numId w:val="1142"/>
+        </w:numPr>
+      </w:pPr>
+      <w:r>
+        <w:t xml:space="preserve">define asset disposition process under Indonesian law (e.g., sale/auction processes as applicable) and how proceeds flow through the recovery waterfall</w:t>
+      </w:r>
+    </w:p>
+    <w:p>
+      <w:pPr>
+        <w:pStyle w:val="Compact"/>
+        <w:numPr>
+          <w:ilvl w:val="0"/>
+          <w:numId w:val="1142"/>
+        </w:numPr>
+      </w:pPr>
+      <w:r>
+        <w:t xml:space="preserve">retain complete evidence packs for default events (servicer reports, notices, approvals, asset sale evidence, and recovery calculations)</w:t>
+      </w:r>
+    </w:p>
     <w:bookmarkEnd w:id="220"/>
-    <w:bookmarkStart w:id="221" w:name="Xfaadec087b1d166dde5a3790660cbab631b3521"/>
-    <w:p>
-      <w:pPr>
-        <w:pStyle w:val="Heading2"/>
-      </w:pPr>
-      <w:r>
-        <w:t xml:space="preserve">Cross-Border Implications (ASEAN Minimum)</w:t>
-      </w:r>
-    </w:p>
-    <w:p>
-      <w:pPr>
-        <w:pStyle w:val="FirstParagraph"/>
-      </w:pPr>
-      <w:r>
-        <w:t xml:space="preserve">Risk management must be implemented with jurisdiction awareness. Key implications:</w:t>
-      </w:r>
-    </w:p>
-    <w:p>
-      <w:pPr>
-        <w:pStyle w:val="Compact"/>
-        <w:numPr>
-          <w:ilvl w:val="0"/>
-          <w:numId w:val="1148"/>
-        </w:numPr>
-      </w:pPr>
-      <w:r>
-        <w:t xml:space="preserve">controls and disclosures may need to vary by jurisdiction and venue</w:t>
-      </w:r>
-    </w:p>
-    <w:p>
-      <w:pPr>
-        <w:pStyle w:val="Compact"/>
-        <w:numPr>
-          <w:ilvl w:val="0"/>
-          <w:numId w:val="1148"/>
-        </w:numPr>
-      </w:pPr>
-      <w:r>
-        <w:t xml:space="preserve">liquidity and market conduct controls are venue-specific</w:t>
-      </w:r>
-    </w:p>
-    <w:p>
-      <w:pPr>
-        <w:pStyle w:val="Compact"/>
-        <w:numPr>
-          <w:ilvl w:val="0"/>
-          <w:numId w:val="1148"/>
-        </w:numPr>
-      </w:pPr>
-      <w:r>
-        <w:t xml:space="preserve">privacy governance must cover cross-border data handling and accountability</w:t>
-      </w:r>
-    </w:p>
-    <w:p>
-      <w:pPr>
-        <w:pStyle w:val="Compact"/>
-        <w:numPr>
-          <w:ilvl w:val="0"/>
-          <w:numId w:val="1148"/>
-        </w:numPr>
-      </w:pPr>
-      <w:r>
-        <w:t xml:space="preserve">settlement and escrow patterns may need to evolve from an Indonesia-first pilot to jurisdiction-specific collection/escrow arrangements as rollout expands</w:t>
-      </w:r>
-    </w:p>
-    <w:p>
-      <w:pPr>
-        <w:pStyle w:val="FirstParagraph"/>
-      </w:pPr>
-      <w:r>
-        <w:t xml:space="preserve">The framework’s mitigation approach is to make controls explicit, auditable, and aligned with regulator expectations, rather than assuming uniformity across ASEAN.</w:t>
-      </w:r>
-    </w:p>
-    <w:p>
-      <w:r>
-        <w:br w:type="page"/>
+    <w:bookmarkStart w:id="221" w:name="X94913bb45b3ba827cc1410f59b21d409dc75aab"/>
+    <w:p>
+      <w:pPr>
+        <w:pStyle w:val="Heading3"/>
+      </w:pPr>
+      <w:r>
+        <w:t xml:space="preserve">Risk: Escrow operational and settlement failures</w:t>
+      </w:r>
+    </w:p>
+    <w:p>
+      <w:pPr>
+        <w:pStyle w:val="FirstParagraph"/>
+      </w:pPr>
+      <w:r>
+        <w:t xml:space="preserve">Escrow-based funding introduces operational risks: misdirected funds, delayed releases, incorrect refunds, or disputes over conditions precedent.</w:t>
+      </w:r>
+    </w:p>
+    <w:p>
+      <w:pPr>
+        <w:pStyle w:val="BodyText"/>
+      </w:pPr>
+      <w:r>
+        <w:t xml:space="preserve">Mitigations:</w:t>
+      </w:r>
+    </w:p>
+    <w:p>
+      <w:pPr>
+        <w:pStyle w:val="Compact"/>
+        <w:numPr>
+          <w:ilvl w:val="0"/>
+          <w:numId w:val="1143"/>
+        </w:numPr>
+      </w:pPr>
+      <w:r>
+        <w:t xml:space="preserve">use segregated escrow accounts with clear mandate (escrow agent/bank/custodian where appropriate)</w:t>
+      </w:r>
+    </w:p>
+    <w:p>
+      <w:pPr>
+        <w:pStyle w:val="Compact"/>
+        <w:numPr>
+          <w:ilvl w:val="0"/>
+          <w:numId w:val="1143"/>
+        </w:numPr>
+      </w:pPr>
+      <w:r>
+        <w:t xml:space="preserve">dual authorization for release of funds and documented conditions precedent (including collateral perfection steps such as notary/PPAT processes where applicable)</w:t>
+      </w:r>
+    </w:p>
+    <w:p>
+      <w:pPr>
+        <w:pStyle w:val="Compact"/>
+        <w:numPr>
+          <w:ilvl w:val="0"/>
+          <w:numId w:val="1143"/>
+        </w:numPr>
+      </w:pPr>
+      <w:r>
+        <w:t xml:space="preserve">reconciliation runbooks and time-bound refund procedures</w:t>
+      </w:r>
+    </w:p>
+    <w:p>
+      <w:pPr>
+        <w:pStyle w:val="Compact"/>
+        <w:numPr>
+          <w:ilvl w:val="0"/>
+          <w:numId w:val="1143"/>
+        </w:numPr>
+      </w:pPr>
+      <w:r>
+        <w:t xml:space="preserve">dispute resolution process and evidence retention (subscription logs, notices, approvals)</w:t>
       </w:r>
     </w:p>
     <w:bookmarkEnd w:id="221"/>
     <w:bookmarkEnd w:id="222"/>
-    <w:bookmarkStart w:id="234" w:name="roadmap-and-sandbox-strategy"/>
+    <w:bookmarkStart w:id="225" w:name="technology-and-security-risks"/>
+    <w:p>
+      <w:pPr>
+        <w:pStyle w:val="Heading2"/>
+      </w:pPr>
+      <w:r>
+        <w:t xml:space="preserve">4) Technology and Security Risks</w:t>
+      </w:r>
+    </w:p>
+    <w:bookmarkStart w:id="223" w:name="risk-smart-contract-vulnerabilities"/>
+    <w:p>
+      <w:pPr>
+        <w:pStyle w:val="Heading3"/>
+      </w:pPr>
+      <w:r>
+        <w:t xml:space="preserve">Risk: Smart contract vulnerabilities</w:t>
+      </w:r>
+    </w:p>
+    <w:p>
+      <w:pPr>
+        <w:pStyle w:val="FirstParagraph"/>
+      </w:pPr>
+      <w:r>
+        <w:t xml:space="preserve">On-chain components may contain defects that cause loss or unauthorized transfers.</w:t>
+      </w:r>
+    </w:p>
+    <w:p>
+      <w:pPr>
+        <w:pStyle w:val="BodyText"/>
+      </w:pPr>
+      <w:r>
+        <w:t xml:space="preserve">Mitigations:</w:t>
+      </w:r>
+    </w:p>
+    <w:p>
+      <w:pPr>
+        <w:pStyle w:val="Compact"/>
+        <w:numPr>
+          <w:ilvl w:val="0"/>
+          <w:numId w:val="1144"/>
+        </w:numPr>
+      </w:pPr>
+      <w:r>
+        <w:t xml:space="preserve">formal development lifecycle and security reviews</w:t>
+      </w:r>
+    </w:p>
+    <w:p>
+      <w:pPr>
+        <w:pStyle w:val="Compact"/>
+        <w:numPr>
+          <w:ilvl w:val="0"/>
+          <w:numId w:val="1144"/>
+        </w:numPr>
+      </w:pPr>
+      <w:r>
+        <w:t xml:space="preserve">independent smart contract audit before production</w:t>
+      </w:r>
+    </w:p>
+    <w:p>
+      <w:pPr>
+        <w:pStyle w:val="Compact"/>
+        <w:numPr>
+          <w:ilvl w:val="0"/>
+          <w:numId w:val="1144"/>
+        </w:numPr>
+      </w:pPr>
+      <w:r>
+        <w:t xml:space="preserve">limited and well-governed upgrade paths (if any), disclosed upfront</w:t>
+      </w:r>
+    </w:p>
+    <w:p>
+      <w:pPr>
+        <w:pStyle w:val="Compact"/>
+        <w:numPr>
+          <w:ilvl w:val="0"/>
+          <w:numId w:val="1144"/>
+        </w:numPr>
+      </w:pPr>
+      <w:r>
+        <w:t xml:space="preserve">emergency controls (freeze/hold) under strict governance and logging</w:t>
+      </w:r>
+    </w:p>
+    <w:bookmarkEnd w:id="223"/>
+    <w:bookmarkStart w:id="224" w:name="risk-key-management-compromise"/>
+    <w:p>
+      <w:pPr>
+        <w:pStyle w:val="Heading3"/>
+      </w:pPr>
+      <w:r>
+        <w:t xml:space="preserve">Risk: Key management compromise</w:t>
+      </w:r>
+    </w:p>
+    <w:p>
+      <w:pPr>
+        <w:pStyle w:val="FirstParagraph"/>
+      </w:pPr>
+      <w:r>
+        <w:t xml:space="preserve">Compromise of admin keys can lead to unauthorized actions.</w:t>
+      </w:r>
+    </w:p>
+    <w:p>
+      <w:pPr>
+        <w:pStyle w:val="BodyText"/>
+      </w:pPr>
+      <w:r>
+        <w:t xml:space="preserve">Mitigations:</w:t>
+      </w:r>
+    </w:p>
+    <w:p>
+      <w:pPr>
+        <w:pStyle w:val="Compact"/>
+        <w:numPr>
+          <w:ilvl w:val="0"/>
+          <w:numId w:val="1145"/>
+        </w:numPr>
+      </w:pPr>
+      <w:r>
+        <w:t xml:space="preserve">strong key management (HSM or equivalent where appropriate)</w:t>
+      </w:r>
+    </w:p>
+    <w:p>
+      <w:pPr>
+        <w:pStyle w:val="Compact"/>
+        <w:numPr>
+          <w:ilvl w:val="0"/>
+          <w:numId w:val="1145"/>
+        </w:numPr>
+      </w:pPr>
+      <w:r>
+        <w:t xml:space="preserve">multi-party authorization for privileged actions</w:t>
+      </w:r>
+    </w:p>
+    <w:p>
+      <w:pPr>
+        <w:pStyle w:val="Compact"/>
+        <w:numPr>
+          <w:ilvl w:val="0"/>
+          <w:numId w:val="1145"/>
+        </w:numPr>
+      </w:pPr>
+      <w:r>
+        <w:t xml:space="preserve">access reviews, logging, and incident response playbooks</w:t>
+      </w:r>
+    </w:p>
+    <w:bookmarkEnd w:id="224"/>
+    <w:bookmarkEnd w:id="225"/>
+    <w:bookmarkStart w:id="227" w:name="privacy-and-data-protection-risks"/>
+    <w:p>
+      <w:pPr>
+        <w:pStyle w:val="Heading2"/>
+      </w:pPr>
+      <w:r>
+        <w:t xml:space="preserve">5) Privacy and Data Protection Risks</w:t>
+      </w:r>
+    </w:p>
+    <w:bookmarkStart w:id="226" w:name="X7281e125a7f64bc3f900b7540d3538863792834"/>
+    <w:p>
+      <w:pPr>
+        <w:pStyle w:val="Heading3"/>
+      </w:pPr>
+      <w:r>
+        <w:t xml:space="preserve">Risk: Personal data exposure or unlawful cross-border transfers</w:t>
+      </w:r>
+    </w:p>
+    <w:p>
+      <w:pPr>
+        <w:pStyle w:val="FirstParagraph"/>
+      </w:pPr>
+      <w:r>
+        <w:t xml:space="preserve">Cross-border operations increase the number of parties handling personal data.</w:t>
+      </w:r>
+    </w:p>
+    <w:p>
+      <w:pPr>
+        <w:pStyle w:val="BodyText"/>
+      </w:pPr>
+      <w:r>
+        <w:t xml:space="preserve">Mitigations:</w:t>
+      </w:r>
+    </w:p>
+    <w:p>
+      <w:pPr>
+        <w:pStyle w:val="Compact"/>
+        <w:numPr>
+          <w:ilvl w:val="0"/>
+          <w:numId w:val="1146"/>
+        </w:numPr>
+      </w:pPr>
+      <w:r>
+        <w:t xml:space="preserve">strict off-chain personal data boundary; no personal data on-chain</w:t>
+      </w:r>
+    </w:p>
+    <w:p>
+      <w:pPr>
+        <w:pStyle w:val="Compact"/>
+        <w:numPr>
+          <w:ilvl w:val="0"/>
+          <w:numId w:val="1146"/>
+        </w:numPr>
+      </w:pPr>
+      <w:r>
+        <w:t xml:space="preserve">data minimization, purpose limitation, and retention controls</w:t>
+      </w:r>
+    </w:p>
+    <w:p>
+      <w:pPr>
+        <w:pStyle w:val="Compact"/>
+        <w:numPr>
+          <w:ilvl w:val="0"/>
+          <w:numId w:val="1146"/>
+        </w:numPr>
+      </w:pPr>
+      <w:r>
+        <w:t xml:space="preserve">processor governance and contractual controls (sub-processing, audits)</w:t>
+      </w:r>
+    </w:p>
+    <w:p>
+      <w:pPr>
+        <w:pStyle w:val="Compact"/>
+        <w:numPr>
+          <w:ilvl w:val="0"/>
+          <w:numId w:val="1146"/>
+        </w:numPr>
+      </w:pPr>
+      <w:r>
+        <w:t xml:space="preserve">incident response and breach notification procedures aligned to UU PDP / PDPA</w:t>
+      </w:r>
+    </w:p>
+    <w:bookmarkEnd w:id="226"/>
+    <w:bookmarkEnd w:id="227"/>
+    <w:bookmarkStart w:id="229" w:name="X2c83cf1c2b8f06c0785ca6e9c4e47fd813f626d"/>
+    <w:p>
+      <w:pPr>
+        <w:pStyle w:val="Heading2"/>
+      </w:pPr>
+      <w:r>
+        <w:t xml:space="preserve">6) Governance and Conflict-of-Interest Risks</w:t>
+      </w:r>
+    </w:p>
+    <w:bookmarkStart w:id="228" w:name="Xb647c6757f9bd1c843111f08ebe104e83211a51"/>
+    <w:p>
+      <w:pPr>
+        <w:pStyle w:val="Heading3"/>
+      </w:pPr>
+      <w:r>
+        <w:t xml:space="preserve">Risk: Related-party transactions and misaligned incentives</w:t>
+      </w:r>
+    </w:p>
+    <w:p>
+      <w:pPr>
+        <w:pStyle w:val="FirstParagraph"/>
+      </w:pPr>
+      <w:r>
+        <w:t xml:space="preserve">Real estate structures can involve related parties (originator, manager, service providers).</w:t>
+      </w:r>
+    </w:p>
+    <w:p>
+      <w:pPr>
+        <w:pStyle w:val="BodyText"/>
+      </w:pPr>
+      <w:r>
+        <w:t xml:space="preserve">Mitigations:</w:t>
+      </w:r>
+    </w:p>
+    <w:p>
+      <w:pPr>
+        <w:pStyle w:val="Compact"/>
+        <w:numPr>
+          <w:ilvl w:val="0"/>
+          <w:numId w:val="1147"/>
+        </w:numPr>
+      </w:pPr>
+      <w:r>
+        <w:t xml:space="preserve">disclosure of conflicts and related-party arrangements</w:t>
+      </w:r>
+    </w:p>
+    <w:p>
+      <w:pPr>
+        <w:pStyle w:val="Compact"/>
+        <w:numPr>
+          <w:ilvl w:val="0"/>
+          <w:numId w:val="1147"/>
+        </w:numPr>
+      </w:pPr>
+      <w:r>
+        <w:t xml:space="preserve">governance approvals and independent oversight where required</w:t>
+      </w:r>
+    </w:p>
+    <w:p>
+      <w:pPr>
+        <w:pStyle w:val="Compact"/>
+        <w:numPr>
+          <w:ilvl w:val="0"/>
+          <w:numId w:val="1147"/>
+        </w:numPr>
+      </w:pPr>
+      <w:r>
+        <w:t xml:space="preserve">audit trails for corporate actions and material decisions</w:t>
+      </w:r>
+    </w:p>
+    <w:bookmarkEnd w:id="228"/>
+    <w:bookmarkEnd w:id="229"/>
+    <w:bookmarkStart w:id="230" w:name="Xfaadec087b1d166dde5a3790660cbab631b3521"/>
+    <w:p>
+      <w:pPr>
+        <w:pStyle w:val="Heading2"/>
+      </w:pPr>
+      <w:r>
+        <w:t xml:space="preserve">Cross-Border Implications (ASEAN Minimum)</w:t>
+      </w:r>
+    </w:p>
+    <w:p>
+      <w:pPr>
+        <w:pStyle w:val="FirstParagraph"/>
+      </w:pPr>
+      <w:r>
+        <w:t xml:space="preserve">Risk management must be implemented with jurisdiction awareness. Key implications:</w:t>
+      </w:r>
+    </w:p>
+    <w:p>
+      <w:pPr>
+        <w:pStyle w:val="Compact"/>
+        <w:numPr>
+          <w:ilvl w:val="0"/>
+          <w:numId w:val="1148"/>
+        </w:numPr>
+      </w:pPr>
+      <w:r>
+        <w:t xml:space="preserve">controls and disclosures may need to vary by jurisdiction and venue</w:t>
+      </w:r>
+    </w:p>
+    <w:p>
+      <w:pPr>
+        <w:pStyle w:val="Compact"/>
+        <w:numPr>
+          <w:ilvl w:val="0"/>
+          <w:numId w:val="1148"/>
+        </w:numPr>
+      </w:pPr>
+      <w:r>
+        <w:t xml:space="preserve">liquidity and market conduct controls are venue-specific</w:t>
+      </w:r>
+    </w:p>
+    <w:p>
+      <w:pPr>
+        <w:pStyle w:val="Compact"/>
+        <w:numPr>
+          <w:ilvl w:val="0"/>
+          <w:numId w:val="1148"/>
+        </w:numPr>
+      </w:pPr>
+      <w:r>
+        <w:t xml:space="preserve">privacy governance must cover cross-border data handling and accountability</w:t>
+      </w:r>
+    </w:p>
+    <w:p>
+      <w:pPr>
+        <w:pStyle w:val="Compact"/>
+        <w:numPr>
+          <w:ilvl w:val="0"/>
+          <w:numId w:val="1148"/>
+        </w:numPr>
+      </w:pPr>
+      <w:r>
+        <w:t xml:space="preserve">settlement and escrow patterns may need to evolve from an Indonesia-first pilot to jurisdiction-specific collection/escrow arrangements as rollout expands</w:t>
+      </w:r>
+    </w:p>
+    <w:p>
+      <w:pPr>
+        <w:pStyle w:val="FirstParagraph"/>
+      </w:pPr>
+      <w:r>
+        <w:t xml:space="preserve">The framework’s mitigation approach is to make controls explicit, auditable, and aligned with regulator expectations, rather than assuming uniformity across ASEAN.</w:t>
+      </w:r>
+    </w:p>
+    <w:p>
+      <w:r>
+        <w:br w:type="page"/>
+      </w:r>
+    </w:p>
+    <w:bookmarkEnd w:id="230"/>
+    <w:bookmarkEnd w:id="231"/>
+    <w:bookmarkStart w:id="243" w:name="roadmap-and-sandbox-strategy"/>
     <w:p>
       <w:pPr>
         <w:pStyle w:val="Heading1"/>
@@ -15416,7 +14807,7 @@
         <w:t xml:space="preserve">Roadmap and Sandbox Strategy</w:t>
       </w:r>
     </w:p>
-    <w:bookmarkStart w:id="223" w:name="objective-2"/>
+    <w:bookmarkStart w:id="232" w:name="objective-2"/>
     <w:p>
       <w:pPr>
         <w:pStyle w:val="Heading2"/>
@@ -15433,8 +14824,8 @@
         <w:t xml:space="preserve">This roadmap proposes a phased implementation approach for an ASEAN-minimum tokenization program with Indonesian underlying assets. The approach is designed to support regulator engagement, operational readiness, and controlled expansion without assuming immediate multi-jurisdiction approvals or unified liquidity.</w:t>
       </w:r>
     </w:p>
-    <w:bookmarkEnd w:id="223"/>
-    <w:bookmarkStart w:id="224" w:name="guiding-approach"/>
+    <w:bookmarkEnd w:id="232"/>
+    <w:bookmarkStart w:id="233" w:name="guiding-approach"/>
     <w:p>
       <w:pPr>
         <w:pStyle w:val="Heading2"/>
@@ -15491,8 +14882,8 @@
         <w:t xml:space="preserve">Engineer liquidity through venue strategy and governance; do not rely on implied liquidity.</w:t>
       </w:r>
     </w:p>
-    <w:bookmarkEnd w:id="224"/>
-    <w:bookmarkStart w:id="225" w:name="X352ddad26d8df6cc7d2c7995f429e42096ef56f"/>
+    <w:bookmarkEnd w:id="233"/>
+    <w:bookmarkStart w:id="234" w:name="X352ddad26d8df6cc7d2c7995f429e42096ef56f"/>
     <w:p>
       <w:pPr>
         <w:pStyle w:val="Heading2"/>
@@ -15613,8 +15004,8 @@
         <w:t xml:space="preserve">operating model and accountability (controller/processor roles) defined</w:t>
       </w:r>
     </w:p>
-    <w:bookmarkEnd w:id="225"/>
-    <w:bookmarkStart w:id="226" w:name="Xb59b756b62c9da2462c4a620cdf4e6c5400d4e1"/>
+    <w:bookmarkEnd w:id="234"/>
+    <w:bookmarkStart w:id="235" w:name="Xb59b756b62c9da2462c4a620cdf4e6c5400d4e1"/>
     <w:p>
       <w:pPr>
         <w:pStyle w:val="Heading2"/>
@@ -15735,8 +15126,8 @@
         <w:t xml:space="preserve">incident response playbooks and access controls validated</w:t>
       </w:r>
     </w:p>
-    <w:bookmarkEnd w:id="226"/>
-    <w:bookmarkStart w:id="227" w:name="phase-2-pilot-issuance-limited-scope"/>
+    <w:bookmarkEnd w:id="235"/>
+    <w:bookmarkStart w:id="236" w:name="phase-2-pilot-issuance-limited-scope"/>
     <w:p>
       <w:pPr>
         <w:pStyle w:val="Heading2"/>
@@ -15913,8 +15304,8 @@
         <w:t xml:space="preserve">repeatable orchestration runbooks that can be applied to additional vehicles without weakening controls</w:t>
       </w:r>
     </w:p>
-    <w:bookmarkEnd w:id="227"/>
-    <w:bookmarkStart w:id="228" w:name="X567daf6ae30006cfb681d48e4d08785c3689456"/>
+    <w:bookmarkEnd w:id="236"/>
+    <w:bookmarkStart w:id="237" w:name="X567daf6ae30006cfb681d48e4d08785c3689456"/>
     <w:p>
       <w:pPr>
         <w:pStyle w:val="Heading2"/>
@@ -16051,8 +15442,8 @@
         <w:t xml:space="preserve">regulator feedback incorporated into control plane updates</w:t>
       </w:r>
     </w:p>
-    <w:bookmarkEnd w:id="228"/>
-    <w:bookmarkStart w:id="229" w:name="Xc586df418f8b806b18f1e073f936e66482b49a5"/>
+    <w:bookmarkEnd w:id="237"/>
+    <w:bookmarkStart w:id="238" w:name="Xc586df418f8b806b18f1e073f936e66482b49a5"/>
     <w:p>
       <w:pPr>
         <w:pStyle w:val="Heading2"/>
@@ -16161,8 +15552,8 @@
         <w:t xml:space="preserve">controlled handling of liquidity fragmentation across venues</w:t>
       </w:r>
     </w:p>
-    <w:bookmarkEnd w:id="229"/>
-    <w:bookmarkStart w:id="230" w:name="sandbox-strategy-where-applicable"/>
+    <w:bookmarkEnd w:id="238"/>
+    <w:bookmarkStart w:id="239" w:name="sandbox-strategy-where-applicable"/>
     <w:p>
       <w:pPr>
         <w:pStyle w:val="Heading2"/>
@@ -16223,8 +15614,8 @@
         <w:t xml:space="preserve">Sandbox is treated as a validation pathway, not as a substitute for licensing or full compliance obligations.</w:t>
       </w:r>
     </w:p>
-    <w:bookmarkEnd w:id="230"/>
-    <w:bookmarkStart w:id="231" w:name="cross-border-implications-5"/>
+    <w:bookmarkEnd w:id="239"/>
+    <w:bookmarkStart w:id="240" w:name="cross-border-implications-5"/>
     <w:p>
       <w:pPr>
         <w:pStyle w:val="Heading2"/>
@@ -16285,8 +15676,8 @@
         <w:t xml:space="preserve">The roadmap therefore prioritizes a strong control plane and staged expansion over rapid scaling.</w:t>
       </w:r>
     </w:p>
-    <w:bookmarkEnd w:id="231"/>
-    <w:bookmarkStart w:id="232" w:name="X72f5d61b99a4ec55587388608d8744d8a75bd3a"/>
+    <w:bookmarkEnd w:id="240"/>
+    <w:bookmarkStart w:id="241" w:name="X72f5d61b99a4ec55587388608d8744d8a75bd3a"/>
     <w:p>
       <w:pPr>
         <w:pStyle w:val="Heading2"/>
@@ -16339,8 +15730,8 @@
         <w:t xml:space="preserve">venue/distributor alignment for Shariah product distribution where applicable</w:t>
       </w:r>
     </w:p>
-    <w:bookmarkEnd w:id="232"/>
-    <w:bookmarkStart w:id="233" w:name="X3683891a33b7f164f8d3db1e9f32b2499509cef"/>
+    <w:bookmarkEnd w:id="241"/>
+    <w:bookmarkStart w:id="242" w:name="X3683891a33b7f164f8d3db1e9f32b2499509cef"/>
     <w:p>
       <w:pPr>
         <w:pStyle w:val="Heading2"/>
@@ -16410,9 +15801,9 @@
         <w:br w:type="page"/>
       </w:r>
     </w:p>
-    <w:bookmarkEnd w:id="233"/>
-    <w:bookmarkEnd w:id="234"/>
-    <w:bookmarkStart w:id="241" w:name="appendix-illustrative"/>
+    <w:bookmarkEnd w:id="242"/>
+    <w:bookmarkEnd w:id="243"/>
+    <w:bookmarkStart w:id="250" w:name="appendix-illustrative"/>
     <w:p>
       <w:pPr>
         <w:pStyle w:val="Heading1"/>
@@ -16421,7 +15812,7 @@
         <w:t xml:space="preserve">Appendix (Illustrative)</w:t>
       </w:r>
     </w:p>
-    <w:bookmarkStart w:id="235" w:name="Xccbca257d82b28ddd3ee96a15ddf2fbd2bb19dc"/>
+    <w:bookmarkStart w:id="244" w:name="Xccbca257d82b28ddd3ee96a15ddf2fbd2bb19dc"/>
     <w:p>
       <w:pPr>
         <w:pStyle w:val="Heading2"/>
@@ -16769,8 +16160,8 @@
         </w:tc>
       </w:tr>
     </w:tbl>
-    <w:bookmarkEnd w:id="235"/>
-    <w:bookmarkStart w:id="236" w:name="X1ee86daa9303a3f1482786a9eb9fef982e45298"/>
+    <w:bookmarkEnd w:id="244"/>
+    <w:bookmarkStart w:id="245" w:name="X1ee86daa9303a3f1482786a9eb9fef982e45298"/>
     <w:p>
       <w:pPr>
         <w:pStyle w:val="Heading2"/>
@@ -16863,8 +16254,8 @@
         <w:t xml:space="preserve">enforcement action: freeze/hold applied/removed (hybrid, governed)</w:t>
       </w:r>
     </w:p>
-    <w:bookmarkEnd w:id="236"/>
-    <w:bookmarkStart w:id="237" w:name="c.-disclosure-checklist-illustrative"/>
+    <w:bookmarkEnd w:id="245"/>
+    <w:bookmarkStart w:id="246" w:name="c.-disclosure-checklist-illustrative"/>
     <w:p>
       <w:pPr>
         <w:pStyle w:val="Heading2"/>
@@ -17017,8 +16408,8 @@
         <w:t xml:space="preserve">default and enforcement disclosures (for credit-bearing products): trigger definitions, servicing/enforcement governance, and recovery waterfall summary</w:t>
       </w:r>
     </w:p>
-    <w:bookmarkEnd w:id="237"/>
-    <w:bookmarkStart w:id="238" w:name="d.-references-and-sources"/>
+    <w:bookmarkEnd w:id="246"/>
+    <w:bookmarkStart w:id="247" w:name="d.-references-and-sources"/>
     <w:p>
       <w:pPr>
         <w:pStyle w:val="Heading2"/>
@@ -17050,8 +16441,8 @@
         <w:t xml:space="preserve">for a working list of source categories and placeholders.</w:t>
       </w:r>
     </w:p>
-    <w:bookmarkEnd w:id="238"/>
-    <w:bookmarkStart w:id="239" w:name="e.-design-diagrams-and-mapping-tables"/>
+    <w:bookmarkEnd w:id="247"/>
+    <w:bookmarkStart w:id="248" w:name="e.-design-diagrams-and-mapping-tables"/>
     <w:p>
       <w:pPr>
         <w:pStyle w:val="Heading2"/>
@@ -17333,8 +16724,8 @@
         <w:t xml:space="preserve">02-figures/tables/audit-monitoring-metrics.md</w:t>
       </w:r>
     </w:p>
-    <w:bookmarkEnd w:id="239"/>
-    <w:bookmarkStart w:id="240" w:name="f.-technical-annex"/>
+    <w:bookmarkEnd w:id="248"/>
+    <w:bookmarkStart w:id="249" w:name="f.-technical-annex"/>
     <w:p>
       <w:pPr>
         <w:pStyle w:val="Heading2"/>
@@ -17371,9 +16762,9 @@
         <w:br w:type="page"/>
       </w:r>
     </w:p>
-    <w:bookmarkEnd w:id="240"/>
-    <w:bookmarkEnd w:id="241"/>
-    <w:bookmarkStart w:id="300" w:name="X596fc520b220e88759dd166181810e62dca740b"/>
+    <w:bookmarkEnd w:id="249"/>
+    <w:bookmarkEnd w:id="250"/>
+    <w:bookmarkStart w:id="309" w:name="X596fc520b220e88759dd166181810e62dca740b"/>
     <w:p>
       <w:pPr>
         <w:pStyle w:val="Heading1"/>
@@ -17382,7 +16773,7 @@
         <w:t xml:space="preserve">Technical Annex (Implementation Specification – Working Draft)</w:t>
       </w:r>
     </w:p>
-    <w:bookmarkStart w:id="242" w:name="purpose-and-audience"/>
+    <w:bookmarkStart w:id="251" w:name="purpose-and-audience"/>
     <w:p>
       <w:pPr>
         <w:pStyle w:val="Heading2"/>
@@ -17455,8 +16846,8 @@
         <w:t xml:space="preserve">Architecture: hybrid on-chain/off-chain, regulated channels, no permissionless markets</w:t>
       </w:r>
     </w:p>
-    <w:bookmarkEnd w:id="242"/>
-    <w:bookmarkStart w:id="243" w:name="system-overview-hybrid-architecture"/>
+    <w:bookmarkEnd w:id="251"/>
+    <w:bookmarkStart w:id="252" w:name="system-overview-hybrid-architecture"/>
     <w:p>
       <w:pPr>
         <w:pStyle w:val="Heading2"/>
@@ -17608,8 +16999,8 @@
         <w:t xml:space="preserve">The authoritative compliance decisions occur off-chain and are evidenced through append-only logs. On-chain components provide controlled execution and immutable event trails.</w:t>
       </w:r>
     </w:p>
-    <w:bookmarkEnd w:id="243"/>
-    <w:bookmarkStart w:id="247" w:name="Xc9fd72ba467f53e12e46c127dc77ed59cfc32c1"/>
+    <w:bookmarkEnd w:id="252"/>
+    <w:bookmarkStart w:id="256" w:name="Xc9fd72ba467f53e12e46c127dc77ed59cfc32c1"/>
     <w:p>
       <w:pPr>
         <w:pStyle w:val="Heading2"/>
@@ -17642,7 +17033,7 @@
         <w:t xml:space="preserve">is recommended to achieve deterministic reconstructions and auditability at scale.</w:t>
       </w:r>
     </w:p>
-    <w:bookmarkStart w:id="244" w:name="event-store-system-of-record"/>
+    <w:bookmarkStart w:id="253" w:name="event-store-system-of-record"/>
     <w:p>
       <w:pPr>
         <w:pStyle w:val="Heading3"/>
@@ -17707,8 +17098,8 @@
         <w:t xml:space="preserve">Strong integrity: write-once semantics (or equivalent controls), hashing of event streams, and tamper detection.</w:t>
       </w:r>
     </w:p>
-    <w:bookmarkEnd w:id="244"/>
-    <w:bookmarkStart w:id="245" w:name="projections-read-models"/>
+    <w:bookmarkEnd w:id="253"/>
+    <w:bookmarkStart w:id="254" w:name="projections-read-models"/>
     <w:p>
       <w:pPr>
         <w:pStyle w:val="Heading3"/>
@@ -17785,8 +17176,8 @@
         <w:t xml:space="preserve">evidence pack indices (what evidence exists for an issuance/transfer/corporate action)</w:t>
       </w:r>
     </w:p>
-    <w:bookmarkEnd w:id="245"/>
-    <w:bookmarkStart w:id="246" w:name="minimum-event-types-illustrative"/>
+    <w:bookmarkEnd w:id="254"/>
+    <w:bookmarkStart w:id="255" w:name="minimum-event-types-illustrative"/>
     <w:p>
       <w:pPr>
         <w:pStyle w:val="Heading3"/>
@@ -18375,9 +17766,9 @@
         <w:t xml:space="preserve">ENFORCEMENT_HOLD_REMOVED</w:t>
       </w:r>
     </w:p>
-    <w:bookmarkEnd w:id="246"/>
-    <w:bookmarkEnd w:id="247"/>
-    <w:bookmarkStart w:id="251" w:name="Xb2907adde0f0ac170dcb38310d30d630d77bd99"/>
+    <w:bookmarkEnd w:id="255"/>
+    <w:bookmarkEnd w:id="256"/>
+    <w:bookmarkStart w:id="260" w:name="Xb2907adde0f0ac170dcb38310d30d630d77bd99"/>
     <w:p>
       <w:pPr>
         <w:pStyle w:val="Heading2"/>
@@ -18386,7 +17777,7 @@
         <w:t xml:space="preserve">Identity, KYC/AML, and Eligibility Integration</w:t>
       </w:r>
     </w:p>
-    <w:bookmarkStart w:id="248" w:name="principles"/>
+    <w:bookmarkStart w:id="257" w:name="principles"/>
     <w:p>
       <w:pPr>
         <w:pStyle w:val="Heading3"/>
@@ -18431,8 +17822,8 @@
         <w:t xml:space="preserve">Eligibility is identity-centric; wallet addresses are bound to verified identities.</w:t>
       </w:r>
     </w:p>
-    <w:bookmarkEnd w:id="248"/>
-    <w:bookmarkStart w:id="249" w:name="X082dd0be743d3face6237691d4bf185b09cabf9"/>
+    <w:bookmarkEnd w:id="257"/>
+    <w:bookmarkStart w:id="258" w:name="X082dd0be743d3face6237691d4bf185b09cabf9"/>
     <w:p>
       <w:pPr>
         <w:pStyle w:val="Heading3"/>
@@ -18529,8 +17920,8 @@
         <w:t xml:space="preserve">Retail configurations should be treated as conservative defaults and require explicit governance approvals for any expansion of eligibility or caps.</w:t>
       </w:r>
     </w:p>
-    <w:bookmarkEnd w:id="249"/>
-    <w:bookmarkStart w:id="250" w:name="integration-requirements-non-exhaustive"/>
+    <w:bookmarkEnd w:id="258"/>
+    <w:bookmarkStart w:id="259" w:name="integration-requirements-non-exhaustive"/>
     <w:p>
       <w:pPr>
         <w:pStyle w:val="Heading3"/>
@@ -18575,9 +17966,9 @@
         <w:t xml:space="preserve">Support periodic refresh workflows and revocation flows that update whitelist privileges.</w:t>
       </w:r>
     </w:p>
-    <w:bookmarkEnd w:id="250"/>
-    <w:bookmarkEnd w:id="251"/>
-    <w:bookmarkStart w:id="255" w:name="wallet-model-adoption-vs.-control"/>
+    <w:bookmarkEnd w:id="259"/>
+    <w:bookmarkEnd w:id="260"/>
+    <w:bookmarkStart w:id="264" w:name="wallet-model-adoption-vs.-control"/>
     <w:p>
       <w:pPr>
         <w:pStyle w:val="Heading2"/>
@@ -18594,7 +17985,7 @@
         <w:t xml:space="preserve">This program should support at least two wallet interaction modes to balance retail adoption and institutional requirements:</w:t>
       </w:r>
     </w:p>
-    <w:bookmarkStart w:id="252" w:name="Xd25c40ec5733ae24111cf52664b86a3ba19ee0a"/>
+    <w:bookmarkStart w:id="261" w:name="Xd25c40ec5733ae24111cf52664b86a3ba19ee0a"/>
     <w:p>
       <w:pPr>
         <w:pStyle w:val="Heading3"/>
@@ -18691,8 +18082,8 @@
         <w:t xml:space="preserve">clear disclosures on residual risks and support processes</w:t>
       </w:r>
     </w:p>
-    <w:bookmarkEnd w:id="252"/>
-    <w:bookmarkStart w:id="253" w:name="X5383a2202f636cb0821585e6d42e296f71a5aeb"/>
+    <w:bookmarkEnd w:id="261"/>
+    <w:bookmarkStart w:id="262" w:name="X5383a2202f636cb0821585e6d42e296f71a5aeb"/>
     <w:p>
       <w:pPr>
         <w:pStyle w:val="Heading3"/>
@@ -18777,8 +18168,8 @@
         <w:t xml:space="preserve">support for institution-grade custody addresses (including multi-sig where used)</w:t>
       </w:r>
     </w:p>
-    <w:bookmarkEnd w:id="253"/>
-    <w:bookmarkStart w:id="254" w:name="Xe014452d20bb44703bcf1db5725e95f64c8bebc"/>
+    <w:bookmarkEnd w:id="262"/>
+    <w:bookmarkStart w:id="263" w:name="Xe014452d20bb44703bcf1db5725e95f64c8bebc"/>
     <w:p>
       <w:pPr>
         <w:pStyle w:val="Heading3"/>
@@ -18877,9 +18268,9 @@
         <w:t xml:space="preserve">This prevents cap circumvention (crowdfunding limits), reduces resale restriction leakage, and improves AML/monitoring effectiveness.</w:t>
       </w:r>
     </w:p>
-    <w:bookmarkEnd w:id="254"/>
-    <w:bookmarkEnd w:id="255"/>
-    <w:bookmarkStart w:id="261" w:name="Xae686fca6d8b91bc8b4d91b956a60e29a67f512"/>
+    <w:bookmarkEnd w:id="263"/>
+    <w:bookmarkEnd w:id="264"/>
+    <w:bookmarkStart w:id="270" w:name="Xae686fca6d8b91bc8b4d91b956a60e29a67f512"/>
     <w:p>
       <w:pPr>
         <w:pStyle w:val="Heading2"/>
@@ -18896,7 +18287,7 @@
         <w:t xml:space="preserve">The policy engine is responsible for computing allow/deny outcomes for privileged lifecycle actions and transfers.</w:t>
       </w:r>
     </w:p>
-    <w:bookmarkStart w:id="256" w:name="inputs-illustrative"/>
+    <w:bookmarkStart w:id="265" w:name="inputs-illustrative"/>
     <w:p>
       <w:pPr>
         <w:pStyle w:val="Heading3"/>
@@ -18977,8 +18368,8 @@
         <w:t xml:space="preserve">current policy version</w:t>
       </w:r>
     </w:p>
-    <w:bookmarkEnd w:id="256"/>
-    <w:bookmarkStart w:id="257" w:name="outputs-illustrative"/>
+    <w:bookmarkEnd w:id="265"/>
+    <w:bookmarkStart w:id="266" w:name="outputs-illustrative"/>
     <w:p>
       <w:pPr>
         <w:pStyle w:val="Heading3"/>
@@ -19059,8 +18450,8 @@
         <w:t xml:space="preserve">evidence references (e.g., KYC approval ID, disclosure acknowledgement ID)</w:t>
       </w:r>
     </w:p>
-    <w:bookmarkEnd w:id="257"/>
-    <w:bookmarkStart w:id="258" w:name="Xbc777ce5adc0cfe98870730cf98fb1bb4c1f4c4"/>
+    <w:bookmarkEnd w:id="266"/>
+    <w:bookmarkStart w:id="267" w:name="Xbc777ce5adc0cfe98870730cf98fb1bb4c1f4c4"/>
     <w:p>
       <w:pPr>
         <w:pStyle w:val="Heading3"/>
@@ -19303,8 +18694,8 @@
         </w:tc>
       </w:tr>
     </w:tbl>
-    <w:bookmarkEnd w:id="258"/>
-    <w:bookmarkStart w:id="259" w:name="reason-codes-transfer-action-decisioning"/>
+    <w:bookmarkEnd w:id="267"/>
+    <w:bookmarkStart w:id="268" w:name="reason-codes-transfer-action-decisioning"/>
     <w:p>
       <w:pPr>
         <w:pStyle w:val="Heading3"/>
@@ -19479,8 +18870,8 @@
         <w:t xml:space="preserve">Reason codes should be stable, reportable, and mapped to human-readable explanations for investor support and audit reviews.</w:t>
       </w:r>
     </w:p>
-    <w:bookmarkEnd w:id="259"/>
-    <w:bookmarkStart w:id="260" w:name="versioning-and-change-control"/>
+    <w:bookmarkEnd w:id="268"/>
+    <w:bookmarkStart w:id="269" w:name="versioning-and-change-control"/>
     <w:p>
       <w:pPr>
         <w:pStyle w:val="Heading3"/>
@@ -19525,9 +18916,9 @@
         <w:t xml:space="preserve">Emergency changes must be time-bounded and reviewed post-incident.</w:t>
       </w:r>
     </w:p>
-    <w:bookmarkEnd w:id="260"/>
-    <w:bookmarkEnd w:id="261"/>
-    <w:bookmarkStart w:id="266" w:name="X3bb2d1c07df7355cca72cefecc8ec929dbd86cb"/>
+    <w:bookmarkEnd w:id="269"/>
+    <w:bookmarkEnd w:id="270"/>
+    <w:bookmarkStart w:id="275" w:name="X3bb2d1c07df7355cca72cefecc8ec929dbd86cb"/>
     <w:p>
       <w:pPr>
         <w:pStyle w:val="Heading2"/>
@@ -19536,7 +18927,7 @@
         <w:t xml:space="preserve">Escrow and Fiat Ramps (Indonesia-First Pilot)</w:t>
       </w:r>
     </w:p>
-    <w:bookmarkStart w:id="262" w:name="pilot-default"/>
+    <w:bookmarkStart w:id="271" w:name="pilot-default"/>
     <w:p>
       <w:pPr>
         <w:pStyle w:val="Heading3"/>
@@ -19589,8 +18980,8 @@
         <w:t xml:space="preserve">dual authorization for release and refunds</w:t>
       </w:r>
     </w:p>
-    <w:bookmarkEnd w:id="262"/>
-    <w:bookmarkStart w:id="263" w:name="cross-border-extension-later"/>
+    <w:bookmarkEnd w:id="271"/>
+    <w:bookmarkStart w:id="272" w:name="cross-border-extension-later"/>
     <w:p>
       <w:pPr>
         <w:pStyle w:val="Heading3"/>
@@ -19643,8 +19034,8 @@
         <w:t xml:space="preserve">keep evidence and approval standards consistent</w:t>
       </w:r>
     </w:p>
-    <w:bookmarkEnd w:id="263"/>
-    <w:bookmarkStart w:id="264" w:name="controls-minimum"/>
+    <w:bookmarkEnd w:id="272"/>
+    <w:bookmarkStart w:id="273" w:name="controls-minimum"/>
     <w:p>
       <w:pPr>
         <w:pStyle w:val="Heading3"/>
@@ -19689,8 +19080,8 @@
         <w:t xml:space="preserve">daily reconciliation between escrow statements and subscription/allocation ledgers</w:t>
       </w:r>
     </w:p>
-    <w:bookmarkEnd w:id="264"/>
-    <w:bookmarkStart w:id="265" w:name="Xe0fa91190f1fcde21ab3ce6f1a18aabec72aba3"/>
+    <w:bookmarkEnd w:id="273"/>
+    <w:bookmarkStart w:id="274" w:name="Xe0fa91190f1fcde21ab3ce6f1a18aabec72aba3"/>
     <w:p>
       <w:pPr>
         <w:pStyle w:val="Heading3"/>
@@ -19879,9 +19270,9 @@
         <w:t xml:space="preserve">release/refund approvals and execution receipts</w:t>
       </w:r>
     </w:p>
-    <w:bookmarkEnd w:id="265"/>
-    <w:bookmarkEnd w:id="266"/>
-    <w:bookmarkStart w:id="271" w:name="X5ad900f55243c82d352fa567b9af41483487ee9"/>
+    <w:bookmarkEnd w:id="274"/>
+    <w:bookmarkEnd w:id="275"/>
+    <w:bookmarkStart w:id="280" w:name="X5ad900f55243c82d352fa567b9af41483487ee9"/>
     <w:p>
       <w:pPr>
         <w:pStyle w:val="Heading2"/>
@@ -19934,7 +19325,7 @@
         <w:t xml:space="preserve">event logs for issuance, transfer outcomes, and corporate action triggers (where used)</w:t>
       </w:r>
     </w:p>
-    <w:bookmarkStart w:id="270" w:name="Xeab7f79d1ac8db09535d80e0241f52787faf00f"/>
+    <w:bookmarkStart w:id="279" w:name="Xeab7f79d1ac8db09535d80e0241f52787faf00f"/>
     <w:p>
       <w:pPr>
         <w:pStyle w:val="Heading3"/>
@@ -19951,7 +19342,7 @@
         <w:t xml:space="preserve">This section defines the minimum on-chain surface area required to support compliance-by-design. It is intentionally non-prescriptive about specific standards or ABIs; it focuses on control outcomes and traceability.</w:t>
       </w:r>
     </w:p>
-    <w:bookmarkStart w:id="267" w:name="contract-components-illustrative"/>
+    <w:bookmarkStart w:id="276" w:name="contract-components-illustrative"/>
     <w:p>
       <w:pPr>
         <w:pStyle w:val="Heading4"/>
@@ -20070,8 +19461,8 @@
         <w:t xml:space="preserve">supports holds/freezes/unfreezes under governed circumstances with event logs.</w:t>
       </w:r>
     </w:p>
-    <w:bookmarkEnd w:id="267"/>
-    <w:bookmarkStart w:id="268" w:name="role-model-minimum"/>
+    <w:bookmarkEnd w:id="276"/>
+    <w:bookmarkStart w:id="277" w:name="role-model-minimum"/>
     <w:p>
       <w:pPr>
         <w:pStyle w:val="Heading4"/>
@@ -20201,8 +19592,8 @@
         <w:t xml:space="preserve">Where feasible, critical actions should require sequential approvals off-chain and be executed on-chain only after an approval window is opened and evidenced.</w:t>
       </w:r>
     </w:p>
-    <w:bookmarkEnd w:id="268"/>
-    <w:bookmarkStart w:id="269" w:name="compliance-enforcement-layer-conceptual"/>
+    <w:bookmarkEnd w:id="277"/>
+    <w:bookmarkStart w:id="278" w:name="compliance-enforcement-layer-conceptual"/>
     <w:p>
       <w:pPr>
         <w:pStyle w:val="Heading4"/>
@@ -20477,10 +19868,10 @@
         <w:t xml:space="preserve">The contract surface should avoid introducing permissionless liquidity mechanics (no AMM hooks assumed).</w:t>
       </w:r>
     </w:p>
-    <w:bookmarkEnd w:id="269"/>
-    <w:bookmarkEnd w:id="270"/>
-    <w:bookmarkEnd w:id="271"/>
-    <w:bookmarkStart w:id="278" w:name="X2d488e2ee86d36b3cbfc409f0c09666fa03d77b"/>
+    <w:bookmarkEnd w:id="278"/>
+    <w:bookmarkEnd w:id="279"/>
+    <w:bookmarkEnd w:id="280"/>
+    <w:bookmarkStart w:id="287" w:name="X2d488e2ee86d36b3cbfc409f0c09666fa03d77b"/>
     <w:p>
       <w:pPr>
         <w:pStyle w:val="Heading2"/>
@@ -20497,7 +19888,7 @@
         <w:t xml:space="preserve">This whitepaper is intentionally chain-agnostic at the policy level. For implementation, network selection should be treated as an engineering and risk decision driven by control outcomes, partner constraints (custody/venue), and cost/performance requirements—especially for an Indonesia-first retail pilot.</w:t>
       </w:r>
     </w:p>
-    <w:bookmarkStart w:id="272" w:name="X36cd520b3141a36c6e9984a428ddc11a38e9a19"/>
+    <w:bookmarkStart w:id="281" w:name="X36cd520b3141a36c6e9984a428ddc11a38e9a19"/>
     <w:p>
       <w:pPr>
         <w:pStyle w:val="Heading3"/>
@@ -20590,8 +19981,8 @@
         <w:t xml:space="preserve">(avoid multi-chain complexity) unless a regulated venue/custody partner requires otherwise.</w:t>
       </w:r>
     </w:p>
-    <w:bookmarkEnd w:id="272"/>
-    <w:bookmarkStart w:id="273" w:name="X424b1519f05d29e272a3242b0b56e856d898a9c"/>
+    <w:bookmarkEnd w:id="281"/>
+    <w:bookmarkStart w:id="282" w:name="X424b1519f05d29e272a3242b0b56e856d898a9c"/>
     <w:p>
       <w:pPr>
         <w:pStyle w:val="Heading3"/>
@@ -20674,8 +20065,8 @@
         <w:t xml:space="preserve">The choice should not change the legal boundary (economic rights only) or the requirement for off-chain compliance.</w:t>
       </w:r>
     </w:p>
-    <w:bookmarkEnd w:id="273"/>
-    <w:bookmarkStart w:id="274" w:name="Xcad78a04b42a006868849a8b8e0748de05d6f8d"/>
+    <w:bookmarkEnd w:id="282"/>
+    <w:bookmarkStart w:id="283" w:name="Xcad78a04b42a006868849a8b8e0748de05d6f8d"/>
     <w:p>
       <w:pPr>
         <w:pStyle w:val="Heading3"/>
@@ -21050,8 +20441,8 @@
         </w:tc>
       </w:tr>
     </w:tbl>
-    <w:bookmarkEnd w:id="274"/>
-    <w:bookmarkStart w:id="275" w:name="practical-selection-process-recommended"/>
+    <w:bookmarkEnd w:id="283"/>
+    <w:bookmarkStart w:id="284" w:name="practical-selection-process-recommended"/>
     <w:p>
       <w:pPr>
         <w:pStyle w:val="Heading3"/>
@@ -21178,8 +20569,8 @@
         <w:t xml:space="preserve">Network selection is expected to be revisited when moving from an Indonesia-only pilot to cross-border rollout, because venue/custody requirements may change.</w:t>
       </w:r>
     </w:p>
-    <w:bookmarkEnd w:id="275"/>
-    <w:bookmarkStart w:id="276" w:name="required-on-chain-controls-illustrative"/>
+    <w:bookmarkEnd w:id="284"/>
+    <w:bookmarkStart w:id="285" w:name="required-on-chain-controls-illustrative"/>
     <w:p>
       <w:pPr>
         <w:pStyle w:val="Heading3"/>
@@ -21224,8 +20615,8 @@
         <w:t xml:space="preserve">explicit prevention of permissionless liquidity mechanics (no AMM integration assumptions)</w:t>
       </w:r>
     </w:p>
-    <w:bookmarkEnd w:id="276"/>
-    <w:bookmarkStart w:id="277" w:name="upgradeability-and-change-management"/>
+    <w:bookmarkEnd w:id="285"/>
+    <w:bookmarkStart w:id="286" w:name="upgradeability-and-change-management"/>
     <w:p>
       <w:pPr>
         <w:pStyle w:val="Heading3"/>
@@ -21278,9 +20669,9 @@
         <w:t xml:space="preserve">scope upgrades narrowly; avoid “arbitrary admin” patterns</w:t>
       </w:r>
     </w:p>
-    <w:bookmarkEnd w:id="277"/>
-    <w:bookmarkEnd w:id="278"/>
-    <w:bookmarkStart w:id="279" w:name="Xbf579e4b0aba4d68c067c7c12785d6c6b26fb9d"/>
+    <w:bookmarkEnd w:id="286"/>
+    <w:bookmarkEnd w:id="287"/>
+    <w:bookmarkStart w:id="288" w:name="Xbf579e4b0aba4d68c067c7c12785d6c6b26fb9d"/>
     <w:p>
       <w:pPr>
         <w:pStyle w:val="Heading2"/>
@@ -21333,8 +20724,8 @@
         <w:t xml:space="preserve">access reviews, logging, and incident response runbooks</w:t>
       </w:r>
     </w:p>
-    <w:bookmarkEnd w:id="279"/>
-    <w:bookmarkStart w:id="280" w:name="Xd07f5ac299df991006fed5cf3c9f5581930498f"/>
+    <w:bookmarkEnd w:id="288"/>
+    <w:bookmarkStart w:id="289" w:name="Xd07f5ac299df991006fed5cf3c9f5581930498f"/>
     <w:p>
       <w:pPr>
         <w:pStyle w:val="Heading2"/>
@@ -21427,8 +20818,8 @@
         <w:t xml:space="preserve">Monitoring should produce retained artifacts suitable for governance review and audits.</w:t>
       </w:r>
     </w:p>
-    <w:bookmarkEnd w:id="280"/>
-    <w:bookmarkStart w:id="284" w:name="X748e9f4c656e8b740d67ed59f071d85fd158e95"/>
+    <w:bookmarkEnd w:id="289"/>
+    <w:bookmarkStart w:id="293" w:name="X748e9f4c656e8b740d67ed59f071d85fd158e95"/>
     <w:p>
       <w:pPr>
         <w:pStyle w:val="Heading2"/>
@@ -21445,7 +20836,7 @@
         <w:t xml:space="preserve">Retention and access governance must be implemented as technical controls, not only as policy statements.</w:t>
       </w:r>
     </w:p>
-    <w:bookmarkStart w:id="281" w:name="Xe1bf3b4e9447b1400def587214bc00c7ba974a8"/>
+    <w:bookmarkStart w:id="290" w:name="Xe1bf3b4e9447b1400def587214bc00c7ba974a8"/>
     <w:p>
       <w:pPr>
         <w:pStyle w:val="Heading3"/>
@@ -21554,8 +20945,8 @@
         <w:t xml:space="preserve">complete deletion tracking (what was deleted, when, and by which authority)</w:t>
       </w:r>
     </w:p>
-    <w:bookmarkEnd w:id="281"/>
-    <w:bookmarkStart w:id="282" w:name="access-controls-and-logging"/>
+    <w:bookmarkEnd w:id="290"/>
+    <w:bookmarkStart w:id="291" w:name="access-controls-and-logging"/>
     <w:p>
       <w:pPr>
         <w:pStyle w:val="Heading3"/>
@@ -21620,8 +21011,8 @@
         <w:t xml:space="preserve">periodic access reviews and automated alerts for anomalous access patterns</w:t>
       </w:r>
     </w:p>
-    <w:bookmarkEnd w:id="282"/>
-    <w:bookmarkStart w:id="283" w:name="redaction-and-evidence-sharing"/>
+    <w:bookmarkEnd w:id="291"/>
+    <w:bookmarkStart w:id="292" w:name="redaction-and-evidence-sharing"/>
     <w:p>
       <w:pPr>
         <w:pStyle w:val="Heading3"/>
@@ -21674,9 +21065,9 @@
         <w:t xml:space="preserve">use secure transfer mechanisms and maintain integrity checks (hashes/signatures) for shared artifacts</w:t>
       </w:r>
     </w:p>
-    <w:bookmarkEnd w:id="283"/>
-    <w:bookmarkEnd w:id="284"/>
-    <w:bookmarkStart w:id="285" w:name="evidence-packs-audit-exports"/>
+    <w:bookmarkEnd w:id="292"/>
+    <w:bookmarkEnd w:id="293"/>
+    <w:bookmarkStart w:id="294" w:name="evidence-packs-audit-exports"/>
     <w:p>
       <w:pPr>
         <w:pStyle w:val="Heading2"/>
@@ -21765,8 +21156,8 @@
         <w:t xml:space="preserve">exception approvals and their scope/expiry</w:t>
       </w:r>
     </w:p>
-    <w:bookmarkEnd w:id="285"/>
-    <w:bookmarkStart w:id="293" w:name="Xff80972b7b4f5a1ebae3cf40e81cd72a454883e"/>
+    <w:bookmarkEnd w:id="294"/>
+    <w:bookmarkStart w:id="302" w:name="Xff80972b7b4f5a1ebae3cf40e81cd72a454883e"/>
     <w:p>
       <w:pPr>
         <w:pStyle w:val="Heading2"/>
@@ -21783,7 +21174,7 @@
         <w:t xml:space="preserve">Corporate actions are the primary mechanism by which token holders receive the economic entitlements defined in the legal wrapper. In a hybrid model, calculation and evidence are typically off-chain, while on-chain is used for restricted token administration and tamper-evident logs.</w:t>
       </w:r>
     </w:p>
-    <w:bookmarkStart w:id="286" w:name="corporate-action-types-illustrative"/>
+    <w:bookmarkStart w:id="295" w:name="corporate-action-types-illustrative"/>
     <w:p>
       <w:pPr>
         <w:pStyle w:val="Heading3"/>
@@ -21840,8 +21231,8 @@
         <w:t xml:space="preserve">enforcement actions (holds/freezes) and related notices</w:t>
       </w:r>
     </w:p>
-    <w:bookmarkEnd w:id="286"/>
-    <w:bookmarkStart w:id="287" w:name="X78053ea477fc87896aa0bf40baaa35e198db2b0"/>
+    <w:bookmarkEnd w:id="295"/>
+    <w:bookmarkStart w:id="296" w:name="X78053ea477fc87896aa0bf40baaa35e198db2b0"/>
     <w:p>
       <w:pPr>
         <w:pStyle w:val="Heading3"/>
@@ -21932,8 +21323,8 @@
         <w:t xml:space="preserve">Where a regulated venue is used, venue trade reporting and settlement timing should be factored into the record date and reconciliation window.</w:t>
       </w:r>
     </w:p>
-    <w:bookmarkEnd w:id="287"/>
-    <w:bookmarkStart w:id="288" w:name="entitlement-calculation-high-level"/>
+    <w:bookmarkEnd w:id="296"/>
+    <w:bookmarkStart w:id="297" w:name="entitlement-calculation-high-level"/>
     <w:p>
       <w:pPr>
         <w:pStyle w:val="Heading3"/>
@@ -22014,8 +21405,8 @@
         <w:t xml:space="preserve">generate a calculation report and attach supporting evidence references</w:t>
       </w:r>
     </w:p>
-    <w:bookmarkEnd w:id="288"/>
-    <w:bookmarkStart w:id="289" w:name="statements-and-investor-communications"/>
+    <w:bookmarkEnd w:id="297"/>
+    <w:bookmarkStart w:id="298" w:name="statements-and-investor-communications"/>
     <w:p>
       <w:pPr>
         <w:pStyle w:val="Heading3"/>
@@ -22076,8 +21467,8 @@
         <w:t xml:space="preserve">For multi-wallet investors, statements should consolidate positions across all bound wallets under the same Investor ID.</w:t>
       </w:r>
     </w:p>
-    <w:bookmarkEnd w:id="289"/>
-    <w:bookmarkStart w:id="290" w:name="payout-execution-fiat-rails"/>
+    <w:bookmarkEnd w:id="298"/>
+    <w:bookmarkStart w:id="299" w:name="payout-execution-fiat-rails"/>
     <w:p>
       <w:pPr>
         <w:pStyle w:val="Heading3"/>
@@ -22130,8 +21521,8 @@
         <w:t xml:space="preserve">payout execution receipts must be attached to the evidence pack</w:t>
       </w:r>
     </w:p>
-    <w:bookmarkEnd w:id="290"/>
-    <w:bookmarkStart w:id="291" w:name="X5639625bb937184b65ae701d9105f105aa5d8b6"/>
+    <w:bookmarkEnd w:id="299"/>
+    <w:bookmarkStart w:id="300" w:name="X5639625bb937184b65ae701d9105f105aa5d8b6"/>
     <w:p>
       <w:pPr>
         <w:pStyle w:val="Heading3"/>
@@ -22208,8 +21599,8 @@
         <w:t xml:space="preserve">payout execution receipts and investor statement artifacts</w:t>
       </w:r>
     </w:p>
-    <w:bookmarkEnd w:id="291"/>
-    <w:bookmarkStart w:id="292" w:name="monitoring-corporate-actions"/>
+    <w:bookmarkEnd w:id="300"/>
+    <w:bookmarkStart w:id="301" w:name="monitoring-corporate-actions"/>
     <w:p>
       <w:pPr>
         <w:pStyle w:val="Heading3"/>
@@ -22274,9 +21665,9 @@
         <w:t xml:space="preserve">investor complaint/dispute volumes and resolution time</w:t>
       </w:r>
     </w:p>
-    <w:bookmarkEnd w:id="292"/>
-    <w:bookmarkEnd w:id="293"/>
-    <w:bookmarkStart w:id="297" w:name="X71226470b2f0c7a392f45a24ac0d4a030f2c01f"/>
+    <w:bookmarkEnd w:id="301"/>
+    <w:bookmarkEnd w:id="302"/>
+    <w:bookmarkStart w:id="306" w:name="X71226470b2f0c7a392f45a24ac0d4a030f2c01f"/>
     <w:p>
       <w:pPr>
         <w:pStyle w:val="Heading2"/>
@@ -22293,7 +21684,7 @@
         <w:t xml:space="preserve">Fee and waterfall mechanics must be implemented as controlled, auditable calculations aligned to the legal wrapper. This section specifies technical control outcomes, not accounting standards.</w:t>
       </w:r>
     </w:p>
-    <w:bookmarkStart w:id="294" w:name="inputs-and-source-of-truth"/>
+    <w:bookmarkStart w:id="303" w:name="inputs-and-source-of-truth"/>
     <w:p>
       <w:pPr>
         <w:pStyle w:val="Heading3"/>
@@ -22370,8 +21761,8 @@
         <w:t xml:space="preserve">approved policy versions and exception approvals (if any)</w:t>
       </w:r>
     </w:p>
-    <w:bookmarkEnd w:id="294"/>
-    <w:bookmarkStart w:id="295" w:name="calculation-controls"/>
+    <w:bookmarkEnd w:id="303"/>
+    <w:bookmarkStart w:id="304" w:name="calculation-controls"/>
     <w:p>
       <w:pPr>
         <w:pStyle w:val="Heading3"/>
@@ -22448,8 +21839,8 @@
         <w:t xml:space="preserve">explicit handling of rounding, minimum payout thresholds, and carry-over rules</w:t>
       </w:r>
     </w:p>
-    <w:bookmarkEnd w:id="295"/>
-    <w:bookmarkStart w:id="296" w:name="outputs-and-evidence"/>
+    <w:bookmarkEnd w:id="304"/>
+    <w:bookmarkStart w:id="305" w:name="outputs-and-evidence"/>
     <w:p>
       <w:pPr>
         <w:pStyle w:val="Heading3"/>
@@ -22522,9 +21913,9 @@
         <w:t xml:space="preserve">All outputs must be linked into the evidence pack for the corresponding corporate action.</w:t>
       </w:r>
     </w:p>
-    <w:bookmarkEnd w:id="296"/>
-    <w:bookmarkEnd w:id="297"/>
-    <w:bookmarkStart w:id="298" w:name="X78addaa1de67dfd71dd1c9e70e7b214c1ab7c5f"/>
+    <w:bookmarkEnd w:id="305"/>
+    <w:bookmarkEnd w:id="306"/>
+    <w:bookmarkStart w:id="307" w:name="X78addaa1de67dfd71dd1c9e70e7b214c1ab7c5f"/>
     <w:p>
       <w:pPr>
         <w:pStyle w:val="Heading2"/>
@@ -22673,8 +22064,8 @@
         <w:t xml:space="preserve">optional and venue-specific; not an assurance of exit; term-driven outcomes remain primary</w:t>
       </w:r>
     </w:p>
-    <w:bookmarkEnd w:id="298"/>
-    <w:bookmarkStart w:id="299" w:name="non-goals-technical"/>
+    <w:bookmarkEnd w:id="307"/>
+    <w:bookmarkStart w:id="308" w:name="non-goals-technical"/>
     <w:p>
       <w:pPr>
         <w:pStyle w:val="Heading2"/>
@@ -22727,8 +22118,883 @@
         <w:t xml:space="preserve">assume global permissionless distribution</w:t>
       </w:r>
     </w:p>
-    <w:bookmarkEnd w:id="299"/>
-    <w:bookmarkEnd w:id="300"/>
+    <w:p>
+      <w:r>
+        <w:br w:type="page"/>
+      </w:r>
+    </w:p>
+    <w:bookmarkEnd w:id="308"/>
+    <w:bookmarkEnd w:id="309"/>
+    <w:bookmarkStart w:id="310" w:name="figure-pack-diagrams"/>
+    <w:p>
+      <w:pPr>
+        <w:pStyle w:val="Heading1"/>
+      </w:pPr>
+      <w:r>
+        <w:t xml:space="preserve">Figure Pack (Diagrams)</w:t>
+      </w:r>
+    </w:p>
+    <w:p>
+      <w:pPr>
+        <w:pStyle w:val="FirstParagraph"/>
+      </w:pPr>
+      <w:r>
+        <w:t xml:space="preserve">This section includes the diagram pack from</w:t>
+      </w:r>
+      <w:r>
+        <w:t xml:space="preserve"> </w:t>
+      </w:r>
+      <w:r>
+        <w:rPr>
+          <w:rStyle w:val="VerbatimChar"/>
+        </w:rPr>
+        <w:t xml:space="preserve">02-figures/diagrams/</w:t>
+      </w:r>
+      <w:r>
+        <w:t xml:space="preserve">. If Mermaid rendering is available, diagrams are embedded as images. Otherwise, Mermaid code blocks are retained.</w:t>
+      </w:r>
+    </w:p>
+    <w:p>
+      <w:r>
+        <w:br w:type="page"/>
+      </w:r>
+    </w:p>
+    <w:bookmarkEnd w:id="310"/>
+    <w:bookmarkStart w:id="313" w:name="Xd570fa5f4695500cd6b18676ebda535f41dd097"/>
+    <w:p>
+      <w:pPr>
+        <w:pStyle w:val="Heading1"/>
+      </w:pPr>
+      <w:r>
+        <w:t xml:space="preserve">Cross-Border Jurisdiction Controls (ASEAN Minimum)</w:t>
+      </w:r>
+    </w:p>
+    <w:p>
+      <w:pPr>
+        <w:pStyle w:val="FirstParagraph"/>
+      </w:pPr>
+      <w:r>
+        <w:t xml:space="preserve">This diagram illustrates how cross-border participation is managed via jurisdiction-aware policies, eligibility categories, and venue-specific controls. The goal is auditable compliance enforcement, not regulatory arbitrage.</w:t>
+      </w:r>
+    </w:p>
+    <w:p>
+      <w:pPr>
+        <w:pStyle w:val="BodyText"/>
+      </w:pPr>
+      <w:r>
+        <w:drawing>
+          <wp:inline>
+            <wp:extent cx="5334000" cy="12752145"/>
+            <wp:effectExtent b="0" l="0" r="0" t="0"/>
+            <wp:docPr descr="" title="" id="311" name="Picture"/>
+            <a:graphic>
+              <a:graphicData uri="http://schemas.openxmlformats.org/drawingml/2006/picture">
+                <pic:pic>
+                  <pic:nvPicPr>
+                    <pic:cNvPr descr="diagrams/mermaid-f03f5d7fda1f135a.png" id="312" name="Picture"/>
+                    <pic:cNvPicPr>
+                      <a:picLocks noChangeArrowheads="1" noChangeAspect="1"/>
+                    </pic:cNvPicPr>
+                  </pic:nvPicPr>
+                  <pic:blipFill>
+                    <a:blip r:embed="rId102"/>
+                    <a:stretch>
+                      <a:fillRect/>
+                    </a:stretch>
+                  </pic:blipFill>
+                  <pic:spPr bwMode="auto">
+                    <a:xfrm>
+                      <a:off x="0" y="0"/>
+                      <a:ext cx="5334000" cy="12752145"/>
+                    </a:xfrm>
+                    <a:prstGeom prst="rect">
+                      <a:avLst/>
+                    </a:prstGeom>
+                    <a:noFill/>
+                    <a:ln w="9525">
+                      <a:noFill/>
+                      <a:headEnd/>
+                      <a:tailEnd/>
+                    </a:ln>
+                  </pic:spPr>
+                </pic:pic>
+              </a:graphicData>
+            </a:graphic>
+          </wp:inline>
+        </w:drawing>
+      </w:r>
+    </w:p>
+    <w:p>
+      <w:r>
+        <w:br w:type="page"/>
+      </w:r>
+    </w:p>
+    <w:bookmarkEnd w:id="313"/>
+    <w:bookmarkStart w:id="317" w:name="X8d5d06179fe880567c4285eb56a086322990ec1"/>
+    <w:p>
+      <w:pPr>
+        <w:pStyle w:val="Heading1"/>
+      </w:pPr>
+      <w:r>
+        <w:t xml:space="preserve">Debt Offering Flow (Escrow + Closing Threshold)</w:t>
+      </w:r>
+    </w:p>
+    <w:p>
+      <w:pPr>
+        <w:pStyle w:val="FirstParagraph"/>
+      </w:pPr>
+      <w:r>
+        <w:t xml:space="preserve">This diagram illustrates a capital-light origination model where borrower drawdown depends on escrowed subscriptions meeting a documented close threshold. The token represents economic rights only; KYC/AML and eligibility are performed off-chain.</w:t>
+      </w:r>
+    </w:p>
+    <w:p>
+      <w:pPr>
+        <w:pStyle w:val="BodyText"/>
+      </w:pPr>
+      <w:r>
+        <w:drawing>
+          <wp:inline>
+            <wp:extent cx="5334000" cy="11851821"/>
+            <wp:effectExtent b="0" l="0" r="0" t="0"/>
+            <wp:docPr descr="" title="" id="315" name="Picture"/>
+            <a:graphic>
+              <a:graphicData uri="http://schemas.openxmlformats.org/drawingml/2006/picture">
+                <pic:pic>
+                  <pic:nvPicPr>
+                    <pic:cNvPr descr="diagrams/mermaid-69e1ee3e637685d1.png" id="316" name="Picture"/>
+                    <pic:cNvPicPr>
+                      <a:picLocks noChangeArrowheads="1" noChangeAspect="1"/>
+                    </pic:cNvPicPr>
+                  </pic:nvPicPr>
+                  <pic:blipFill>
+                    <a:blip r:embed="rId314"/>
+                    <a:stretch>
+                      <a:fillRect/>
+                    </a:stretch>
+                  </pic:blipFill>
+                  <pic:spPr bwMode="auto">
+                    <a:xfrm>
+                      <a:off x="0" y="0"/>
+                      <a:ext cx="5334000" cy="11851821"/>
+                    </a:xfrm>
+                    <a:prstGeom prst="rect">
+                      <a:avLst/>
+                    </a:prstGeom>
+                    <a:noFill/>
+                    <a:ln w="9525">
+                      <a:noFill/>
+                      <a:headEnd/>
+                      <a:tailEnd/>
+                    </a:ln>
+                  </pic:spPr>
+                </pic:pic>
+              </a:graphicData>
+            </a:graphic>
+          </wp:inline>
+        </w:drawing>
+      </w:r>
+    </w:p>
+    <w:p>
+      <w:r>
+        <w:br w:type="page"/>
+      </w:r>
+    </w:p>
+    <w:bookmarkEnd w:id="317"/>
+    <w:bookmarkStart w:id="321" w:name="Xe84ac0d99191459d344b915aba029b5787187a0"/>
+    <w:p>
+      <w:pPr>
+        <w:pStyle w:val="Heading1"/>
+      </w:pPr>
+      <w:r>
+        <w:t xml:space="preserve">Escrow Reconciliation Workflow (High-Level)</w:t>
+      </w:r>
+    </w:p>
+    <w:p>
+      <w:pPr>
+        <w:pStyle w:val="FirstParagraph"/>
+      </w:pPr>
+      <w:r>
+        <w:t xml:space="preserve">This diagram illustrates daily reconciliation and close-day controls for escrow-based offerings. It is designed to support auditability and investor protection (accurate allocations, timely refunds, and controlled releases).</w:t>
+      </w:r>
+    </w:p>
+    <w:p>
+      <w:pPr>
+        <w:pStyle w:val="BodyText"/>
+      </w:pPr>
+      <w:r>
+        <w:drawing>
+          <wp:inline>
+            <wp:extent cx="5334000" cy="9899196"/>
+            <wp:effectExtent b="0" l="0" r="0" t="0"/>
+            <wp:docPr descr="" title="" id="319" name="Picture"/>
+            <a:graphic>
+              <a:graphicData uri="http://schemas.openxmlformats.org/drawingml/2006/picture">
+                <pic:pic>
+                  <pic:nvPicPr>
+                    <pic:cNvPr descr="diagrams/mermaid-759e5ae192e7ce00.png" id="320" name="Picture"/>
+                    <pic:cNvPicPr>
+                      <a:picLocks noChangeArrowheads="1" noChangeAspect="1"/>
+                    </pic:cNvPicPr>
+                  </pic:nvPicPr>
+                  <pic:blipFill>
+                    <a:blip r:embed="rId318"/>
+                    <a:stretch>
+                      <a:fillRect/>
+                    </a:stretch>
+                  </pic:blipFill>
+                  <pic:spPr bwMode="auto">
+                    <a:xfrm>
+                      <a:off x="0" y="0"/>
+                      <a:ext cx="5334000" cy="9899196"/>
+                    </a:xfrm>
+                    <a:prstGeom prst="rect">
+                      <a:avLst/>
+                    </a:prstGeom>
+                    <a:noFill/>
+                    <a:ln w="9525">
+                      <a:noFill/>
+                      <a:headEnd/>
+                      <a:tailEnd/>
+                    </a:ln>
+                  </pic:spPr>
+                </pic:pic>
+              </a:graphicData>
+            </a:graphic>
+          </wp:inline>
+        </w:drawing>
+      </w:r>
+    </w:p>
+    <w:p>
+      <w:r>
+        <w:br w:type="page"/>
+      </w:r>
+    </w:p>
+    <w:bookmarkEnd w:id="321"/>
+    <w:bookmarkStart w:id="325" w:name="Xe8196ccdf874d4833dc50ce7528a18f1a36a7b2"/>
+    <w:p>
+      <w:pPr>
+        <w:pStyle w:val="Heading1"/>
+      </w:pPr>
+      <w:r>
+        <w:t xml:space="preserve">Governance, Audit, and Monitoring Loop (High-Level)</w:t>
+      </w:r>
+    </w:p>
+    <w:p>
+      <w:pPr>
+        <w:pStyle w:val="FirstParagraph"/>
+      </w:pPr>
+      <w:r>
+        <w:t xml:space="preserve">This diagram shows how monitoring signals and audit evidence feed governance decisions and control improvements in a hybrid compliance architecture.</w:t>
+      </w:r>
+    </w:p>
+    <w:p>
+      <w:pPr>
+        <w:pStyle w:val="BodyText"/>
+      </w:pPr>
+      <w:r>
+        <w:drawing>
+          <wp:inline>
+            <wp:extent cx="5334000" cy="5229411"/>
+            <wp:effectExtent b="0" l="0" r="0" t="0"/>
+            <wp:docPr descr="" title="" id="323" name="Picture"/>
+            <a:graphic>
+              <a:graphicData uri="http://schemas.openxmlformats.org/drawingml/2006/picture">
+                <pic:pic>
+                  <pic:nvPicPr>
+                    <pic:cNvPr descr="diagrams/mermaid-eedd36fadcd827c4.png" id="324" name="Picture"/>
+                    <pic:cNvPicPr>
+                      <a:picLocks noChangeArrowheads="1" noChangeAspect="1"/>
+                    </pic:cNvPicPr>
+                  </pic:nvPicPr>
+                  <pic:blipFill>
+                    <a:blip r:embed="rId322"/>
+                    <a:stretch>
+                      <a:fillRect/>
+                    </a:stretch>
+                  </pic:blipFill>
+                  <pic:spPr bwMode="auto">
+                    <a:xfrm>
+                      <a:off x="0" y="0"/>
+                      <a:ext cx="5334000" cy="5229411"/>
+                    </a:xfrm>
+                    <a:prstGeom prst="rect">
+                      <a:avLst/>
+                    </a:prstGeom>
+                    <a:noFill/>
+                    <a:ln w="9525">
+                      <a:noFill/>
+                      <a:headEnd/>
+                      <a:tailEnd/>
+                    </a:ln>
+                  </pic:spPr>
+                </pic:pic>
+              </a:graphicData>
+            </a:graphic>
+          </wp:inline>
+        </w:drawing>
+      </w:r>
+    </w:p>
+    <w:p>
+      <w:r>
+        <w:br w:type="page"/>
+      </w:r>
+    </w:p>
+    <w:bookmarkEnd w:id="325"/>
+    <w:bookmarkStart w:id="328" w:name="Xda0ccf00bcc6e138fb11ad2b6ebd78767d1cf77"/>
+    <w:p>
+      <w:pPr>
+        <w:pStyle w:val="Heading1"/>
+      </w:pPr>
+      <w:r>
+        <w:t xml:space="preserve">Hybrid Compliance Architecture (High-Level)</w:t>
+      </w:r>
+    </w:p>
+    <w:p>
+      <w:pPr>
+        <w:pStyle w:val="FirstParagraph"/>
+      </w:pPr>
+      <w:r>
+        <w:t xml:space="preserve">This diagram shows the hybrid on-chain/off-chain compliance architecture used in this program. Personal data and regulated compliance operations remain off-chain; on-chain components focus on controlled execution and tamper-evident event logs.</w:t>
+      </w:r>
+    </w:p>
+    <w:p>
+      <w:pPr>
+        <w:pStyle w:val="BodyText"/>
+      </w:pPr>
+      <w:r>
+        <w:drawing>
+          <wp:inline>
+            <wp:extent cx="5334000" cy="1149803"/>
+            <wp:effectExtent b="0" l="0" r="0" t="0"/>
+            <wp:docPr descr="" title="" id="326" name="Picture"/>
+            <a:graphic>
+              <a:graphicData uri="http://schemas.openxmlformats.org/drawingml/2006/picture">
+                <pic:pic>
+                  <pic:nvPicPr>
+                    <pic:cNvPr descr="diagrams/mermaid-a9e7cf4acc27d754.png" id="327" name="Picture"/>
+                    <pic:cNvPicPr>
+                      <a:picLocks noChangeArrowheads="1" noChangeAspect="1"/>
+                    </pic:cNvPicPr>
+                  </pic:nvPicPr>
+                  <pic:blipFill>
+                    <a:blip r:embed="rId65"/>
+                    <a:stretch>
+                      <a:fillRect/>
+                    </a:stretch>
+                  </pic:blipFill>
+                  <pic:spPr bwMode="auto">
+                    <a:xfrm>
+                      <a:off x="0" y="0"/>
+                      <a:ext cx="5334000" cy="1149803"/>
+                    </a:xfrm>
+                    <a:prstGeom prst="rect">
+                      <a:avLst/>
+                    </a:prstGeom>
+                    <a:noFill/>
+                    <a:ln w="9525">
+                      <a:noFill/>
+                      <a:headEnd/>
+                      <a:tailEnd/>
+                    </a:ln>
+                  </pic:spPr>
+                </pic:pic>
+              </a:graphicData>
+            </a:graphic>
+          </wp:inline>
+        </w:drawing>
+      </w:r>
+    </w:p>
+    <w:p>
+      <w:r>
+        <w:br w:type="page"/>
+      </w:r>
+    </w:p>
+    <w:bookmarkEnd w:id="328"/>
+    <w:bookmarkStart w:id="331" w:name="issuance-lifecycle-high-level"/>
+    <w:p>
+      <w:pPr>
+        <w:pStyle w:val="Heading1"/>
+      </w:pPr>
+      <w:r>
+        <w:t xml:space="preserve">Issuance Lifecycle (High-Level)</w:t>
+      </w:r>
+    </w:p>
+    <w:p>
+      <w:pPr>
+        <w:pStyle w:val="FirstParagraph"/>
+      </w:pPr>
+      <w:r>
+        <w:t xml:space="preserve">This diagram summarizes the issuance lifecycle for an escrow-based offering with close thresholds and restricted token issuance.</w:t>
+      </w:r>
+    </w:p>
+    <w:p>
+      <w:pPr>
+        <w:pStyle w:val="BodyText"/>
+      </w:pPr>
+      <w:r>
+        <w:drawing>
+          <wp:inline>
+            <wp:extent cx="5334000" cy="11402785"/>
+            <wp:effectExtent b="0" l="0" r="0" t="0"/>
+            <wp:docPr descr="" title="" id="329" name="Picture"/>
+            <a:graphic>
+              <a:graphicData uri="http://schemas.openxmlformats.org/drawingml/2006/picture">
+                <pic:pic>
+                  <pic:nvPicPr>
+                    <pic:cNvPr descr="diagrams/mermaid-894999de44ffe543.png" id="330" name="Picture"/>
+                    <pic:cNvPicPr>
+                      <a:picLocks noChangeArrowheads="1" noChangeAspect="1"/>
+                    </pic:cNvPicPr>
+                  </pic:nvPicPr>
+                  <pic:blipFill>
+                    <a:blip r:embed="rId76"/>
+                    <a:stretch>
+                      <a:fillRect/>
+                    </a:stretch>
+                  </pic:blipFill>
+                  <pic:spPr bwMode="auto">
+                    <a:xfrm>
+                      <a:off x="0" y="0"/>
+                      <a:ext cx="5334000" cy="11402785"/>
+                    </a:xfrm>
+                    <a:prstGeom prst="rect">
+                      <a:avLst/>
+                    </a:prstGeom>
+                    <a:noFill/>
+                    <a:ln w="9525">
+                      <a:noFill/>
+                      <a:headEnd/>
+                      <a:tailEnd/>
+                    </a:ln>
+                  </pic:spPr>
+                </pic:pic>
+              </a:graphicData>
+            </a:graphic>
+          </wp:inline>
+        </w:drawing>
+      </w:r>
+    </w:p>
+    <w:p>
+      <w:r>
+        <w:br w:type="page"/>
+      </w:r>
+    </w:p>
+    <w:bookmarkEnd w:id="331"/>
+    <w:bookmarkStart w:id="335" w:name="X8feaa49507df6b40d621d3f1a0e67d85f4eab4f"/>
+    <w:p>
+      <w:pPr>
+        <w:pStyle w:val="Heading1"/>
+      </w:pPr>
+      <w:r>
+        <w:t xml:space="preserve">Liquidity Engineering Map (Not Automatic Liquidity)</w:t>
+      </w:r>
+    </w:p>
+    <w:p>
+      <w:pPr>
+        <w:pStyle w:val="FirstParagraph"/>
+      </w:pPr>
+      <w:r>
+        <w:t xml:space="preserve">This diagram shows the engineered liquidity pathways: primary-market closing mechanics (including escrow + close threshold for debt), regulated venue strategy, optional market making, NAV reference governance, and documented redemption mechanisms (if offered).</w:t>
+      </w:r>
+    </w:p>
+    <w:p>
+      <w:pPr>
+        <w:pStyle w:val="BodyText"/>
+      </w:pPr>
+      <w:r>
+        <w:drawing>
+          <wp:inline>
+            <wp:extent cx="5334000" cy="8422821"/>
+            <wp:effectExtent b="0" l="0" r="0" t="0"/>
+            <wp:docPr descr="" title="" id="333" name="Picture"/>
+            <a:graphic>
+              <a:graphicData uri="http://schemas.openxmlformats.org/drawingml/2006/picture">
+                <pic:pic>
+                  <pic:nvPicPr>
+                    <pic:cNvPr descr="diagrams/mermaid-d0c063b716096062.png" id="334" name="Picture"/>
+                    <pic:cNvPicPr>
+                      <a:picLocks noChangeArrowheads="1" noChangeAspect="1"/>
+                    </pic:cNvPicPr>
+                  </pic:nvPicPr>
+                  <pic:blipFill>
+                    <a:blip r:embed="rId332"/>
+                    <a:stretch>
+                      <a:fillRect/>
+                    </a:stretch>
+                  </pic:blipFill>
+                  <pic:spPr bwMode="auto">
+                    <a:xfrm>
+                      <a:off x="0" y="0"/>
+                      <a:ext cx="5334000" cy="8422821"/>
+                    </a:xfrm>
+                    <a:prstGeom prst="rect">
+                      <a:avLst/>
+                    </a:prstGeom>
+                    <a:noFill/>
+                    <a:ln w="9525">
+                      <a:noFill/>
+                      <a:headEnd/>
+                      <a:tailEnd/>
+                    </a:ln>
+                  </pic:spPr>
+                </pic:pic>
+              </a:graphicData>
+            </a:graphic>
+          </wp:inline>
+        </w:drawing>
+      </w:r>
+    </w:p>
+    <w:p>
+      <w:r>
+        <w:br w:type="page"/>
+      </w:r>
+    </w:p>
+    <w:bookmarkEnd w:id="335"/>
+    <w:bookmarkStart w:id="339" w:name="privacy-data-boundary-uu-pdp-pdpa"/>
+    <w:p>
+      <w:pPr>
+        <w:pStyle w:val="Heading1"/>
+      </w:pPr>
+      <w:r>
+        <w:t xml:space="preserve">Privacy Data Boundary (UU PDP / PDPA)</w:t>
+      </w:r>
+    </w:p>
+    <w:p>
+      <w:pPr>
+        <w:pStyle w:val="FirstParagraph"/>
+      </w:pPr>
+      <w:r>
+        <w:t xml:space="preserve">This diagram summarizes the privacy boundary: personal data stays off-chain under controlled access; on-chain stores only minimal operational events and cryptographic references for integrity.</w:t>
+      </w:r>
+    </w:p>
+    <w:p>
+      <w:pPr>
+        <w:pStyle w:val="BodyText"/>
+      </w:pPr>
+      <w:r>
+        <w:drawing>
+          <wp:inline>
+            <wp:extent cx="5334000" cy="1224642"/>
+            <wp:effectExtent b="0" l="0" r="0" t="0"/>
+            <wp:docPr descr="" title="" id="337" name="Picture"/>
+            <a:graphic>
+              <a:graphicData uri="http://schemas.openxmlformats.org/drawingml/2006/picture">
+                <pic:pic>
+                  <pic:nvPicPr>
+                    <pic:cNvPr descr="diagrams/mermaid-2b5fd333f15f57e1.png" id="338" name="Picture"/>
+                    <pic:cNvPicPr>
+                      <a:picLocks noChangeArrowheads="1" noChangeAspect="1"/>
+                    </pic:cNvPicPr>
+                  </pic:nvPicPr>
+                  <pic:blipFill>
+                    <a:blip r:embed="rId336"/>
+                    <a:stretch>
+                      <a:fillRect/>
+                    </a:stretch>
+                  </pic:blipFill>
+                  <pic:spPr bwMode="auto">
+                    <a:xfrm>
+                      <a:off x="0" y="0"/>
+                      <a:ext cx="5334000" cy="1224642"/>
+                    </a:xfrm>
+                    <a:prstGeom prst="rect">
+                      <a:avLst/>
+                    </a:prstGeom>
+                    <a:noFill/>
+                    <a:ln w="9525">
+                      <a:noFill/>
+                      <a:headEnd/>
+                      <a:tailEnd/>
+                    </a:ln>
+                  </pic:spPr>
+                </pic:pic>
+              </a:graphicData>
+            </a:graphic>
+          </wp:inline>
+        </w:drawing>
+      </w:r>
+    </w:p>
+    <w:p>
+      <w:r>
+        <w:br w:type="page"/>
+      </w:r>
+    </w:p>
+    <w:bookmarkEnd w:id="339"/>
+    <w:bookmarkStart w:id="343" w:name="X29d827b420e0e52e2bfa6b31c4cfdb1432dbe4d"/>
+    <w:p>
+      <w:pPr>
+        <w:pStyle w:val="Heading1"/>
+      </w:pPr>
+      <w:r>
+        <w:t xml:space="preserve">Secondary Market and Exit Pathways (High-Level)</w:t>
+      </w:r>
+    </w:p>
+    <w:p>
+      <w:pPr>
+        <w:pStyle w:val="FirstParagraph"/>
+      </w:pPr>
+      <w:r>
+        <w:t xml:space="preserve">This diagram summarizes how investors may exit within a regulated, hybrid compliance framework. Secondary trading is venue-specific and not an assurance of liquidity; term-driven outcomes (e.g., maturity repayment) remain primary for many debt-like exposures.</w:t>
+      </w:r>
+    </w:p>
+    <w:p>
+      <w:pPr>
+        <w:pStyle w:val="BodyText"/>
+      </w:pPr>
+      <w:r>
+        <w:drawing>
+          <wp:inline>
+            <wp:extent cx="5334000" cy="4524375"/>
+            <wp:effectExtent b="0" l="0" r="0" t="0"/>
+            <wp:docPr descr="" title="" id="341" name="Picture"/>
+            <a:graphic>
+              <a:graphicData uri="http://schemas.openxmlformats.org/drawingml/2006/picture">
+                <pic:pic>
+                  <pic:nvPicPr>
+                    <pic:cNvPr descr="diagrams/mermaid-4561027a237bd3c4.png" id="342" name="Picture"/>
+                    <pic:cNvPicPr>
+                      <a:picLocks noChangeArrowheads="1" noChangeAspect="1"/>
+                    </pic:cNvPicPr>
+                  </pic:nvPicPr>
+                  <pic:blipFill>
+                    <a:blip r:embed="rId340"/>
+                    <a:stretch>
+                      <a:fillRect/>
+                    </a:stretch>
+                  </pic:blipFill>
+                  <pic:spPr bwMode="auto">
+                    <a:xfrm>
+                      <a:off x="0" y="0"/>
+                      <a:ext cx="5334000" cy="4524375"/>
+                    </a:xfrm>
+                    <a:prstGeom prst="rect">
+                      <a:avLst/>
+                    </a:prstGeom>
+                    <a:noFill/>
+                    <a:ln w="9525">
+                      <a:noFill/>
+                      <a:headEnd/>
+                      <a:tailEnd/>
+                    </a:ln>
+                  </pic:spPr>
+                </pic:pic>
+              </a:graphicData>
+            </a:graphic>
+          </wp:inline>
+        </w:drawing>
+      </w:r>
+    </w:p>
+    <w:p>
+      <w:r>
+        <w:br w:type="page"/>
+      </w:r>
+    </w:p>
+    <w:bookmarkEnd w:id="343"/>
+    <w:bookmarkStart w:id="347" w:name="X3958ef303f334227d228eb4a11f8c859713a17b"/>
+    <w:p>
+      <w:pPr>
+        <w:pStyle w:val="Heading1"/>
+      </w:pPr>
+      <w:r>
+        <w:t xml:space="preserve">Stakeholder and Operating Model (High-Level)</w:t>
+      </w:r>
+    </w:p>
+    <w:p>
+      <w:pPr>
+        <w:pStyle w:val="FirstParagraph"/>
+      </w:pPr>
+      <w:r>
+        <w:t xml:space="preserve">This diagram summarizes key stakeholders and interactions in the program. It reflects a single-SPV pilot that can later scale to multi-vehicle issuance under one standardized orchestration/control plane. The platform is positioned as an operator/orchestrator, not a regulator.</w:t>
+      </w:r>
+    </w:p>
+    <w:p>
+      <w:pPr>
+        <w:pStyle w:val="BodyText"/>
+      </w:pPr>
+      <w:r>
+        <w:drawing>
+          <wp:inline>
+            <wp:extent cx="5334000" cy="2306410"/>
+            <wp:effectExtent b="0" l="0" r="0" t="0"/>
+            <wp:docPr descr="" title="" id="345" name="Picture"/>
+            <a:graphic>
+              <a:graphicData uri="http://schemas.openxmlformats.org/drawingml/2006/picture">
+                <pic:pic>
+                  <pic:nvPicPr>
+                    <pic:cNvPr descr="diagrams/mermaid-b6b30624d66388bf.png" id="346" name="Picture"/>
+                    <pic:cNvPicPr>
+                      <a:picLocks noChangeArrowheads="1" noChangeAspect="1"/>
+                    </pic:cNvPicPr>
+                  </pic:nvPicPr>
+                  <pic:blipFill>
+                    <a:blip r:embed="rId344"/>
+                    <a:stretch>
+                      <a:fillRect/>
+                    </a:stretch>
+                  </pic:blipFill>
+                  <pic:spPr bwMode="auto">
+                    <a:xfrm>
+                      <a:off x="0" y="0"/>
+                      <a:ext cx="5334000" cy="2306410"/>
+                    </a:xfrm>
+                    <a:prstGeom prst="rect">
+                      <a:avLst/>
+                    </a:prstGeom>
+                    <a:noFill/>
+                    <a:ln w="9525">
+                      <a:noFill/>
+                      <a:headEnd/>
+                      <a:tailEnd/>
+                    </a:ln>
+                  </pic:spPr>
+                </pic:pic>
+              </a:graphicData>
+            </a:graphic>
+          </wp:inline>
+        </w:drawing>
+      </w:r>
+    </w:p>
+    <w:p>
+      <w:r>
+        <w:br w:type="page"/>
+      </w:r>
+    </w:p>
+    <w:bookmarkEnd w:id="347"/>
+    <w:bookmarkStart w:id="351" w:name="Xe390a9baf4909cc605fc59ff03772f16eaeac7a"/>
+    <w:p>
+      <w:pPr>
+        <w:pStyle w:val="Heading1"/>
+      </w:pPr>
+      <w:r>
+        <w:t xml:space="preserve">Venues and Fiat Ramps (High-Level Overview)</w:t>
+      </w:r>
+    </w:p>
+    <w:p>
+      <w:pPr>
+        <w:pStyle w:val="FirstParagraph"/>
+      </w:pPr>
+      <w:r>
+        <w:t xml:space="preserve">This diagram summarizes how regulated venues and fiat on/off ramps relate to the economic-rights token lifecycle. It highlights that NFTs or crypto exchange rails do not change the regulatory perimeter of the economic rights represented.</w:t>
+      </w:r>
+    </w:p>
+    <w:p>
+      <w:pPr>
+        <w:pStyle w:val="BodyText"/>
+      </w:pPr>
+      <w:r>
+        <w:drawing>
+          <wp:inline>
+            <wp:extent cx="5334000" cy="2966357"/>
+            <wp:effectExtent b="0" l="0" r="0" t="0"/>
+            <wp:docPr descr="" title="" id="349" name="Picture"/>
+            <a:graphic>
+              <a:graphicData uri="http://schemas.openxmlformats.org/drawingml/2006/picture">
+                <pic:pic>
+                  <pic:nvPicPr>
+                    <pic:cNvPr descr="diagrams/mermaid-a5771a55b163d81f.png" id="350" name="Picture"/>
+                    <pic:cNvPicPr>
+                      <a:picLocks noChangeArrowheads="1" noChangeAspect="1"/>
+                    </pic:cNvPicPr>
+                  </pic:nvPicPr>
+                  <pic:blipFill>
+                    <a:blip r:embed="rId348"/>
+                    <a:stretch>
+                      <a:fillRect/>
+                    </a:stretch>
+                  </pic:blipFill>
+                  <pic:spPr bwMode="auto">
+                    <a:xfrm>
+                      <a:off x="0" y="0"/>
+                      <a:ext cx="5334000" cy="2966357"/>
+                    </a:xfrm>
+                    <a:prstGeom prst="rect">
+                      <a:avLst/>
+                    </a:prstGeom>
+                    <a:noFill/>
+                    <a:ln w="9525">
+                      <a:noFill/>
+                      <a:headEnd/>
+                      <a:tailEnd/>
+                    </a:ln>
+                  </pic:spPr>
+                </pic:pic>
+              </a:graphicData>
+            </a:graphic>
+          </wp:inline>
+        </w:drawing>
+      </w:r>
+    </w:p>
+    <w:p>
+      <w:r>
+        <w:br w:type="page"/>
+      </w:r>
+    </w:p>
+    <w:bookmarkEnd w:id="351"/>
+    <w:bookmarkStart w:id="355" w:name="X1adc4a28d56b73ad5225ca669434e45aeb7f6ce"/>
+    <w:p>
+      <w:pPr>
+        <w:pStyle w:val="Heading1"/>
+      </w:pPr>
+      <w:r>
+        <w:t xml:space="preserve">Whitelist, KYC, and Identity Flow (Off-Chain Control Plane)</w:t>
+      </w:r>
+    </w:p>
+    <w:p>
+      <w:pPr>
+        <w:pStyle w:val="FirstParagraph"/>
+      </w:pPr>
+      <w:r>
+        <w:t xml:space="preserve">This diagram shows the compliance flow for onboarding, wallet binding, whitelist segmentation, and transfer decisioning. KYC/AML and personal data handling remain off-chain; on-chain stores only non-personal eligibility signals and event logs.</w:t>
+      </w:r>
+    </w:p>
+    <w:p>
+      <w:pPr>
+        <w:pStyle w:val="BodyText"/>
+      </w:pPr>
+      <w:r>
+        <w:drawing>
+          <wp:inline>
+            <wp:extent cx="5334000" cy="9218839"/>
+            <wp:effectExtent b="0" l="0" r="0" t="0"/>
+            <wp:docPr descr="" title="" id="353" name="Picture"/>
+            <a:graphic>
+              <a:graphicData uri="http://schemas.openxmlformats.org/drawingml/2006/picture">
+                <pic:pic>
+                  <pic:nvPicPr>
+                    <pic:cNvPr descr="diagrams/mermaid-681ab69548dd51dc.png" id="354" name="Picture"/>
+                    <pic:cNvPicPr>
+                      <a:picLocks noChangeArrowheads="1" noChangeAspect="1"/>
+                    </pic:cNvPicPr>
+                  </pic:nvPicPr>
+                  <pic:blipFill>
+                    <a:blip r:embed="rId352"/>
+                    <a:stretch>
+                      <a:fillRect/>
+                    </a:stretch>
+                  </pic:blipFill>
+                  <pic:spPr bwMode="auto">
+                    <a:xfrm>
+                      <a:off x="0" y="0"/>
+                      <a:ext cx="5334000" cy="9218839"/>
+                    </a:xfrm>
+                    <a:prstGeom prst="rect">
+                      <a:avLst/>
+                    </a:prstGeom>
+                    <a:noFill/>
+                    <a:ln w="9525">
+                      <a:noFill/>
+                      <a:headEnd/>
+                      <a:tailEnd/>
+                    </a:ln>
+                  </pic:spPr>
+                </pic:pic>
+              </a:graphicData>
+            </a:graphic>
+          </wp:inline>
+        </w:drawing>
+      </w:r>
+    </w:p>
+    <w:bookmarkEnd w:id="355"/>
     <w:sectPr>
       <w:footnotePr>
         <w:numRestart w:val="eachSect"/>
